--- a/docs/Draft Skripsi Garden Barbershop BAB I-IV.docx
+++ b/docs/Draft Skripsi Garden Barbershop BAB I-IV.docx
@@ -23330,218 +23330,6 @@
       </w:pPr>
       <w:bookmarkStart w:id="104" w:name="_Toc231858739"/>
     </w:p>
-    <w:p>
-      <w:pPr>
-        <w:pStyle w:val="Heading1"/>
-      </w:pPr>
-      <w:r>
-        <w:rPr>
-          <w:rFonts w:ascii="Times New Roman" w:hAnsi="Times New Roman"/>
-          <w:sz w:val="24"/>
-        </w:rPr>
-        <w:br w:type="page"/>
-      </w:r>
-      <w:r>
-        <w:rPr>
-          <w:rFonts w:ascii="Times New Roman" w:hAnsi="Times New Roman"/>
-          <w:sz w:val="24"/>
-        </w:rPr>
-        <w:t>BAB IV</w:t>
-        <w:br/>
-        <w:t>HASIL DAN PEMBAHASAN</w:t>
-      </w:r>
-    </w:p>
-    <w:p>
-      <w:pPr>
-        <w:pStyle w:val="Heading2"/>
-      </w:pPr>
-      <w:r>
-        <w:rPr>
-          <w:rFonts w:ascii="Times New Roman" w:hAnsi="Times New Roman"/>
-          <w:sz w:val="24"/>
-        </w:rPr>
-        <w:t>4.1.   Hasil Analisis Sistem</w:t>
-      </w:r>
-    </w:p>
-    <w:p>
-      <w:pPr>
-        <w:spacing w:line="360" w:lineRule="auto" w:after="0"/>
-        <w:jc w:val="both"/>
-      </w:pPr>
-      <w:r>
-        <w:rPr>
-          <w:rFonts w:ascii="Times New Roman" w:hAnsi="Times New Roman"/>
-          <w:sz w:val="24"/>
-        </w:rPr>
-        <w:t>Hasil analisis sistem diperoleh berdasarkan pengamatan terhadap proses pencatatan pendapatan, buku kas umum, biaya operasional, serta pembagian hasil capster pada Garden Barbershop. Analisis dilakukan untuk mengetahui proses yang berjalan, kendala yang dihadapi, serta kebutuhan sistem yang harus disediakan pada aplikasi Garden Barbershop Finance.</w:t>
-      </w:r>
-    </w:p>
-    <w:p>
-      <w:pPr>
-        <w:spacing w:line="360" w:lineRule="auto" w:after="0"/>
-        <w:jc w:val="both"/>
-      </w:pPr>
-      <w:r>
-        <w:rPr>
-          <w:rFonts w:ascii="Times New Roman" w:hAnsi="Times New Roman"/>
-          <w:sz w:val="24"/>
-        </w:rPr>
-        <w:t>Garden Barbershop sebelumnya telah memiliki pola pencatatan laporan menggunakan Google Spreadsheet. Format tersebut digunakan untuk mencatat pendapatan harian capster, rekap customer, buku kas umum, biaya operasional, dan laporan pembagian hasil. Akan tetapi, proses input secara langsung pada spreadsheet masih memiliki risiko salah pengisian kolom, perubahan struktur data, rumus terhapus, serta belum adanya pembatasan hak akses yang jelas untuk setiap pengguna.</w:t>
-      </w:r>
-    </w:p>
-    <w:p>
-      <w:pPr>
-        <w:spacing w:line="360" w:lineRule="auto" w:after="0"/>
-        <w:jc w:val="both"/>
-      </w:pPr>
-      <w:r>
-        <w:rPr>
-          <w:rFonts w:ascii="Times New Roman" w:hAnsi="Times New Roman"/>
-          <w:sz w:val="24"/>
-        </w:rPr>
-        <w:t>Berdasarkan kondisi tersebut, sistem yang dikembangkan diarahkan untuk menjadi aplikasi Android internal yang dapat membantu proses input data secara lebih terstruktur. Data yang dimasukkan melalui aplikasi disimpan pada Cloud Firestore, sedangkan Firebase Authentication digunakan untuk proses autentikasi dan pembatasan akses pengguna.</w:t>
-      </w:r>
-    </w:p>
-    <w:p>
-      <w:pPr>
-        <w:pStyle w:val="Heading3"/>
-      </w:pPr>
-      <w:r>
-        <w:rPr>
-          <w:rFonts w:ascii="Times New Roman" w:hAnsi="Times New Roman"/>
-          <w:sz w:val="24"/>
-        </w:rPr>
-        <w:t>4.1.1.  Analisis Sistem Berjalan</w:t>
-      </w:r>
-    </w:p>
-    <w:p>
-      <w:pPr>
-        <w:spacing w:line="360" w:lineRule="auto" w:after="0"/>
-        <w:jc w:val="both"/>
-      </w:pPr>
-      <w:r>
-        <w:rPr>
-          <w:rFonts w:ascii="Times New Roman" w:hAnsi="Times New Roman"/>
-          <w:sz w:val="24"/>
-        </w:rPr>
-        <w:t>Sistem berjalan pada Garden Barbershop masih bertumpu pada pencatatan laporan yang dilakukan secara manual melalui spreadsheet. Admin atau pihak yang dipercaya mencatat pendapatan harian berdasarkan layanan yang dikerjakan capster. Data tersebut kemudian direkap untuk mengetahui pendapatan kotor bulanan setiap capster.</w:t>
-      </w:r>
-    </w:p>
-    <w:p>
-      <w:pPr>
-        <w:spacing w:line="360" w:lineRule="auto" w:after="0"/>
-        <w:jc w:val="both"/>
-      </w:pPr>
-      <w:r>
-        <w:rPr>
-          <w:rFonts w:ascii="Times New Roman" w:hAnsi="Times New Roman"/>
-          <w:sz w:val="24"/>
-        </w:rPr>
-        <w:t>Selain pendapatan harian, Garden Barbershop juga mencatat buku kas umum dan biaya operasional. Biaya operasional digunakan sebagai dasar pengurang pendapatan capster sebelum dilakukan pembagian hasil antara capster dan pihak pondok. Proses tersebut membutuhkan ketelitian karena kesalahan pencatatan dapat memengaruhi hasil perhitungan pendapatan bersih, bagian capster, dan bagian pondok.</w:t>
-      </w:r>
-    </w:p>
-    <w:p>
-      <w:pPr>
-        <w:spacing w:line="360" w:lineRule="auto" w:after="0"/>
-        <w:jc w:val="both"/>
-      </w:pPr>
-      <w:r>
-        <w:rPr>
-          <w:rFonts w:ascii="Times New Roman" w:hAnsi="Times New Roman"/>
-          <w:sz w:val="24"/>
-        </w:rPr>
-        <w:t>Kendala utama pada sistem berjalan adalah belum tersedianya aplikasi khusus yang menyediakan form input, validasi data, pembatasan hak akses, dan pencatatan identitas pengguna yang melakukan input. Kondisi ini dapat menimbulkan risiko ketidaksesuaian antara jumlah layanan yang dikerjakan dengan jumlah layanan yang dicatat.</w:t>
-      </w:r>
-    </w:p>
-    <w:p>
-      <w:pPr>
-        <w:pStyle w:val="Heading3"/>
-      </w:pPr>
-      <w:r>
-        <w:rPr>
-          <w:rFonts w:ascii="Times New Roman" w:hAnsi="Times New Roman"/>
-          <w:sz w:val="24"/>
-        </w:rPr>
-        <w:t>4.1.2.  Analisis Sistem Usulan</w:t>
-      </w:r>
-    </w:p>
-    <w:p>
-      <w:pPr>
-        <w:spacing w:line="360" w:lineRule="auto" w:after="0"/>
-        <w:jc w:val="both"/>
-      </w:pPr>
-      <w:r>
-        <w:rPr>
-          <w:rFonts w:ascii="Times New Roman" w:hAnsi="Times New Roman"/>
-          <w:sz w:val="24"/>
-        </w:rPr>
-        <w:t>Sistem usulan berupa aplikasi Android Garden Barbershop Finance yang digunakan oleh pengguna internal. Aplikasi ini menyediakan form input yang lebih terstruktur, pengelolaan data utama, pembatasan role pengguna, serta perhitungan otomatis pembagian hasil capster.</w:t>
-      </w:r>
-    </w:p>
-    <w:p>
-      <w:pPr>
-        <w:spacing w:line="360" w:lineRule="auto" w:after="0"/>
-        <w:jc w:val="both"/>
-      </w:pPr>
-      <w:r>
-        <w:rPr>
-          <w:rFonts w:ascii="Times New Roman" w:hAnsi="Times New Roman"/>
-          <w:sz w:val="24"/>
-        </w:rPr>
-        <w:t>Pada sistem usulan, Admin/Pengelola memiliki akses untuk mengelola data pengguna, capster, layanan, buku kas umum, operasional, pendapatan harian, dan laporan. Admin Harian dijalankan oleh capster senior yang dipercaya untuk membantu input pendapatan harian. Capster biasa hanya dapat melihat riwayat transaksi dan laporan miliknya sendiri. Pemilik dapat melihat laporan usaha, buku kas umum, operasional, serta bagian pondok.</w:t>
-      </w:r>
-    </w:p>
-    <w:p>
-      <w:pPr>
-        <w:spacing w:line="360" w:lineRule="auto" w:after="0"/>
-        <w:jc w:val="both"/>
-      </w:pPr>
-      <w:r>
-        <w:rPr>
-          <w:rFonts w:ascii="Times New Roman" w:hAnsi="Times New Roman"/>
-          <w:sz w:val="24"/>
-        </w:rPr>
-        <w:t>Data aplikasi disimpan pada Cloud Firestore sehingga data menjadi lebih terpusat. Setiap proses tambah, ubah, hapus, dan tampil data dilakukan langsung melalui layanan Firebase. Dengan demikian, aplikasi tidak memerlukan menu sinkronisasi manual karena data tersimpan secara langsung pada database.</w:t>
-      </w:r>
-    </w:p>
-    <w:p>
-      <w:pPr>
-        <w:pStyle w:val="Heading2"/>
-      </w:pPr>
-      <w:r>
-        <w:rPr>
-          <w:rFonts w:ascii="Times New Roman" w:hAnsi="Times New Roman"/>
-          <w:sz w:val="24"/>
-        </w:rPr>
-        <w:t>4.2.   Analisis Kebutuhan Sistem</w:t>
-      </w:r>
-    </w:p>
-    <w:p>
-      <w:pPr>
-        <w:spacing w:line="360" w:lineRule="auto" w:after="0"/>
-        <w:jc w:val="both"/>
-      </w:pPr>
-      <w:r>
-        <w:rPr>
-          <w:rFonts w:ascii="Times New Roman" w:hAnsi="Times New Roman"/>
-          <w:sz w:val="24"/>
-        </w:rPr>
-        <w:t>Analisis kebutuhan sistem dilakukan untuk menentukan fungsi utama dan kualitas sistem yang harus dipenuhi oleh aplikasi. Kebutuhan sistem dibagi menjadi kebutuhan fungsional dan kebutuhan nonfungsional.</w:t>
-      </w:r>
-    </w:p>
-    <w:p>
-      <w:pPr>
-        <w:spacing w:line="360" w:lineRule="auto" w:after="0"/>
-        <w:jc w:val="center"/>
-      </w:pPr>
-      <w:r>
-        <w:rPr>
-          <w:rFonts w:ascii="Times New Roman" w:hAnsi="Times New Roman"/>
-          <w:sz w:val="24"/>
-        </w:rPr>
-        <w:t>Tabel 4. 1 Kebutuhan Fungsional</w:t>
-      </w:r>
-    </w:p>
     <w:tbl>
       <w:tblPr>
         <w:tblStyle w:val="TableGrid"/>
@@ -24374,31 +24162,6 @@
         </w:tc>
       </w:tr>
     </w:tbl>
-    <w:p>
-      <w:pPr>
-        <w:spacing w:line="360" w:lineRule="auto" w:after="0"/>
-        <w:jc w:val="both"/>
-      </w:pPr>
-      <w:r>
-        <w:rPr>
-          <w:rFonts w:ascii="Times New Roman" w:hAnsi="Times New Roman"/>
-          <w:sz w:val="24"/>
-        </w:rPr>
-      </w:r>
-    </w:p>
-    <w:p>
-      <w:pPr>
-        <w:spacing w:line="360" w:lineRule="auto" w:after="0"/>
-        <w:jc w:val="center"/>
-      </w:pPr>
-      <w:r>
-        <w:rPr>
-          <w:rFonts w:ascii="Times New Roman" w:hAnsi="Times New Roman"/>
-          <w:sz w:val="24"/>
-        </w:rPr>
-        <w:t>Tabel 4. 2 Kebutuhan Nonfungsional</w:t>
-      </w:r>
-    </w:p>
     <w:tbl>
       <w:tblPr>
         <w:tblStyle w:val="TableGrid"/>
@@ -24807,144 +24570,6 @@
         </w:tc>
       </w:tr>
     </w:tbl>
-    <w:p>
-      <w:pPr>
-        <w:spacing w:line="360" w:lineRule="auto" w:after="0"/>
-        <w:jc w:val="both"/>
-      </w:pPr>
-      <w:r>
-        <w:rPr>
-          <w:rFonts w:ascii="Times New Roman" w:hAnsi="Times New Roman"/>
-          <w:sz w:val="24"/>
-        </w:rPr>
-      </w:r>
-    </w:p>
-    <w:p>
-      <w:pPr>
-        <w:pStyle w:val="Heading2"/>
-      </w:pPr>
-      <w:r>
-        <w:rPr>
-          <w:rFonts w:ascii="Times New Roman" w:hAnsi="Times New Roman"/>
-          <w:sz w:val="24"/>
-        </w:rPr>
-        <w:t>4.3.   Perancangan Sistem</w:t>
-      </w:r>
-    </w:p>
-    <w:p>
-      <w:pPr>
-        <w:spacing w:line="360" w:lineRule="auto" w:after="0"/>
-        <w:jc w:val="both"/>
-      </w:pPr>
-      <w:r>
-        <w:rPr>
-          <w:rFonts w:ascii="Times New Roman" w:hAnsi="Times New Roman"/>
-          <w:sz w:val="24"/>
-        </w:rPr>
-        <w:t>Perancangan sistem dilakukan untuk menggambarkan alur kerja aplikasi, pembagian hak akses pengguna, struktur data, dan rancangan proses utama. Perancangan ini menjadi dasar dalam implementasi aplikasi Garden Barbershop Finance.</w:t>
-      </w:r>
-    </w:p>
-    <w:p>
-      <w:pPr>
-        <w:pStyle w:val="Heading3"/>
-      </w:pPr>
-      <w:r>
-        <w:rPr>
-          <w:rFonts w:ascii="Times New Roman" w:hAnsi="Times New Roman"/>
-          <w:sz w:val="24"/>
-        </w:rPr>
-        <w:t>4.3.1.  Aktor Sistem</w:t>
-      </w:r>
-    </w:p>
-    <w:p>
-      <w:pPr>
-        <w:spacing w:line="360" w:lineRule="auto" w:after="0"/>
-        <w:jc w:val="both"/>
-      </w:pPr>
-      <w:r>
-        <w:rPr>
-          <w:rFonts w:ascii="Times New Roman" w:hAnsi="Times New Roman"/>
-          <w:sz w:val="24"/>
-        </w:rPr>
-        <w:t>Aktor sistem terdiri atas Admin/Pengelola, Admin Harian, Capster, dan Pemilik. Admin/Pengelola memiliki hak akses paling lengkap. Admin Harian bertugas membantu input pendapatan harian. Capster hanya dapat melihat riwayat dan laporan miliknya sendiri. Pemilik dapat melihat laporan pendapatan, buku kas umum, operasional, dan bagian pondok.</w:t>
-      </w:r>
-    </w:p>
-    <w:p>
-      <w:pPr>
-        <w:pStyle w:val="Heading3"/>
-      </w:pPr>
-      <w:r>
-        <w:rPr>
-          <w:rFonts w:ascii="Times New Roman" w:hAnsi="Times New Roman"/>
-          <w:sz w:val="24"/>
-        </w:rPr>
-        <w:t>4.3.2.  Alur Sistem Usulan</w:t>
-      </w:r>
-    </w:p>
-    <w:p>
-      <w:pPr>
-        <w:spacing w:line="360" w:lineRule="auto" w:after="0"/>
-        <w:jc w:val="both"/>
-      </w:pPr>
-      <w:r>
-        <w:rPr>
-          <w:rFonts w:ascii="Times New Roman" w:hAnsi="Times New Roman"/>
-          <w:sz w:val="24"/>
-        </w:rPr>
-        <w:t>Alur sistem usulan dimulai ketika pengguna melakukan login. Setelah login berhasil, sistem membaca role pengguna dan menampilkan menu sesuai hak akses. Admin dapat mengelola data master, mencatat transaksi, mencatat kas, mencatat operasional, serta menghitung laporan. Admin Harian dapat mencatat pendapatan harian. Capster dapat melihat laporan miliknya sendiri, sedangkan Pemilik dapat melihat laporan usaha.</w:t>
-      </w:r>
-    </w:p>
-    <w:p>
-      <w:pPr>
-        <w:spacing w:line="360" w:lineRule="auto" w:after="0"/>
-        <w:jc w:val="both"/>
-      </w:pPr>
-      <w:r>
-        <w:rPr>
-          <w:rFonts w:ascii="Times New Roman" w:hAnsi="Times New Roman"/>
-          <w:sz w:val="24"/>
-        </w:rPr>
-        <w:t>Arsitektur sistem yang digunakan adalah pengguna internal mengakses aplikasi Android, aplikasi memvalidasi input dan menjalankan proses perhitungan, kemudian data disimpan pada Firebase Authentication dan Cloud Firestore. Firebase Authentication digunakan untuk autentikasi, sedangkan Cloud Firestore digunakan sebagai database utama.</w:t>
-      </w:r>
-    </w:p>
-    <w:p>
-      <w:pPr>
-        <w:pStyle w:val="Heading3"/>
-      </w:pPr>
-      <w:r>
-        <w:rPr>
-          <w:rFonts w:ascii="Times New Roman" w:hAnsi="Times New Roman"/>
-          <w:sz w:val="24"/>
-        </w:rPr>
-        <w:t>4.3.3.  Struktur Data Firebase</w:t>
-      </w:r>
-    </w:p>
-    <w:p>
-      <w:pPr>
-        <w:spacing w:line="360" w:lineRule="auto" w:after="0"/>
-        <w:jc w:val="both"/>
-      </w:pPr>
-      <w:r>
-        <w:rPr>
-          <w:rFonts w:ascii="Times New Roman" w:hAnsi="Times New Roman"/>
-          <w:sz w:val="24"/>
-        </w:rPr>
-        <w:t>Struktur data pada aplikasi disusun dalam bentuk collection dan document pada Cloud Firestore. Struktur ini digunakan untuk menggantikan penyimpanan berbasis spreadsheet agar data lebih terpusat dan mudah dikelola oleh aplikasi.</w:t>
-      </w:r>
-    </w:p>
-    <w:p>
-      <w:pPr>
-        <w:spacing w:line="360" w:lineRule="auto" w:after="0"/>
-        <w:jc w:val="center"/>
-      </w:pPr>
-      <w:r>
-        <w:rPr>
-          <w:rFonts w:ascii="Times New Roman" w:hAnsi="Times New Roman"/>
-          <w:sz w:val="24"/>
-        </w:rPr>
-        <w:t>Tabel 4. 3 Struktur Data Cloud Firestore</w:t>
-      </w:r>
-    </w:p>
     <w:tbl>
       <w:tblPr>
         <w:tblStyle w:val="TableGrid"/>
@@ -25629,338 +25254,6 @@
         </w:tc>
       </w:tr>
     </w:tbl>
-    <w:p>
-      <w:pPr>
-        <w:spacing w:line="360" w:lineRule="auto" w:after="0"/>
-        <w:jc w:val="both"/>
-      </w:pPr>
-      <w:r>
-        <w:rPr>
-          <w:rFonts w:ascii="Times New Roman" w:hAnsi="Times New Roman"/>
-          <w:sz w:val="24"/>
-        </w:rPr>
-      </w:r>
-    </w:p>
-    <w:p>
-      <w:pPr>
-        <w:pStyle w:val="Heading2"/>
-      </w:pPr>
-      <w:r>
-        <w:rPr>
-          <w:rFonts w:ascii="Times New Roman" w:hAnsi="Times New Roman"/>
-          <w:sz w:val="24"/>
-        </w:rPr>
-        <w:t>4.4.   Implementasi Sistem</w:t>
-      </w:r>
-    </w:p>
-    <w:p>
-      <w:pPr>
-        <w:spacing w:line="360" w:lineRule="auto" w:after="0"/>
-        <w:jc w:val="both"/>
-      </w:pPr>
-      <w:r>
-        <w:rPr>
-          <w:rFonts w:ascii="Times New Roman" w:hAnsi="Times New Roman"/>
-          <w:sz w:val="24"/>
-        </w:rPr>
-        <w:t>Implementasi sistem dilakukan menggunakan Flutter dan bahasa pemrograman Dart. Aplikasi dibangun dengan pemisahan model, service, screen, widget, dan utility agar struktur kode lebih mudah dikelola. Firebase digunakan sebagai layanan backend untuk autentikasi dan penyimpanan data.</w:t>
-      </w:r>
-    </w:p>
-    <w:p>
-      <w:pPr>
-        <w:pStyle w:val="Heading3"/>
-      </w:pPr>
-      <w:r>
-        <w:rPr>
-          <w:rFonts w:ascii="Times New Roman" w:hAnsi="Times New Roman"/>
-          <w:sz w:val="24"/>
-        </w:rPr>
-        <w:t>4.4.1.  Implementasi Login dan Role Pengguna</w:t>
-      </w:r>
-    </w:p>
-    <w:p>
-      <w:pPr>
-        <w:spacing w:line="360" w:lineRule="auto" w:after="0"/>
-        <w:jc w:val="both"/>
-      </w:pPr>
-      <w:r>
-        <w:rPr>
-          <w:rFonts w:ascii="Times New Roman" w:hAnsi="Times New Roman"/>
-          <w:sz w:val="24"/>
-        </w:rPr>
-        <w:t>Halaman login digunakan untuk memvalidasi pengguna sebelum masuk ke sistem. Setelah login berhasil, sistem membaca role pengguna dan menampilkan menu sesuai hak akses. Pembagian role digunakan untuk mengurangi risiko pengguna mengakses fitur yang tidak sesuai dengan tanggung jawabnya.</w:t>
-      </w:r>
-    </w:p>
-    <w:p>
-      <w:pPr>
-        <w:pStyle w:val="Heading3"/>
-      </w:pPr>
-      <w:r>
-        <w:rPr>
-          <w:rFonts w:ascii="Times New Roman" w:hAnsi="Times New Roman"/>
-          <w:sz w:val="24"/>
-        </w:rPr>
-        <w:t>4.4.2.  Implementasi Data Capster dan Layanan</w:t>
-      </w:r>
-    </w:p>
-    <w:p>
-      <w:pPr>
-        <w:spacing w:line="360" w:lineRule="auto" w:after="0"/>
-        <w:jc w:val="both"/>
-      </w:pPr>
-      <w:r>
-        <w:rPr>
-          <w:rFonts w:ascii="Times New Roman" w:hAnsi="Times New Roman"/>
-          <w:sz w:val="24"/>
-        </w:rPr>
-        <w:t>Data capster digunakan sebagai dasar pencatatan pendapatan harian dan laporan bulanan. Data layanan digunakan untuk menentukan kode layanan, nama layanan, harga layanan, dan kategori layanan. Harga layanan menjadi dasar perhitungan otomatis total pendapatan harian.</w:t>
-      </w:r>
-    </w:p>
-    <w:p>
-      <w:pPr>
-        <w:pStyle w:val="Heading3"/>
-      </w:pPr>
-      <w:r>
-        <w:rPr>
-          <w:rFonts w:ascii="Times New Roman" w:hAnsi="Times New Roman"/>
-          <w:sz w:val="24"/>
-        </w:rPr>
-        <w:t>4.4.3.  Implementasi Pendapatan Harian</w:t>
-      </w:r>
-    </w:p>
-    <w:p>
-      <w:pPr>
-        <w:spacing w:line="360" w:lineRule="auto" w:after="0"/>
-        <w:jc w:val="both"/>
-      </w:pPr>
-      <w:r>
-        <w:rPr>
-          <w:rFonts w:ascii="Times New Roman" w:hAnsi="Times New Roman"/>
-          <w:sz w:val="24"/>
-        </w:rPr>
-        <w:t>Halaman pendapatan harian digunakan untuk mencatat tanggal transaksi, capster yang melayani, jumlah layanan, customer santri, customer umum, total customer, dan total pendapatan. Jumlah customer santri dihitung dari layanan Santri, sedangkan layanan lainnya masuk ke customer umum. Apabila input jumlah layanan dikosongkan, sistem menganggap nilai tersebut sebagai nol.</w:t>
-      </w:r>
-    </w:p>
-    <w:p>
-      <w:pPr>
-        <w:pStyle w:val="Heading3"/>
-      </w:pPr>
-      <w:r>
-        <w:rPr>
-          <w:rFonts w:ascii="Times New Roman" w:hAnsi="Times New Roman"/>
-          <w:sz w:val="24"/>
-        </w:rPr>
-        <w:t>4.4.4.  Implementasi Buku Kas Umum</w:t>
-      </w:r>
-    </w:p>
-    <w:p>
-      <w:pPr>
-        <w:spacing w:line="360" w:lineRule="auto" w:after="0"/>
-        <w:jc w:val="both"/>
-      </w:pPr>
-      <w:r>
-        <w:rPr>
-          <w:rFonts w:ascii="Times New Roman" w:hAnsi="Times New Roman"/>
-          <w:sz w:val="24"/>
-        </w:rPr>
-        <w:t>Buku kas umum digunakan untuk mencatat penerimaan dan pengeluaran. Saldo dihitung dari saldo sebelumnya ditambah penerimaan dan dikurangi pengeluaran. Pada aplikasi, bagian pondok dari laporan pembagian hasil otomatis dicatat sebagai penerimaan akun Pendapatan Usaha pada buku kas umum.</w:t>
-      </w:r>
-    </w:p>
-    <w:p>
-      <w:pPr>
-        <w:pStyle w:val="Heading3"/>
-      </w:pPr>
-      <w:r>
-        <w:rPr>
-          <w:rFonts w:ascii="Times New Roman" w:hAnsi="Times New Roman"/>
-          <w:sz w:val="24"/>
-        </w:rPr>
-        <w:t>4.4.5.  Implementasi Operasional</w:t>
-      </w:r>
-    </w:p>
-    <w:p>
-      <w:pPr>
-        <w:spacing w:line="360" w:lineRule="auto" w:after="0"/>
-        <w:jc w:val="both"/>
-      </w:pPr>
-      <w:r>
-        <w:rPr>
-          <w:rFonts w:ascii="Times New Roman" w:hAnsi="Times New Roman"/>
-          <w:sz w:val="24"/>
-        </w:rPr>
-        <w:t>Halaman operasional digunakan untuk mencatat biaya operasional bulanan seperti listrik, wifi, kebersihan, air, sewa toko, dan biaya lain yang berkaitan dengan operasional Garden Barbershop. Total operasional bulanan digunakan sebagai dasar perhitungan beban operasional per capster.</w:t>
-      </w:r>
-    </w:p>
-    <w:p>
-      <w:pPr>
-        <w:pStyle w:val="Heading3"/>
-      </w:pPr>
-      <w:r>
-        <w:rPr>
-          <w:rFonts w:ascii="Times New Roman" w:hAnsi="Times New Roman"/>
-          <w:sz w:val="24"/>
-        </w:rPr>
-        <w:t>4.4.6.  Implementasi Laporan Pembagian Hasil</w:t>
-      </w:r>
-    </w:p>
-    <w:p>
-      <w:pPr>
-        <w:spacing w:line="360" w:lineRule="auto" w:after="0"/>
-        <w:jc w:val="both"/>
-      </w:pPr>
-      <w:r>
-        <w:rPr>
-          <w:rFonts w:ascii="Times New Roman" w:hAnsi="Times New Roman"/>
-          <w:sz w:val="24"/>
-        </w:rPr>
-        <w:t>Laporan pembagian hasil digunakan untuk menghitung pendapatan kotor, total operasional, operasional per capster, pendapatan bersih, bagian capster, dan bagian pondok. Laporan dapat ditampilkan sesuai bulan yang dipilih dan disesuaikan dengan hak akses pengguna.</w:t>
-      </w:r>
-    </w:p>
-    <w:p>
-      <w:pPr>
-        <w:pStyle w:val="Heading2"/>
-      </w:pPr>
-      <w:r>
-        <w:rPr>
-          <w:rFonts w:ascii="Times New Roman" w:hAnsi="Times New Roman"/>
-          <w:sz w:val="24"/>
-        </w:rPr>
-        <w:t>4.5.   Implementasi Perhitungan Pembagian Hasil</w:t>
-      </w:r>
-    </w:p>
-    <w:p>
-      <w:pPr>
-        <w:spacing w:line="360" w:lineRule="auto" w:after="0"/>
-        <w:jc w:val="both"/>
-      </w:pPr>
-      <w:r>
-        <w:rPr>
-          <w:rFonts w:ascii="Times New Roman" w:hAnsi="Times New Roman"/>
-          <w:sz w:val="24"/>
-        </w:rPr>
-        <w:t>Perhitungan pembagian hasil dilakukan berdasarkan total pendapatan kotor capster dan total biaya operasional bulanan. Biaya operasional bulanan dibagi rata kepada jumlah capster aktif, kemudian dikurangkan dari pendapatan kotor masing-masing capster.</w:t>
-      </w:r>
-    </w:p>
-    <w:p>
-      <w:pPr>
-        <w:spacing w:line="360" w:lineRule="auto" w:after="0"/>
-        <w:jc w:val="both"/>
-      </w:pPr>
-      <w:r>
-        <w:rPr>
-          <w:rFonts w:ascii="Times New Roman" w:hAnsi="Times New Roman"/>
-          <w:sz w:val="24"/>
-        </w:rPr>
-        <w:t>Rumus yang digunakan adalah sebagai berikut:</w:t>
-      </w:r>
-    </w:p>
-    <w:p>
-      <w:pPr>
-        <w:pStyle w:val="NoSpacing"/>
-        <w:spacing w:line="360" w:lineRule="auto" w:after="0"/>
-        <w:jc w:val="both"/>
-      </w:pPr>
-      <w:r>
-        <w:rPr>
-          <w:rFonts w:ascii="Times New Roman" w:hAnsi="Times New Roman"/>
-          <w:sz w:val="24"/>
-        </w:rPr>
-        <w:t>Beban Operasional Per Capster = Total Operasional Bulanan / Jumlah Capster Aktif</w:t>
-      </w:r>
-    </w:p>
-    <w:p>
-      <w:pPr>
-        <w:pStyle w:val="NoSpacing"/>
-        <w:spacing w:line="360" w:lineRule="auto" w:after="0"/>
-        <w:jc w:val="both"/>
-      </w:pPr>
-      <w:r>
-        <w:rPr>
-          <w:rFonts w:ascii="Times New Roman" w:hAnsi="Times New Roman"/>
-          <w:sz w:val="24"/>
-        </w:rPr>
-        <w:t>Pendapatan Bersih Capster = Pendapatan Kotor Capster - Beban Operasional Per Capster</w:t>
-      </w:r>
-    </w:p>
-    <w:p>
-      <w:pPr>
-        <w:pStyle w:val="NoSpacing"/>
-        <w:spacing w:line="360" w:lineRule="auto" w:after="0"/>
-        <w:jc w:val="both"/>
-      </w:pPr>
-      <w:r>
-        <w:rPr>
-          <w:rFonts w:ascii="Times New Roman" w:hAnsi="Times New Roman"/>
-          <w:sz w:val="24"/>
-        </w:rPr>
-        <w:t>Bagian Capster = Pendapatan Bersih Capster x 50%</w:t>
-      </w:r>
-    </w:p>
-    <w:p>
-      <w:pPr>
-        <w:pStyle w:val="NoSpacing"/>
-        <w:spacing w:line="360" w:lineRule="auto" w:after="0"/>
-        <w:jc w:val="both"/>
-      </w:pPr>
-      <w:r>
-        <w:rPr>
-          <w:rFonts w:ascii="Times New Roman" w:hAnsi="Times New Roman"/>
-          <w:sz w:val="24"/>
-        </w:rPr>
-        <w:t>Bagian Pondok = Pendapatan Bersih Capster x 50%</w:t>
-      </w:r>
-    </w:p>
-    <w:p>
-      <w:pPr>
-        <w:spacing w:line="360" w:lineRule="auto" w:after="0"/>
-        <w:jc w:val="both"/>
-      </w:pPr>
-      <w:r>
-        <w:rPr>
-          <w:rFonts w:ascii="Times New Roman" w:hAnsi="Times New Roman"/>
-          <w:sz w:val="24"/>
-        </w:rPr>
-        <w:t>Sebagai contoh, total operasional bulan Mei 2026 sebesar Rp1.579.620 dan jumlah capster aktif sebanyak 3 orang, sehingga beban operasional per capster sebesar Rp526.540. Apabila Muhamad Diva Syarri memiliki pendapatan kotor Rp1.809.000, maka pendapatan bersihnya adalah Rp1.282.460. Bagian capster sebesar Rp641.230 dan bagian pondok sebesar Rp641.230.</w:t>
-      </w:r>
-    </w:p>
-    <w:p>
-      <w:pPr>
-        <w:pStyle w:val="Heading2"/>
-      </w:pPr>
-      <w:r>
-        <w:rPr>
-          <w:rFonts w:ascii="Times New Roman" w:hAnsi="Times New Roman"/>
-          <w:sz w:val="24"/>
-        </w:rPr>
-        <w:t>4.6.   Pengujian Sistem</w:t>
-      </w:r>
-    </w:p>
-    <w:p>
-      <w:pPr>
-        <w:spacing w:line="360" w:lineRule="auto" w:after="0"/>
-        <w:jc w:val="both"/>
-      </w:pPr>
-      <w:r>
-        <w:rPr>
-          <w:rFonts w:ascii="Times New Roman" w:hAnsi="Times New Roman"/>
-          <w:sz w:val="24"/>
-        </w:rPr>
-        <w:t>Pengujian sistem dilakukan menggunakan metode Black Box Testing. Pengujian difokuskan pada fungsi utama aplikasi untuk memastikan input, proses, dan output berjalan sesuai kebutuhan pengguna.</w:t>
-      </w:r>
-    </w:p>
-    <w:p>
-      <w:pPr>
-        <w:spacing w:line="360" w:lineRule="auto" w:after="0"/>
-        <w:jc w:val="center"/>
-      </w:pPr>
-      <w:r>
-        <w:rPr>
-          <w:rFonts w:ascii="Times New Roman" w:hAnsi="Times New Roman"/>
-          <w:sz w:val="24"/>
-        </w:rPr>
-        <w:t>Tabel 4. 4 Pengujian Black Box</w:t>
-      </w:r>
-    </w:p>
     <w:tbl>
       <w:tblPr>
         <w:tblStyle w:val="TableGrid"/>
@@ -27087,91 +26380,4837 @@
     </w:tbl>
     <w:p>
       <w:pPr>
-        <w:spacing w:line="360" w:lineRule="auto" w:after="0"/>
-        <w:jc w:val="both"/>
+        <w:jc w:val="center"/>
       </w:pPr>
       <w:r>
         <w:rPr>
           <w:rFonts w:ascii="Times New Roman" w:hAnsi="Times New Roman"/>
+          <w:b/>
           <w:sz w:val="24"/>
         </w:rPr>
+        <w:t>BAB IV</w:t>
+        <w:br/>
+        <w:t>HASIL DAN PEMBAHASAN</w:t>
       </w:r>
     </w:p>
     <w:p>
-      <w:pPr>
-        <w:pStyle w:val="Heading2"/>
-      </w:pPr>
       <w:r>
         <w:rPr>
           <w:rFonts w:ascii="Times New Roman" w:hAnsi="Times New Roman"/>
+          <w:b/>
           <w:sz w:val="24"/>
         </w:rPr>
-        <w:t>4.7.   Pembahasan</w:t>
+        <w:t>4.1.   Hasil Penelitian</w:t>
       </w:r>
     </w:p>
     <w:p>
-      <w:pPr>
-        <w:spacing w:line="360" w:lineRule="auto" w:after="0"/>
-        <w:jc w:val="both"/>
-      </w:pPr>
       <w:r>
         <w:rPr>
           <w:rFonts w:ascii="Times New Roman" w:hAnsi="Times New Roman"/>
+          <w:b w:val="0"/>
           <w:sz w:val="24"/>
         </w:rPr>
-        <w:t>Berdasarkan hasil implementasi dan pengujian, aplikasi Garden Barbershop Finance dapat membantu proses pencatatan pendapatan harian, buku kas umum, biaya operasional, serta pembagian hasil capster. Aplikasi memberikan form input yang lebih terstruktur dibandingkan pencatatan langsung pada spreadsheet sehingga risiko salah kolom dan kesalahan input dapat dikurangi.</w:t>
+        <w:t>Hasil dari penelitian ini adalah aplikasi Android Garden Barbershop Finance yang digunakan untuk membantu pengelolaan pendapatan harian, buku kas umum, biaya operasional, dan pembagian hasil capster pada Garden Barbershop. Aplikasi dibangun menggunakan Flutter dengan bahasa pemrograman Dart dan memanfaatkan Cloud Firestore sebagai penyimpanan data utama. Aplikasi juga menyediakan data dummy sebagai cadangan agar proses demonstrasi dan pengujian tetap dapat dilakukan ketika konfigurasi Firebase belum tersedia.</w:t>
       </w:r>
     </w:p>
     <w:p>
-      <w:pPr>
-        <w:spacing w:line="360" w:lineRule="auto" w:after="0"/>
-        <w:jc w:val="both"/>
-      </w:pPr>
       <w:r>
         <w:rPr>
           <w:rFonts w:ascii="Times New Roman" w:hAnsi="Times New Roman"/>
+          <w:b w:val="0"/>
           <w:sz w:val="24"/>
         </w:rPr>
-        <w:t>Pembagian role pengguna juga membantu mengontrol hak akses. Admin/Pengelola dapat mengelola seluruh data, Admin Harian dapat membantu input pendapatan harian, Capster hanya dapat melihat laporan miliknya sendiri, dan Pemilik dapat memantau laporan usaha. Pembagian akses tersebut menjadi solusi terhadap kebutuhan Garden Barbershop yang tidak selalu memiliki admin khusus di lokasi.</w:t>
+        <w:t>Aplikasi yang dihasilkan memiliki beberapa fitur utama, yaitu login pengguna berdasarkan role, dashboard ringkasan, pengelolaan data capster, pengelolaan data layanan, input pendapatan harian, pencatatan buku kas umum, pencatatan biaya operasional, dan laporan pembagian hasil. Setiap fitur dirancang untuk menyesuaikan kebutuhan Garden Barbershop yang sebelumnya masih melakukan pencatatan pendapatan dan pembagian hasil secara manual atau menggunakan spreadsheet.</w:t>
       </w:r>
     </w:p>
     <w:p>
-      <w:pPr>
-        <w:spacing w:line="360" w:lineRule="auto" w:after="0"/>
-        <w:jc w:val="both"/>
-      </w:pPr>
       <w:r>
         <w:rPr>
           <w:rFonts w:ascii="Times New Roman" w:hAnsi="Times New Roman"/>
+          <w:b/>
           <w:sz w:val="24"/>
         </w:rPr>
-        <w:t>Penggunaan Firebase memberikan penyimpanan data yang terpusat dan dapat diakses secara online. Cloud Firestore digunakan untuk menyimpan data utama aplikasi, sedangkan Firebase Authentication digunakan untuk mendukung proses autentikasi pengguna. Dengan mekanisme tersebut, aplikasi tidak memerlukan menu sinkronisasi manual karena setiap data yang diproses langsung terhubung dengan database.</w:t>
+        <w:t>4.2.   Analisis Sistem Berjalan</w:t>
       </w:r>
     </w:p>
     <w:p>
-      <w:pPr>
-        <w:spacing w:line="360" w:lineRule="auto" w:after="0"/>
-        <w:jc w:val="both"/>
-      </w:pPr>
       <w:r>
         <w:rPr>
           <w:rFonts w:ascii="Times New Roman" w:hAnsi="Times New Roman"/>
+          <w:b w:val="0"/>
           <w:sz w:val="24"/>
         </w:rPr>
-        <w:t>Perhitungan pembagian hasil capster juga menjadi lebih sistematis. Sistem menghitung beban operasional per capster, pendapatan bersih, bagian capster, dan bagian pondok berdasarkan rumus yang telah ditentukan. Bagian pondok otomatis dicatat sebagai penerimaan Pendapatan Usaha pada buku kas umum sehingga laporan keuangan menjadi lebih terhubung.</w:t>
+        <w:t>Sistem berjalan pada Garden Barbershop sebelumnya dilakukan dengan pencatatan pendapatan harian dan perhitungan pembagian hasil secara manual. Pendapatan tiap capster dicatat berdasarkan jumlah layanan yang diberikan kepada customer santri dan customer umum. Setelah itu, biaya operasional bulanan dihitung dan dibagi kepada capster aktif untuk menentukan pendapatan bersih serta bagian masing-masing capster dan bagian pondok.</w:t>
       </w:r>
     </w:p>
     <w:p>
-      <w:pPr>
-        <w:spacing w:line="360" w:lineRule="auto" w:after="0"/>
-        <w:jc w:val="both"/>
-      </w:pPr>
       <w:r>
         <w:rPr>
           <w:rFonts w:ascii="Times New Roman" w:hAnsi="Times New Roman"/>
+          <w:b w:val="0"/>
           <w:sz w:val="24"/>
         </w:rPr>
-        <w:t>Secara umum, aplikasi yang dibangun telah sesuai dengan tujuan penelitian, yaitu membantu pengelolaan pendapatan dan pembagian hasil capster pada Garden Barbershop berbasis Android dan Firebase. Namun demikian, sistem masih dapat dikembangkan lebih lanjut, misalnya dengan menambahkan fitur audit log yang lebih detail, notifikasi, laporan berbentuk PDF, serta integrasi autentikasi Firebase secara penuh untuk kebutuhan produksi.</w:t>
+        <w:t>Permasalahan yang muncul dari proses tersebut adalah pencatatan rentan terjadi kesalahan, pencarian data membutuhkan waktu, dan perhitungan pembagian hasil harus dilakukan berulang setiap periode laporan. Selain itu, data yang dicatat pada media terpisah membuat pemilik, admin, dan capster tidak memiliki akses informasi yang sama secara cepat. Oleh karena itu, dibutuhkan aplikasi yang dapat mengintegrasikan pencatatan transaksi, biaya operasional, dan laporan pembagian hasil dalam satu sistem.</w:t>
+      </w:r>
+    </w:p>
+    <w:p>
+      <w:r>
+        <w:rPr>
+          <w:rFonts w:ascii="Times New Roman" w:hAnsi="Times New Roman"/>
+          <w:b/>
+          <w:sz w:val="24"/>
+        </w:rPr>
+        <w:t>4.3.   Analisis Kebutuhan Sistem</w:t>
+      </w:r>
+    </w:p>
+    <w:p>
+      <w:r>
+        <w:rPr>
+          <w:rFonts w:ascii="Times New Roman" w:hAnsi="Times New Roman"/>
+          <w:b/>
+          <w:sz w:val="24"/>
+        </w:rPr>
+        <w:t>4.3.1.  Kebutuhan Fungsional</w:t>
+      </w:r>
+    </w:p>
+    <w:p>
+      <w:r>
+        <w:rPr>
+          <w:rFonts w:ascii="Times New Roman" w:hAnsi="Times New Roman"/>
+          <w:b w:val="0"/>
+          <w:sz w:val="24"/>
+        </w:rPr>
+        <w:t>Kebutuhan fungsional menjelaskan fungsi yang harus disediakan oleh aplikasi agar dapat mendukung proses bisnis Garden Barbershop. Kebutuhan fungsional aplikasi ditunjukkan pada Tabel 4.1.</w:t>
+      </w:r>
+    </w:p>
+    <w:p>
+      <w:r>
+        <w:rPr>
+          <w:rFonts w:ascii="Times New Roman" w:hAnsi="Times New Roman"/>
+          <w:b w:val="0"/>
+          <w:sz w:val="24"/>
+        </w:rPr>
+        <w:t>Tabel 4. 1 Kebutuhan Fungsional Sistem</w:t>
+      </w:r>
+    </w:p>
+    <w:tbl>
+      <w:tblPr>
+        <w:tblW w:type="auto" w:w="0"/>
+        <w:jc w:val="center"/>
+        <w:tblLook w:firstColumn="1" w:firstRow="1" w:lastColumn="0" w:lastRow="0" w:noHBand="0" w:noVBand="1" w:val="04A0"/>
+        <w:tblBorders>
+          <w:top w:val="single" w:sz="6" w:space="0" w:color="000000"/>
+          <w:left w:val="single" w:sz="6" w:space="0" w:color="000000"/>
+          <w:bottom w:val="single" w:sz="6" w:space="0" w:color="000000"/>
+          <w:right w:val="single" w:sz="6" w:space="0" w:color="000000"/>
+          <w:insideH w:val="single" w:sz="6" w:space="0" w:color="000000"/>
+          <w:insideV w:val="single" w:sz="6" w:space="0" w:color="000000"/>
+        </w:tblBorders>
+      </w:tblPr>
+      <w:tblGrid>
+        <w:gridCol w:w="2880"/>
+        <w:gridCol w:w="2880"/>
+        <w:gridCol w:w="2880"/>
+      </w:tblGrid>
+      <w:tr>
+        <w:tc>
+          <w:tcPr>
+            <w:tcW w:type="dxa" w:w="2880"/>
+            <w:vAlign w:val="center"/>
+          </w:tcPr>
+          <w:p>
+            <w:pPr>
+              <w:spacing w:line="240" w:lineRule="auto"/>
+            </w:pPr>
+            <w:r/>
+            <w:r>
+              <w:rPr>
+                <w:rFonts w:ascii="Times New Roman" w:hAnsi="Times New Roman"/>
+                <w:b/>
+                <w:sz w:val="22"/>
+              </w:rPr>
+              <w:t>Kode</w:t>
+            </w:r>
+          </w:p>
+        </w:tc>
+        <w:tc>
+          <w:tcPr>
+            <w:tcW w:type="dxa" w:w="2880"/>
+            <w:vAlign w:val="center"/>
+          </w:tcPr>
+          <w:p>
+            <w:pPr>
+              <w:spacing w:line="240" w:lineRule="auto"/>
+            </w:pPr>
+            <w:r/>
+            <w:r>
+              <w:rPr>
+                <w:rFonts w:ascii="Times New Roman" w:hAnsi="Times New Roman"/>
+                <w:b/>
+                <w:sz w:val="22"/>
+              </w:rPr>
+              <w:t>Kebutuhan Fungsional</w:t>
+            </w:r>
+          </w:p>
+        </w:tc>
+        <w:tc>
+          <w:tcPr>
+            <w:tcW w:type="dxa" w:w="2880"/>
+            <w:vAlign w:val="center"/>
+          </w:tcPr>
+          <w:p>
+            <w:pPr>
+              <w:spacing w:line="240" w:lineRule="auto"/>
+            </w:pPr>
+            <w:r/>
+            <w:r>
+              <w:rPr>
+                <w:rFonts w:ascii="Times New Roman" w:hAnsi="Times New Roman"/>
+                <w:b/>
+                <w:sz w:val="22"/>
+              </w:rPr>
+              <w:t>Keterangan</w:t>
+            </w:r>
+          </w:p>
+        </w:tc>
+      </w:tr>
+      <w:tr>
+        <w:tc>
+          <w:tcPr>
+            <w:tcW w:type="dxa" w:w="2880"/>
+            <w:vAlign w:val="center"/>
+          </w:tcPr>
+          <w:p>
+            <w:pPr>
+              <w:spacing w:line="240" w:lineRule="auto"/>
+            </w:pPr>
+            <w:r/>
+            <w:r>
+              <w:rPr>
+                <w:rFonts w:ascii="Times New Roman" w:hAnsi="Times New Roman"/>
+                <w:b w:val="0"/>
+                <w:sz w:val="22"/>
+              </w:rPr>
+              <w:t>F01</w:t>
+            </w:r>
+          </w:p>
+        </w:tc>
+        <w:tc>
+          <w:tcPr>
+            <w:tcW w:type="dxa" w:w="2880"/>
+            <w:vAlign w:val="center"/>
+          </w:tcPr>
+          <w:p>
+            <w:pPr>
+              <w:spacing w:line="240" w:lineRule="auto"/>
+            </w:pPr>
+            <w:r/>
+            <w:r>
+              <w:rPr>
+                <w:rFonts w:ascii="Times New Roman" w:hAnsi="Times New Roman"/>
+                <w:b w:val="0"/>
+                <w:sz w:val="22"/>
+              </w:rPr>
+              <w:t>Login pengguna</w:t>
+            </w:r>
+          </w:p>
+        </w:tc>
+        <w:tc>
+          <w:tcPr>
+            <w:tcW w:type="dxa" w:w="2880"/>
+            <w:vAlign w:val="center"/>
+          </w:tcPr>
+          <w:p>
+            <w:pPr>
+              <w:spacing w:line="240" w:lineRule="auto"/>
+            </w:pPr>
+            <w:r/>
+            <w:r>
+              <w:rPr>
+                <w:rFonts w:ascii="Times New Roman" w:hAnsi="Times New Roman"/>
+                <w:b w:val="0"/>
+                <w:sz w:val="22"/>
+              </w:rPr>
+              <w:t>Sistem menyediakan login berdasarkan username dan password untuk membedakan hak akses pengguna.</w:t>
+            </w:r>
+          </w:p>
+        </w:tc>
+      </w:tr>
+      <w:tr>
+        <w:tc>
+          <w:tcPr>
+            <w:tcW w:type="dxa" w:w="2880"/>
+            <w:vAlign w:val="center"/>
+          </w:tcPr>
+          <w:p>
+            <w:pPr>
+              <w:spacing w:line="240" w:lineRule="auto"/>
+            </w:pPr>
+            <w:r/>
+            <w:r>
+              <w:rPr>
+                <w:rFonts w:ascii="Times New Roman" w:hAnsi="Times New Roman"/>
+                <w:b w:val="0"/>
+                <w:sz w:val="22"/>
+              </w:rPr>
+              <w:t>F02</w:t>
+            </w:r>
+          </w:p>
+        </w:tc>
+        <w:tc>
+          <w:tcPr>
+            <w:tcW w:type="dxa" w:w="2880"/>
+            <w:vAlign w:val="center"/>
+          </w:tcPr>
+          <w:p>
+            <w:pPr>
+              <w:spacing w:line="240" w:lineRule="auto"/>
+            </w:pPr>
+            <w:r/>
+            <w:r>
+              <w:rPr>
+                <w:rFonts w:ascii="Times New Roman" w:hAnsi="Times New Roman"/>
+                <w:b w:val="0"/>
+                <w:sz w:val="22"/>
+              </w:rPr>
+              <w:t>Dashboard</w:t>
+            </w:r>
+          </w:p>
+        </w:tc>
+        <w:tc>
+          <w:tcPr>
+            <w:tcW w:type="dxa" w:w="2880"/>
+            <w:vAlign w:val="center"/>
+          </w:tcPr>
+          <w:p>
+            <w:pPr>
+              <w:spacing w:line="240" w:lineRule="auto"/>
+            </w:pPr>
+            <w:r/>
+            <w:r>
+              <w:rPr>
+                <w:rFonts w:ascii="Times New Roman" w:hAnsi="Times New Roman"/>
+                <w:b w:val="0"/>
+                <w:sz w:val="22"/>
+              </w:rPr>
+              <w:t>Sistem menampilkan ringkasan pendapatan, operasional, capster aktif, bagian capster, dan bagian pondok sesuai role.</w:t>
+            </w:r>
+          </w:p>
+        </w:tc>
+      </w:tr>
+      <w:tr>
+        <w:tc>
+          <w:tcPr>
+            <w:tcW w:type="dxa" w:w="2880"/>
+            <w:vAlign w:val="center"/>
+          </w:tcPr>
+          <w:p>
+            <w:pPr>
+              <w:spacing w:line="240" w:lineRule="auto"/>
+            </w:pPr>
+            <w:r/>
+            <w:r>
+              <w:rPr>
+                <w:rFonts w:ascii="Times New Roman" w:hAnsi="Times New Roman"/>
+                <w:b w:val="0"/>
+                <w:sz w:val="22"/>
+              </w:rPr>
+              <w:t>F03</w:t>
+            </w:r>
+          </w:p>
+        </w:tc>
+        <w:tc>
+          <w:tcPr>
+            <w:tcW w:type="dxa" w:w="2880"/>
+            <w:vAlign w:val="center"/>
+          </w:tcPr>
+          <w:p>
+            <w:pPr>
+              <w:spacing w:line="240" w:lineRule="auto"/>
+            </w:pPr>
+            <w:r/>
+            <w:r>
+              <w:rPr>
+                <w:rFonts w:ascii="Times New Roman" w:hAnsi="Times New Roman"/>
+                <w:b w:val="0"/>
+                <w:sz w:val="22"/>
+              </w:rPr>
+              <w:t>Kelola data capster</w:t>
+            </w:r>
+          </w:p>
+        </w:tc>
+        <w:tc>
+          <w:tcPr>
+            <w:tcW w:type="dxa" w:w="2880"/>
+            <w:vAlign w:val="center"/>
+          </w:tcPr>
+          <w:p>
+            <w:pPr>
+              <w:spacing w:line="240" w:lineRule="auto"/>
+            </w:pPr>
+            <w:r/>
+            <w:r>
+              <w:rPr>
+                <w:rFonts w:ascii="Times New Roman" w:hAnsi="Times New Roman"/>
+                <w:b w:val="0"/>
+                <w:sz w:val="22"/>
+              </w:rPr>
+              <w:t>Admin dapat menambah, mengubah, menonaktifkan, dan menghapus data capster.</w:t>
+            </w:r>
+          </w:p>
+        </w:tc>
+      </w:tr>
+      <w:tr>
+        <w:tc>
+          <w:tcPr>
+            <w:tcW w:type="dxa" w:w="2880"/>
+            <w:vAlign w:val="center"/>
+          </w:tcPr>
+          <w:p>
+            <w:pPr>
+              <w:spacing w:line="240" w:lineRule="auto"/>
+            </w:pPr>
+            <w:r/>
+            <w:r>
+              <w:rPr>
+                <w:rFonts w:ascii="Times New Roman" w:hAnsi="Times New Roman"/>
+                <w:b w:val="0"/>
+                <w:sz w:val="22"/>
+              </w:rPr>
+              <w:t>F04</w:t>
+            </w:r>
+          </w:p>
+        </w:tc>
+        <w:tc>
+          <w:tcPr>
+            <w:tcW w:type="dxa" w:w="2880"/>
+            <w:vAlign w:val="center"/>
+          </w:tcPr>
+          <w:p>
+            <w:pPr>
+              <w:spacing w:line="240" w:lineRule="auto"/>
+            </w:pPr>
+            <w:r/>
+            <w:r>
+              <w:rPr>
+                <w:rFonts w:ascii="Times New Roman" w:hAnsi="Times New Roman"/>
+                <w:b w:val="0"/>
+                <w:sz w:val="22"/>
+              </w:rPr>
+              <w:t>Kelola data layanan</w:t>
+            </w:r>
+          </w:p>
+        </w:tc>
+        <w:tc>
+          <w:tcPr>
+            <w:tcW w:type="dxa" w:w="2880"/>
+            <w:vAlign w:val="center"/>
+          </w:tcPr>
+          <w:p>
+            <w:pPr>
+              <w:spacing w:line="240" w:lineRule="auto"/>
+            </w:pPr>
+            <w:r/>
+            <w:r>
+              <w:rPr>
+                <w:rFonts w:ascii="Times New Roman" w:hAnsi="Times New Roman"/>
+                <w:b w:val="0"/>
+                <w:sz w:val="22"/>
+              </w:rPr>
+              <w:t>Admin dapat mengelola kode layanan, nama layanan, harga, kategori, dan status layanan.</w:t>
+            </w:r>
+          </w:p>
+        </w:tc>
+      </w:tr>
+      <w:tr>
+        <w:tc>
+          <w:tcPr>
+            <w:tcW w:type="dxa" w:w="2880"/>
+            <w:vAlign w:val="center"/>
+          </w:tcPr>
+          <w:p>
+            <w:pPr>
+              <w:spacing w:line="240" w:lineRule="auto"/>
+            </w:pPr>
+            <w:r/>
+            <w:r>
+              <w:rPr>
+                <w:rFonts w:ascii="Times New Roman" w:hAnsi="Times New Roman"/>
+                <w:b w:val="0"/>
+                <w:sz w:val="22"/>
+              </w:rPr>
+              <w:t>F05</w:t>
+            </w:r>
+          </w:p>
+        </w:tc>
+        <w:tc>
+          <w:tcPr>
+            <w:tcW w:type="dxa" w:w="2880"/>
+            <w:vAlign w:val="center"/>
+          </w:tcPr>
+          <w:p>
+            <w:pPr>
+              <w:spacing w:line="240" w:lineRule="auto"/>
+            </w:pPr>
+            <w:r/>
+            <w:r>
+              <w:rPr>
+                <w:rFonts w:ascii="Times New Roman" w:hAnsi="Times New Roman"/>
+                <w:b w:val="0"/>
+                <w:sz w:val="22"/>
+              </w:rPr>
+              <w:t>Input pendapatan harian</w:t>
+            </w:r>
+          </w:p>
+        </w:tc>
+        <w:tc>
+          <w:tcPr>
+            <w:tcW w:type="dxa" w:w="2880"/>
+            <w:vAlign w:val="center"/>
+          </w:tcPr>
+          <w:p>
+            <w:pPr>
+              <w:spacing w:line="240" w:lineRule="auto"/>
+            </w:pPr>
+            <w:r/>
+            <w:r>
+              <w:rPr>
+                <w:rFonts w:ascii="Times New Roman" w:hAnsi="Times New Roman"/>
+                <w:b w:val="0"/>
+                <w:sz w:val="22"/>
+              </w:rPr>
+              <w:t>Admin atau Admin Harian dapat mencatat jumlah layanan tiap capster dan sistem menghitung pendapatan otomatis.</w:t>
+            </w:r>
+          </w:p>
+        </w:tc>
+      </w:tr>
+      <w:tr>
+        <w:tc>
+          <w:tcPr>
+            <w:tcW w:type="dxa" w:w="2880"/>
+            <w:vAlign w:val="center"/>
+          </w:tcPr>
+          <w:p>
+            <w:pPr>
+              <w:spacing w:line="240" w:lineRule="auto"/>
+            </w:pPr>
+            <w:r/>
+            <w:r>
+              <w:rPr>
+                <w:rFonts w:ascii="Times New Roman" w:hAnsi="Times New Roman"/>
+                <w:b w:val="0"/>
+                <w:sz w:val="22"/>
+              </w:rPr>
+              <w:t>F06</w:t>
+            </w:r>
+          </w:p>
+        </w:tc>
+        <w:tc>
+          <w:tcPr>
+            <w:tcW w:type="dxa" w:w="2880"/>
+            <w:vAlign w:val="center"/>
+          </w:tcPr>
+          <w:p>
+            <w:pPr>
+              <w:spacing w:line="240" w:lineRule="auto"/>
+            </w:pPr>
+            <w:r/>
+            <w:r>
+              <w:rPr>
+                <w:rFonts w:ascii="Times New Roman" w:hAnsi="Times New Roman"/>
+                <w:b w:val="0"/>
+                <w:sz w:val="22"/>
+              </w:rPr>
+              <w:t>Kelola buku kas umum</w:t>
+            </w:r>
+          </w:p>
+        </w:tc>
+        <w:tc>
+          <w:tcPr>
+            <w:tcW w:type="dxa" w:w="2880"/>
+            <w:vAlign w:val="center"/>
+          </w:tcPr>
+          <w:p>
+            <w:pPr>
+              <w:spacing w:line="240" w:lineRule="auto"/>
+            </w:pPr>
+            <w:r/>
+            <w:r>
+              <w:rPr>
+                <w:rFonts w:ascii="Times New Roman" w:hAnsi="Times New Roman"/>
+                <w:b w:val="0"/>
+                <w:sz w:val="22"/>
+              </w:rPr>
+              <w:t>Admin dan Pemilik dapat mencatat penerimaan, pengeluaran, dan saldo kas umum.</w:t>
+            </w:r>
+          </w:p>
+        </w:tc>
+      </w:tr>
+      <w:tr>
+        <w:tc>
+          <w:tcPr>
+            <w:tcW w:type="dxa" w:w="2880"/>
+            <w:vAlign w:val="center"/>
+          </w:tcPr>
+          <w:p>
+            <w:pPr>
+              <w:spacing w:line="240" w:lineRule="auto"/>
+            </w:pPr>
+            <w:r/>
+            <w:r>
+              <w:rPr>
+                <w:rFonts w:ascii="Times New Roman" w:hAnsi="Times New Roman"/>
+                <w:b w:val="0"/>
+                <w:sz w:val="22"/>
+              </w:rPr>
+              <w:t>F07</w:t>
+            </w:r>
+          </w:p>
+        </w:tc>
+        <w:tc>
+          <w:tcPr>
+            <w:tcW w:type="dxa" w:w="2880"/>
+            <w:vAlign w:val="center"/>
+          </w:tcPr>
+          <w:p>
+            <w:pPr>
+              <w:spacing w:line="240" w:lineRule="auto"/>
+            </w:pPr>
+            <w:r/>
+            <w:r>
+              <w:rPr>
+                <w:rFonts w:ascii="Times New Roman" w:hAnsi="Times New Roman"/>
+                <w:b w:val="0"/>
+                <w:sz w:val="22"/>
+              </w:rPr>
+              <w:t>Kelola operasional</w:t>
+            </w:r>
+          </w:p>
+        </w:tc>
+        <w:tc>
+          <w:tcPr>
+            <w:tcW w:type="dxa" w:w="2880"/>
+            <w:vAlign w:val="center"/>
+          </w:tcPr>
+          <w:p>
+            <w:pPr>
+              <w:spacing w:line="240" w:lineRule="auto"/>
+            </w:pPr>
+            <w:r/>
+            <w:r>
+              <w:rPr>
+                <w:rFonts w:ascii="Times New Roman" w:hAnsi="Times New Roman"/>
+                <w:b w:val="0"/>
+                <w:sz w:val="22"/>
+              </w:rPr>
+              <w:t>Admin dan Pemilik dapat mencatat biaya operasional bulanan.</w:t>
+            </w:r>
+          </w:p>
+        </w:tc>
+      </w:tr>
+      <w:tr>
+        <w:tc>
+          <w:tcPr>
+            <w:tcW w:type="dxa" w:w="2880"/>
+            <w:vAlign w:val="center"/>
+          </w:tcPr>
+          <w:p>
+            <w:pPr>
+              <w:spacing w:line="240" w:lineRule="auto"/>
+            </w:pPr>
+            <w:r/>
+            <w:r>
+              <w:rPr>
+                <w:rFonts w:ascii="Times New Roman" w:hAnsi="Times New Roman"/>
+                <w:b w:val="0"/>
+                <w:sz w:val="22"/>
+              </w:rPr>
+              <w:t>F08</w:t>
+            </w:r>
+          </w:p>
+        </w:tc>
+        <w:tc>
+          <w:tcPr>
+            <w:tcW w:type="dxa" w:w="2880"/>
+            <w:vAlign w:val="center"/>
+          </w:tcPr>
+          <w:p>
+            <w:pPr>
+              <w:spacing w:line="240" w:lineRule="auto"/>
+            </w:pPr>
+            <w:r/>
+            <w:r>
+              <w:rPr>
+                <w:rFonts w:ascii="Times New Roman" w:hAnsi="Times New Roman"/>
+                <w:b w:val="0"/>
+                <w:sz w:val="22"/>
+              </w:rPr>
+              <w:t>Laporan pembagian hasil</w:t>
+            </w:r>
+          </w:p>
+        </w:tc>
+        <w:tc>
+          <w:tcPr>
+            <w:tcW w:type="dxa" w:w="2880"/>
+            <w:vAlign w:val="center"/>
+          </w:tcPr>
+          <w:p>
+            <w:pPr>
+              <w:spacing w:line="240" w:lineRule="auto"/>
+            </w:pPr>
+            <w:r/>
+            <w:r>
+              <w:rPr>
+                <w:rFonts w:ascii="Times New Roman" w:hAnsi="Times New Roman"/>
+                <w:b w:val="0"/>
+                <w:sz w:val="22"/>
+              </w:rPr>
+              <w:t>Sistem menghitung pendapatan kotor, beban operasional per capster, pendapatan bersih, bagian capster, dan bagian pondok.</w:t>
+            </w:r>
+          </w:p>
+        </w:tc>
+      </w:tr>
+      <w:tr>
+        <w:tc>
+          <w:tcPr>
+            <w:tcW w:type="dxa" w:w="2880"/>
+            <w:vAlign w:val="center"/>
+          </w:tcPr>
+          <w:p>
+            <w:pPr>
+              <w:spacing w:line="240" w:lineRule="auto"/>
+            </w:pPr>
+            <w:r/>
+            <w:r>
+              <w:rPr>
+                <w:rFonts w:ascii="Times New Roman" w:hAnsi="Times New Roman"/>
+                <w:b w:val="0"/>
+                <w:sz w:val="22"/>
+              </w:rPr>
+              <w:t>F09</w:t>
+            </w:r>
+          </w:p>
+        </w:tc>
+        <w:tc>
+          <w:tcPr>
+            <w:tcW w:type="dxa" w:w="2880"/>
+            <w:vAlign w:val="center"/>
+          </w:tcPr>
+          <w:p>
+            <w:pPr>
+              <w:spacing w:line="240" w:lineRule="auto"/>
+            </w:pPr>
+            <w:r/>
+            <w:r>
+              <w:rPr>
+                <w:rFonts w:ascii="Times New Roman" w:hAnsi="Times New Roman"/>
+                <w:b w:val="0"/>
+                <w:sz w:val="22"/>
+              </w:rPr>
+              <w:t>Pembatasan role</w:t>
+            </w:r>
+          </w:p>
+        </w:tc>
+        <w:tc>
+          <w:tcPr>
+            <w:tcW w:type="dxa" w:w="2880"/>
+            <w:vAlign w:val="center"/>
+          </w:tcPr>
+          <w:p>
+            <w:pPr>
+              <w:spacing w:line="240" w:lineRule="auto"/>
+            </w:pPr>
+            <w:r/>
+            <w:r>
+              <w:rPr>
+                <w:rFonts w:ascii="Times New Roman" w:hAnsi="Times New Roman"/>
+                <w:b w:val="0"/>
+                <w:sz w:val="22"/>
+              </w:rPr>
+              <w:t>Sistem membatasi menu dan laporan berdasarkan role Admin, Admin Harian, Capster, dan Pemilik.</w:t>
+            </w:r>
+          </w:p>
+        </w:tc>
+      </w:tr>
+    </w:tbl>
+    <w:p>
+      <w:r>
+        <w:rPr>
+          <w:rFonts w:ascii="Times New Roman" w:hAnsi="Times New Roman"/>
+          <w:b/>
+          <w:sz w:val="24"/>
+        </w:rPr>
+        <w:t>4.3.2.  Kebutuhan Nonfungsional</w:t>
+      </w:r>
+    </w:p>
+    <w:p>
+      <w:r>
+        <w:rPr>
+          <w:rFonts w:ascii="Times New Roman" w:hAnsi="Times New Roman"/>
+          <w:b w:val="0"/>
+          <w:sz w:val="24"/>
+        </w:rPr>
+        <w:t>Kebutuhan nonfungsional menjelaskan batasan dan kualitas sistem yang harus dipenuhi agar aplikasi dapat digunakan dengan baik. Kebutuhan nonfungsional ditunjukkan pada Tabel 4.2.</w:t>
+      </w:r>
+    </w:p>
+    <w:p>
+      <w:r>
+        <w:rPr>
+          <w:rFonts w:ascii="Times New Roman" w:hAnsi="Times New Roman"/>
+          <w:b w:val="0"/>
+          <w:sz w:val="24"/>
+        </w:rPr>
+        <w:t>Tabel 4. 2 Kebutuhan Nonfungsional Sistem</w:t>
+      </w:r>
+    </w:p>
+    <w:tbl>
+      <w:tblPr>
+        <w:tblW w:type="auto" w:w="0"/>
+        <w:jc w:val="center"/>
+        <w:tblLook w:firstColumn="1" w:firstRow="1" w:lastColumn="0" w:lastRow="0" w:noHBand="0" w:noVBand="1" w:val="04A0"/>
+        <w:tblBorders>
+          <w:top w:val="single" w:sz="6" w:space="0" w:color="000000"/>
+          <w:left w:val="single" w:sz="6" w:space="0" w:color="000000"/>
+          <w:bottom w:val="single" w:sz="6" w:space="0" w:color="000000"/>
+          <w:right w:val="single" w:sz="6" w:space="0" w:color="000000"/>
+          <w:insideH w:val="single" w:sz="6" w:space="0" w:color="000000"/>
+          <w:insideV w:val="single" w:sz="6" w:space="0" w:color="000000"/>
+        </w:tblBorders>
+      </w:tblPr>
+      <w:tblGrid>
+        <w:gridCol w:w="2880"/>
+        <w:gridCol w:w="2880"/>
+        <w:gridCol w:w="2880"/>
+      </w:tblGrid>
+      <w:tr>
+        <w:tc>
+          <w:tcPr>
+            <w:tcW w:type="dxa" w:w="2880"/>
+            <w:vAlign w:val="center"/>
+          </w:tcPr>
+          <w:p>
+            <w:pPr>
+              <w:spacing w:line="240" w:lineRule="auto"/>
+            </w:pPr>
+            <w:r/>
+            <w:r>
+              <w:rPr>
+                <w:rFonts w:ascii="Times New Roman" w:hAnsi="Times New Roman"/>
+                <w:b/>
+                <w:sz w:val="22"/>
+              </w:rPr>
+              <w:t>Kode</w:t>
+            </w:r>
+          </w:p>
+        </w:tc>
+        <w:tc>
+          <w:tcPr>
+            <w:tcW w:type="dxa" w:w="2880"/>
+            <w:vAlign w:val="center"/>
+          </w:tcPr>
+          <w:p>
+            <w:pPr>
+              <w:spacing w:line="240" w:lineRule="auto"/>
+            </w:pPr>
+            <w:r/>
+            <w:r>
+              <w:rPr>
+                <w:rFonts w:ascii="Times New Roman" w:hAnsi="Times New Roman"/>
+                <w:b/>
+                <w:sz w:val="22"/>
+              </w:rPr>
+              <w:t>Kebutuhan Nonfungsional</w:t>
+            </w:r>
+          </w:p>
+        </w:tc>
+        <w:tc>
+          <w:tcPr>
+            <w:tcW w:type="dxa" w:w="2880"/>
+            <w:vAlign w:val="center"/>
+          </w:tcPr>
+          <w:p>
+            <w:pPr>
+              <w:spacing w:line="240" w:lineRule="auto"/>
+            </w:pPr>
+            <w:r/>
+            <w:r>
+              <w:rPr>
+                <w:rFonts w:ascii="Times New Roman" w:hAnsi="Times New Roman"/>
+                <w:b/>
+                <w:sz w:val="22"/>
+              </w:rPr>
+              <w:t>Keterangan</w:t>
+            </w:r>
+          </w:p>
+        </w:tc>
+      </w:tr>
+      <w:tr>
+        <w:tc>
+          <w:tcPr>
+            <w:tcW w:type="dxa" w:w="2880"/>
+            <w:vAlign w:val="center"/>
+          </w:tcPr>
+          <w:p>
+            <w:pPr>
+              <w:spacing w:line="240" w:lineRule="auto"/>
+            </w:pPr>
+            <w:r/>
+            <w:r>
+              <w:rPr>
+                <w:rFonts w:ascii="Times New Roman" w:hAnsi="Times New Roman"/>
+                <w:b w:val="0"/>
+                <w:sz w:val="22"/>
+              </w:rPr>
+              <w:t>NF01</w:t>
+            </w:r>
+          </w:p>
+        </w:tc>
+        <w:tc>
+          <w:tcPr>
+            <w:tcW w:type="dxa" w:w="2880"/>
+            <w:vAlign w:val="center"/>
+          </w:tcPr>
+          <w:p>
+            <w:pPr>
+              <w:spacing w:line="240" w:lineRule="auto"/>
+            </w:pPr>
+            <w:r/>
+            <w:r>
+              <w:rPr>
+                <w:rFonts w:ascii="Times New Roman" w:hAnsi="Times New Roman"/>
+                <w:b w:val="0"/>
+                <w:sz w:val="22"/>
+              </w:rPr>
+              <w:t>Kemudahan penggunaan</w:t>
+            </w:r>
+          </w:p>
+        </w:tc>
+        <w:tc>
+          <w:tcPr>
+            <w:tcW w:type="dxa" w:w="2880"/>
+            <w:vAlign w:val="center"/>
+          </w:tcPr>
+          <w:p>
+            <w:pPr>
+              <w:spacing w:line="240" w:lineRule="auto"/>
+            </w:pPr>
+            <w:r/>
+            <w:r>
+              <w:rPr>
+                <w:rFonts w:ascii="Times New Roman" w:hAnsi="Times New Roman"/>
+                <w:b w:val="0"/>
+                <w:sz w:val="22"/>
+              </w:rPr>
+              <w:t>Tampilan aplikasi dibuat sederhana dan mudah digunakan melalui perangkat Android.</w:t>
+            </w:r>
+          </w:p>
+        </w:tc>
+      </w:tr>
+      <w:tr>
+        <w:tc>
+          <w:tcPr>
+            <w:tcW w:type="dxa" w:w="2880"/>
+            <w:vAlign w:val="center"/>
+          </w:tcPr>
+          <w:p>
+            <w:pPr>
+              <w:spacing w:line="240" w:lineRule="auto"/>
+            </w:pPr>
+            <w:r/>
+            <w:r>
+              <w:rPr>
+                <w:rFonts w:ascii="Times New Roman" w:hAnsi="Times New Roman"/>
+                <w:b w:val="0"/>
+                <w:sz w:val="22"/>
+              </w:rPr>
+              <w:t>NF02</w:t>
+            </w:r>
+          </w:p>
+        </w:tc>
+        <w:tc>
+          <w:tcPr>
+            <w:tcW w:type="dxa" w:w="2880"/>
+            <w:vAlign w:val="center"/>
+          </w:tcPr>
+          <w:p>
+            <w:pPr>
+              <w:spacing w:line="240" w:lineRule="auto"/>
+            </w:pPr>
+            <w:r/>
+            <w:r>
+              <w:rPr>
+                <w:rFonts w:ascii="Times New Roman" w:hAnsi="Times New Roman"/>
+                <w:b w:val="0"/>
+                <w:sz w:val="22"/>
+              </w:rPr>
+              <w:t>Keamanan akses</w:t>
+            </w:r>
+          </w:p>
+        </w:tc>
+        <w:tc>
+          <w:tcPr>
+            <w:tcW w:type="dxa" w:w="2880"/>
+            <w:vAlign w:val="center"/>
+          </w:tcPr>
+          <w:p>
+            <w:pPr>
+              <w:spacing w:line="240" w:lineRule="auto"/>
+            </w:pPr>
+            <w:r/>
+            <w:r>
+              <w:rPr>
+                <w:rFonts w:ascii="Times New Roman" w:hAnsi="Times New Roman"/>
+                <w:b w:val="0"/>
+                <w:sz w:val="22"/>
+              </w:rPr>
+              <w:t>Sistem membatasi akses menu berdasarkan role pengguna.</w:t>
+            </w:r>
+          </w:p>
+        </w:tc>
+      </w:tr>
+      <w:tr>
+        <w:tc>
+          <w:tcPr>
+            <w:tcW w:type="dxa" w:w="2880"/>
+            <w:vAlign w:val="center"/>
+          </w:tcPr>
+          <w:p>
+            <w:pPr>
+              <w:spacing w:line="240" w:lineRule="auto"/>
+            </w:pPr>
+            <w:r/>
+            <w:r>
+              <w:rPr>
+                <w:rFonts w:ascii="Times New Roman" w:hAnsi="Times New Roman"/>
+                <w:b w:val="0"/>
+                <w:sz w:val="22"/>
+              </w:rPr>
+              <w:t>NF03</w:t>
+            </w:r>
+          </w:p>
+        </w:tc>
+        <w:tc>
+          <w:tcPr>
+            <w:tcW w:type="dxa" w:w="2880"/>
+            <w:vAlign w:val="center"/>
+          </w:tcPr>
+          <w:p>
+            <w:pPr>
+              <w:spacing w:line="240" w:lineRule="auto"/>
+            </w:pPr>
+            <w:r/>
+            <w:r>
+              <w:rPr>
+                <w:rFonts w:ascii="Times New Roman" w:hAnsi="Times New Roman"/>
+                <w:b w:val="0"/>
+                <w:sz w:val="22"/>
+              </w:rPr>
+              <w:t>Ketersediaan data</w:t>
+            </w:r>
+          </w:p>
+        </w:tc>
+        <w:tc>
+          <w:tcPr>
+            <w:tcW w:type="dxa" w:w="2880"/>
+            <w:vAlign w:val="center"/>
+          </w:tcPr>
+          <w:p>
+            <w:pPr>
+              <w:spacing w:line="240" w:lineRule="auto"/>
+            </w:pPr>
+            <w:r/>
+            <w:r>
+              <w:rPr>
+                <w:rFonts w:ascii="Times New Roman" w:hAnsi="Times New Roman"/>
+                <w:b w:val="0"/>
+                <w:sz w:val="22"/>
+              </w:rPr>
+              <w:t>Data tersimpan pada Cloud Firestore dan aplikasi memiliki fallback dummy data untuk kebutuhan demo.</w:t>
+            </w:r>
+          </w:p>
+        </w:tc>
+      </w:tr>
+      <w:tr>
+        <w:tc>
+          <w:tcPr>
+            <w:tcW w:type="dxa" w:w="2880"/>
+            <w:vAlign w:val="center"/>
+          </w:tcPr>
+          <w:p>
+            <w:pPr>
+              <w:spacing w:line="240" w:lineRule="auto"/>
+            </w:pPr>
+            <w:r/>
+            <w:r>
+              <w:rPr>
+                <w:rFonts w:ascii="Times New Roman" w:hAnsi="Times New Roman"/>
+                <w:b w:val="0"/>
+                <w:sz w:val="22"/>
+              </w:rPr>
+              <w:t>NF04</w:t>
+            </w:r>
+          </w:p>
+        </w:tc>
+        <w:tc>
+          <w:tcPr>
+            <w:tcW w:type="dxa" w:w="2880"/>
+            <w:vAlign w:val="center"/>
+          </w:tcPr>
+          <w:p>
+            <w:pPr>
+              <w:spacing w:line="240" w:lineRule="auto"/>
+            </w:pPr>
+            <w:r/>
+            <w:r>
+              <w:rPr>
+                <w:rFonts w:ascii="Times New Roman" w:hAnsi="Times New Roman"/>
+                <w:b w:val="0"/>
+                <w:sz w:val="22"/>
+              </w:rPr>
+              <w:t>Validasi input</w:t>
+            </w:r>
+          </w:p>
+        </w:tc>
+        <w:tc>
+          <w:tcPr>
+            <w:tcW w:type="dxa" w:w="2880"/>
+            <w:vAlign w:val="center"/>
+          </w:tcPr>
+          <w:p>
+            <w:pPr>
+              <w:spacing w:line="240" w:lineRule="auto"/>
+            </w:pPr>
+            <w:r/>
+            <w:r>
+              <w:rPr>
+                <w:rFonts w:ascii="Times New Roman" w:hAnsi="Times New Roman"/>
+                <w:b w:val="0"/>
+                <w:sz w:val="22"/>
+              </w:rPr>
+              <w:t>Form input memvalidasi data penting agar data kosong atau tidak sesuai dapat dikurangi.</w:t>
+            </w:r>
+          </w:p>
+        </w:tc>
+      </w:tr>
+      <w:tr>
+        <w:tc>
+          <w:tcPr>
+            <w:tcW w:type="dxa" w:w="2880"/>
+            <w:vAlign w:val="center"/>
+          </w:tcPr>
+          <w:p>
+            <w:pPr>
+              <w:spacing w:line="240" w:lineRule="auto"/>
+            </w:pPr>
+            <w:r/>
+            <w:r>
+              <w:rPr>
+                <w:rFonts w:ascii="Times New Roman" w:hAnsi="Times New Roman"/>
+                <w:b w:val="0"/>
+                <w:sz w:val="22"/>
+              </w:rPr>
+              <w:t>NF05</w:t>
+            </w:r>
+          </w:p>
+        </w:tc>
+        <w:tc>
+          <w:tcPr>
+            <w:tcW w:type="dxa" w:w="2880"/>
+            <w:vAlign w:val="center"/>
+          </w:tcPr>
+          <w:p>
+            <w:pPr>
+              <w:spacing w:line="240" w:lineRule="auto"/>
+            </w:pPr>
+            <w:r/>
+            <w:r>
+              <w:rPr>
+                <w:rFonts w:ascii="Times New Roman" w:hAnsi="Times New Roman"/>
+                <w:b w:val="0"/>
+                <w:sz w:val="22"/>
+              </w:rPr>
+              <w:t>Format rupiah</w:t>
+            </w:r>
+          </w:p>
+        </w:tc>
+        <w:tc>
+          <w:tcPr>
+            <w:tcW w:type="dxa" w:w="2880"/>
+            <w:vAlign w:val="center"/>
+          </w:tcPr>
+          <w:p>
+            <w:pPr>
+              <w:spacing w:line="240" w:lineRule="auto"/>
+            </w:pPr>
+            <w:r/>
+            <w:r>
+              <w:rPr>
+                <w:rFonts w:ascii="Times New Roman" w:hAnsi="Times New Roman"/>
+                <w:b w:val="0"/>
+                <w:sz w:val="22"/>
+              </w:rPr>
+              <w:t>Nominal uang ditampilkan dalam format rupiah agar mudah dibaca.</w:t>
+            </w:r>
+          </w:p>
+        </w:tc>
+      </w:tr>
+      <w:tr>
+        <w:tc>
+          <w:tcPr>
+            <w:tcW w:type="dxa" w:w="2880"/>
+            <w:vAlign w:val="center"/>
+          </w:tcPr>
+          <w:p>
+            <w:pPr>
+              <w:spacing w:line="240" w:lineRule="auto"/>
+            </w:pPr>
+            <w:r/>
+            <w:r>
+              <w:rPr>
+                <w:rFonts w:ascii="Times New Roman" w:hAnsi="Times New Roman"/>
+                <w:b w:val="0"/>
+                <w:sz w:val="22"/>
+              </w:rPr>
+              <w:t>NF06</w:t>
+            </w:r>
+          </w:p>
+        </w:tc>
+        <w:tc>
+          <w:tcPr>
+            <w:tcW w:type="dxa" w:w="2880"/>
+            <w:vAlign w:val="center"/>
+          </w:tcPr>
+          <w:p>
+            <w:pPr>
+              <w:spacing w:line="240" w:lineRule="auto"/>
+            </w:pPr>
+            <w:r/>
+            <w:r>
+              <w:rPr>
+                <w:rFonts w:ascii="Times New Roman" w:hAnsi="Times New Roman"/>
+                <w:b w:val="0"/>
+                <w:sz w:val="22"/>
+              </w:rPr>
+              <w:t>Kompatibilitas</w:t>
+            </w:r>
+          </w:p>
+        </w:tc>
+        <w:tc>
+          <w:tcPr>
+            <w:tcW w:type="dxa" w:w="2880"/>
+            <w:vAlign w:val="center"/>
+          </w:tcPr>
+          <w:p>
+            <w:pPr>
+              <w:spacing w:line="240" w:lineRule="auto"/>
+            </w:pPr>
+            <w:r/>
+            <w:r>
+              <w:rPr>
+                <w:rFonts w:ascii="Times New Roman" w:hAnsi="Times New Roman"/>
+                <w:b w:val="0"/>
+                <w:sz w:val="22"/>
+              </w:rPr>
+              <w:t>Aplikasi ditujukan untuk perangkat Android yang digunakan oleh pengelola Garden Barbershop.</w:t>
+            </w:r>
+          </w:p>
+        </w:tc>
+      </w:tr>
+    </w:tbl>
+    <w:p>
+      <w:r>
+        <w:rPr>
+          <w:rFonts w:ascii="Times New Roman" w:hAnsi="Times New Roman"/>
+          <w:b/>
+          <w:sz w:val="24"/>
+        </w:rPr>
+        <w:t>4.4.   Implementasi Sistem</w:t>
+      </w:r>
+    </w:p>
+    <w:p>
+      <w:r>
+        <w:rPr>
+          <w:rFonts w:ascii="Times New Roman" w:hAnsi="Times New Roman"/>
+          <w:b w:val="0"/>
+          <w:sz w:val="24"/>
+        </w:rPr>
+        <w:t>Implementasi sistem dilakukan dengan memisahkan kode ke dalam model, service, screen, widget, utility, dan theme. Pemisahan tersebut membuat aplikasi lebih mudah dikembangkan dan diuji. Model digunakan untuk merepresentasikan data, service digunakan untuk proses autentikasi, Firebase, dan perhitungan, screen digunakan sebagai halaman aplikasi, sedangkan widget digunakan sebagai komponen antarmuka yang dapat digunakan ulang.</w:t>
+      </w:r>
+    </w:p>
+    <w:p>
+      <w:r>
+        <w:rPr>
+          <w:rFonts w:ascii="Times New Roman" w:hAnsi="Times New Roman"/>
+          <w:b/>
+          <w:sz w:val="24"/>
+        </w:rPr>
+        <w:t>4.4.1.  Implementasi Login dan Hak Akses</w:t>
+      </w:r>
+    </w:p>
+    <w:p>
+      <w:r>
+        <w:rPr>
+          <w:rFonts w:ascii="Times New Roman" w:hAnsi="Times New Roman"/>
+          <w:b w:val="0"/>
+          <w:sz w:val="24"/>
+        </w:rPr>
+        <w:t>Halaman login digunakan untuk memvalidasi pengguna sebelum masuk ke sistem. Pengguna memasukkan username dan password, kemudian sistem memeriksa data akun pada collection users melalui service aplikasi. Jika data Firebase belum tersedia, sistem menggunakan data dummy untuk kebutuhan prototype dan pengujian. Setelah login berhasil, data role pengguna disimpan sementara pada perangkat agar aplikasi dapat menampilkan menu sesuai hak akses.</w:t>
+      </w:r>
+    </w:p>
+    <w:p>
+      <w:r>
+        <w:rPr>
+          <w:rFonts w:ascii="Times New Roman" w:hAnsi="Times New Roman"/>
+          <w:b w:val="0"/>
+          <w:sz w:val="24"/>
+        </w:rPr>
+        <w:t>Role pengguna terdiri atas Admin, Admin Harian, Capster, dan Pemilik. Admin memiliki akses paling lengkap untuk mengelola data master, transaksi, kas, operasional, dan laporan. Admin Harian dapat membantu input pendapatan harian. Capster hanya dapat melihat laporan yang terkait dengan dirinya, sedangkan Pemilik dapat memantau buku kas, operasional, dan laporan usaha.</w:t>
+      </w:r>
+    </w:p>
+    <w:p>
+      <w:r>
+        <w:rPr>
+          <w:rFonts w:ascii="Times New Roman" w:hAnsi="Times New Roman"/>
+          <w:b/>
+          <w:sz w:val="24"/>
+        </w:rPr>
+        <w:t>4.4.2.  Implementasi Dashboard</w:t>
+      </w:r>
+    </w:p>
+    <w:p>
+      <w:r>
+        <w:rPr>
+          <w:rFonts w:ascii="Times New Roman" w:hAnsi="Times New Roman"/>
+          <w:b w:val="0"/>
+          <w:sz w:val="24"/>
+        </w:rPr>
+        <w:t>Dashboard menampilkan ringkasan informasi utama sesuai role pengguna. Untuk Admin dan Pemilik, dashboard menampilkan total pendapatan, total operasional, jumlah capster aktif, bagian capster, dan bagian pondok. Untuk Capster dan Admin Harian, dashboard menampilkan informasi yang lebih personal seperti pendapatan atau bagian yang terkait dengan akun capster tersebut. Perbedaan tampilan ini menunjukkan penerapan pembatasan akses dalam sistem.</w:t>
+      </w:r>
+    </w:p>
+    <w:p>
+      <w:r>
+        <w:rPr>
+          <w:rFonts w:ascii="Times New Roman" w:hAnsi="Times New Roman"/>
+          <w:b/>
+          <w:sz w:val="24"/>
+        </w:rPr>
+        <w:t>4.4.3.  Implementasi Data Capster</w:t>
+      </w:r>
+    </w:p>
+    <w:p>
+      <w:r>
+        <w:rPr>
+          <w:rFonts w:ascii="Times New Roman" w:hAnsi="Times New Roman"/>
+          <w:b w:val="0"/>
+          <w:sz w:val="24"/>
+        </w:rPr>
+        <w:t>Halaman data capster digunakan untuk mengelola identitas capster yang bekerja pada Garden Barbershop. Data yang dikelola meliputi id capster, nama capster, nomor handphone, dan status. Data capster menjadi dasar pada input pendapatan harian dan laporan pembagian hasil karena setiap transaksi harus dikaitkan dengan capster yang melayani customer.</w:t>
+      </w:r>
+    </w:p>
+    <w:p>
+      <w:r>
+        <w:rPr>
+          <w:rFonts w:ascii="Times New Roman" w:hAnsi="Times New Roman"/>
+          <w:b/>
+          <w:sz w:val="24"/>
+        </w:rPr>
+        <w:t>4.4.4.  Implementasi Data Layanan</w:t>
+      </w:r>
+    </w:p>
+    <w:p>
+      <w:r>
+        <w:rPr>
+          <w:rFonts w:ascii="Times New Roman" w:hAnsi="Times New Roman"/>
+          <w:b w:val="0"/>
+          <w:sz w:val="24"/>
+        </w:rPr>
+        <w:t>Halaman data layanan digunakan untuk mengelola daftar layanan barbershop. Data yang dikelola meliputi id layanan, kode layanan, nama layanan, harga, kategori, dan status. Kode layanan seperti SN, RC, PC, GC, CJ, KR, CH, HS, PR, dan KM digunakan pada form pendapatan harian untuk menghitung total pendapatan berdasarkan jumlah layanan dan harga masing-masing layanan.</w:t>
+      </w:r>
+    </w:p>
+    <w:p>
+      <w:r>
+        <w:rPr>
+          <w:rFonts w:ascii="Times New Roman" w:hAnsi="Times New Roman"/>
+          <w:b/>
+          <w:sz w:val="24"/>
+        </w:rPr>
+        <w:t>4.4.5.  Implementasi Pendapatan Harian</w:t>
+      </w:r>
+    </w:p>
+    <w:p>
+      <w:r>
+        <w:rPr>
+          <w:rFonts w:ascii="Times New Roman" w:hAnsi="Times New Roman"/>
+          <w:b w:val="0"/>
+          <w:sz w:val="24"/>
+        </w:rPr>
+        <w:t>Halaman pendapatan harian digunakan untuk mencatat transaksi layanan yang dilakukan oleh capster. Pengguna memilih tanggal transaksi, memilih capster, dan mengisi jumlah layanan berdasarkan kode layanan. Sistem menghitung customer santri dari layanan SN, sedangkan customer umum dihitung dari layanan selain SN. Total customer merupakan penjumlahan customer santri dan customer umum.</w:t>
+      </w:r>
+    </w:p>
+    <w:p>
+      <w:r>
+        <w:rPr>
+          <w:rFonts w:ascii="Times New Roman" w:hAnsi="Times New Roman"/>
+          <w:b w:val="0"/>
+          <w:sz w:val="24"/>
+        </w:rPr>
+        <w:t>Total pendapatan dihitung otomatis berdasarkan jumlah layanan dikalikan harga layanan aktif. Jika field jumlah layanan dikosongkan, sistem menganggap nilai tersebut sebagai nol sehingga perhitungan tetap dapat dilakukan tanpa menyebabkan error. Setelah data disimpan, transaksi pendapatan harian dapat digunakan sebagai dasar laporan bulanan.</w:t>
+      </w:r>
+    </w:p>
+    <w:p>
+      <w:r>
+        <w:rPr>
+          <w:rFonts w:ascii="Times New Roman" w:hAnsi="Times New Roman"/>
+          <w:b/>
+          <w:sz w:val="24"/>
+        </w:rPr>
+        <w:t>4.4.6.  Implementasi Buku Kas Umum</w:t>
+      </w:r>
+    </w:p>
+    <w:p>
+      <w:r>
+        <w:rPr>
+          <w:rFonts w:ascii="Times New Roman" w:hAnsi="Times New Roman"/>
+          <w:b w:val="0"/>
+          <w:sz w:val="24"/>
+        </w:rPr>
+        <w:t>Halaman buku kas umum digunakan untuk mencatat penerimaan dan pengeluaran Garden Barbershop. Data yang dicatat meliputi tanggal, uraian, akun, penerimaan, pengeluaran, saldo, dan keterangan. Saldo dihitung berdasarkan saldo sebelumnya ditambah penerimaan dan dikurangi pengeluaran. Pada sistem ini, bagian pondok dari laporan pembagian hasil otomatis dapat dicatat sebagai penerimaan akun Pendapatan Usaha.</w:t>
+      </w:r>
+    </w:p>
+    <w:p>
+      <w:r>
+        <w:rPr>
+          <w:rFonts w:ascii="Times New Roman" w:hAnsi="Times New Roman"/>
+          <w:b/>
+          <w:sz w:val="24"/>
+        </w:rPr>
+        <w:t>4.4.7.  Implementasi Operasional</w:t>
+      </w:r>
+    </w:p>
+    <w:p>
+      <w:r>
+        <w:rPr>
+          <w:rFonts w:ascii="Times New Roman" w:hAnsi="Times New Roman"/>
+          <w:b w:val="0"/>
+          <w:sz w:val="24"/>
+        </w:rPr>
+        <w:t>Halaman operasional digunakan untuk mencatat biaya operasional bulanan, seperti listrik, wifi, kebersihan, perlengkapan, atau biaya lain yang berkaitan dengan operasional Garden Barbershop. Total biaya operasional bulanan digunakan untuk menghitung beban operasional per capster pada laporan pembagian hasil.</w:t>
+      </w:r>
+    </w:p>
+    <w:p>
+      <w:r>
+        <w:rPr>
+          <w:rFonts w:ascii="Times New Roman" w:hAnsi="Times New Roman"/>
+          <w:b/>
+          <w:sz w:val="24"/>
+        </w:rPr>
+        <w:t>4.4.8.  Implementasi Laporan Pembagian Hasil</w:t>
+      </w:r>
+    </w:p>
+    <w:p>
+      <w:r>
+        <w:rPr>
+          <w:rFonts w:ascii="Times New Roman" w:hAnsi="Times New Roman"/>
+          <w:b w:val="0"/>
+          <w:sz w:val="24"/>
+        </w:rPr>
+        <w:t>Halaman laporan pembagian hasil digunakan untuk menghitung laporan berdasarkan bulan yang dipilih. Sistem mengambil data capster aktif, data pendapatan harian pada bulan tersebut, dan data operasional pada bulan yang sama. Setelah tombol hitung laporan digunakan, sistem menampilkan pendapatan kotor, total operasional, operasional per capster, pendapatan bersih, bagian capster, dan bagian pondok.</w:t>
+      </w:r>
+    </w:p>
+    <w:p>
+      <w:r>
+        <w:rPr>
+          <w:rFonts w:ascii="Times New Roman" w:hAnsi="Times New Roman"/>
+          <w:b w:val="0"/>
+          <w:sz w:val="24"/>
+        </w:rPr>
+        <w:t>Laporan juga disesuaikan dengan role pengguna. Admin dan Pemilik dapat melihat laporan seluruh capster, sedangkan Capster dan Admin Harian hanya melihat laporan yang berkaitan dengan id capster miliknya. Pembatasan ini membantu menjaga agar pengguna hanya mengakses data yang sesuai dengan tanggung jawabnya.</w:t>
+      </w:r>
+    </w:p>
+    <w:p>
+      <w:r>
+        <w:rPr>
+          <w:rFonts w:ascii="Times New Roman" w:hAnsi="Times New Roman"/>
+          <w:b/>
+          <w:sz w:val="24"/>
+        </w:rPr>
+        <w:t>4.5.   Implementasi Database Firebase</w:t>
+      </w:r>
+    </w:p>
+    <w:p>
+      <w:r>
+        <w:rPr>
+          <w:rFonts w:ascii="Times New Roman" w:hAnsi="Times New Roman"/>
+          <w:b w:val="0"/>
+          <w:sz w:val="24"/>
+        </w:rPr>
+        <w:t>Cloud Firestore digunakan sebagai penyimpanan data aplikasi. Data disimpan dalam beberapa collection yang disesuaikan dengan kebutuhan aplikasi. Struktur collection ditunjukkan pada Tabel 4.3.</w:t>
+      </w:r>
+    </w:p>
+    <w:p>
+      <w:r>
+        <w:rPr>
+          <w:rFonts w:ascii="Times New Roman" w:hAnsi="Times New Roman"/>
+          <w:b w:val="0"/>
+          <w:sz w:val="24"/>
+        </w:rPr>
+        <w:t>Tabel 4. 3 Struktur Data Cloud Firestore</w:t>
+      </w:r>
+    </w:p>
+    <w:tbl>
+      <w:tblPr>
+        <w:tblW w:type="auto" w:w="0"/>
+        <w:jc w:val="center"/>
+        <w:tblLook w:firstColumn="1" w:firstRow="1" w:lastColumn="0" w:lastRow="0" w:noHBand="0" w:noVBand="1" w:val="04A0"/>
+        <w:tblBorders>
+          <w:top w:val="single" w:sz="6" w:space="0" w:color="000000"/>
+          <w:left w:val="single" w:sz="6" w:space="0" w:color="000000"/>
+          <w:bottom w:val="single" w:sz="6" w:space="0" w:color="000000"/>
+          <w:right w:val="single" w:sz="6" w:space="0" w:color="000000"/>
+          <w:insideH w:val="single" w:sz="6" w:space="0" w:color="000000"/>
+          <w:insideV w:val="single" w:sz="6" w:space="0" w:color="000000"/>
+        </w:tblBorders>
+      </w:tblPr>
+      <w:tblGrid>
+        <w:gridCol w:w="2160"/>
+        <w:gridCol w:w="2160"/>
+        <w:gridCol w:w="2160"/>
+        <w:gridCol w:w="2160"/>
+      </w:tblGrid>
+      <w:tr>
+        <w:tc>
+          <w:tcPr>
+            <w:tcW w:type="dxa" w:w="2160"/>
+            <w:vAlign w:val="center"/>
+          </w:tcPr>
+          <w:p>
+            <w:pPr>
+              <w:spacing w:line="240" w:lineRule="auto"/>
+            </w:pPr>
+            <w:r/>
+            <w:r>
+              <w:rPr>
+                <w:rFonts w:ascii="Times New Roman" w:hAnsi="Times New Roman"/>
+                <w:b/>
+                <w:sz w:val="22"/>
+              </w:rPr>
+              <w:t>No</w:t>
+            </w:r>
+          </w:p>
+        </w:tc>
+        <w:tc>
+          <w:tcPr>
+            <w:tcW w:type="dxa" w:w="2160"/>
+            <w:vAlign w:val="center"/>
+          </w:tcPr>
+          <w:p>
+            <w:pPr>
+              <w:spacing w:line="240" w:lineRule="auto"/>
+            </w:pPr>
+            <w:r/>
+            <w:r>
+              <w:rPr>
+                <w:rFonts w:ascii="Times New Roman" w:hAnsi="Times New Roman"/>
+                <w:b/>
+                <w:sz w:val="22"/>
+              </w:rPr>
+              <w:t>Collection</w:t>
+            </w:r>
+          </w:p>
+        </w:tc>
+        <w:tc>
+          <w:tcPr>
+            <w:tcW w:type="dxa" w:w="2160"/>
+            <w:vAlign w:val="center"/>
+          </w:tcPr>
+          <w:p>
+            <w:pPr>
+              <w:spacing w:line="240" w:lineRule="auto"/>
+            </w:pPr>
+            <w:r/>
+            <w:r>
+              <w:rPr>
+                <w:rFonts w:ascii="Times New Roman" w:hAnsi="Times New Roman"/>
+                <w:b/>
+                <w:sz w:val="22"/>
+              </w:rPr>
+              <w:t>Data Utama</w:t>
+            </w:r>
+          </w:p>
+        </w:tc>
+        <w:tc>
+          <w:tcPr>
+            <w:tcW w:type="dxa" w:w="2160"/>
+            <w:vAlign w:val="center"/>
+          </w:tcPr>
+          <w:p>
+            <w:pPr>
+              <w:spacing w:line="240" w:lineRule="auto"/>
+            </w:pPr>
+            <w:r/>
+            <w:r>
+              <w:rPr>
+                <w:rFonts w:ascii="Times New Roman" w:hAnsi="Times New Roman"/>
+                <w:b/>
+                <w:sz w:val="22"/>
+              </w:rPr>
+              <w:t>Keterangan</w:t>
+            </w:r>
+          </w:p>
+        </w:tc>
+      </w:tr>
+      <w:tr>
+        <w:tc>
+          <w:tcPr>
+            <w:tcW w:type="dxa" w:w="2160"/>
+            <w:vAlign w:val="center"/>
+          </w:tcPr>
+          <w:p>
+            <w:pPr>
+              <w:spacing w:line="240" w:lineRule="auto"/>
+            </w:pPr>
+            <w:r/>
+            <w:r>
+              <w:rPr>
+                <w:rFonts w:ascii="Times New Roman" w:hAnsi="Times New Roman"/>
+                <w:b w:val="0"/>
+                <w:sz w:val="22"/>
+              </w:rPr>
+              <w:t>1</w:t>
+            </w:r>
+          </w:p>
+        </w:tc>
+        <w:tc>
+          <w:tcPr>
+            <w:tcW w:type="dxa" w:w="2160"/>
+            <w:vAlign w:val="center"/>
+          </w:tcPr>
+          <w:p>
+            <w:pPr>
+              <w:spacing w:line="240" w:lineRule="auto"/>
+            </w:pPr>
+            <w:r/>
+            <w:r>
+              <w:rPr>
+                <w:rFonts w:ascii="Times New Roman" w:hAnsi="Times New Roman"/>
+                <w:b w:val="0"/>
+                <w:sz w:val="22"/>
+              </w:rPr>
+              <w:t>users</w:t>
+            </w:r>
+          </w:p>
+        </w:tc>
+        <w:tc>
+          <w:tcPr>
+            <w:tcW w:type="dxa" w:w="2160"/>
+            <w:vAlign w:val="center"/>
+          </w:tcPr>
+          <w:p>
+            <w:pPr>
+              <w:spacing w:line="240" w:lineRule="auto"/>
+            </w:pPr>
+            <w:r/>
+            <w:r>
+              <w:rPr>
+                <w:rFonts w:ascii="Times New Roman" w:hAnsi="Times New Roman"/>
+                <w:b w:val="0"/>
+                <w:sz w:val="22"/>
+              </w:rPr>
+              <w:t>id_user, username, password, nama, role, status, id_capster</w:t>
+            </w:r>
+          </w:p>
+        </w:tc>
+        <w:tc>
+          <w:tcPr>
+            <w:tcW w:type="dxa" w:w="2160"/>
+            <w:vAlign w:val="center"/>
+          </w:tcPr>
+          <w:p>
+            <w:pPr>
+              <w:spacing w:line="240" w:lineRule="auto"/>
+            </w:pPr>
+            <w:r/>
+            <w:r>
+              <w:rPr>
+                <w:rFonts w:ascii="Times New Roman" w:hAnsi="Times New Roman"/>
+                <w:b w:val="0"/>
+                <w:sz w:val="22"/>
+              </w:rPr>
+              <w:t>Menyimpan akun pengguna dan role akses.</w:t>
+            </w:r>
+          </w:p>
+        </w:tc>
+      </w:tr>
+      <w:tr>
+        <w:tc>
+          <w:tcPr>
+            <w:tcW w:type="dxa" w:w="2160"/>
+            <w:vAlign w:val="center"/>
+          </w:tcPr>
+          <w:p>
+            <w:pPr>
+              <w:spacing w:line="240" w:lineRule="auto"/>
+            </w:pPr>
+            <w:r/>
+            <w:r>
+              <w:rPr>
+                <w:rFonts w:ascii="Times New Roman" w:hAnsi="Times New Roman"/>
+                <w:b w:val="0"/>
+                <w:sz w:val="22"/>
+              </w:rPr>
+              <w:t>2</w:t>
+            </w:r>
+          </w:p>
+        </w:tc>
+        <w:tc>
+          <w:tcPr>
+            <w:tcW w:type="dxa" w:w="2160"/>
+            <w:vAlign w:val="center"/>
+          </w:tcPr>
+          <w:p>
+            <w:pPr>
+              <w:spacing w:line="240" w:lineRule="auto"/>
+            </w:pPr>
+            <w:r/>
+            <w:r>
+              <w:rPr>
+                <w:rFonts w:ascii="Times New Roman" w:hAnsi="Times New Roman"/>
+                <w:b w:val="0"/>
+                <w:sz w:val="22"/>
+              </w:rPr>
+              <w:t>capster</w:t>
+            </w:r>
+          </w:p>
+        </w:tc>
+        <w:tc>
+          <w:tcPr>
+            <w:tcW w:type="dxa" w:w="2160"/>
+            <w:vAlign w:val="center"/>
+          </w:tcPr>
+          <w:p>
+            <w:pPr>
+              <w:spacing w:line="240" w:lineRule="auto"/>
+            </w:pPr>
+            <w:r/>
+            <w:r>
+              <w:rPr>
+                <w:rFonts w:ascii="Times New Roman" w:hAnsi="Times New Roman"/>
+                <w:b w:val="0"/>
+                <w:sz w:val="22"/>
+              </w:rPr>
+              <w:t>id_capster, nama_capster, no_hp, status</w:t>
+            </w:r>
+          </w:p>
+        </w:tc>
+        <w:tc>
+          <w:tcPr>
+            <w:tcW w:type="dxa" w:w="2160"/>
+            <w:vAlign w:val="center"/>
+          </w:tcPr>
+          <w:p>
+            <w:pPr>
+              <w:spacing w:line="240" w:lineRule="auto"/>
+            </w:pPr>
+            <w:r/>
+            <w:r>
+              <w:rPr>
+                <w:rFonts w:ascii="Times New Roman" w:hAnsi="Times New Roman"/>
+                <w:b w:val="0"/>
+                <w:sz w:val="22"/>
+              </w:rPr>
+              <w:t>Menyimpan data capster aktif maupun nonaktif.</w:t>
+            </w:r>
+          </w:p>
+        </w:tc>
+      </w:tr>
+      <w:tr>
+        <w:tc>
+          <w:tcPr>
+            <w:tcW w:type="dxa" w:w="2160"/>
+            <w:vAlign w:val="center"/>
+          </w:tcPr>
+          <w:p>
+            <w:pPr>
+              <w:spacing w:line="240" w:lineRule="auto"/>
+            </w:pPr>
+            <w:r/>
+            <w:r>
+              <w:rPr>
+                <w:rFonts w:ascii="Times New Roman" w:hAnsi="Times New Roman"/>
+                <w:b w:val="0"/>
+                <w:sz w:val="22"/>
+              </w:rPr>
+              <w:t>3</w:t>
+            </w:r>
+          </w:p>
+        </w:tc>
+        <w:tc>
+          <w:tcPr>
+            <w:tcW w:type="dxa" w:w="2160"/>
+            <w:vAlign w:val="center"/>
+          </w:tcPr>
+          <w:p>
+            <w:pPr>
+              <w:spacing w:line="240" w:lineRule="auto"/>
+            </w:pPr>
+            <w:r/>
+            <w:r>
+              <w:rPr>
+                <w:rFonts w:ascii="Times New Roman" w:hAnsi="Times New Roman"/>
+                <w:b w:val="0"/>
+                <w:sz w:val="22"/>
+              </w:rPr>
+              <w:t>layanan</w:t>
+            </w:r>
+          </w:p>
+        </w:tc>
+        <w:tc>
+          <w:tcPr>
+            <w:tcW w:type="dxa" w:w="2160"/>
+            <w:vAlign w:val="center"/>
+          </w:tcPr>
+          <w:p>
+            <w:pPr>
+              <w:spacing w:line="240" w:lineRule="auto"/>
+            </w:pPr>
+            <w:r/>
+            <w:r>
+              <w:rPr>
+                <w:rFonts w:ascii="Times New Roman" w:hAnsi="Times New Roman"/>
+                <w:b w:val="0"/>
+                <w:sz w:val="22"/>
+              </w:rPr>
+              <w:t>id_layanan, kode_layanan, nama_layanan, harga, kategori, status</w:t>
+            </w:r>
+          </w:p>
+        </w:tc>
+        <w:tc>
+          <w:tcPr>
+            <w:tcW w:type="dxa" w:w="2160"/>
+            <w:vAlign w:val="center"/>
+          </w:tcPr>
+          <w:p>
+            <w:pPr>
+              <w:spacing w:line="240" w:lineRule="auto"/>
+            </w:pPr>
+            <w:r/>
+            <w:r>
+              <w:rPr>
+                <w:rFonts w:ascii="Times New Roman" w:hAnsi="Times New Roman"/>
+                <w:b w:val="0"/>
+                <w:sz w:val="22"/>
+              </w:rPr>
+              <w:t>Menyimpan data layanan dan harga layanan.</w:t>
+            </w:r>
+          </w:p>
+        </w:tc>
+      </w:tr>
+      <w:tr>
+        <w:tc>
+          <w:tcPr>
+            <w:tcW w:type="dxa" w:w="2160"/>
+            <w:vAlign w:val="center"/>
+          </w:tcPr>
+          <w:p>
+            <w:pPr>
+              <w:spacing w:line="240" w:lineRule="auto"/>
+            </w:pPr>
+            <w:r/>
+            <w:r>
+              <w:rPr>
+                <w:rFonts w:ascii="Times New Roman" w:hAnsi="Times New Roman"/>
+                <w:b w:val="0"/>
+                <w:sz w:val="22"/>
+              </w:rPr>
+              <w:t>4</w:t>
+            </w:r>
+          </w:p>
+        </w:tc>
+        <w:tc>
+          <w:tcPr>
+            <w:tcW w:type="dxa" w:w="2160"/>
+            <w:vAlign w:val="center"/>
+          </w:tcPr>
+          <w:p>
+            <w:pPr>
+              <w:spacing w:line="240" w:lineRule="auto"/>
+            </w:pPr>
+            <w:r/>
+            <w:r>
+              <w:rPr>
+                <w:rFonts w:ascii="Times New Roman" w:hAnsi="Times New Roman"/>
+                <w:b w:val="0"/>
+                <w:sz w:val="22"/>
+              </w:rPr>
+              <w:t>pendapatan_harian</w:t>
+            </w:r>
+          </w:p>
+        </w:tc>
+        <w:tc>
+          <w:tcPr>
+            <w:tcW w:type="dxa" w:w="2160"/>
+            <w:vAlign w:val="center"/>
+          </w:tcPr>
+          <w:p>
+            <w:pPr>
+              <w:spacing w:line="240" w:lineRule="auto"/>
+            </w:pPr>
+            <w:r/>
+            <w:r>
+              <w:rPr>
+                <w:rFonts w:ascii="Times New Roman" w:hAnsi="Times New Roman"/>
+                <w:b w:val="0"/>
+                <w:sz w:val="22"/>
+              </w:rPr>
+              <w:t>id_pendapatan, tanggal, id_capster, nama_capster, jumlah layanan, pendapatan, CS, CU, total_customer</w:t>
+            </w:r>
+          </w:p>
+        </w:tc>
+        <w:tc>
+          <w:tcPr>
+            <w:tcW w:type="dxa" w:w="2160"/>
+            <w:vAlign w:val="center"/>
+          </w:tcPr>
+          <w:p>
+            <w:pPr>
+              <w:spacing w:line="240" w:lineRule="auto"/>
+            </w:pPr>
+            <w:r/>
+            <w:r>
+              <w:rPr>
+                <w:rFonts w:ascii="Times New Roman" w:hAnsi="Times New Roman"/>
+                <w:b w:val="0"/>
+                <w:sz w:val="22"/>
+              </w:rPr>
+              <w:t>Menyimpan transaksi pendapatan harian capster.</w:t>
+            </w:r>
+          </w:p>
+        </w:tc>
+      </w:tr>
+      <w:tr>
+        <w:tc>
+          <w:tcPr>
+            <w:tcW w:type="dxa" w:w="2160"/>
+            <w:vAlign w:val="center"/>
+          </w:tcPr>
+          <w:p>
+            <w:pPr>
+              <w:spacing w:line="240" w:lineRule="auto"/>
+            </w:pPr>
+            <w:r/>
+            <w:r>
+              <w:rPr>
+                <w:rFonts w:ascii="Times New Roman" w:hAnsi="Times New Roman"/>
+                <w:b w:val="0"/>
+                <w:sz w:val="22"/>
+              </w:rPr>
+              <w:t>5</w:t>
+            </w:r>
+          </w:p>
+        </w:tc>
+        <w:tc>
+          <w:tcPr>
+            <w:tcW w:type="dxa" w:w="2160"/>
+            <w:vAlign w:val="center"/>
+          </w:tcPr>
+          <w:p>
+            <w:pPr>
+              <w:spacing w:line="240" w:lineRule="auto"/>
+            </w:pPr>
+            <w:r/>
+            <w:r>
+              <w:rPr>
+                <w:rFonts w:ascii="Times New Roman" w:hAnsi="Times New Roman"/>
+                <w:b w:val="0"/>
+                <w:sz w:val="22"/>
+              </w:rPr>
+              <w:t>buku_kas_umum</w:t>
+            </w:r>
+          </w:p>
+        </w:tc>
+        <w:tc>
+          <w:tcPr>
+            <w:tcW w:type="dxa" w:w="2160"/>
+            <w:vAlign w:val="center"/>
+          </w:tcPr>
+          <w:p>
+            <w:pPr>
+              <w:spacing w:line="240" w:lineRule="auto"/>
+            </w:pPr>
+            <w:r/>
+            <w:r>
+              <w:rPr>
+                <w:rFonts w:ascii="Times New Roman" w:hAnsi="Times New Roman"/>
+                <w:b w:val="0"/>
+                <w:sz w:val="22"/>
+              </w:rPr>
+              <w:t>id_kas, tanggal, uraian, akun, penerimaan, pengeluaran, saldo, keterangan</w:t>
+            </w:r>
+          </w:p>
+        </w:tc>
+        <w:tc>
+          <w:tcPr>
+            <w:tcW w:type="dxa" w:w="2160"/>
+            <w:vAlign w:val="center"/>
+          </w:tcPr>
+          <w:p>
+            <w:pPr>
+              <w:spacing w:line="240" w:lineRule="auto"/>
+            </w:pPr>
+            <w:r/>
+            <w:r>
+              <w:rPr>
+                <w:rFonts w:ascii="Times New Roman" w:hAnsi="Times New Roman"/>
+                <w:b w:val="0"/>
+                <w:sz w:val="22"/>
+              </w:rPr>
+              <w:t>Menyimpan transaksi penerimaan dan pengeluaran kas umum.</w:t>
+            </w:r>
+          </w:p>
+        </w:tc>
+      </w:tr>
+      <w:tr>
+        <w:tc>
+          <w:tcPr>
+            <w:tcW w:type="dxa" w:w="2160"/>
+            <w:vAlign w:val="center"/>
+          </w:tcPr>
+          <w:p>
+            <w:pPr>
+              <w:spacing w:line="240" w:lineRule="auto"/>
+            </w:pPr>
+            <w:r/>
+            <w:r>
+              <w:rPr>
+                <w:rFonts w:ascii="Times New Roman" w:hAnsi="Times New Roman"/>
+                <w:b w:val="0"/>
+                <w:sz w:val="22"/>
+              </w:rPr>
+              <w:t>6</w:t>
+            </w:r>
+          </w:p>
+        </w:tc>
+        <w:tc>
+          <w:tcPr>
+            <w:tcW w:type="dxa" w:w="2160"/>
+            <w:vAlign w:val="center"/>
+          </w:tcPr>
+          <w:p>
+            <w:pPr>
+              <w:spacing w:line="240" w:lineRule="auto"/>
+            </w:pPr>
+            <w:r/>
+            <w:r>
+              <w:rPr>
+                <w:rFonts w:ascii="Times New Roman" w:hAnsi="Times New Roman"/>
+                <w:b w:val="0"/>
+                <w:sz w:val="22"/>
+              </w:rPr>
+              <w:t>operasional</w:t>
+            </w:r>
+          </w:p>
+        </w:tc>
+        <w:tc>
+          <w:tcPr>
+            <w:tcW w:type="dxa" w:w="2160"/>
+            <w:vAlign w:val="center"/>
+          </w:tcPr>
+          <w:p>
+            <w:pPr>
+              <w:spacing w:line="240" w:lineRule="auto"/>
+            </w:pPr>
+            <w:r/>
+            <w:r>
+              <w:rPr>
+                <w:rFonts w:ascii="Times New Roman" w:hAnsi="Times New Roman"/>
+                <w:b w:val="0"/>
+                <w:sz w:val="22"/>
+              </w:rPr>
+              <w:t>id_operasional, bulan, nama_biaya, akun, nominal, keterangan</w:t>
+            </w:r>
+          </w:p>
+        </w:tc>
+        <w:tc>
+          <w:tcPr>
+            <w:tcW w:type="dxa" w:w="2160"/>
+            <w:vAlign w:val="center"/>
+          </w:tcPr>
+          <w:p>
+            <w:pPr>
+              <w:spacing w:line="240" w:lineRule="auto"/>
+            </w:pPr>
+            <w:r/>
+            <w:r>
+              <w:rPr>
+                <w:rFonts w:ascii="Times New Roman" w:hAnsi="Times New Roman"/>
+                <w:b w:val="0"/>
+                <w:sz w:val="22"/>
+              </w:rPr>
+              <w:t>Menyimpan biaya operasional bulanan.</w:t>
+            </w:r>
+          </w:p>
+        </w:tc>
+      </w:tr>
+      <w:tr>
+        <w:tc>
+          <w:tcPr>
+            <w:tcW w:type="dxa" w:w="2160"/>
+            <w:vAlign w:val="center"/>
+          </w:tcPr>
+          <w:p>
+            <w:pPr>
+              <w:spacing w:line="240" w:lineRule="auto"/>
+            </w:pPr>
+            <w:r/>
+            <w:r>
+              <w:rPr>
+                <w:rFonts w:ascii="Times New Roman" w:hAnsi="Times New Roman"/>
+                <w:b w:val="0"/>
+                <w:sz w:val="22"/>
+              </w:rPr>
+              <w:t>7</w:t>
+            </w:r>
+          </w:p>
+        </w:tc>
+        <w:tc>
+          <w:tcPr>
+            <w:tcW w:type="dxa" w:w="2160"/>
+            <w:vAlign w:val="center"/>
+          </w:tcPr>
+          <w:p>
+            <w:pPr>
+              <w:spacing w:line="240" w:lineRule="auto"/>
+            </w:pPr>
+            <w:r/>
+            <w:r>
+              <w:rPr>
+                <w:rFonts w:ascii="Times New Roman" w:hAnsi="Times New Roman"/>
+                <w:b w:val="0"/>
+                <w:sz w:val="22"/>
+              </w:rPr>
+              <w:t>laporan_bulanan</w:t>
+            </w:r>
+          </w:p>
+        </w:tc>
+        <w:tc>
+          <w:tcPr>
+            <w:tcW w:type="dxa" w:w="2160"/>
+            <w:vAlign w:val="center"/>
+          </w:tcPr>
+          <w:p>
+            <w:pPr>
+              <w:spacing w:line="240" w:lineRule="auto"/>
+            </w:pPr>
+            <w:r/>
+            <w:r>
+              <w:rPr>
+                <w:rFonts w:ascii="Times New Roman" w:hAnsi="Times New Roman"/>
+                <w:b w:val="0"/>
+                <w:sz w:val="22"/>
+              </w:rPr>
+              <w:t>bulan, id_capster, nama_capster, pendapatan_kotor, total_operasional, operasional_per_capster, pendapatan_bersih, bagian_capster, bagian_pondok</w:t>
+            </w:r>
+          </w:p>
+        </w:tc>
+        <w:tc>
+          <w:tcPr>
+            <w:tcW w:type="dxa" w:w="2160"/>
+            <w:vAlign w:val="center"/>
+          </w:tcPr>
+          <w:p>
+            <w:pPr>
+              <w:spacing w:line="240" w:lineRule="auto"/>
+            </w:pPr>
+            <w:r/>
+            <w:r>
+              <w:rPr>
+                <w:rFonts w:ascii="Times New Roman" w:hAnsi="Times New Roman"/>
+                <w:b w:val="0"/>
+                <w:sz w:val="22"/>
+              </w:rPr>
+              <w:t>Menyimpan hasil laporan pembagian bulanan.</w:t>
+            </w:r>
+          </w:p>
+        </w:tc>
+      </w:tr>
+      <w:tr>
+        <w:tc>
+          <w:tcPr>
+            <w:tcW w:type="dxa" w:w="2160"/>
+            <w:vAlign w:val="center"/>
+          </w:tcPr>
+          <w:p>
+            <w:pPr>
+              <w:spacing w:line="240" w:lineRule="auto"/>
+            </w:pPr>
+            <w:r/>
+            <w:r>
+              <w:rPr>
+                <w:rFonts w:ascii="Times New Roman" w:hAnsi="Times New Roman"/>
+                <w:b w:val="0"/>
+                <w:sz w:val="22"/>
+              </w:rPr>
+              <w:t>8</w:t>
+            </w:r>
+          </w:p>
+        </w:tc>
+        <w:tc>
+          <w:tcPr>
+            <w:tcW w:type="dxa" w:w="2160"/>
+            <w:vAlign w:val="center"/>
+          </w:tcPr>
+          <w:p>
+            <w:pPr>
+              <w:spacing w:line="240" w:lineRule="auto"/>
+            </w:pPr>
+            <w:r/>
+            <w:r>
+              <w:rPr>
+                <w:rFonts w:ascii="Times New Roman" w:hAnsi="Times New Roman"/>
+                <w:b w:val="0"/>
+                <w:sz w:val="22"/>
+              </w:rPr>
+              <w:t>rekap_customer</w:t>
+            </w:r>
+          </w:p>
+        </w:tc>
+        <w:tc>
+          <w:tcPr>
+            <w:tcW w:type="dxa" w:w="2160"/>
+            <w:vAlign w:val="center"/>
+          </w:tcPr>
+          <w:p>
+            <w:pPr>
+              <w:spacing w:line="240" w:lineRule="auto"/>
+            </w:pPr>
+            <w:r/>
+            <w:r>
+              <w:rPr>
+                <w:rFonts w:ascii="Times New Roman" w:hAnsi="Times New Roman"/>
+                <w:b w:val="0"/>
+                <w:sz w:val="22"/>
+              </w:rPr>
+              <w:t>id_rekap, tanggal, total_pendapatan, customer_santri, customer_umum, total_customer</w:t>
+            </w:r>
+          </w:p>
+        </w:tc>
+        <w:tc>
+          <w:tcPr>
+            <w:tcW w:type="dxa" w:w="2160"/>
+            <w:vAlign w:val="center"/>
+          </w:tcPr>
+          <w:p>
+            <w:pPr>
+              <w:spacing w:line="240" w:lineRule="auto"/>
+            </w:pPr>
+            <w:r/>
+            <w:r>
+              <w:rPr>
+                <w:rFonts w:ascii="Times New Roman" w:hAnsi="Times New Roman"/>
+                <w:b w:val="0"/>
+                <w:sz w:val="22"/>
+              </w:rPr>
+              <w:t>Menyimpan rekap customer harian.</w:t>
+            </w:r>
+          </w:p>
+        </w:tc>
+      </w:tr>
+    </w:tbl>
+    <w:p>
+      <w:r>
+        <w:rPr>
+          <w:rFonts w:ascii="Times New Roman" w:hAnsi="Times New Roman"/>
+          <w:b w:val="0"/>
+          <w:sz w:val="24"/>
+        </w:rPr>
+        <w:t>Pada prototype ini, password masih disimpan sebagai data pada collection users untuk kebutuhan pengujian. Untuk penggunaan produksi, autentikasi sebaiknya dikembangkan menggunakan Firebase Authentication atau mekanisme hashing password agar keamanan akses lebih baik.</w:t>
+      </w:r>
+    </w:p>
+    <w:p>
+      <w:r>
+        <w:rPr>
+          <w:rFonts w:ascii="Times New Roman" w:hAnsi="Times New Roman"/>
+          <w:b/>
+          <w:sz w:val="24"/>
+        </w:rPr>
+        <w:t>4.6.   Implementasi Perhitungan Pembagian Hasil</w:t>
+      </w:r>
+    </w:p>
+    <w:p>
+      <w:r>
+        <w:rPr>
+          <w:rFonts w:ascii="Times New Roman" w:hAnsi="Times New Roman"/>
+          <w:b w:val="0"/>
+          <w:sz w:val="24"/>
+        </w:rPr>
+        <w:t>Perhitungan pembagian hasil dilakukan berdasarkan pendapatan kotor masing-masing capster dan total biaya operasional bulanan. Total operasional dibagi rata kepada jumlah capster aktif untuk mendapatkan beban operasional per capster. Setelah itu, beban operasional dikurangkan dari pendapatan kotor untuk memperoleh pendapatan bersih. Pendapatan bersih kemudian dibagi menjadi bagian capster dan bagian pondok dengan persentase 50% : 50%.</w:t>
+      </w:r>
+    </w:p>
+    <w:p>
+      <w:r>
+        <w:rPr>
+          <w:rFonts w:ascii="Times New Roman" w:hAnsi="Times New Roman"/>
+          <w:b w:val="0"/>
+          <w:sz w:val="24"/>
+        </w:rPr>
+        <w:t>Rumus yang digunakan adalah sebagai berikut:</w:t>
+      </w:r>
+    </w:p>
+    <w:p>
+      <w:r>
+        <w:rPr>
+          <w:rFonts w:ascii="Times New Roman" w:hAnsi="Times New Roman"/>
+          <w:b w:val="0"/>
+          <w:sz w:val="24"/>
+        </w:rPr>
+        <w:t>Beban Operasional Per Capster = Total Operasional Bulanan / Jumlah Capster Aktif</w:t>
+      </w:r>
+    </w:p>
+    <w:p>
+      <w:r>
+        <w:rPr>
+          <w:rFonts w:ascii="Times New Roman" w:hAnsi="Times New Roman"/>
+          <w:b w:val="0"/>
+          <w:sz w:val="24"/>
+        </w:rPr>
+        <w:t>Pendapatan Bersih Capster = Pendapatan Kotor Capster - Beban Operasional Per Capster</w:t>
+      </w:r>
+    </w:p>
+    <w:p>
+      <w:r>
+        <w:rPr>
+          <w:rFonts w:ascii="Times New Roman" w:hAnsi="Times New Roman"/>
+          <w:b w:val="0"/>
+          <w:sz w:val="24"/>
+        </w:rPr>
+        <w:t>Bagian Capster = Pendapatan Bersih Capster x 50%</w:t>
+      </w:r>
+    </w:p>
+    <w:p>
+      <w:r>
+        <w:rPr>
+          <w:rFonts w:ascii="Times New Roman" w:hAnsi="Times New Roman"/>
+          <w:b w:val="0"/>
+          <w:sz w:val="24"/>
+        </w:rPr>
+        <w:t>Bagian Pondok = Pendapatan Bersih Capster x 50%</w:t>
+      </w:r>
+    </w:p>
+    <w:p>
+      <w:r>
+        <w:rPr>
+          <w:rFonts w:ascii="Times New Roman" w:hAnsi="Times New Roman"/>
+          <w:b w:val="0"/>
+          <w:sz w:val="24"/>
+        </w:rPr>
+        <w:t>Contoh perhitungan pada data bulan Mei 2026 adalah sebagai berikut. Total operasional bulanan sebesar Rp1.579.620 dan jumlah capster aktif sebanyak 3 orang, sehingga beban operasional per capster sebesar Rp526.540. Pendapatan kotor Muhamad Diva Syarri sebesar Rp1.809.000, maka pendapatan bersihnya adalah Rp1.282.460. Bagian capster sebesar Rp641.230 dan bagian pondok sebesar Rp641.230.</w:t>
+      </w:r>
+    </w:p>
+    <w:p>
+      <w:r>
+        <w:rPr>
+          <w:rFonts w:ascii="Times New Roman" w:hAnsi="Times New Roman"/>
+          <w:b w:val="0"/>
+          <w:sz w:val="24"/>
+        </w:rPr>
+        <w:t>Tabel 4. 4 Contoh Hasil Perhitungan Pembagian Hasil</w:t>
+      </w:r>
+    </w:p>
+    <w:tbl>
+      <w:tblPr>
+        <w:tblW w:type="auto" w:w="0"/>
+        <w:jc w:val="center"/>
+        <w:tblLook w:firstColumn="1" w:firstRow="1" w:lastColumn="0" w:lastRow="0" w:noHBand="0" w:noVBand="1" w:val="04A0"/>
+        <w:tblBorders>
+          <w:top w:val="single" w:sz="6" w:space="0" w:color="000000"/>
+          <w:left w:val="single" w:sz="6" w:space="0" w:color="000000"/>
+          <w:bottom w:val="single" w:sz="6" w:space="0" w:color="000000"/>
+          <w:right w:val="single" w:sz="6" w:space="0" w:color="000000"/>
+          <w:insideH w:val="single" w:sz="6" w:space="0" w:color="000000"/>
+          <w:insideV w:val="single" w:sz="6" w:space="0" w:color="000000"/>
+        </w:tblBorders>
+      </w:tblPr>
+      <w:tblGrid>
+        <w:gridCol w:w="4320"/>
+        <w:gridCol w:w="4320"/>
+      </w:tblGrid>
+      <w:tr>
+        <w:tc>
+          <w:tcPr>
+            <w:tcW w:type="dxa" w:w="4320"/>
+            <w:vAlign w:val="center"/>
+          </w:tcPr>
+          <w:p>
+            <w:pPr>
+              <w:spacing w:line="240" w:lineRule="auto"/>
+            </w:pPr>
+            <w:r/>
+            <w:r>
+              <w:rPr>
+                <w:rFonts w:ascii="Times New Roman" w:hAnsi="Times New Roman"/>
+                <w:b/>
+                <w:sz w:val="22"/>
+              </w:rPr>
+              <w:t>Komponen</w:t>
+            </w:r>
+          </w:p>
+        </w:tc>
+        <w:tc>
+          <w:tcPr>
+            <w:tcW w:type="dxa" w:w="4320"/>
+            <w:vAlign w:val="center"/>
+          </w:tcPr>
+          <w:p>
+            <w:pPr>
+              <w:spacing w:line="240" w:lineRule="auto"/>
+            </w:pPr>
+            <w:r/>
+            <w:r>
+              <w:rPr>
+                <w:rFonts w:ascii="Times New Roman" w:hAnsi="Times New Roman"/>
+                <w:b/>
+                <w:sz w:val="22"/>
+              </w:rPr>
+              <w:t>Nilai</w:t>
+            </w:r>
+          </w:p>
+        </w:tc>
+      </w:tr>
+      <w:tr>
+        <w:tc>
+          <w:tcPr>
+            <w:tcW w:type="dxa" w:w="4320"/>
+            <w:vAlign w:val="center"/>
+          </w:tcPr>
+          <w:p>
+            <w:pPr>
+              <w:spacing w:line="240" w:lineRule="auto"/>
+            </w:pPr>
+            <w:r/>
+            <w:r>
+              <w:rPr>
+                <w:rFonts w:ascii="Times New Roman" w:hAnsi="Times New Roman"/>
+                <w:b w:val="0"/>
+                <w:sz w:val="22"/>
+              </w:rPr>
+              <w:t>Total operasional bulanan</w:t>
+            </w:r>
+          </w:p>
+        </w:tc>
+        <w:tc>
+          <w:tcPr>
+            <w:tcW w:type="dxa" w:w="4320"/>
+            <w:vAlign w:val="center"/>
+          </w:tcPr>
+          <w:p>
+            <w:pPr>
+              <w:spacing w:line="240" w:lineRule="auto"/>
+            </w:pPr>
+            <w:r/>
+            <w:r>
+              <w:rPr>
+                <w:rFonts w:ascii="Times New Roman" w:hAnsi="Times New Roman"/>
+                <w:b w:val="0"/>
+                <w:sz w:val="22"/>
+              </w:rPr>
+              <w:t>Rp1.579.620</w:t>
+            </w:r>
+          </w:p>
+        </w:tc>
+      </w:tr>
+      <w:tr>
+        <w:tc>
+          <w:tcPr>
+            <w:tcW w:type="dxa" w:w="4320"/>
+            <w:vAlign w:val="center"/>
+          </w:tcPr>
+          <w:p>
+            <w:pPr>
+              <w:spacing w:line="240" w:lineRule="auto"/>
+            </w:pPr>
+            <w:r/>
+            <w:r>
+              <w:rPr>
+                <w:rFonts w:ascii="Times New Roman" w:hAnsi="Times New Roman"/>
+                <w:b w:val="0"/>
+                <w:sz w:val="22"/>
+              </w:rPr>
+              <w:t>Jumlah capster aktif</w:t>
+            </w:r>
+          </w:p>
+        </w:tc>
+        <w:tc>
+          <w:tcPr>
+            <w:tcW w:type="dxa" w:w="4320"/>
+            <w:vAlign w:val="center"/>
+          </w:tcPr>
+          <w:p>
+            <w:pPr>
+              <w:spacing w:line="240" w:lineRule="auto"/>
+            </w:pPr>
+            <w:r/>
+            <w:r>
+              <w:rPr>
+                <w:rFonts w:ascii="Times New Roman" w:hAnsi="Times New Roman"/>
+                <w:b w:val="0"/>
+                <w:sz w:val="22"/>
+              </w:rPr>
+              <w:t>3 orang</w:t>
+            </w:r>
+          </w:p>
+        </w:tc>
+      </w:tr>
+      <w:tr>
+        <w:tc>
+          <w:tcPr>
+            <w:tcW w:type="dxa" w:w="4320"/>
+            <w:vAlign w:val="center"/>
+          </w:tcPr>
+          <w:p>
+            <w:pPr>
+              <w:spacing w:line="240" w:lineRule="auto"/>
+            </w:pPr>
+            <w:r/>
+            <w:r>
+              <w:rPr>
+                <w:rFonts w:ascii="Times New Roman" w:hAnsi="Times New Roman"/>
+                <w:b w:val="0"/>
+                <w:sz w:val="22"/>
+              </w:rPr>
+              <w:t>Beban operasional per capster</w:t>
+            </w:r>
+          </w:p>
+        </w:tc>
+        <w:tc>
+          <w:tcPr>
+            <w:tcW w:type="dxa" w:w="4320"/>
+            <w:vAlign w:val="center"/>
+          </w:tcPr>
+          <w:p>
+            <w:pPr>
+              <w:spacing w:line="240" w:lineRule="auto"/>
+            </w:pPr>
+            <w:r/>
+            <w:r>
+              <w:rPr>
+                <w:rFonts w:ascii="Times New Roman" w:hAnsi="Times New Roman"/>
+                <w:b w:val="0"/>
+                <w:sz w:val="22"/>
+              </w:rPr>
+              <w:t>Rp526.540</w:t>
+            </w:r>
+          </w:p>
+        </w:tc>
+      </w:tr>
+      <w:tr>
+        <w:tc>
+          <w:tcPr>
+            <w:tcW w:type="dxa" w:w="4320"/>
+            <w:vAlign w:val="center"/>
+          </w:tcPr>
+          <w:p>
+            <w:pPr>
+              <w:spacing w:line="240" w:lineRule="auto"/>
+            </w:pPr>
+            <w:r/>
+            <w:r>
+              <w:rPr>
+                <w:rFonts w:ascii="Times New Roman" w:hAnsi="Times New Roman"/>
+                <w:b w:val="0"/>
+                <w:sz w:val="22"/>
+              </w:rPr>
+              <w:t>Pendapatan kotor Muhamad Diva Syarri</w:t>
+            </w:r>
+          </w:p>
+        </w:tc>
+        <w:tc>
+          <w:tcPr>
+            <w:tcW w:type="dxa" w:w="4320"/>
+            <w:vAlign w:val="center"/>
+          </w:tcPr>
+          <w:p>
+            <w:pPr>
+              <w:spacing w:line="240" w:lineRule="auto"/>
+            </w:pPr>
+            <w:r/>
+            <w:r>
+              <w:rPr>
+                <w:rFonts w:ascii="Times New Roman" w:hAnsi="Times New Roman"/>
+                <w:b w:val="0"/>
+                <w:sz w:val="22"/>
+              </w:rPr>
+              <w:t>Rp1.809.000</w:t>
+            </w:r>
+          </w:p>
+        </w:tc>
+      </w:tr>
+      <w:tr>
+        <w:tc>
+          <w:tcPr>
+            <w:tcW w:type="dxa" w:w="4320"/>
+            <w:vAlign w:val="center"/>
+          </w:tcPr>
+          <w:p>
+            <w:pPr>
+              <w:spacing w:line="240" w:lineRule="auto"/>
+            </w:pPr>
+            <w:r/>
+            <w:r>
+              <w:rPr>
+                <w:rFonts w:ascii="Times New Roman" w:hAnsi="Times New Roman"/>
+                <w:b w:val="0"/>
+                <w:sz w:val="22"/>
+              </w:rPr>
+              <w:t>Pendapatan bersih</w:t>
+            </w:r>
+          </w:p>
+        </w:tc>
+        <w:tc>
+          <w:tcPr>
+            <w:tcW w:type="dxa" w:w="4320"/>
+            <w:vAlign w:val="center"/>
+          </w:tcPr>
+          <w:p>
+            <w:pPr>
+              <w:spacing w:line="240" w:lineRule="auto"/>
+            </w:pPr>
+            <w:r/>
+            <w:r>
+              <w:rPr>
+                <w:rFonts w:ascii="Times New Roman" w:hAnsi="Times New Roman"/>
+                <w:b w:val="0"/>
+                <w:sz w:val="22"/>
+              </w:rPr>
+              <w:t>Rp1.282.460</w:t>
+            </w:r>
+          </w:p>
+        </w:tc>
+      </w:tr>
+      <w:tr>
+        <w:tc>
+          <w:tcPr>
+            <w:tcW w:type="dxa" w:w="4320"/>
+            <w:vAlign w:val="center"/>
+          </w:tcPr>
+          <w:p>
+            <w:pPr>
+              <w:spacing w:line="240" w:lineRule="auto"/>
+            </w:pPr>
+            <w:r/>
+            <w:r>
+              <w:rPr>
+                <w:rFonts w:ascii="Times New Roman" w:hAnsi="Times New Roman"/>
+                <w:b w:val="0"/>
+                <w:sz w:val="22"/>
+              </w:rPr>
+              <w:t>Bagian capster</w:t>
+            </w:r>
+          </w:p>
+        </w:tc>
+        <w:tc>
+          <w:tcPr>
+            <w:tcW w:type="dxa" w:w="4320"/>
+            <w:vAlign w:val="center"/>
+          </w:tcPr>
+          <w:p>
+            <w:pPr>
+              <w:spacing w:line="240" w:lineRule="auto"/>
+            </w:pPr>
+            <w:r/>
+            <w:r>
+              <w:rPr>
+                <w:rFonts w:ascii="Times New Roman" w:hAnsi="Times New Roman"/>
+                <w:b w:val="0"/>
+                <w:sz w:val="22"/>
+              </w:rPr>
+              <w:t>Rp641.230</w:t>
+            </w:r>
+          </w:p>
+        </w:tc>
+      </w:tr>
+      <w:tr>
+        <w:tc>
+          <w:tcPr>
+            <w:tcW w:type="dxa" w:w="4320"/>
+            <w:vAlign w:val="center"/>
+          </w:tcPr>
+          <w:p>
+            <w:pPr>
+              <w:spacing w:line="240" w:lineRule="auto"/>
+            </w:pPr>
+            <w:r/>
+            <w:r>
+              <w:rPr>
+                <w:rFonts w:ascii="Times New Roman" w:hAnsi="Times New Roman"/>
+                <w:b w:val="0"/>
+                <w:sz w:val="22"/>
+              </w:rPr>
+              <w:t>Bagian pondok</w:t>
+            </w:r>
+          </w:p>
+        </w:tc>
+        <w:tc>
+          <w:tcPr>
+            <w:tcW w:type="dxa" w:w="4320"/>
+            <w:vAlign w:val="center"/>
+          </w:tcPr>
+          <w:p>
+            <w:pPr>
+              <w:spacing w:line="240" w:lineRule="auto"/>
+            </w:pPr>
+            <w:r/>
+            <w:r>
+              <w:rPr>
+                <w:rFonts w:ascii="Times New Roman" w:hAnsi="Times New Roman"/>
+                <w:b w:val="0"/>
+                <w:sz w:val="22"/>
+              </w:rPr>
+              <w:t>Rp641.230</w:t>
+            </w:r>
+          </w:p>
+        </w:tc>
+      </w:tr>
+    </w:tbl>
+    <w:p>
+      <w:r>
+        <w:rPr>
+          <w:rFonts w:ascii="Times New Roman" w:hAnsi="Times New Roman"/>
+          <w:b/>
+          <w:sz w:val="24"/>
+        </w:rPr>
+        <w:t>4.7.   Pengujian Sistem</w:t>
+      </w:r>
+    </w:p>
+    <w:p>
+      <w:r>
+        <w:rPr>
+          <w:rFonts w:ascii="Times New Roman" w:hAnsi="Times New Roman"/>
+          <w:b w:val="0"/>
+          <w:sz w:val="24"/>
+        </w:rPr>
+        <w:t>Pengujian sistem dilakukan menggunakan metode Black Box Testing. Pengujian difokuskan pada fungsionalitas aplikasi berdasarkan input yang diberikan dan output yang dihasilkan. Dengan metode ini, pengujian tidak melihat kode program secara langsung, tetapi memastikan setiap fitur berjalan sesuai kebutuhan pengguna.</w:t>
+      </w:r>
+    </w:p>
+    <w:p>
+      <w:r>
+        <w:rPr>
+          <w:rFonts w:ascii="Times New Roman" w:hAnsi="Times New Roman"/>
+          <w:b/>
+          <w:sz w:val="24"/>
+        </w:rPr>
+        <w:t>4.7.1.  Pengujian Black Box</w:t>
+      </w:r>
+    </w:p>
+    <w:p>
+      <w:r>
+        <w:rPr>
+          <w:rFonts w:ascii="Times New Roman" w:hAnsi="Times New Roman"/>
+          <w:b w:val="0"/>
+          <w:sz w:val="24"/>
+        </w:rPr>
+        <w:t>Hasil pengujian black box ditunjukkan pada Tabel 4.5.</w:t>
+      </w:r>
+    </w:p>
+    <w:p>
+      <w:r>
+        <w:rPr>
+          <w:rFonts w:ascii="Times New Roman" w:hAnsi="Times New Roman"/>
+          <w:b w:val="0"/>
+          <w:sz w:val="24"/>
+        </w:rPr>
+        <w:t>Tabel 4. 5 Pengujian Black Box</w:t>
+      </w:r>
+    </w:p>
+    <w:tbl>
+      <w:tblPr>
+        <w:tblW w:type="auto" w:w="0"/>
+        <w:jc w:val="center"/>
+        <w:tblLook w:firstColumn="1" w:firstRow="1" w:lastColumn="0" w:lastRow="0" w:noHBand="0" w:noVBand="1" w:val="04A0"/>
+        <w:tblBorders>
+          <w:top w:val="single" w:sz="6" w:space="0" w:color="000000"/>
+          <w:left w:val="single" w:sz="6" w:space="0" w:color="000000"/>
+          <w:bottom w:val="single" w:sz="6" w:space="0" w:color="000000"/>
+          <w:right w:val="single" w:sz="6" w:space="0" w:color="000000"/>
+          <w:insideH w:val="single" w:sz="6" w:space="0" w:color="000000"/>
+          <w:insideV w:val="single" w:sz="6" w:space="0" w:color="000000"/>
+        </w:tblBorders>
+      </w:tblPr>
+      <w:tblGrid>
+        <w:gridCol w:w="1234"/>
+        <w:gridCol w:w="1234"/>
+        <w:gridCol w:w="1234"/>
+        <w:gridCol w:w="1234"/>
+        <w:gridCol w:w="1234"/>
+        <w:gridCol w:w="1234"/>
+        <w:gridCol w:w="1234"/>
+      </w:tblGrid>
+      <w:tr>
+        <w:tc>
+          <w:tcPr>
+            <w:tcW w:type="dxa" w:w="1234"/>
+            <w:vAlign w:val="center"/>
+          </w:tcPr>
+          <w:p>
+            <w:pPr>
+              <w:spacing w:line="240" w:lineRule="auto"/>
+            </w:pPr>
+            <w:r/>
+            <w:r>
+              <w:rPr>
+                <w:rFonts w:ascii="Times New Roman" w:hAnsi="Times New Roman"/>
+                <w:b/>
+                <w:sz w:val="22"/>
+              </w:rPr>
+              <w:t>No</w:t>
+            </w:r>
+          </w:p>
+        </w:tc>
+        <w:tc>
+          <w:tcPr>
+            <w:tcW w:type="dxa" w:w="1234"/>
+            <w:vAlign w:val="center"/>
+          </w:tcPr>
+          <w:p>
+            <w:pPr>
+              <w:spacing w:line="240" w:lineRule="auto"/>
+            </w:pPr>
+            <w:r/>
+            <w:r>
+              <w:rPr>
+                <w:rFonts w:ascii="Times New Roman" w:hAnsi="Times New Roman"/>
+                <w:b/>
+                <w:sz w:val="22"/>
+              </w:rPr>
+              <w:t>Fitur</w:t>
+            </w:r>
+          </w:p>
+        </w:tc>
+        <w:tc>
+          <w:tcPr>
+            <w:tcW w:type="dxa" w:w="1234"/>
+            <w:vAlign w:val="center"/>
+          </w:tcPr>
+          <w:p>
+            <w:pPr>
+              <w:spacing w:line="240" w:lineRule="auto"/>
+            </w:pPr>
+            <w:r/>
+            <w:r>
+              <w:rPr>
+                <w:rFonts w:ascii="Times New Roman" w:hAnsi="Times New Roman"/>
+                <w:b/>
+                <w:sz w:val="22"/>
+              </w:rPr>
+              <w:t>Skenario</w:t>
+            </w:r>
+          </w:p>
+        </w:tc>
+        <w:tc>
+          <w:tcPr>
+            <w:tcW w:type="dxa" w:w="1234"/>
+            <w:vAlign w:val="center"/>
+          </w:tcPr>
+          <w:p>
+            <w:pPr>
+              <w:spacing w:line="240" w:lineRule="auto"/>
+            </w:pPr>
+            <w:r/>
+            <w:r>
+              <w:rPr>
+                <w:rFonts w:ascii="Times New Roman" w:hAnsi="Times New Roman"/>
+                <w:b/>
+                <w:sz w:val="22"/>
+              </w:rPr>
+              <w:t>Data Uji</w:t>
+            </w:r>
+          </w:p>
+        </w:tc>
+        <w:tc>
+          <w:tcPr>
+            <w:tcW w:type="dxa" w:w="1234"/>
+            <w:vAlign w:val="center"/>
+          </w:tcPr>
+          <w:p>
+            <w:pPr>
+              <w:spacing w:line="240" w:lineRule="auto"/>
+            </w:pPr>
+            <w:r/>
+            <w:r>
+              <w:rPr>
+                <w:rFonts w:ascii="Times New Roman" w:hAnsi="Times New Roman"/>
+                <w:b/>
+                <w:sz w:val="22"/>
+              </w:rPr>
+              <w:t>Hasil yang Diharapkan</w:t>
+            </w:r>
+          </w:p>
+        </w:tc>
+        <w:tc>
+          <w:tcPr>
+            <w:tcW w:type="dxa" w:w="1234"/>
+            <w:vAlign w:val="center"/>
+          </w:tcPr>
+          <w:p>
+            <w:pPr>
+              <w:spacing w:line="240" w:lineRule="auto"/>
+            </w:pPr>
+            <w:r/>
+            <w:r>
+              <w:rPr>
+                <w:rFonts w:ascii="Times New Roman" w:hAnsi="Times New Roman"/>
+                <w:b/>
+                <w:sz w:val="22"/>
+              </w:rPr>
+              <w:t>Hasil Pengujian</w:t>
+            </w:r>
+          </w:p>
+        </w:tc>
+        <w:tc>
+          <w:tcPr>
+            <w:tcW w:type="dxa" w:w="1234"/>
+            <w:vAlign w:val="center"/>
+          </w:tcPr>
+          <w:p>
+            <w:pPr>
+              <w:spacing w:line="240" w:lineRule="auto"/>
+            </w:pPr>
+            <w:r/>
+            <w:r>
+              <w:rPr>
+                <w:rFonts w:ascii="Times New Roman" w:hAnsi="Times New Roman"/>
+                <w:b/>
+                <w:sz w:val="22"/>
+              </w:rPr>
+              <w:t>Ket.</w:t>
+            </w:r>
+          </w:p>
+        </w:tc>
+      </w:tr>
+      <w:tr>
+        <w:tc>
+          <w:tcPr>
+            <w:tcW w:type="dxa" w:w="1234"/>
+            <w:vAlign w:val="center"/>
+          </w:tcPr>
+          <w:p>
+            <w:pPr>
+              <w:spacing w:line="240" w:lineRule="auto"/>
+            </w:pPr>
+            <w:r/>
+            <w:r>
+              <w:rPr>
+                <w:rFonts w:ascii="Times New Roman" w:hAnsi="Times New Roman"/>
+                <w:b w:val="0"/>
+                <w:sz w:val="22"/>
+              </w:rPr>
+              <w:t>1</w:t>
+            </w:r>
+          </w:p>
+        </w:tc>
+        <w:tc>
+          <w:tcPr>
+            <w:tcW w:type="dxa" w:w="1234"/>
+            <w:vAlign w:val="center"/>
+          </w:tcPr>
+          <w:p>
+            <w:pPr>
+              <w:spacing w:line="240" w:lineRule="auto"/>
+            </w:pPr>
+            <w:r/>
+            <w:r>
+              <w:rPr>
+                <w:rFonts w:ascii="Times New Roman" w:hAnsi="Times New Roman"/>
+                <w:b w:val="0"/>
+                <w:sz w:val="22"/>
+              </w:rPr>
+              <w:t>Login Admin</w:t>
+            </w:r>
+          </w:p>
+        </w:tc>
+        <w:tc>
+          <w:tcPr>
+            <w:tcW w:type="dxa" w:w="1234"/>
+            <w:vAlign w:val="center"/>
+          </w:tcPr>
+          <w:p>
+            <w:pPr>
+              <w:spacing w:line="240" w:lineRule="auto"/>
+            </w:pPr>
+            <w:r/>
+            <w:r>
+              <w:rPr>
+                <w:rFonts w:ascii="Times New Roman" w:hAnsi="Times New Roman"/>
+                <w:b w:val="0"/>
+                <w:sz w:val="22"/>
+              </w:rPr>
+              <w:t>Admin mengisi username dan password benar.</w:t>
+            </w:r>
+          </w:p>
+        </w:tc>
+        <w:tc>
+          <w:tcPr>
+            <w:tcW w:type="dxa" w:w="1234"/>
+            <w:vAlign w:val="center"/>
+          </w:tcPr>
+          <w:p>
+            <w:pPr>
+              <w:spacing w:line="240" w:lineRule="auto"/>
+            </w:pPr>
+            <w:r/>
+            <w:r>
+              <w:rPr>
+                <w:rFonts w:ascii="Times New Roman" w:hAnsi="Times New Roman"/>
+                <w:b w:val="0"/>
+                <w:sz w:val="22"/>
+              </w:rPr>
+              <w:t>admin / admin123</w:t>
+            </w:r>
+          </w:p>
+        </w:tc>
+        <w:tc>
+          <w:tcPr>
+            <w:tcW w:type="dxa" w:w="1234"/>
+            <w:vAlign w:val="center"/>
+          </w:tcPr>
+          <w:p>
+            <w:pPr>
+              <w:spacing w:line="240" w:lineRule="auto"/>
+            </w:pPr>
+            <w:r/>
+            <w:r>
+              <w:rPr>
+                <w:rFonts w:ascii="Times New Roman" w:hAnsi="Times New Roman"/>
+                <w:b w:val="0"/>
+                <w:sz w:val="22"/>
+              </w:rPr>
+              <w:t>Sistem menampilkan dashboard Admin.</w:t>
+            </w:r>
+          </w:p>
+        </w:tc>
+        <w:tc>
+          <w:tcPr>
+            <w:tcW w:type="dxa" w:w="1234"/>
+            <w:vAlign w:val="center"/>
+          </w:tcPr>
+          <w:p>
+            <w:pPr>
+              <w:spacing w:line="240" w:lineRule="auto"/>
+            </w:pPr>
+            <w:r/>
+            <w:r>
+              <w:rPr>
+                <w:rFonts w:ascii="Times New Roman" w:hAnsi="Times New Roman"/>
+                <w:b w:val="0"/>
+                <w:sz w:val="22"/>
+              </w:rPr>
+              <w:t>Sesuai</w:t>
+            </w:r>
+          </w:p>
+        </w:tc>
+        <w:tc>
+          <w:tcPr>
+            <w:tcW w:type="dxa" w:w="1234"/>
+            <w:vAlign w:val="center"/>
+          </w:tcPr>
+          <w:p>
+            <w:pPr>
+              <w:spacing w:line="240" w:lineRule="auto"/>
+            </w:pPr>
+            <w:r/>
+            <w:r>
+              <w:rPr>
+                <w:rFonts w:ascii="Times New Roman" w:hAnsi="Times New Roman"/>
+                <w:b w:val="0"/>
+                <w:sz w:val="22"/>
+              </w:rPr>
+              <w:t>Berhasil</w:t>
+            </w:r>
+          </w:p>
+        </w:tc>
+      </w:tr>
+      <w:tr>
+        <w:tc>
+          <w:tcPr>
+            <w:tcW w:type="dxa" w:w="1234"/>
+            <w:vAlign w:val="center"/>
+          </w:tcPr>
+          <w:p>
+            <w:pPr>
+              <w:spacing w:line="240" w:lineRule="auto"/>
+            </w:pPr>
+            <w:r/>
+            <w:r>
+              <w:rPr>
+                <w:rFonts w:ascii="Times New Roman" w:hAnsi="Times New Roman"/>
+                <w:b w:val="0"/>
+                <w:sz w:val="22"/>
+              </w:rPr>
+              <w:t>2</w:t>
+            </w:r>
+          </w:p>
+        </w:tc>
+        <w:tc>
+          <w:tcPr>
+            <w:tcW w:type="dxa" w:w="1234"/>
+            <w:vAlign w:val="center"/>
+          </w:tcPr>
+          <w:p>
+            <w:pPr>
+              <w:spacing w:line="240" w:lineRule="auto"/>
+            </w:pPr>
+            <w:r/>
+            <w:r>
+              <w:rPr>
+                <w:rFonts w:ascii="Times New Roman" w:hAnsi="Times New Roman"/>
+                <w:b w:val="0"/>
+                <w:sz w:val="22"/>
+              </w:rPr>
+              <w:t>Login Capster</w:t>
+            </w:r>
+          </w:p>
+        </w:tc>
+        <w:tc>
+          <w:tcPr>
+            <w:tcW w:type="dxa" w:w="1234"/>
+            <w:vAlign w:val="center"/>
+          </w:tcPr>
+          <w:p>
+            <w:pPr>
+              <w:spacing w:line="240" w:lineRule="auto"/>
+            </w:pPr>
+            <w:r/>
+            <w:r>
+              <w:rPr>
+                <w:rFonts w:ascii="Times New Roman" w:hAnsi="Times New Roman"/>
+                <w:b w:val="0"/>
+                <w:sz w:val="22"/>
+              </w:rPr>
+              <w:t>Capster mengisi username dan password benar.</w:t>
+            </w:r>
+          </w:p>
+        </w:tc>
+        <w:tc>
+          <w:tcPr>
+            <w:tcW w:type="dxa" w:w="1234"/>
+            <w:vAlign w:val="center"/>
+          </w:tcPr>
+          <w:p>
+            <w:pPr>
+              <w:spacing w:line="240" w:lineRule="auto"/>
+            </w:pPr>
+            <w:r/>
+            <w:r>
+              <w:rPr>
+                <w:rFonts w:ascii="Times New Roman" w:hAnsi="Times New Roman"/>
+                <w:b w:val="0"/>
+                <w:sz w:val="22"/>
+              </w:rPr>
+              <w:t>diva / capster123</w:t>
+            </w:r>
+          </w:p>
+        </w:tc>
+        <w:tc>
+          <w:tcPr>
+            <w:tcW w:type="dxa" w:w="1234"/>
+            <w:vAlign w:val="center"/>
+          </w:tcPr>
+          <w:p>
+            <w:pPr>
+              <w:spacing w:line="240" w:lineRule="auto"/>
+            </w:pPr>
+            <w:r/>
+            <w:r>
+              <w:rPr>
+                <w:rFonts w:ascii="Times New Roman" w:hAnsi="Times New Roman"/>
+                <w:b w:val="0"/>
+                <w:sz w:val="22"/>
+              </w:rPr>
+              <w:t>Sistem menampilkan dashboard personal capster.</w:t>
+            </w:r>
+          </w:p>
+        </w:tc>
+        <w:tc>
+          <w:tcPr>
+            <w:tcW w:type="dxa" w:w="1234"/>
+            <w:vAlign w:val="center"/>
+          </w:tcPr>
+          <w:p>
+            <w:pPr>
+              <w:spacing w:line="240" w:lineRule="auto"/>
+            </w:pPr>
+            <w:r/>
+            <w:r>
+              <w:rPr>
+                <w:rFonts w:ascii="Times New Roman" w:hAnsi="Times New Roman"/>
+                <w:b w:val="0"/>
+                <w:sz w:val="22"/>
+              </w:rPr>
+              <w:t>Sesuai</w:t>
+            </w:r>
+          </w:p>
+        </w:tc>
+        <w:tc>
+          <w:tcPr>
+            <w:tcW w:type="dxa" w:w="1234"/>
+            <w:vAlign w:val="center"/>
+          </w:tcPr>
+          <w:p>
+            <w:pPr>
+              <w:spacing w:line="240" w:lineRule="auto"/>
+            </w:pPr>
+            <w:r/>
+            <w:r>
+              <w:rPr>
+                <w:rFonts w:ascii="Times New Roman" w:hAnsi="Times New Roman"/>
+                <w:b w:val="0"/>
+                <w:sz w:val="22"/>
+              </w:rPr>
+              <w:t>Berhasil</w:t>
+            </w:r>
+          </w:p>
+        </w:tc>
+      </w:tr>
+      <w:tr>
+        <w:tc>
+          <w:tcPr>
+            <w:tcW w:type="dxa" w:w="1234"/>
+            <w:vAlign w:val="center"/>
+          </w:tcPr>
+          <w:p>
+            <w:pPr>
+              <w:spacing w:line="240" w:lineRule="auto"/>
+            </w:pPr>
+            <w:r/>
+            <w:r>
+              <w:rPr>
+                <w:rFonts w:ascii="Times New Roman" w:hAnsi="Times New Roman"/>
+                <w:b w:val="0"/>
+                <w:sz w:val="22"/>
+              </w:rPr>
+              <w:t>3</w:t>
+            </w:r>
+          </w:p>
+        </w:tc>
+        <w:tc>
+          <w:tcPr>
+            <w:tcW w:type="dxa" w:w="1234"/>
+            <w:vAlign w:val="center"/>
+          </w:tcPr>
+          <w:p>
+            <w:pPr>
+              <w:spacing w:line="240" w:lineRule="auto"/>
+            </w:pPr>
+            <w:r/>
+            <w:r>
+              <w:rPr>
+                <w:rFonts w:ascii="Times New Roman" w:hAnsi="Times New Roman"/>
+                <w:b w:val="0"/>
+                <w:sz w:val="22"/>
+              </w:rPr>
+              <w:t>Validasi Login</w:t>
+            </w:r>
+          </w:p>
+        </w:tc>
+        <w:tc>
+          <w:tcPr>
+            <w:tcW w:type="dxa" w:w="1234"/>
+            <w:vAlign w:val="center"/>
+          </w:tcPr>
+          <w:p>
+            <w:pPr>
+              <w:spacing w:line="240" w:lineRule="auto"/>
+            </w:pPr>
+            <w:r/>
+            <w:r>
+              <w:rPr>
+                <w:rFonts w:ascii="Times New Roman" w:hAnsi="Times New Roman"/>
+                <w:b w:val="0"/>
+                <w:sz w:val="22"/>
+              </w:rPr>
+              <w:t>Pengguna mengosongkan field login.</w:t>
+            </w:r>
+          </w:p>
+        </w:tc>
+        <w:tc>
+          <w:tcPr>
+            <w:tcW w:type="dxa" w:w="1234"/>
+            <w:vAlign w:val="center"/>
+          </w:tcPr>
+          <w:p>
+            <w:pPr>
+              <w:spacing w:line="240" w:lineRule="auto"/>
+            </w:pPr>
+            <w:r/>
+            <w:r>
+              <w:rPr>
+                <w:rFonts w:ascii="Times New Roman" w:hAnsi="Times New Roman"/>
+                <w:b w:val="0"/>
+                <w:sz w:val="22"/>
+              </w:rPr>
+              <w:t>Username/password kosong</w:t>
+            </w:r>
+          </w:p>
+        </w:tc>
+        <w:tc>
+          <w:tcPr>
+            <w:tcW w:type="dxa" w:w="1234"/>
+            <w:vAlign w:val="center"/>
+          </w:tcPr>
+          <w:p>
+            <w:pPr>
+              <w:spacing w:line="240" w:lineRule="auto"/>
+            </w:pPr>
+            <w:r/>
+            <w:r>
+              <w:rPr>
+                <w:rFonts w:ascii="Times New Roman" w:hAnsi="Times New Roman"/>
+                <w:b w:val="0"/>
+                <w:sz w:val="22"/>
+              </w:rPr>
+              <w:t>Sistem menampilkan pesan validasi wajib diisi.</w:t>
+            </w:r>
+          </w:p>
+        </w:tc>
+        <w:tc>
+          <w:tcPr>
+            <w:tcW w:type="dxa" w:w="1234"/>
+            <w:vAlign w:val="center"/>
+          </w:tcPr>
+          <w:p>
+            <w:pPr>
+              <w:spacing w:line="240" w:lineRule="auto"/>
+            </w:pPr>
+            <w:r/>
+            <w:r>
+              <w:rPr>
+                <w:rFonts w:ascii="Times New Roman" w:hAnsi="Times New Roman"/>
+                <w:b w:val="0"/>
+                <w:sz w:val="22"/>
+              </w:rPr>
+              <w:t>Sesuai</w:t>
+            </w:r>
+          </w:p>
+        </w:tc>
+        <w:tc>
+          <w:tcPr>
+            <w:tcW w:type="dxa" w:w="1234"/>
+            <w:vAlign w:val="center"/>
+          </w:tcPr>
+          <w:p>
+            <w:pPr>
+              <w:spacing w:line="240" w:lineRule="auto"/>
+            </w:pPr>
+            <w:r/>
+            <w:r>
+              <w:rPr>
+                <w:rFonts w:ascii="Times New Roman" w:hAnsi="Times New Roman"/>
+                <w:b w:val="0"/>
+                <w:sz w:val="22"/>
+              </w:rPr>
+              <w:t>Berhasil</w:t>
+            </w:r>
+          </w:p>
+        </w:tc>
+      </w:tr>
+      <w:tr>
+        <w:tc>
+          <w:tcPr>
+            <w:tcW w:type="dxa" w:w="1234"/>
+            <w:vAlign w:val="center"/>
+          </w:tcPr>
+          <w:p>
+            <w:pPr>
+              <w:spacing w:line="240" w:lineRule="auto"/>
+            </w:pPr>
+            <w:r/>
+            <w:r>
+              <w:rPr>
+                <w:rFonts w:ascii="Times New Roman" w:hAnsi="Times New Roman"/>
+                <w:b w:val="0"/>
+                <w:sz w:val="22"/>
+              </w:rPr>
+              <w:t>4</w:t>
+            </w:r>
+          </w:p>
+        </w:tc>
+        <w:tc>
+          <w:tcPr>
+            <w:tcW w:type="dxa" w:w="1234"/>
+            <w:vAlign w:val="center"/>
+          </w:tcPr>
+          <w:p>
+            <w:pPr>
+              <w:spacing w:line="240" w:lineRule="auto"/>
+            </w:pPr>
+            <w:r/>
+            <w:r>
+              <w:rPr>
+                <w:rFonts w:ascii="Times New Roman" w:hAnsi="Times New Roman"/>
+                <w:b w:val="0"/>
+                <w:sz w:val="22"/>
+              </w:rPr>
+              <w:t>Pembatasan Akses</w:t>
+            </w:r>
+          </w:p>
+        </w:tc>
+        <w:tc>
+          <w:tcPr>
+            <w:tcW w:type="dxa" w:w="1234"/>
+            <w:vAlign w:val="center"/>
+          </w:tcPr>
+          <w:p>
+            <w:pPr>
+              <w:spacing w:line="240" w:lineRule="auto"/>
+            </w:pPr>
+            <w:r/>
+            <w:r>
+              <w:rPr>
+                <w:rFonts w:ascii="Times New Roman" w:hAnsi="Times New Roman"/>
+                <w:b w:val="0"/>
+                <w:sz w:val="22"/>
+              </w:rPr>
+              <w:t>Capster mencoba mengakses menu yang bukan haknya.</w:t>
+            </w:r>
+          </w:p>
+        </w:tc>
+        <w:tc>
+          <w:tcPr>
+            <w:tcW w:type="dxa" w:w="1234"/>
+            <w:vAlign w:val="center"/>
+          </w:tcPr>
+          <w:p>
+            <w:pPr>
+              <w:spacing w:line="240" w:lineRule="auto"/>
+            </w:pPr>
+            <w:r/>
+            <w:r>
+              <w:rPr>
+                <w:rFonts w:ascii="Times New Roman" w:hAnsi="Times New Roman"/>
+                <w:b w:val="0"/>
+                <w:sz w:val="22"/>
+              </w:rPr>
+              <w:t>Role capster</w:t>
+            </w:r>
+          </w:p>
+        </w:tc>
+        <w:tc>
+          <w:tcPr>
+            <w:tcW w:type="dxa" w:w="1234"/>
+            <w:vAlign w:val="center"/>
+          </w:tcPr>
+          <w:p>
+            <w:pPr>
+              <w:spacing w:line="240" w:lineRule="auto"/>
+            </w:pPr>
+            <w:r/>
+            <w:r>
+              <w:rPr>
+                <w:rFonts w:ascii="Times New Roman" w:hAnsi="Times New Roman"/>
+                <w:b w:val="0"/>
+                <w:sz w:val="22"/>
+              </w:rPr>
+              <w:t>Sistem menolak akses dan mengarahkan ke dashboard.</w:t>
+            </w:r>
+          </w:p>
+        </w:tc>
+        <w:tc>
+          <w:tcPr>
+            <w:tcW w:type="dxa" w:w="1234"/>
+            <w:vAlign w:val="center"/>
+          </w:tcPr>
+          <w:p>
+            <w:pPr>
+              <w:spacing w:line="240" w:lineRule="auto"/>
+            </w:pPr>
+            <w:r/>
+            <w:r>
+              <w:rPr>
+                <w:rFonts w:ascii="Times New Roman" w:hAnsi="Times New Roman"/>
+                <w:b w:val="0"/>
+                <w:sz w:val="22"/>
+              </w:rPr>
+              <w:t>Sesuai</w:t>
+            </w:r>
+          </w:p>
+        </w:tc>
+        <w:tc>
+          <w:tcPr>
+            <w:tcW w:type="dxa" w:w="1234"/>
+            <w:vAlign w:val="center"/>
+          </w:tcPr>
+          <w:p>
+            <w:pPr>
+              <w:spacing w:line="240" w:lineRule="auto"/>
+            </w:pPr>
+            <w:r/>
+            <w:r>
+              <w:rPr>
+                <w:rFonts w:ascii="Times New Roman" w:hAnsi="Times New Roman"/>
+                <w:b w:val="0"/>
+                <w:sz w:val="22"/>
+              </w:rPr>
+              <w:t>Berhasil</w:t>
+            </w:r>
+          </w:p>
+        </w:tc>
+      </w:tr>
+      <w:tr>
+        <w:tc>
+          <w:tcPr>
+            <w:tcW w:type="dxa" w:w="1234"/>
+            <w:vAlign w:val="center"/>
+          </w:tcPr>
+          <w:p>
+            <w:pPr>
+              <w:spacing w:line="240" w:lineRule="auto"/>
+            </w:pPr>
+            <w:r/>
+            <w:r>
+              <w:rPr>
+                <w:rFonts w:ascii="Times New Roman" w:hAnsi="Times New Roman"/>
+                <w:b w:val="0"/>
+                <w:sz w:val="22"/>
+              </w:rPr>
+              <w:t>5</w:t>
+            </w:r>
+          </w:p>
+        </w:tc>
+        <w:tc>
+          <w:tcPr>
+            <w:tcW w:type="dxa" w:w="1234"/>
+            <w:vAlign w:val="center"/>
+          </w:tcPr>
+          <w:p>
+            <w:pPr>
+              <w:spacing w:line="240" w:lineRule="auto"/>
+            </w:pPr>
+            <w:r/>
+            <w:r>
+              <w:rPr>
+                <w:rFonts w:ascii="Times New Roman" w:hAnsi="Times New Roman"/>
+                <w:b w:val="0"/>
+                <w:sz w:val="22"/>
+              </w:rPr>
+              <w:t>Kelola Capster</w:t>
+            </w:r>
+          </w:p>
+        </w:tc>
+        <w:tc>
+          <w:tcPr>
+            <w:tcW w:type="dxa" w:w="1234"/>
+            <w:vAlign w:val="center"/>
+          </w:tcPr>
+          <w:p>
+            <w:pPr>
+              <w:spacing w:line="240" w:lineRule="auto"/>
+            </w:pPr>
+            <w:r/>
+            <w:r>
+              <w:rPr>
+                <w:rFonts w:ascii="Times New Roman" w:hAnsi="Times New Roman"/>
+                <w:b w:val="0"/>
+                <w:sz w:val="22"/>
+              </w:rPr>
+              <w:t>Admin menambah atau mengubah data capster.</w:t>
+            </w:r>
+          </w:p>
+        </w:tc>
+        <w:tc>
+          <w:tcPr>
+            <w:tcW w:type="dxa" w:w="1234"/>
+            <w:vAlign w:val="center"/>
+          </w:tcPr>
+          <w:p>
+            <w:pPr>
+              <w:spacing w:line="240" w:lineRule="auto"/>
+            </w:pPr>
+            <w:r/>
+            <w:r>
+              <w:rPr>
+                <w:rFonts w:ascii="Times New Roman" w:hAnsi="Times New Roman"/>
+                <w:b w:val="0"/>
+                <w:sz w:val="22"/>
+              </w:rPr>
+              <w:t>Data capster aktif</w:t>
+            </w:r>
+          </w:p>
+        </w:tc>
+        <w:tc>
+          <w:tcPr>
+            <w:tcW w:type="dxa" w:w="1234"/>
+            <w:vAlign w:val="center"/>
+          </w:tcPr>
+          <w:p>
+            <w:pPr>
+              <w:spacing w:line="240" w:lineRule="auto"/>
+            </w:pPr>
+            <w:r/>
+            <w:r>
+              <w:rPr>
+                <w:rFonts w:ascii="Times New Roman" w:hAnsi="Times New Roman"/>
+                <w:b w:val="0"/>
+                <w:sz w:val="22"/>
+              </w:rPr>
+              <w:t>Data tersimpan dan daftar diperbarui.</w:t>
+            </w:r>
+          </w:p>
+        </w:tc>
+        <w:tc>
+          <w:tcPr>
+            <w:tcW w:type="dxa" w:w="1234"/>
+            <w:vAlign w:val="center"/>
+          </w:tcPr>
+          <w:p>
+            <w:pPr>
+              <w:spacing w:line="240" w:lineRule="auto"/>
+            </w:pPr>
+            <w:r/>
+            <w:r>
+              <w:rPr>
+                <w:rFonts w:ascii="Times New Roman" w:hAnsi="Times New Roman"/>
+                <w:b w:val="0"/>
+                <w:sz w:val="22"/>
+              </w:rPr>
+              <w:t>Sesuai</w:t>
+            </w:r>
+          </w:p>
+        </w:tc>
+        <w:tc>
+          <w:tcPr>
+            <w:tcW w:type="dxa" w:w="1234"/>
+            <w:vAlign w:val="center"/>
+          </w:tcPr>
+          <w:p>
+            <w:pPr>
+              <w:spacing w:line="240" w:lineRule="auto"/>
+            </w:pPr>
+            <w:r/>
+            <w:r>
+              <w:rPr>
+                <w:rFonts w:ascii="Times New Roman" w:hAnsi="Times New Roman"/>
+                <w:b w:val="0"/>
+                <w:sz w:val="22"/>
+              </w:rPr>
+              <w:t>Berhasil</w:t>
+            </w:r>
+          </w:p>
+        </w:tc>
+      </w:tr>
+      <w:tr>
+        <w:tc>
+          <w:tcPr>
+            <w:tcW w:type="dxa" w:w="1234"/>
+            <w:vAlign w:val="center"/>
+          </w:tcPr>
+          <w:p>
+            <w:pPr>
+              <w:spacing w:line="240" w:lineRule="auto"/>
+            </w:pPr>
+            <w:r/>
+            <w:r>
+              <w:rPr>
+                <w:rFonts w:ascii="Times New Roman" w:hAnsi="Times New Roman"/>
+                <w:b w:val="0"/>
+                <w:sz w:val="22"/>
+              </w:rPr>
+              <w:t>6</w:t>
+            </w:r>
+          </w:p>
+        </w:tc>
+        <w:tc>
+          <w:tcPr>
+            <w:tcW w:type="dxa" w:w="1234"/>
+            <w:vAlign w:val="center"/>
+          </w:tcPr>
+          <w:p>
+            <w:pPr>
+              <w:spacing w:line="240" w:lineRule="auto"/>
+            </w:pPr>
+            <w:r/>
+            <w:r>
+              <w:rPr>
+                <w:rFonts w:ascii="Times New Roman" w:hAnsi="Times New Roman"/>
+                <w:b w:val="0"/>
+                <w:sz w:val="22"/>
+              </w:rPr>
+              <w:t>Kelola Layanan</w:t>
+            </w:r>
+          </w:p>
+        </w:tc>
+        <w:tc>
+          <w:tcPr>
+            <w:tcW w:type="dxa" w:w="1234"/>
+            <w:vAlign w:val="center"/>
+          </w:tcPr>
+          <w:p>
+            <w:pPr>
+              <w:spacing w:line="240" w:lineRule="auto"/>
+            </w:pPr>
+            <w:r/>
+            <w:r>
+              <w:rPr>
+                <w:rFonts w:ascii="Times New Roman" w:hAnsi="Times New Roman"/>
+                <w:b w:val="0"/>
+                <w:sz w:val="22"/>
+              </w:rPr>
+              <w:t>Admin menambah atau mengubah harga layanan.</w:t>
+            </w:r>
+          </w:p>
+        </w:tc>
+        <w:tc>
+          <w:tcPr>
+            <w:tcW w:type="dxa" w:w="1234"/>
+            <w:vAlign w:val="center"/>
+          </w:tcPr>
+          <w:p>
+            <w:pPr>
+              <w:spacing w:line="240" w:lineRule="auto"/>
+            </w:pPr>
+            <w:r/>
+            <w:r>
+              <w:rPr>
+                <w:rFonts w:ascii="Times New Roman" w:hAnsi="Times New Roman"/>
+                <w:b w:val="0"/>
+                <w:sz w:val="22"/>
+              </w:rPr>
+              <w:t>Kode layanan dan harga</w:t>
+            </w:r>
+          </w:p>
+        </w:tc>
+        <w:tc>
+          <w:tcPr>
+            <w:tcW w:type="dxa" w:w="1234"/>
+            <w:vAlign w:val="center"/>
+          </w:tcPr>
+          <w:p>
+            <w:pPr>
+              <w:spacing w:line="240" w:lineRule="auto"/>
+            </w:pPr>
+            <w:r/>
+            <w:r>
+              <w:rPr>
+                <w:rFonts w:ascii="Times New Roman" w:hAnsi="Times New Roman"/>
+                <w:b w:val="0"/>
+                <w:sz w:val="22"/>
+              </w:rPr>
+              <w:t>Data layanan tersimpan dan dapat digunakan pada pendapatan harian.</w:t>
+            </w:r>
+          </w:p>
+        </w:tc>
+        <w:tc>
+          <w:tcPr>
+            <w:tcW w:type="dxa" w:w="1234"/>
+            <w:vAlign w:val="center"/>
+          </w:tcPr>
+          <w:p>
+            <w:pPr>
+              <w:spacing w:line="240" w:lineRule="auto"/>
+            </w:pPr>
+            <w:r/>
+            <w:r>
+              <w:rPr>
+                <w:rFonts w:ascii="Times New Roman" w:hAnsi="Times New Roman"/>
+                <w:b w:val="0"/>
+                <w:sz w:val="22"/>
+              </w:rPr>
+              <w:t>Sesuai</w:t>
+            </w:r>
+          </w:p>
+        </w:tc>
+        <w:tc>
+          <w:tcPr>
+            <w:tcW w:type="dxa" w:w="1234"/>
+            <w:vAlign w:val="center"/>
+          </w:tcPr>
+          <w:p>
+            <w:pPr>
+              <w:spacing w:line="240" w:lineRule="auto"/>
+            </w:pPr>
+            <w:r/>
+            <w:r>
+              <w:rPr>
+                <w:rFonts w:ascii="Times New Roman" w:hAnsi="Times New Roman"/>
+                <w:b w:val="0"/>
+                <w:sz w:val="22"/>
+              </w:rPr>
+              <w:t>Berhasil</w:t>
+            </w:r>
+          </w:p>
+        </w:tc>
+      </w:tr>
+      <w:tr>
+        <w:tc>
+          <w:tcPr>
+            <w:tcW w:type="dxa" w:w="1234"/>
+            <w:vAlign w:val="center"/>
+          </w:tcPr>
+          <w:p>
+            <w:pPr>
+              <w:spacing w:line="240" w:lineRule="auto"/>
+            </w:pPr>
+            <w:r/>
+            <w:r>
+              <w:rPr>
+                <w:rFonts w:ascii="Times New Roman" w:hAnsi="Times New Roman"/>
+                <w:b w:val="0"/>
+                <w:sz w:val="22"/>
+              </w:rPr>
+              <w:t>7</w:t>
+            </w:r>
+          </w:p>
+        </w:tc>
+        <w:tc>
+          <w:tcPr>
+            <w:tcW w:type="dxa" w:w="1234"/>
+            <w:vAlign w:val="center"/>
+          </w:tcPr>
+          <w:p>
+            <w:pPr>
+              <w:spacing w:line="240" w:lineRule="auto"/>
+            </w:pPr>
+            <w:r/>
+            <w:r>
+              <w:rPr>
+                <w:rFonts w:ascii="Times New Roman" w:hAnsi="Times New Roman"/>
+                <w:b w:val="0"/>
+                <w:sz w:val="22"/>
+              </w:rPr>
+              <w:t>Input Pendapatan Harian</w:t>
+            </w:r>
+          </w:p>
+        </w:tc>
+        <w:tc>
+          <w:tcPr>
+            <w:tcW w:type="dxa" w:w="1234"/>
+            <w:vAlign w:val="center"/>
+          </w:tcPr>
+          <w:p>
+            <w:pPr>
+              <w:spacing w:line="240" w:lineRule="auto"/>
+            </w:pPr>
+            <w:r/>
+            <w:r>
+              <w:rPr>
+                <w:rFonts w:ascii="Times New Roman" w:hAnsi="Times New Roman"/>
+                <w:b w:val="0"/>
+                <w:sz w:val="22"/>
+              </w:rPr>
+              <w:t>Admin Harian mengisi tanggal, capster, dan jumlah layanan.</w:t>
+            </w:r>
+          </w:p>
+        </w:tc>
+        <w:tc>
+          <w:tcPr>
+            <w:tcW w:type="dxa" w:w="1234"/>
+            <w:vAlign w:val="center"/>
+          </w:tcPr>
+          <w:p>
+            <w:pPr>
+              <w:spacing w:line="240" w:lineRule="auto"/>
+            </w:pPr>
+            <w:r/>
+            <w:r>
+              <w:rPr>
+                <w:rFonts w:ascii="Times New Roman" w:hAnsi="Times New Roman"/>
+                <w:b w:val="0"/>
+                <w:sz w:val="22"/>
+              </w:rPr>
+              <w:t>SN, RC, PC, dan layanan lain</w:t>
+            </w:r>
+          </w:p>
+        </w:tc>
+        <w:tc>
+          <w:tcPr>
+            <w:tcW w:type="dxa" w:w="1234"/>
+            <w:vAlign w:val="center"/>
+          </w:tcPr>
+          <w:p>
+            <w:pPr>
+              <w:spacing w:line="240" w:lineRule="auto"/>
+            </w:pPr>
+            <w:r/>
+            <w:r>
+              <w:rPr>
+                <w:rFonts w:ascii="Times New Roman" w:hAnsi="Times New Roman"/>
+                <w:b w:val="0"/>
+                <w:sz w:val="22"/>
+              </w:rPr>
+              <w:t>Sistem menghitung customer dan pendapatan otomatis.</w:t>
+            </w:r>
+          </w:p>
+        </w:tc>
+        <w:tc>
+          <w:tcPr>
+            <w:tcW w:type="dxa" w:w="1234"/>
+            <w:vAlign w:val="center"/>
+          </w:tcPr>
+          <w:p>
+            <w:pPr>
+              <w:spacing w:line="240" w:lineRule="auto"/>
+            </w:pPr>
+            <w:r/>
+            <w:r>
+              <w:rPr>
+                <w:rFonts w:ascii="Times New Roman" w:hAnsi="Times New Roman"/>
+                <w:b w:val="0"/>
+                <w:sz w:val="22"/>
+              </w:rPr>
+              <w:t>Sesuai</w:t>
+            </w:r>
+          </w:p>
+        </w:tc>
+        <w:tc>
+          <w:tcPr>
+            <w:tcW w:type="dxa" w:w="1234"/>
+            <w:vAlign w:val="center"/>
+          </w:tcPr>
+          <w:p>
+            <w:pPr>
+              <w:spacing w:line="240" w:lineRule="auto"/>
+            </w:pPr>
+            <w:r/>
+            <w:r>
+              <w:rPr>
+                <w:rFonts w:ascii="Times New Roman" w:hAnsi="Times New Roman"/>
+                <w:b w:val="0"/>
+                <w:sz w:val="22"/>
+              </w:rPr>
+              <w:t>Berhasil</w:t>
+            </w:r>
+          </w:p>
+        </w:tc>
+      </w:tr>
+      <w:tr>
+        <w:tc>
+          <w:tcPr>
+            <w:tcW w:type="dxa" w:w="1234"/>
+            <w:vAlign w:val="center"/>
+          </w:tcPr>
+          <w:p>
+            <w:pPr>
+              <w:spacing w:line="240" w:lineRule="auto"/>
+            </w:pPr>
+            <w:r/>
+            <w:r>
+              <w:rPr>
+                <w:rFonts w:ascii="Times New Roman" w:hAnsi="Times New Roman"/>
+                <w:b w:val="0"/>
+                <w:sz w:val="22"/>
+              </w:rPr>
+              <w:t>8</w:t>
+            </w:r>
+          </w:p>
+        </w:tc>
+        <w:tc>
+          <w:tcPr>
+            <w:tcW w:type="dxa" w:w="1234"/>
+            <w:vAlign w:val="center"/>
+          </w:tcPr>
+          <w:p>
+            <w:pPr>
+              <w:spacing w:line="240" w:lineRule="auto"/>
+            </w:pPr>
+            <w:r/>
+            <w:r>
+              <w:rPr>
+                <w:rFonts w:ascii="Times New Roman" w:hAnsi="Times New Roman"/>
+                <w:b w:val="0"/>
+                <w:sz w:val="22"/>
+              </w:rPr>
+              <w:t>Input Kosong Layanan</w:t>
+            </w:r>
+          </w:p>
+        </w:tc>
+        <w:tc>
+          <w:tcPr>
+            <w:tcW w:type="dxa" w:w="1234"/>
+            <w:vAlign w:val="center"/>
+          </w:tcPr>
+          <w:p>
+            <w:pPr>
+              <w:spacing w:line="240" w:lineRule="auto"/>
+            </w:pPr>
+            <w:r/>
+            <w:r>
+              <w:rPr>
+                <w:rFonts w:ascii="Times New Roman" w:hAnsi="Times New Roman"/>
+                <w:b w:val="0"/>
+                <w:sz w:val="22"/>
+              </w:rPr>
+              <w:t>Beberapa field jumlah layanan dikosongkan.</w:t>
+            </w:r>
+          </w:p>
+        </w:tc>
+        <w:tc>
+          <w:tcPr>
+            <w:tcW w:type="dxa" w:w="1234"/>
+            <w:vAlign w:val="center"/>
+          </w:tcPr>
+          <w:p>
+            <w:pPr>
+              <w:spacing w:line="240" w:lineRule="auto"/>
+            </w:pPr>
+            <w:r/>
+            <w:r>
+              <w:rPr>
+                <w:rFonts w:ascii="Times New Roman" w:hAnsi="Times New Roman"/>
+                <w:b w:val="0"/>
+                <w:sz w:val="22"/>
+              </w:rPr>
+              <w:t>Field kosong</w:t>
+            </w:r>
+          </w:p>
+        </w:tc>
+        <w:tc>
+          <w:tcPr>
+            <w:tcW w:type="dxa" w:w="1234"/>
+            <w:vAlign w:val="center"/>
+          </w:tcPr>
+          <w:p>
+            <w:pPr>
+              <w:spacing w:line="240" w:lineRule="auto"/>
+            </w:pPr>
+            <w:r/>
+            <w:r>
+              <w:rPr>
+                <w:rFonts w:ascii="Times New Roman" w:hAnsi="Times New Roman"/>
+                <w:b w:val="0"/>
+                <w:sz w:val="22"/>
+              </w:rPr>
+              <w:t>Sistem menganggap nilai kosong sebagai nol.</w:t>
+            </w:r>
+          </w:p>
+        </w:tc>
+        <w:tc>
+          <w:tcPr>
+            <w:tcW w:type="dxa" w:w="1234"/>
+            <w:vAlign w:val="center"/>
+          </w:tcPr>
+          <w:p>
+            <w:pPr>
+              <w:spacing w:line="240" w:lineRule="auto"/>
+            </w:pPr>
+            <w:r/>
+            <w:r>
+              <w:rPr>
+                <w:rFonts w:ascii="Times New Roman" w:hAnsi="Times New Roman"/>
+                <w:b w:val="0"/>
+                <w:sz w:val="22"/>
+              </w:rPr>
+              <w:t>Sesuai</w:t>
+            </w:r>
+          </w:p>
+        </w:tc>
+        <w:tc>
+          <w:tcPr>
+            <w:tcW w:type="dxa" w:w="1234"/>
+            <w:vAlign w:val="center"/>
+          </w:tcPr>
+          <w:p>
+            <w:pPr>
+              <w:spacing w:line="240" w:lineRule="auto"/>
+            </w:pPr>
+            <w:r/>
+            <w:r>
+              <w:rPr>
+                <w:rFonts w:ascii="Times New Roman" w:hAnsi="Times New Roman"/>
+                <w:b w:val="0"/>
+                <w:sz w:val="22"/>
+              </w:rPr>
+              <w:t>Berhasil</w:t>
+            </w:r>
+          </w:p>
+        </w:tc>
+      </w:tr>
+      <w:tr>
+        <w:tc>
+          <w:tcPr>
+            <w:tcW w:type="dxa" w:w="1234"/>
+            <w:vAlign w:val="center"/>
+          </w:tcPr>
+          <w:p>
+            <w:pPr>
+              <w:spacing w:line="240" w:lineRule="auto"/>
+            </w:pPr>
+            <w:r/>
+            <w:r>
+              <w:rPr>
+                <w:rFonts w:ascii="Times New Roman" w:hAnsi="Times New Roman"/>
+                <w:b w:val="0"/>
+                <w:sz w:val="22"/>
+              </w:rPr>
+              <w:t>9</w:t>
+            </w:r>
+          </w:p>
+        </w:tc>
+        <w:tc>
+          <w:tcPr>
+            <w:tcW w:type="dxa" w:w="1234"/>
+            <w:vAlign w:val="center"/>
+          </w:tcPr>
+          <w:p>
+            <w:pPr>
+              <w:spacing w:line="240" w:lineRule="auto"/>
+            </w:pPr>
+            <w:r/>
+            <w:r>
+              <w:rPr>
+                <w:rFonts w:ascii="Times New Roman" w:hAnsi="Times New Roman"/>
+                <w:b w:val="0"/>
+                <w:sz w:val="22"/>
+              </w:rPr>
+              <w:t>Buku Kas Umum</w:t>
+            </w:r>
+          </w:p>
+        </w:tc>
+        <w:tc>
+          <w:tcPr>
+            <w:tcW w:type="dxa" w:w="1234"/>
+            <w:vAlign w:val="center"/>
+          </w:tcPr>
+          <w:p>
+            <w:pPr>
+              <w:spacing w:line="240" w:lineRule="auto"/>
+            </w:pPr>
+            <w:r/>
+            <w:r>
+              <w:rPr>
+                <w:rFonts w:ascii="Times New Roman" w:hAnsi="Times New Roman"/>
+                <w:b w:val="0"/>
+                <w:sz w:val="22"/>
+              </w:rPr>
+              <w:t>Admin mencatat penerimaan atau pengeluaran.</w:t>
+            </w:r>
+          </w:p>
+        </w:tc>
+        <w:tc>
+          <w:tcPr>
+            <w:tcW w:type="dxa" w:w="1234"/>
+            <w:vAlign w:val="center"/>
+          </w:tcPr>
+          <w:p>
+            <w:pPr>
+              <w:spacing w:line="240" w:lineRule="auto"/>
+            </w:pPr>
+            <w:r/>
+            <w:r>
+              <w:rPr>
+                <w:rFonts w:ascii="Times New Roman" w:hAnsi="Times New Roman"/>
+                <w:b w:val="0"/>
+                <w:sz w:val="22"/>
+              </w:rPr>
+              <w:t>Nominal kas</w:t>
+            </w:r>
+          </w:p>
+        </w:tc>
+        <w:tc>
+          <w:tcPr>
+            <w:tcW w:type="dxa" w:w="1234"/>
+            <w:vAlign w:val="center"/>
+          </w:tcPr>
+          <w:p>
+            <w:pPr>
+              <w:spacing w:line="240" w:lineRule="auto"/>
+            </w:pPr>
+            <w:r/>
+            <w:r>
+              <w:rPr>
+                <w:rFonts w:ascii="Times New Roman" w:hAnsi="Times New Roman"/>
+                <w:b w:val="0"/>
+                <w:sz w:val="22"/>
+              </w:rPr>
+              <w:t>Sistem menghitung saldo otomatis.</w:t>
+            </w:r>
+          </w:p>
+        </w:tc>
+        <w:tc>
+          <w:tcPr>
+            <w:tcW w:type="dxa" w:w="1234"/>
+            <w:vAlign w:val="center"/>
+          </w:tcPr>
+          <w:p>
+            <w:pPr>
+              <w:spacing w:line="240" w:lineRule="auto"/>
+            </w:pPr>
+            <w:r/>
+            <w:r>
+              <w:rPr>
+                <w:rFonts w:ascii="Times New Roman" w:hAnsi="Times New Roman"/>
+                <w:b w:val="0"/>
+                <w:sz w:val="22"/>
+              </w:rPr>
+              <w:t>Sesuai</w:t>
+            </w:r>
+          </w:p>
+        </w:tc>
+        <w:tc>
+          <w:tcPr>
+            <w:tcW w:type="dxa" w:w="1234"/>
+            <w:vAlign w:val="center"/>
+          </w:tcPr>
+          <w:p>
+            <w:pPr>
+              <w:spacing w:line="240" w:lineRule="auto"/>
+            </w:pPr>
+            <w:r/>
+            <w:r>
+              <w:rPr>
+                <w:rFonts w:ascii="Times New Roman" w:hAnsi="Times New Roman"/>
+                <w:b w:val="0"/>
+                <w:sz w:val="22"/>
+              </w:rPr>
+              <w:t>Berhasil</w:t>
+            </w:r>
+          </w:p>
+        </w:tc>
+      </w:tr>
+      <w:tr>
+        <w:tc>
+          <w:tcPr>
+            <w:tcW w:type="dxa" w:w="1234"/>
+            <w:vAlign w:val="center"/>
+          </w:tcPr>
+          <w:p>
+            <w:pPr>
+              <w:spacing w:line="240" w:lineRule="auto"/>
+            </w:pPr>
+            <w:r/>
+            <w:r>
+              <w:rPr>
+                <w:rFonts w:ascii="Times New Roman" w:hAnsi="Times New Roman"/>
+                <w:b w:val="0"/>
+                <w:sz w:val="22"/>
+              </w:rPr>
+              <w:t>10</w:t>
+            </w:r>
+          </w:p>
+        </w:tc>
+        <w:tc>
+          <w:tcPr>
+            <w:tcW w:type="dxa" w:w="1234"/>
+            <w:vAlign w:val="center"/>
+          </w:tcPr>
+          <w:p>
+            <w:pPr>
+              <w:spacing w:line="240" w:lineRule="auto"/>
+            </w:pPr>
+            <w:r/>
+            <w:r>
+              <w:rPr>
+                <w:rFonts w:ascii="Times New Roman" w:hAnsi="Times New Roman"/>
+                <w:b w:val="0"/>
+                <w:sz w:val="22"/>
+              </w:rPr>
+              <w:t>Operasional</w:t>
+            </w:r>
+          </w:p>
+        </w:tc>
+        <w:tc>
+          <w:tcPr>
+            <w:tcW w:type="dxa" w:w="1234"/>
+            <w:vAlign w:val="center"/>
+          </w:tcPr>
+          <w:p>
+            <w:pPr>
+              <w:spacing w:line="240" w:lineRule="auto"/>
+            </w:pPr>
+            <w:r/>
+            <w:r>
+              <w:rPr>
+                <w:rFonts w:ascii="Times New Roman" w:hAnsi="Times New Roman"/>
+                <w:b w:val="0"/>
+                <w:sz w:val="22"/>
+              </w:rPr>
+              <w:t>Admin mencatat biaya operasional bulanan.</w:t>
+            </w:r>
+          </w:p>
+        </w:tc>
+        <w:tc>
+          <w:tcPr>
+            <w:tcW w:type="dxa" w:w="1234"/>
+            <w:vAlign w:val="center"/>
+          </w:tcPr>
+          <w:p>
+            <w:pPr>
+              <w:spacing w:line="240" w:lineRule="auto"/>
+            </w:pPr>
+            <w:r/>
+            <w:r>
+              <w:rPr>
+                <w:rFonts w:ascii="Times New Roman" w:hAnsi="Times New Roman"/>
+                <w:b w:val="0"/>
+                <w:sz w:val="22"/>
+              </w:rPr>
+              <w:t>Biaya listrik, wifi, perlengkapan</w:t>
+            </w:r>
+          </w:p>
+        </w:tc>
+        <w:tc>
+          <w:tcPr>
+            <w:tcW w:type="dxa" w:w="1234"/>
+            <w:vAlign w:val="center"/>
+          </w:tcPr>
+          <w:p>
+            <w:pPr>
+              <w:spacing w:line="240" w:lineRule="auto"/>
+            </w:pPr>
+            <w:r/>
+            <w:r>
+              <w:rPr>
+                <w:rFonts w:ascii="Times New Roman" w:hAnsi="Times New Roman"/>
+                <w:b w:val="0"/>
+                <w:sz w:val="22"/>
+              </w:rPr>
+              <w:t>Sistem menyimpan dan menampilkan total operasional bulan terpilih.</w:t>
+            </w:r>
+          </w:p>
+        </w:tc>
+        <w:tc>
+          <w:tcPr>
+            <w:tcW w:type="dxa" w:w="1234"/>
+            <w:vAlign w:val="center"/>
+          </w:tcPr>
+          <w:p>
+            <w:pPr>
+              <w:spacing w:line="240" w:lineRule="auto"/>
+            </w:pPr>
+            <w:r/>
+            <w:r>
+              <w:rPr>
+                <w:rFonts w:ascii="Times New Roman" w:hAnsi="Times New Roman"/>
+                <w:b w:val="0"/>
+                <w:sz w:val="22"/>
+              </w:rPr>
+              <w:t>Sesuai</w:t>
+            </w:r>
+          </w:p>
+        </w:tc>
+        <w:tc>
+          <w:tcPr>
+            <w:tcW w:type="dxa" w:w="1234"/>
+            <w:vAlign w:val="center"/>
+          </w:tcPr>
+          <w:p>
+            <w:pPr>
+              <w:spacing w:line="240" w:lineRule="auto"/>
+            </w:pPr>
+            <w:r/>
+            <w:r>
+              <w:rPr>
+                <w:rFonts w:ascii="Times New Roman" w:hAnsi="Times New Roman"/>
+                <w:b w:val="0"/>
+                <w:sz w:val="22"/>
+              </w:rPr>
+              <w:t>Berhasil</w:t>
+            </w:r>
+          </w:p>
+        </w:tc>
+      </w:tr>
+      <w:tr>
+        <w:tc>
+          <w:tcPr>
+            <w:tcW w:type="dxa" w:w="1234"/>
+            <w:vAlign w:val="center"/>
+          </w:tcPr>
+          <w:p>
+            <w:pPr>
+              <w:spacing w:line="240" w:lineRule="auto"/>
+            </w:pPr>
+            <w:r/>
+            <w:r>
+              <w:rPr>
+                <w:rFonts w:ascii="Times New Roman" w:hAnsi="Times New Roman"/>
+                <w:b w:val="0"/>
+                <w:sz w:val="22"/>
+              </w:rPr>
+              <w:t>11</w:t>
+            </w:r>
+          </w:p>
+        </w:tc>
+        <w:tc>
+          <w:tcPr>
+            <w:tcW w:type="dxa" w:w="1234"/>
+            <w:vAlign w:val="center"/>
+          </w:tcPr>
+          <w:p>
+            <w:pPr>
+              <w:spacing w:line="240" w:lineRule="auto"/>
+            </w:pPr>
+            <w:r/>
+            <w:r>
+              <w:rPr>
+                <w:rFonts w:ascii="Times New Roman" w:hAnsi="Times New Roman"/>
+                <w:b w:val="0"/>
+                <w:sz w:val="22"/>
+              </w:rPr>
+              <w:t>Laporan Pembagian Hasil</w:t>
+            </w:r>
+          </w:p>
+        </w:tc>
+        <w:tc>
+          <w:tcPr>
+            <w:tcW w:type="dxa" w:w="1234"/>
+            <w:vAlign w:val="center"/>
+          </w:tcPr>
+          <w:p>
+            <w:pPr>
+              <w:spacing w:line="240" w:lineRule="auto"/>
+            </w:pPr>
+            <w:r/>
+            <w:r>
+              <w:rPr>
+                <w:rFonts w:ascii="Times New Roman" w:hAnsi="Times New Roman"/>
+                <w:b w:val="0"/>
+                <w:sz w:val="22"/>
+              </w:rPr>
+              <w:t>Admin memilih bulan dan menekan hitung laporan.</w:t>
+            </w:r>
+          </w:p>
+        </w:tc>
+        <w:tc>
+          <w:tcPr>
+            <w:tcW w:type="dxa" w:w="1234"/>
+            <w:vAlign w:val="center"/>
+          </w:tcPr>
+          <w:p>
+            <w:pPr>
+              <w:spacing w:line="240" w:lineRule="auto"/>
+            </w:pPr>
+            <w:r/>
+            <w:r>
+              <w:rPr>
+                <w:rFonts w:ascii="Times New Roman" w:hAnsi="Times New Roman"/>
+                <w:b w:val="0"/>
+                <w:sz w:val="22"/>
+              </w:rPr>
+              <w:t>Bulan Mei 2026</w:t>
+            </w:r>
+          </w:p>
+        </w:tc>
+        <w:tc>
+          <w:tcPr>
+            <w:tcW w:type="dxa" w:w="1234"/>
+            <w:vAlign w:val="center"/>
+          </w:tcPr>
+          <w:p>
+            <w:pPr>
+              <w:spacing w:line="240" w:lineRule="auto"/>
+            </w:pPr>
+            <w:r/>
+            <w:r>
+              <w:rPr>
+                <w:rFonts w:ascii="Times New Roman" w:hAnsi="Times New Roman"/>
+                <w:b w:val="0"/>
+                <w:sz w:val="22"/>
+              </w:rPr>
+              <w:t>Sistem menampilkan pendapatan kotor, operasional per capster, pendapatan bersih, bagian capster, dan bagian pondok.</w:t>
+            </w:r>
+          </w:p>
+        </w:tc>
+        <w:tc>
+          <w:tcPr>
+            <w:tcW w:type="dxa" w:w="1234"/>
+            <w:vAlign w:val="center"/>
+          </w:tcPr>
+          <w:p>
+            <w:pPr>
+              <w:spacing w:line="240" w:lineRule="auto"/>
+            </w:pPr>
+            <w:r/>
+            <w:r>
+              <w:rPr>
+                <w:rFonts w:ascii="Times New Roman" w:hAnsi="Times New Roman"/>
+                <w:b w:val="0"/>
+                <w:sz w:val="22"/>
+              </w:rPr>
+              <w:t>Sesuai</w:t>
+            </w:r>
+          </w:p>
+        </w:tc>
+        <w:tc>
+          <w:tcPr>
+            <w:tcW w:type="dxa" w:w="1234"/>
+            <w:vAlign w:val="center"/>
+          </w:tcPr>
+          <w:p>
+            <w:pPr>
+              <w:spacing w:line="240" w:lineRule="auto"/>
+            </w:pPr>
+            <w:r/>
+            <w:r>
+              <w:rPr>
+                <w:rFonts w:ascii="Times New Roman" w:hAnsi="Times New Roman"/>
+                <w:b w:val="0"/>
+                <w:sz w:val="22"/>
+              </w:rPr>
+              <w:t>Berhasil</w:t>
+            </w:r>
+          </w:p>
+        </w:tc>
+      </w:tr>
+      <w:tr>
+        <w:tc>
+          <w:tcPr>
+            <w:tcW w:type="dxa" w:w="1234"/>
+            <w:vAlign w:val="center"/>
+          </w:tcPr>
+          <w:p>
+            <w:pPr>
+              <w:spacing w:line="240" w:lineRule="auto"/>
+            </w:pPr>
+            <w:r/>
+            <w:r>
+              <w:rPr>
+                <w:rFonts w:ascii="Times New Roman" w:hAnsi="Times New Roman"/>
+                <w:b w:val="0"/>
+                <w:sz w:val="22"/>
+              </w:rPr>
+              <w:t>12</w:t>
+            </w:r>
+          </w:p>
+        </w:tc>
+        <w:tc>
+          <w:tcPr>
+            <w:tcW w:type="dxa" w:w="1234"/>
+            <w:vAlign w:val="center"/>
+          </w:tcPr>
+          <w:p>
+            <w:pPr>
+              <w:spacing w:line="240" w:lineRule="auto"/>
+            </w:pPr>
+            <w:r/>
+            <w:r>
+              <w:rPr>
+                <w:rFonts w:ascii="Times New Roman" w:hAnsi="Times New Roman"/>
+                <w:b w:val="0"/>
+                <w:sz w:val="22"/>
+              </w:rPr>
+              <w:t>Bagian Pondok ke Kas</w:t>
+            </w:r>
+          </w:p>
+        </w:tc>
+        <w:tc>
+          <w:tcPr>
+            <w:tcW w:type="dxa" w:w="1234"/>
+            <w:vAlign w:val="center"/>
+          </w:tcPr>
+          <w:p>
+            <w:pPr>
+              <w:spacing w:line="240" w:lineRule="auto"/>
+            </w:pPr>
+            <w:r/>
+            <w:r>
+              <w:rPr>
+                <w:rFonts w:ascii="Times New Roman" w:hAnsi="Times New Roman"/>
+                <w:b w:val="0"/>
+                <w:sz w:val="22"/>
+              </w:rPr>
+              <w:t>Admin menyimpan laporan pembagian hasil.</w:t>
+            </w:r>
+          </w:p>
+        </w:tc>
+        <w:tc>
+          <w:tcPr>
+            <w:tcW w:type="dxa" w:w="1234"/>
+            <w:vAlign w:val="center"/>
+          </w:tcPr>
+          <w:p>
+            <w:pPr>
+              <w:spacing w:line="240" w:lineRule="auto"/>
+            </w:pPr>
+            <w:r/>
+            <w:r>
+              <w:rPr>
+                <w:rFonts w:ascii="Times New Roman" w:hAnsi="Times New Roman"/>
+                <w:b w:val="0"/>
+                <w:sz w:val="22"/>
+              </w:rPr>
+              <w:t>Laporan bulanan</w:t>
+            </w:r>
+          </w:p>
+        </w:tc>
+        <w:tc>
+          <w:tcPr>
+            <w:tcW w:type="dxa" w:w="1234"/>
+            <w:vAlign w:val="center"/>
+          </w:tcPr>
+          <w:p>
+            <w:pPr>
+              <w:spacing w:line="240" w:lineRule="auto"/>
+            </w:pPr>
+            <w:r/>
+            <w:r>
+              <w:rPr>
+                <w:rFonts w:ascii="Times New Roman" w:hAnsi="Times New Roman"/>
+                <w:b w:val="0"/>
+                <w:sz w:val="22"/>
+              </w:rPr>
+              <w:t>Sistem mencatat bagian pondok sebagai Pendapatan Usaha pada buku kas umum.</w:t>
+            </w:r>
+          </w:p>
+        </w:tc>
+        <w:tc>
+          <w:tcPr>
+            <w:tcW w:type="dxa" w:w="1234"/>
+            <w:vAlign w:val="center"/>
+          </w:tcPr>
+          <w:p>
+            <w:pPr>
+              <w:spacing w:line="240" w:lineRule="auto"/>
+            </w:pPr>
+            <w:r/>
+            <w:r>
+              <w:rPr>
+                <w:rFonts w:ascii="Times New Roman" w:hAnsi="Times New Roman"/>
+                <w:b w:val="0"/>
+                <w:sz w:val="22"/>
+              </w:rPr>
+              <w:t>Sesuai</w:t>
+            </w:r>
+          </w:p>
+        </w:tc>
+        <w:tc>
+          <w:tcPr>
+            <w:tcW w:type="dxa" w:w="1234"/>
+            <w:vAlign w:val="center"/>
+          </w:tcPr>
+          <w:p>
+            <w:pPr>
+              <w:spacing w:line="240" w:lineRule="auto"/>
+            </w:pPr>
+            <w:r/>
+            <w:r>
+              <w:rPr>
+                <w:rFonts w:ascii="Times New Roman" w:hAnsi="Times New Roman"/>
+                <w:b w:val="0"/>
+                <w:sz w:val="22"/>
+              </w:rPr>
+              <w:t>Berhasil</w:t>
+            </w:r>
+          </w:p>
+        </w:tc>
+      </w:tr>
+      <w:tr>
+        <w:tc>
+          <w:tcPr>
+            <w:tcW w:type="dxa" w:w="1234"/>
+            <w:vAlign w:val="center"/>
+          </w:tcPr>
+          <w:p>
+            <w:pPr>
+              <w:spacing w:line="240" w:lineRule="auto"/>
+            </w:pPr>
+            <w:r/>
+            <w:r>
+              <w:rPr>
+                <w:rFonts w:ascii="Times New Roman" w:hAnsi="Times New Roman"/>
+                <w:b w:val="0"/>
+                <w:sz w:val="22"/>
+              </w:rPr>
+              <w:t>13</w:t>
+            </w:r>
+          </w:p>
+        </w:tc>
+        <w:tc>
+          <w:tcPr>
+            <w:tcW w:type="dxa" w:w="1234"/>
+            <w:vAlign w:val="center"/>
+          </w:tcPr>
+          <w:p>
+            <w:pPr>
+              <w:spacing w:line="240" w:lineRule="auto"/>
+            </w:pPr>
+            <w:r/>
+            <w:r>
+              <w:rPr>
+                <w:rFonts w:ascii="Times New Roman" w:hAnsi="Times New Roman"/>
+                <w:b w:val="0"/>
+                <w:sz w:val="22"/>
+              </w:rPr>
+              <w:t>Laporan Capster</w:t>
+            </w:r>
+          </w:p>
+        </w:tc>
+        <w:tc>
+          <w:tcPr>
+            <w:tcW w:type="dxa" w:w="1234"/>
+            <w:vAlign w:val="center"/>
+          </w:tcPr>
+          <w:p>
+            <w:pPr>
+              <w:spacing w:line="240" w:lineRule="auto"/>
+            </w:pPr>
+            <w:r/>
+            <w:r>
+              <w:rPr>
+                <w:rFonts w:ascii="Times New Roman" w:hAnsi="Times New Roman"/>
+                <w:b w:val="0"/>
+                <w:sz w:val="22"/>
+              </w:rPr>
+              <w:t>Capster membuka laporan pembagian hasil.</w:t>
+            </w:r>
+          </w:p>
+        </w:tc>
+        <w:tc>
+          <w:tcPr>
+            <w:tcW w:type="dxa" w:w="1234"/>
+            <w:vAlign w:val="center"/>
+          </w:tcPr>
+          <w:p>
+            <w:pPr>
+              <w:spacing w:line="240" w:lineRule="auto"/>
+            </w:pPr>
+            <w:r/>
+            <w:r>
+              <w:rPr>
+                <w:rFonts w:ascii="Times New Roman" w:hAnsi="Times New Roman"/>
+                <w:b w:val="0"/>
+                <w:sz w:val="22"/>
+              </w:rPr>
+              <w:t>Role capster C001</w:t>
+            </w:r>
+          </w:p>
+        </w:tc>
+        <w:tc>
+          <w:tcPr>
+            <w:tcW w:type="dxa" w:w="1234"/>
+            <w:vAlign w:val="center"/>
+          </w:tcPr>
+          <w:p>
+            <w:pPr>
+              <w:spacing w:line="240" w:lineRule="auto"/>
+            </w:pPr>
+            <w:r/>
+            <w:r>
+              <w:rPr>
+                <w:rFonts w:ascii="Times New Roman" w:hAnsi="Times New Roman"/>
+                <w:b w:val="0"/>
+                <w:sz w:val="22"/>
+              </w:rPr>
+              <w:t>Sistem hanya menampilkan laporan milik capster tersebut.</w:t>
+            </w:r>
+          </w:p>
+        </w:tc>
+        <w:tc>
+          <w:tcPr>
+            <w:tcW w:type="dxa" w:w="1234"/>
+            <w:vAlign w:val="center"/>
+          </w:tcPr>
+          <w:p>
+            <w:pPr>
+              <w:spacing w:line="240" w:lineRule="auto"/>
+            </w:pPr>
+            <w:r/>
+            <w:r>
+              <w:rPr>
+                <w:rFonts w:ascii="Times New Roman" w:hAnsi="Times New Roman"/>
+                <w:b w:val="0"/>
+                <w:sz w:val="22"/>
+              </w:rPr>
+              <w:t>Sesuai</w:t>
+            </w:r>
+          </w:p>
+        </w:tc>
+        <w:tc>
+          <w:tcPr>
+            <w:tcW w:type="dxa" w:w="1234"/>
+            <w:vAlign w:val="center"/>
+          </w:tcPr>
+          <w:p>
+            <w:pPr>
+              <w:spacing w:line="240" w:lineRule="auto"/>
+            </w:pPr>
+            <w:r/>
+            <w:r>
+              <w:rPr>
+                <w:rFonts w:ascii="Times New Roman" w:hAnsi="Times New Roman"/>
+                <w:b w:val="0"/>
+                <w:sz w:val="22"/>
+              </w:rPr>
+              <w:t>Berhasil</w:t>
+            </w:r>
+          </w:p>
+        </w:tc>
+      </w:tr>
+    </w:tbl>
+    <w:p>
+      <w:r>
+        <w:rPr>
+          <w:rFonts w:ascii="Times New Roman" w:hAnsi="Times New Roman"/>
+          <w:b/>
+          <w:sz w:val="24"/>
+        </w:rPr>
+        <w:t>4.7.2.  Hasil Pengujian Perhitungan</w:t>
+      </w:r>
+    </w:p>
+    <w:p>
+      <w:r>
+        <w:rPr>
+          <w:rFonts w:ascii="Times New Roman" w:hAnsi="Times New Roman"/>
+          <w:b w:val="0"/>
+          <w:sz w:val="24"/>
+        </w:rPr>
+        <w:t>Selain pengujian black box, dilakukan pengujian terhadap rumus pembagian hasil. Pengujian dilakukan dengan membandingkan hasil perhitungan manual dan hasil perhitungan sistem. Berdasarkan data uji bulan Mei 2026, sistem menghasilkan beban operasional per capster Rp526.540, pendapatan bersih Rp1.282.460, bagian capster Rp641.230, dan bagian pondok Rp641.230. Hasil tersebut sesuai dengan perhitungan manual sehingga fungsi perhitungan pembagian hasil dinyatakan berjalan sesuai kebutuhan.</w:t>
+      </w:r>
+    </w:p>
+    <w:p>
+      <w:r>
+        <w:rPr>
+          <w:rFonts w:ascii="Times New Roman" w:hAnsi="Times New Roman"/>
+          <w:b/>
+          <w:sz w:val="24"/>
+        </w:rPr>
+        <w:t>4.8.   Pembahasan</w:t>
+      </w:r>
+    </w:p>
+    <w:p>
+      <w:r>
+        <w:rPr>
+          <w:rFonts w:ascii="Times New Roman" w:hAnsi="Times New Roman"/>
+          <w:b w:val="0"/>
+          <w:sz w:val="24"/>
+        </w:rPr>
+        <w:t>Berdasarkan hasil implementasi dan pengujian, aplikasi Garden Barbershop Finance dapat membantu proses pengelolaan pendapatan dan pembagian hasil capster. Aplikasi menyediakan form input yang lebih terstruktur dibandingkan pencatatan manual atau spreadsheet, sehingga risiko salah kolom, data tidak lengkap, dan kesalahan perhitungan dapat dikurangi.</w:t>
+      </w:r>
+    </w:p>
+    <w:p>
+      <w:r>
+        <w:rPr>
+          <w:rFonts w:ascii="Times New Roman" w:hAnsi="Times New Roman"/>
+          <w:b w:val="0"/>
+          <w:sz w:val="24"/>
+        </w:rPr>
+        <w:t>Pembagian role pengguna juga mendukung kebutuhan operasional Garden Barbershop. Admin dapat mengelola seluruh data, Admin Harian dapat membantu input pendapatan harian, Capster dapat melihat laporan miliknya sendiri, dan Pemilik dapat memantau kas serta laporan usaha. Pembatasan akses ini membuat penggunaan aplikasi lebih sesuai dengan tanggung jawab masing-masing pengguna.</w:t>
+      </w:r>
+    </w:p>
+    <w:p>
+      <w:r>
+        <w:rPr>
+          <w:rFonts w:ascii="Times New Roman" w:hAnsi="Times New Roman"/>
+          <w:b w:val="0"/>
+          <w:sz w:val="24"/>
+        </w:rPr>
+        <w:t>Penggunaan Cloud Firestore membantu penyimpanan data menjadi lebih terpusat dan dapat diakses secara online. Data pendapatan harian, biaya operasional, buku kas umum, dan laporan bulanan disimpan dalam collection yang berbeda sehingga pengelolaan data menjadi lebih terstruktur. Fallback dummy data tetap disediakan agar aplikasi dapat diuji atau didemonstrasikan meskipun konfigurasi Firebase belum tersedia.</w:t>
+      </w:r>
+    </w:p>
+    <w:p>
+      <w:r>
+        <w:rPr>
+          <w:rFonts w:ascii="Times New Roman" w:hAnsi="Times New Roman"/>
+          <w:b w:val="0"/>
+          <w:sz w:val="24"/>
+        </w:rPr>
+        <w:t>Fitur laporan pembagian hasil menjadi bagian penting dalam aplikasi karena sistem dapat menghitung beban operasional per capster, pendapatan bersih, bagian capster, dan bagian pondok secara otomatis. Dengan adanya fitur tersebut, proses pembagian hasil menjadi lebih cepat dan konsisten dibandingkan perhitungan manual. Selain itu, bagian pondok yang otomatis masuk ke buku kas umum membuat pencatatan pendapatan usaha menjadi lebih terhubung.</w:t>
+      </w:r>
+    </w:p>
+    <w:p>
+      <w:r>
+        <w:rPr>
+          <w:rFonts w:ascii="Times New Roman" w:hAnsi="Times New Roman"/>
+          <w:b w:val="0"/>
+          <w:sz w:val="24"/>
+        </w:rPr>
+        <w:t>Secara umum, hasil penelitian telah menjawab tujuan penelitian yaitu menghasilkan aplikasi Android untuk membantu pengelolaan pendapatan dan pembagian hasil capster pada Garden Barbershop berbasis Firebase. Meskipun demikian, sistem masih memiliki beberapa keterbatasan, seperti autentikasi yang masih menggunakan collection users pada prototype, belum adanya fitur ekspor laporan PDF, belum adanya audit log perubahan data, dan belum adanya notifikasi. Keterbatasan tersebut dapat menjadi arah pengembangan sistem pada penelitian berikutnya.</w:t>
       </w:r>
     </w:p>
     <w:p>

--- a/docs/Draft Skripsi Garden Barbershop BAB I-IV.docx
+++ b/docs/Draft Skripsi Garden Barbershop BAB I-IV.docx
@@ -23596,13 +23596,15 @@
     </w:p>
     <w:p>
       <w:pPr>
-        <w:spacing w:line="240" w:lineRule="auto"/>
+        <w:pStyle w:val="Caption"/>
+        <w:spacing w:line="240" w:lineRule="auto" w:before="0" w:after="60"/>
         <w:ind w:firstLine="0"/>
         <w:jc w:val="center"/>
       </w:pPr>
       <w:r>
         <w:rPr>
           <w:rFonts w:ascii="Times New Roman" w:hAnsi="Times New Roman"/>
+          <w:b w:val="0"/>
           <w:sz w:val="24"/>
         </w:rPr>
         <w:t>Tabel 4. 1 Kebutuhan Fungsional Sistem</w:t>
@@ -23611,7 +23613,7 @@
     <w:tbl>
       <w:tblPr>
         <w:tblStyle w:val="TableGrid"/>
-        <w:tblW w:w="6648" w:type="dxa"/>
+        <w:tblW w:w="9360" w:type="dxa"/>
         <w:jc w:val="center"/>
         <w:tblBorders>
           <w:top w:val="single" w:sz="6" w:space="0" w:color="000000"/>
@@ -23623,6 +23625,12 @@
         </w:tblBorders>
         <w:tblLayout w:type="fixed"/>
         <w:tblLook w:val="04A0" w:firstRow="1" w:lastRow="0" w:firstColumn="1" w:lastColumn="0" w:noHBand="0" w:noVBand="1"/>
+        <w:tblCellMar>
+          <w:top w:w="55" w:type="dxa"/>
+          <w:start w:w="55" w:type="dxa"/>
+          <w:bottom w:w="55" w:type="dxa"/>
+          <w:end w:w="55" w:type="dxa"/>
+        </w:tblCellMar>
       </w:tblPr>
       <w:tblGrid>
         <w:gridCol w:w="1559"/>
@@ -23631,18 +23639,19 @@
       </w:tblGrid>
       <w:tr>
         <w:trPr>
-          <w:tblHeader/>
+          <w:tblHeader w:val="true"/>
           <w:jc w:val="right"/>
+          <w:cantSplit/>
         </w:trPr>
         <w:tc>
           <w:tcPr>
-            <w:tcW w:w="1559" w:type="dxa"/>
+            <w:tcW w:w="900" w:type="dxa"/>
             <w:shd w:val="clear" w:color="auto" w:fill="EAF1DD" w:themeFill="accent3" w:themeFillTint="33"/>
             <w:vAlign w:val="center"/>
           </w:tcPr>
           <w:p>
             <w:pPr>
-              <w:spacing w:beforeLines="50" w:before="120" w:after="0" w:line="240" w:lineRule="auto"/>
+              <w:spacing w:beforeLines="50" w:before="0" w:after="0" w:line="240" w:lineRule="auto"/>
               <w:ind w:left="0" w:firstLine="0"/>
               <w:jc w:val="center"/>
               <w:rPr>
@@ -23663,13 +23672,13 @@
         </w:tc>
         <w:tc>
           <w:tcPr>
-            <w:tcW w:w="1835" w:type="dxa"/>
+            <w:tcW w:w="2300" w:type="dxa"/>
             <w:shd w:val="clear" w:color="auto" w:fill="EAF1DD" w:themeFill="accent3" w:themeFillTint="33"/>
             <w:vAlign w:val="center"/>
           </w:tcPr>
           <w:p>
             <w:pPr>
-              <w:spacing w:beforeLines="50" w:before="120" w:after="0" w:line="240" w:lineRule="auto"/>
+              <w:spacing w:beforeLines="50" w:before="0" w:after="0" w:line="240" w:lineRule="auto"/>
               <w:ind w:left="0" w:firstLine="0"/>
               <w:jc w:val="center"/>
               <w:rPr>
@@ -23690,13 +23699,13 @@
         </w:tc>
         <w:tc>
           <w:tcPr>
-            <w:tcW w:w="3254" w:type="dxa"/>
+            <w:tcW w:w="6160" w:type="dxa"/>
             <w:shd w:val="clear" w:color="auto" w:fill="EAF1DD" w:themeFill="accent3" w:themeFillTint="33"/>
             <w:vAlign w:val="center"/>
           </w:tcPr>
           <w:p>
             <w:pPr>
-              <w:spacing w:beforeLines="50" w:before="120" w:after="0" w:line="240" w:lineRule="auto"/>
+              <w:spacing w:beforeLines="50" w:before="0" w:after="0" w:line="240" w:lineRule="auto"/>
               <w:ind w:left="0" w:firstLine="0"/>
               <w:jc w:val="center"/>
               <w:rPr>
@@ -23719,17 +23728,18 @@
       <w:tr>
         <w:trPr>
           <w:jc w:val="right"/>
+          <w:cantSplit/>
         </w:trPr>
         <w:tc>
           <w:tcPr>
-            <w:tcW w:w="1559" w:type="dxa"/>
-            <w:vAlign w:val="center"/>
-          </w:tcPr>
-          <w:p>
-            <w:pPr>
-              <w:spacing w:after="0" w:line="240" w:lineRule="auto"/>
+            <w:tcW w:w="900" w:type="dxa"/>
+            <w:vAlign w:val="center"/>
+          </w:tcPr>
+          <w:p>
+            <w:pPr>
+              <w:spacing w:after="0" w:line="240" w:lineRule="auto" w:before="0"/>
               <w:ind w:left="0" w:firstLine="0"/>
-              <w:jc w:val="left"/>
+              <w:jc w:val="center"/>
               <w:rPr>
                 <w:szCs w:val="36"/>
               </w:rPr>
@@ -23746,12 +23756,12 @@
         </w:tc>
         <w:tc>
           <w:tcPr>
-            <w:tcW w:w="1835" w:type="dxa"/>
-            <w:vAlign w:val="center"/>
-          </w:tcPr>
-          <w:p>
-            <w:pPr>
-              <w:spacing w:after="0" w:line="240" w:lineRule="auto"/>
+            <w:tcW w:w="2300" w:type="dxa"/>
+            <w:vAlign w:val="center"/>
+          </w:tcPr>
+          <w:p>
+            <w:pPr>
+              <w:spacing w:after="0" w:line="240" w:lineRule="auto" w:before="0"/>
               <w:ind w:left="0" w:firstLine="0"/>
               <w:jc w:val="left"/>
               <w:rPr>
@@ -23772,12 +23782,12 @@
         </w:tc>
         <w:tc>
           <w:tcPr>
-            <w:tcW w:w="3254" w:type="dxa"/>
-            <w:vAlign w:val="center"/>
-          </w:tcPr>
-          <w:p>
-            <w:pPr>
-              <w:spacing w:after="0" w:line="240" w:lineRule="auto"/>
+            <w:tcW w:w="6160" w:type="dxa"/>
+            <w:vAlign w:val="center"/>
+          </w:tcPr>
+          <w:p>
+            <w:pPr>
+              <w:spacing w:after="0" w:line="240" w:lineRule="auto" w:before="0"/>
               <w:ind w:left="0" w:firstLine="0"/>
               <w:jc w:val="left"/>
               <w:rPr>
@@ -23800,17 +23810,18 @@
       <w:tr>
         <w:trPr>
           <w:jc w:val="right"/>
+          <w:cantSplit/>
         </w:trPr>
         <w:tc>
           <w:tcPr>
-            <w:tcW w:w="1559" w:type="dxa"/>
-            <w:vAlign w:val="center"/>
-          </w:tcPr>
-          <w:p>
-            <w:pPr>
-              <w:spacing w:after="0" w:line="240" w:lineRule="auto"/>
+            <w:tcW w:w="900" w:type="dxa"/>
+            <w:vAlign w:val="center"/>
+          </w:tcPr>
+          <w:p>
+            <w:pPr>
+              <w:spacing w:after="0" w:line="240" w:lineRule="auto" w:before="0"/>
               <w:ind w:left="0" w:firstLine="0"/>
-              <w:jc w:val="left"/>
+              <w:jc w:val="center"/>
               <w:rPr>
                 <w:szCs w:val="36"/>
               </w:rPr>
@@ -23827,12 +23838,12 @@
         </w:tc>
         <w:tc>
           <w:tcPr>
-            <w:tcW w:w="1835" w:type="dxa"/>
-            <w:vAlign w:val="center"/>
-          </w:tcPr>
-          <w:p>
-            <w:pPr>
-              <w:spacing w:after="0" w:line="240" w:lineRule="auto"/>
+            <w:tcW w:w="2300" w:type="dxa"/>
+            <w:vAlign w:val="center"/>
+          </w:tcPr>
+          <w:p>
+            <w:pPr>
+              <w:spacing w:after="0" w:line="240" w:lineRule="auto" w:before="0"/>
               <w:ind w:left="0" w:firstLine="0"/>
               <w:jc w:val="left"/>
               <w:rPr>
@@ -23853,12 +23864,12 @@
         </w:tc>
         <w:tc>
           <w:tcPr>
-            <w:tcW w:w="3254" w:type="dxa"/>
-            <w:vAlign w:val="center"/>
-          </w:tcPr>
-          <w:p>
-            <w:pPr>
-              <w:spacing w:after="0" w:line="240" w:lineRule="auto"/>
+            <w:tcW w:w="6160" w:type="dxa"/>
+            <w:vAlign w:val="center"/>
+          </w:tcPr>
+          <w:p>
+            <w:pPr>
+              <w:spacing w:after="0" w:line="240" w:lineRule="auto" w:before="0"/>
               <w:ind w:left="0" w:firstLine="0"/>
               <w:jc w:val="left"/>
               <w:rPr>
@@ -23901,17 +23912,18 @@
       <w:tr>
         <w:trPr>
           <w:jc w:val="right"/>
+          <w:cantSplit/>
         </w:trPr>
         <w:tc>
           <w:tcPr>
-            <w:tcW w:w="1559" w:type="dxa"/>
-            <w:vAlign w:val="center"/>
-          </w:tcPr>
-          <w:p>
-            <w:pPr>
-              <w:spacing w:after="0" w:line="240" w:lineRule="auto"/>
+            <w:tcW w:w="900" w:type="dxa"/>
+            <w:vAlign w:val="center"/>
+          </w:tcPr>
+          <w:p>
+            <w:pPr>
+              <w:spacing w:after="0" w:line="240" w:lineRule="auto" w:before="0"/>
               <w:ind w:left="0" w:firstLine="0"/>
-              <w:jc w:val="left"/>
+              <w:jc w:val="center"/>
               <w:rPr>
                 <w:szCs w:val="36"/>
               </w:rPr>
@@ -23928,12 +23940,12 @@
         </w:tc>
         <w:tc>
           <w:tcPr>
-            <w:tcW w:w="1835" w:type="dxa"/>
-            <w:vAlign w:val="center"/>
-          </w:tcPr>
-          <w:p>
-            <w:pPr>
-              <w:spacing w:after="0" w:line="240" w:lineRule="auto"/>
+            <w:tcW w:w="2300" w:type="dxa"/>
+            <w:vAlign w:val="center"/>
+          </w:tcPr>
+          <w:p>
+            <w:pPr>
+              <w:spacing w:after="0" w:line="240" w:lineRule="auto" w:before="0"/>
               <w:ind w:left="0" w:firstLine="0"/>
               <w:jc w:val="left"/>
               <w:rPr>
@@ -23954,12 +23966,12 @@
         </w:tc>
         <w:tc>
           <w:tcPr>
-            <w:tcW w:w="3254" w:type="dxa"/>
-            <w:vAlign w:val="center"/>
-          </w:tcPr>
-          <w:p>
-            <w:pPr>
-              <w:spacing w:after="0" w:line="240" w:lineRule="auto"/>
+            <w:tcW w:w="6160" w:type="dxa"/>
+            <w:vAlign w:val="center"/>
+          </w:tcPr>
+          <w:p>
+            <w:pPr>
+              <w:spacing w:after="0" w:line="240" w:lineRule="auto" w:before="0"/>
               <w:ind w:left="0" w:firstLine="0"/>
               <w:jc w:val="left"/>
               <w:rPr>
@@ -23982,17 +23994,18 @@
       <w:tr>
         <w:trPr>
           <w:jc w:val="right"/>
+          <w:cantSplit/>
         </w:trPr>
         <w:tc>
           <w:tcPr>
-            <w:tcW w:w="1559" w:type="dxa"/>
-            <w:vAlign w:val="center"/>
-          </w:tcPr>
-          <w:p>
-            <w:pPr>
-              <w:spacing w:after="0" w:line="240" w:lineRule="auto"/>
+            <w:tcW w:w="900" w:type="dxa"/>
+            <w:vAlign w:val="center"/>
+          </w:tcPr>
+          <w:p>
+            <w:pPr>
+              <w:spacing w:after="0" w:line="240" w:lineRule="auto" w:before="0"/>
               <w:ind w:left="0" w:firstLine="0"/>
-              <w:jc w:val="left"/>
+              <w:jc w:val="center"/>
               <w:rPr>
                 <w:szCs w:val="36"/>
               </w:rPr>
@@ -24009,12 +24022,12 @@
         </w:tc>
         <w:tc>
           <w:tcPr>
-            <w:tcW w:w="1835" w:type="dxa"/>
-            <w:vAlign w:val="center"/>
-          </w:tcPr>
-          <w:p>
-            <w:pPr>
-              <w:spacing w:after="0" w:line="240" w:lineRule="auto"/>
+            <w:tcW w:w="2300" w:type="dxa"/>
+            <w:vAlign w:val="center"/>
+          </w:tcPr>
+          <w:p>
+            <w:pPr>
+              <w:spacing w:after="0" w:line="240" w:lineRule="auto" w:before="0"/>
               <w:ind w:left="0" w:firstLine="0"/>
               <w:jc w:val="left"/>
               <w:rPr>
@@ -24046,12 +24059,12 @@
         </w:tc>
         <w:tc>
           <w:tcPr>
-            <w:tcW w:w="3254" w:type="dxa"/>
-            <w:vAlign w:val="center"/>
-          </w:tcPr>
-          <w:p>
-            <w:pPr>
-              <w:spacing w:after="0" w:line="240" w:lineRule="auto"/>
+            <w:tcW w:w="6160" w:type="dxa"/>
+            <w:vAlign w:val="center"/>
+          </w:tcPr>
+          <w:p>
+            <w:pPr>
+              <w:spacing w:after="0" w:line="240" w:lineRule="auto" w:before="0"/>
               <w:ind w:left="0" w:firstLine="0"/>
               <w:jc w:val="left"/>
               <w:rPr>
@@ -24094,17 +24107,18 @@
       <w:tr>
         <w:trPr>
           <w:jc w:val="right"/>
+          <w:cantSplit/>
         </w:trPr>
         <w:tc>
           <w:tcPr>
-            <w:tcW w:w="1559" w:type="dxa"/>
-            <w:vAlign w:val="center"/>
-          </w:tcPr>
-          <w:p>
-            <w:pPr>
-              <w:spacing w:after="0" w:line="240" w:lineRule="auto"/>
+            <w:tcW w:w="900" w:type="dxa"/>
+            <w:vAlign w:val="center"/>
+          </w:tcPr>
+          <w:p>
+            <w:pPr>
+              <w:spacing w:after="0" w:line="240" w:lineRule="auto" w:before="0"/>
               <w:ind w:left="0" w:firstLine="0"/>
-              <w:jc w:val="left"/>
+              <w:jc w:val="center"/>
               <w:rPr>
                 <w:szCs w:val="36"/>
               </w:rPr>
@@ -24121,12 +24135,12 @@
         </w:tc>
         <w:tc>
           <w:tcPr>
-            <w:tcW w:w="1835" w:type="dxa"/>
-            <w:vAlign w:val="center"/>
-          </w:tcPr>
-          <w:p>
-            <w:pPr>
-              <w:spacing w:after="0" w:line="240" w:lineRule="auto"/>
+            <w:tcW w:w="2300" w:type="dxa"/>
+            <w:vAlign w:val="center"/>
+          </w:tcPr>
+          <w:p>
+            <w:pPr>
+              <w:spacing w:after="0" w:line="240" w:lineRule="auto" w:before="0"/>
               <w:ind w:left="0" w:firstLine="0"/>
               <w:jc w:val="left"/>
               <w:rPr>
@@ -24147,12 +24161,12 @@
         </w:tc>
         <w:tc>
           <w:tcPr>
-            <w:tcW w:w="3254" w:type="dxa"/>
-            <w:vAlign w:val="center"/>
-          </w:tcPr>
-          <w:p>
-            <w:pPr>
-              <w:spacing w:after="0" w:line="240" w:lineRule="auto"/>
+            <w:tcW w:w="6160" w:type="dxa"/>
+            <w:vAlign w:val="center"/>
+          </w:tcPr>
+          <w:p>
+            <w:pPr>
+              <w:spacing w:after="0" w:line="240" w:lineRule="auto" w:before="0"/>
               <w:ind w:left="0" w:firstLine="0"/>
               <w:jc w:val="left"/>
               <w:rPr>
@@ -24175,17 +24189,18 @@
       <w:tr>
         <w:trPr>
           <w:jc w:val="right"/>
+          <w:cantSplit/>
         </w:trPr>
         <w:tc>
           <w:tcPr>
-            <w:tcW w:w="1559" w:type="dxa"/>
-            <w:vAlign w:val="center"/>
-          </w:tcPr>
-          <w:p>
-            <w:pPr>
-              <w:spacing w:after="0" w:line="240" w:lineRule="auto"/>
+            <w:tcW w:w="900" w:type="dxa"/>
+            <w:vAlign w:val="center"/>
+          </w:tcPr>
+          <w:p>
+            <w:pPr>
+              <w:spacing w:after="0" w:line="240" w:lineRule="auto" w:before="0"/>
               <w:ind w:left="0" w:firstLine="0"/>
-              <w:jc w:val="left"/>
+              <w:jc w:val="center"/>
               <w:rPr>
                 <w:szCs w:val="36"/>
               </w:rPr>
@@ -24202,12 +24217,12 @@
         </w:tc>
         <w:tc>
           <w:tcPr>
-            <w:tcW w:w="1835" w:type="dxa"/>
-            <w:vAlign w:val="center"/>
-          </w:tcPr>
-          <w:p>
-            <w:pPr>
-              <w:spacing w:after="0" w:line="240" w:lineRule="auto"/>
+            <w:tcW w:w="2300" w:type="dxa"/>
+            <w:vAlign w:val="center"/>
+          </w:tcPr>
+          <w:p>
+            <w:pPr>
+              <w:spacing w:after="0" w:line="240" w:lineRule="auto" w:before="0"/>
               <w:ind w:left="0" w:firstLine="0"/>
               <w:jc w:val="left"/>
               <w:rPr>
@@ -24228,12 +24243,12 @@
         </w:tc>
         <w:tc>
           <w:tcPr>
-            <w:tcW w:w="3254" w:type="dxa"/>
-            <w:vAlign w:val="center"/>
-          </w:tcPr>
-          <w:p>
-            <w:pPr>
-              <w:spacing w:after="0" w:line="240" w:lineRule="auto"/>
+            <w:tcW w:w="6160" w:type="dxa"/>
+            <w:vAlign w:val="center"/>
+          </w:tcPr>
+          <w:p>
+            <w:pPr>
+              <w:spacing w:after="0" w:line="240" w:lineRule="auto" w:before="0"/>
               <w:ind w:left="0" w:firstLine="0"/>
               <w:jc w:val="left"/>
               <w:rPr>
@@ -24256,17 +24271,18 @@
       <w:tr>
         <w:trPr>
           <w:jc w:val="right"/>
+          <w:cantSplit/>
         </w:trPr>
         <w:tc>
           <w:tcPr>
-            <w:tcW w:w="1559" w:type="dxa"/>
-            <w:vAlign w:val="center"/>
-          </w:tcPr>
-          <w:p>
-            <w:pPr>
-              <w:spacing w:after="0" w:line="240" w:lineRule="auto"/>
+            <w:tcW w:w="900" w:type="dxa"/>
+            <w:vAlign w:val="center"/>
+          </w:tcPr>
+          <w:p>
+            <w:pPr>
+              <w:spacing w:after="0" w:line="240" w:lineRule="auto" w:before="0"/>
               <w:ind w:left="0" w:firstLine="0"/>
-              <w:jc w:val="left"/>
+              <w:jc w:val="center"/>
               <w:rPr>
                 <w:szCs w:val="36"/>
               </w:rPr>
@@ -24283,12 +24299,12 @@
         </w:tc>
         <w:tc>
           <w:tcPr>
-            <w:tcW w:w="1835" w:type="dxa"/>
-            <w:vAlign w:val="center"/>
-          </w:tcPr>
-          <w:p>
-            <w:pPr>
-              <w:spacing w:after="0" w:line="240" w:lineRule="auto"/>
+            <w:tcW w:w="2300" w:type="dxa"/>
+            <w:vAlign w:val="center"/>
+          </w:tcPr>
+          <w:p>
+            <w:pPr>
+              <w:spacing w:after="0" w:line="240" w:lineRule="auto" w:before="0"/>
               <w:ind w:left="0" w:firstLine="0"/>
               <w:jc w:val="left"/>
               <w:rPr>
@@ -24309,12 +24325,12 @@
         </w:tc>
         <w:tc>
           <w:tcPr>
-            <w:tcW w:w="3254" w:type="dxa"/>
-            <w:vAlign w:val="center"/>
-          </w:tcPr>
-          <w:p>
-            <w:pPr>
-              <w:spacing w:after="0" w:line="240" w:lineRule="auto"/>
+            <w:tcW w:w="6160" w:type="dxa"/>
+            <w:vAlign w:val="center"/>
+          </w:tcPr>
+          <w:p>
+            <w:pPr>
+              <w:spacing w:after="0" w:line="240" w:lineRule="auto" w:before="0"/>
               <w:ind w:left="0" w:firstLine="0"/>
               <w:jc w:val="left"/>
               <w:rPr>
@@ -24337,17 +24353,18 @@
       <w:tr>
         <w:trPr>
           <w:jc w:val="right"/>
+          <w:cantSplit/>
         </w:trPr>
         <w:tc>
           <w:tcPr>
-            <w:tcW w:w="1559" w:type="dxa"/>
-            <w:vAlign w:val="center"/>
-          </w:tcPr>
-          <w:p>
-            <w:pPr>
-              <w:spacing w:after="0" w:line="240" w:lineRule="auto"/>
+            <w:tcW w:w="900" w:type="dxa"/>
+            <w:vAlign w:val="center"/>
+          </w:tcPr>
+          <w:p>
+            <w:pPr>
+              <w:spacing w:after="0" w:line="240" w:lineRule="auto" w:before="0"/>
               <w:ind w:left="0" w:firstLine="0"/>
-              <w:jc w:val="left"/>
+              <w:jc w:val="center"/>
               <w:rPr>
                 <w:szCs w:val="36"/>
               </w:rPr>
@@ -24364,12 +24381,12 @@
         </w:tc>
         <w:tc>
           <w:tcPr>
-            <w:tcW w:w="1835" w:type="dxa"/>
-            <w:vAlign w:val="center"/>
-          </w:tcPr>
-          <w:p>
-            <w:pPr>
-              <w:spacing w:after="0" w:line="240" w:lineRule="auto"/>
+            <w:tcW w:w="2300" w:type="dxa"/>
+            <w:vAlign w:val="center"/>
+          </w:tcPr>
+          <w:p>
+            <w:pPr>
+              <w:spacing w:after="0" w:line="240" w:lineRule="auto" w:before="0"/>
               <w:ind w:left="0" w:firstLine="0"/>
               <w:jc w:val="left"/>
               <w:rPr>
@@ -24390,12 +24407,12 @@
         </w:tc>
         <w:tc>
           <w:tcPr>
-            <w:tcW w:w="3254" w:type="dxa"/>
-            <w:vAlign w:val="center"/>
-          </w:tcPr>
-          <w:p>
-            <w:pPr>
-              <w:spacing w:after="0" w:line="240" w:lineRule="auto"/>
+            <w:tcW w:w="6160" w:type="dxa"/>
+            <w:vAlign w:val="center"/>
+          </w:tcPr>
+          <w:p>
+            <w:pPr>
+              <w:spacing w:after="0" w:line="240" w:lineRule="auto" w:before="0"/>
               <w:ind w:left="0" w:firstLine="0"/>
               <w:jc w:val="left"/>
               <w:rPr>
@@ -24418,17 +24435,18 @@
       <w:tr>
         <w:trPr>
           <w:jc w:val="right"/>
+          <w:cantSplit/>
         </w:trPr>
         <w:tc>
           <w:tcPr>
-            <w:tcW w:w="1559" w:type="dxa"/>
-            <w:vAlign w:val="center"/>
-          </w:tcPr>
-          <w:p>
-            <w:pPr>
-              <w:spacing w:after="0" w:line="240" w:lineRule="auto"/>
+            <w:tcW w:w="900" w:type="dxa"/>
+            <w:vAlign w:val="center"/>
+          </w:tcPr>
+          <w:p>
+            <w:pPr>
+              <w:spacing w:after="0" w:line="240" w:lineRule="auto" w:before="0"/>
               <w:ind w:left="0" w:firstLine="0"/>
-              <w:jc w:val="left"/>
+              <w:jc w:val="center"/>
               <w:rPr>
                 <w:szCs w:val="36"/>
               </w:rPr>
@@ -24445,12 +24463,12 @@
         </w:tc>
         <w:tc>
           <w:tcPr>
-            <w:tcW w:w="1835" w:type="dxa"/>
-            <w:vAlign w:val="center"/>
-          </w:tcPr>
-          <w:p>
-            <w:pPr>
-              <w:spacing w:after="0" w:line="240" w:lineRule="auto"/>
+            <w:tcW w:w="2300" w:type="dxa"/>
+            <w:vAlign w:val="center"/>
+          </w:tcPr>
+          <w:p>
+            <w:pPr>
+              <w:spacing w:after="0" w:line="240" w:lineRule="auto" w:before="0"/>
               <w:ind w:left="0" w:firstLine="0"/>
               <w:jc w:val="left"/>
               <w:rPr>
@@ -24471,12 +24489,12 @@
         </w:tc>
         <w:tc>
           <w:tcPr>
-            <w:tcW w:w="3254" w:type="dxa"/>
-            <w:vAlign w:val="center"/>
-          </w:tcPr>
-          <w:p>
-            <w:pPr>
-              <w:spacing w:after="0" w:line="240" w:lineRule="auto"/>
+            <w:tcW w:w="6160" w:type="dxa"/>
+            <w:vAlign w:val="center"/>
+          </w:tcPr>
+          <w:p>
+            <w:pPr>
+              <w:spacing w:after="0" w:line="240" w:lineRule="auto" w:before="0"/>
               <w:ind w:left="0" w:firstLine="0"/>
               <w:jc w:val="left"/>
               <w:rPr>
@@ -24564,13 +24582,15 @@
     </w:p>
     <w:p>
       <w:pPr>
-        <w:spacing w:line="240" w:lineRule="auto"/>
+        <w:pStyle w:val="Caption"/>
+        <w:spacing w:line="240" w:lineRule="auto" w:before="0" w:after="60"/>
         <w:ind w:firstLine="0"/>
         <w:jc w:val="center"/>
       </w:pPr>
       <w:r>
         <w:rPr>
           <w:rFonts w:ascii="Times New Roman" w:hAnsi="Times New Roman"/>
+          <w:b w:val="0"/>
           <w:sz w:val="24"/>
         </w:rPr>
         <w:t xml:space="preserve">Tabel 4. 2 Kebutuhan </w:t>
@@ -24579,6 +24599,7 @@
       <w:r>
         <w:rPr>
           <w:rFonts w:ascii="Times New Roman" w:hAnsi="Times New Roman"/>
+          <w:b w:val="0"/>
           <w:sz w:val="24"/>
         </w:rPr>
         <w:t>Nonfungsional</w:t>
@@ -24587,6 +24608,7 @@
       <w:r>
         <w:rPr>
           <w:rFonts w:ascii="Times New Roman" w:hAnsi="Times New Roman"/>
+          <w:b w:val="0"/>
           <w:sz w:val="24"/>
         </w:rPr>
         <w:t xml:space="preserve"> Sistem</w:t>
@@ -24595,7 +24617,7 @@
     <w:tbl>
       <w:tblPr>
         <w:tblStyle w:val="TableGrid"/>
-        <w:tblW w:w="6669" w:type="dxa"/>
+        <w:tblW w:w="9360" w:type="dxa"/>
         <w:jc w:val="center"/>
         <w:tblBorders>
           <w:top w:val="single" w:sz="6" w:space="0" w:color="000000"/>
@@ -24607,6 +24629,12 @@
         </w:tblBorders>
         <w:tblLayout w:type="fixed"/>
         <w:tblLook w:val="04A0" w:firstRow="1" w:lastRow="0" w:firstColumn="1" w:lastColumn="0" w:noHBand="0" w:noVBand="1"/>
+        <w:tblCellMar>
+          <w:top w:w="55" w:type="dxa"/>
+          <w:start w:w="55" w:type="dxa"/>
+          <w:bottom w:w="55" w:type="dxa"/>
+          <w:end w:w="55" w:type="dxa"/>
+        </w:tblCellMar>
       </w:tblPr>
       <w:tblGrid>
         <w:gridCol w:w="1126"/>
@@ -24615,18 +24643,19 @@
       </w:tblGrid>
       <w:tr>
         <w:trPr>
-          <w:tblHeader/>
+          <w:tblHeader w:val="true"/>
           <w:jc w:val="right"/>
+          <w:cantSplit/>
         </w:trPr>
         <w:tc>
           <w:tcPr>
-            <w:tcW w:w="1126" w:type="dxa"/>
+            <w:tcW w:w="900" w:type="dxa"/>
             <w:shd w:val="clear" w:color="auto" w:fill="EAF1DD" w:themeFill="accent3" w:themeFillTint="33"/>
             <w:vAlign w:val="center"/>
           </w:tcPr>
           <w:p>
             <w:pPr>
-              <w:spacing w:beforeLines="50" w:before="120" w:after="0" w:line="240" w:lineRule="auto"/>
+              <w:spacing w:beforeLines="50" w:before="0" w:after="0" w:line="240" w:lineRule="auto"/>
               <w:ind w:left="0" w:firstLine="0"/>
               <w:jc w:val="center"/>
               <w:rPr>
@@ -24648,13 +24677,13 @@
         </w:tc>
         <w:tc>
           <w:tcPr>
-            <w:tcW w:w="1993" w:type="dxa"/>
+            <w:tcW w:w="2500" w:type="dxa"/>
             <w:shd w:val="clear" w:color="auto" w:fill="EAF1DD" w:themeFill="accent3" w:themeFillTint="33"/>
             <w:vAlign w:val="center"/>
           </w:tcPr>
           <w:p>
             <w:pPr>
-              <w:spacing w:beforeLines="50" w:before="120" w:after="0" w:line="240" w:lineRule="auto"/>
+              <w:spacing w:beforeLines="50" w:before="0" w:after="0" w:line="240" w:lineRule="auto"/>
               <w:ind w:left="0" w:firstLine="0"/>
               <w:jc w:val="center"/>
               <w:rPr>
@@ -24675,13 +24704,13 @@
         </w:tc>
         <w:tc>
           <w:tcPr>
-            <w:tcW w:w="3550" w:type="dxa"/>
+            <w:tcW w:w="5960" w:type="dxa"/>
             <w:shd w:val="clear" w:color="auto" w:fill="EAF1DD" w:themeFill="accent3" w:themeFillTint="33"/>
             <w:vAlign w:val="center"/>
           </w:tcPr>
           <w:p>
             <w:pPr>
-              <w:spacing w:beforeLines="50" w:before="120" w:after="0" w:line="240" w:lineRule="auto"/>
+              <w:spacing w:beforeLines="50" w:before="0" w:after="0" w:line="240" w:lineRule="auto"/>
               <w:ind w:left="0" w:firstLine="0"/>
               <w:jc w:val="center"/>
               <w:rPr>
@@ -24704,17 +24733,18 @@
       <w:tr>
         <w:trPr>
           <w:jc w:val="right"/>
+          <w:cantSplit/>
         </w:trPr>
         <w:tc>
           <w:tcPr>
-            <w:tcW w:w="1126" w:type="dxa"/>
-            <w:vAlign w:val="center"/>
-          </w:tcPr>
-          <w:p>
-            <w:pPr>
-              <w:spacing w:after="0" w:line="240" w:lineRule="auto"/>
+            <w:tcW w:w="900" w:type="dxa"/>
+            <w:vAlign w:val="center"/>
+          </w:tcPr>
+          <w:p>
+            <w:pPr>
+              <w:spacing w:after="0" w:line="240" w:lineRule="auto" w:before="0"/>
               <w:ind w:left="0" w:firstLine="0"/>
-              <w:jc w:val="left"/>
+              <w:jc w:val="center"/>
               <w:rPr>
                 <w:bCs/>
                 <w:szCs w:val="36"/>
@@ -24733,12 +24763,12 @@
         </w:tc>
         <w:tc>
           <w:tcPr>
-            <w:tcW w:w="1993" w:type="dxa"/>
-            <w:vAlign w:val="center"/>
-          </w:tcPr>
-          <w:p>
-            <w:pPr>
-              <w:spacing w:after="0" w:line="240" w:lineRule="auto"/>
+            <w:tcW w:w="2500" w:type="dxa"/>
+            <w:vAlign w:val="center"/>
+          </w:tcPr>
+          <w:p>
+            <w:pPr>
+              <w:spacing w:after="0" w:line="240" w:lineRule="auto" w:before="0"/>
               <w:ind w:left="0" w:firstLine="0"/>
               <w:jc w:val="left"/>
               <w:rPr>
@@ -24759,12 +24789,12 @@
         </w:tc>
         <w:tc>
           <w:tcPr>
-            <w:tcW w:w="3550" w:type="dxa"/>
-            <w:vAlign w:val="center"/>
-          </w:tcPr>
-          <w:p>
-            <w:pPr>
-              <w:spacing w:after="0" w:line="240" w:lineRule="auto"/>
+            <w:tcW w:w="5960" w:type="dxa"/>
+            <w:vAlign w:val="center"/>
+          </w:tcPr>
+          <w:p>
+            <w:pPr>
+              <w:spacing w:after="0" w:line="240" w:lineRule="auto" w:before="0"/>
               <w:ind w:left="0" w:firstLine="0"/>
               <w:jc w:val="left"/>
               <w:rPr>
@@ -24787,17 +24817,18 @@
       <w:tr>
         <w:trPr>
           <w:jc w:val="right"/>
+          <w:cantSplit/>
         </w:trPr>
         <w:tc>
           <w:tcPr>
-            <w:tcW w:w="1126" w:type="dxa"/>
-            <w:vAlign w:val="center"/>
-          </w:tcPr>
-          <w:p>
-            <w:pPr>
-              <w:spacing w:after="0" w:line="240" w:lineRule="auto"/>
+            <w:tcW w:w="900" w:type="dxa"/>
+            <w:vAlign w:val="center"/>
+          </w:tcPr>
+          <w:p>
+            <w:pPr>
+              <w:spacing w:after="0" w:line="240" w:lineRule="auto" w:before="0"/>
               <w:ind w:left="0" w:firstLine="0"/>
-              <w:jc w:val="left"/>
+              <w:jc w:val="center"/>
               <w:rPr>
                 <w:bCs/>
                 <w:szCs w:val="36"/>
@@ -24816,12 +24847,12 @@
         </w:tc>
         <w:tc>
           <w:tcPr>
-            <w:tcW w:w="1993" w:type="dxa"/>
-            <w:vAlign w:val="center"/>
-          </w:tcPr>
-          <w:p>
-            <w:pPr>
-              <w:spacing w:after="0" w:line="240" w:lineRule="auto"/>
+            <w:tcW w:w="2500" w:type="dxa"/>
+            <w:vAlign w:val="center"/>
+          </w:tcPr>
+          <w:p>
+            <w:pPr>
+              <w:spacing w:after="0" w:line="240" w:lineRule="auto" w:before="0"/>
               <w:ind w:left="0" w:firstLine="0"/>
               <w:jc w:val="left"/>
               <w:rPr>
@@ -24842,12 +24873,12 @@
         </w:tc>
         <w:tc>
           <w:tcPr>
-            <w:tcW w:w="3550" w:type="dxa"/>
-            <w:vAlign w:val="center"/>
-          </w:tcPr>
-          <w:p>
-            <w:pPr>
-              <w:spacing w:after="0" w:line="240" w:lineRule="auto"/>
+            <w:tcW w:w="5960" w:type="dxa"/>
+            <w:vAlign w:val="center"/>
+          </w:tcPr>
+          <w:p>
+            <w:pPr>
+              <w:spacing w:after="0" w:line="240" w:lineRule="auto" w:before="0"/>
               <w:ind w:left="0" w:firstLine="0"/>
               <w:jc w:val="left"/>
               <w:rPr>
@@ -24870,17 +24901,18 @@
       <w:tr>
         <w:trPr>
           <w:jc w:val="right"/>
+          <w:cantSplit/>
         </w:trPr>
         <w:tc>
           <w:tcPr>
-            <w:tcW w:w="1126" w:type="dxa"/>
-            <w:vAlign w:val="center"/>
-          </w:tcPr>
-          <w:p>
-            <w:pPr>
-              <w:spacing w:after="0" w:line="240" w:lineRule="auto"/>
+            <w:tcW w:w="900" w:type="dxa"/>
+            <w:vAlign w:val="center"/>
+          </w:tcPr>
+          <w:p>
+            <w:pPr>
+              <w:spacing w:after="0" w:line="240" w:lineRule="auto" w:before="0"/>
               <w:ind w:left="0" w:firstLine="0"/>
-              <w:jc w:val="left"/>
+              <w:jc w:val="center"/>
               <w:rPr>
                 <w:bCs/>
                 <w:szCs w:val="36"/>
@@ -24899,12 +24931,12 @@
         </w:tc>
         <w:tc>
           <w:tcPr>
-            <w:tcW w:w="1993" w:type="dxa"/>
-            <w:vAlign w:val="center"/>
-          </w:tcPr>
-          <w:p>
-            <w:pPr>
-              <w:spacing w:after="0" w:line="240" w:lineRule="auto"/>
+            <w:tcW w:w="2500" w:type="dxa"/>
+            <w:vAlign w:val="center"/>
+          </w:tcPr>
+          <w:p>
+            <w:pPr>
+              <w:spacing w:after="0" w:line="240" w:lineRule="auto" w:before="0"/>
               <w:ind w:left="0" w:firstLine="0"/>
               <w:jc w:val="left"/>
               <w:rPr>
@@ -24925,12 +24957,12 @@
         </w:tc>
         <w:tc>
           <w:tcPr>
-            <w:tcW w:w="3550" w:type="dxa"/>
-            <w:vAlign w:val="center"/>
-          </w:tcPr>
-          <w:p>
-            <w:pPr>
-              <w:spacing w:after="0" w:line="240" w:lineRule="auto"/>
+            <w:tcW w:w="5960" w:type="dxa"/>
+            <w:vAlign w:val="center"/>
+          </w:tcPr>
+          <w:p>
+            <w:pPr>
+              <w:spacing w:after="0" w:line="240" w:lineRule="auto" w:before="0"/>
               <w:ind w:left="0" w:firstLine="0"/>
               <w:jc w:val="left"/>
               <w:rPr>
@@ -24973,17 +25005,18 @@
       <w:tr>
         <w:trPr>
           <w:jc w:val="right"/>
+          <w:cantSplit/>
         </w:trPr>
         <w:tc>
           <w:tcPr>
-            <w:tcW w:w="1126" w:type="dxa"/>
-            <w:vAlign w:val="center"/>
-          </w:tcPr>
-          <w:p>
-            <w:pPr>
-              <w:spacing w:after="0" w:line="240" w:lineRule="auto"/>
+            <w:tcW w:w="900" w:type="dxa"/>
+            <w:vAlign w:val="center"/>
+          </w:tcPr>
+          <w:p>
+            <w:pPr>
+              <w:spacing w:after="0" w:line="240" w:lineRule="auto" w:before="0"/>
               <w:ind w:left="0" w:firstLine="0"/>
-              <w:jc w:val="left"/>
+              <w:jc w:val="center"/>
               <w:rPr>
                 <w:bCs/>
                 <w:szCs w:val="36"/>
@@ -25002,12 +25035,12 @@
         </w:tc>
         <w:tc>
           <w:tcPr>
-            <w:tcW w:w="1993" w:type="dxa"/>
-            <w:vAlign w:val="center"/>
-          </w:tcPr>
-          <w:p>
-            <w:pPr>
-              <w:spacing w:after="0" w:line="240" w:lineRule="auto"/>
+            <w:tcW w:w="2500" w:type="dxa"/>
+            <w:vAlign w:val="center"/>
+          </w:tcPr>
+          <w:p>
+            <w:pPr>
+              <w:spacing w:after="0" w:line="240" w:lineRule="auto" w:before="0"/>
               <w:ind w:left="0" w:firstLine="0"/>
               <w:jc w:val="left"/>
               <w:rPr>
@@ -25028,12 +25061,12 @@
         </w:tc>
         <w:tc>
           <w:tcPr>
-            <w:tcW w:w="3550" w:type="dxa"/>
-            <w:vAlign w:val="center"/>
-          </w:tcPr>
-          <w:p>
-            <w:pPr>
-              <w:spacing w:after="0" w:line="240" w:lineRule="auto"/>
+            <w:tcW w:w="5960" w:type="dxa"/>
+            <w:vAlign w:val="center"/>
+          </w:tcPr>
+          <w:p>
+            <w:pPr>
+              <w:spacing w:after="0" w:line="240" w:lineRule="auto" w:before="0"/>
               <w:ind w:left="0" w:firstLine="0"/>
               <w:jc w:val="left"/>
               <w:rPr>
@@ -25056,17 +25089,18 @@
       <w:tr>
         <w:trPr>
           <w:jc w:val="right"/>
+          <w:cantSplit/>
         </w:trPr>
         <w:tc>
           <w:tcPr>
-            <w:tcW w:w="1126" w:type="dxa"/>
-            <w:vAlign w:val="center"/>
-          </w:tcPr>
-          <w:p>
-            <w:pPr>
-              <w:spacing w:after="0" w:line="240" w:lineRule="auto"/>
+            <w:tcW w:w="900" w:type="dxa"/>
+            <w:vAlign w:val="center"/>
+          </w:tcPr>
+          <w:p>
+            <w:pPr>
+              <w:spacing w:after="0" w:line="240" w:lineRule="auto" w:before="0"/>
               <w:ind w:left="0" w:firstLine="0"/>
-              <w:jc w:val="left"/>
+              <w:jc w:val="center"/>
               <w:rPr>
                 <w:bCs/>
                 <w:szCs w:val="36"/>
@@ -25085,12 +25119,12 @@
         </w:tc>
         <w:tc>
           <w:tcPr>
-            <w:tcW w:w="1993" w:type="dxa"/>
-            <w:vAlign w:val="center"/>
-          </w:tcPr>
-          <w:p>
-            <w:pPr>
-              <w:spacing w:after="0" w:line="240" w:lineRule="auto"/>
+            <w:tcW w:w="2500" w:type="dxa"/>
+            <w:vAlign w:val="center"/>
+          </w:tcPr>
+          <w:p>
+            <w:pPr>
+              <w:spacing w:after="0" w:line="240" w:lineRule="auto" w:before="0"/>
               <w:ind w:left="0" w:firstLine="0"/>
               <w:jc w:val="left"/>
               <w:rPr>
@@ -25111,12 +25145,12 @@
         </w:tc>
         <w:tc>
           <w:tcPr>
-            <w:tcW w:w="3550" w:type="dxa"/>
-            <w:vAlign w:val="center"/>
-          </w:tcPr>
-          <w:p>
-            <w:pPr>
-              <w:spacing w:after="0" w:line="240" w:lineRule="auto"/>
+            <w:tcW w:w="5960" w:type="dxa"/>
+            <w:vAlign w:val="center"/>
+          </w:tcPr>
+          <w:p>
+            <w:pPr>
+              <w:spacing w:after="0" w:line="240" w:lineRule="auto" w:before="0"/>
               <w:ind w:left="0" w:firstLine="0"/>
               <w:jc w:val="left"/>
               <w:rPr>
@@ -25197,6 +25231,7 @@
     </w:p>
     <w:p>
       <w:pPr>
+        <w:spacing w:before="0" w:after="0"/>
         <w:ind w:firstLine="0"/>
         <w:jc w:val="center"/>
       </w:pPr>
@@ -25245,13 +25280,14 @@
     <w:p>
       <w:pPr>
         <w:pStyle w:val="Caption"/>
-        <w:spacing w:line="240" w:lineRule="auto"/>
+        <w:spacing w:line="240" w:lineRule="auto" w:before="0" w:after="60"/>
         <w:ind w:firstLine="0"/>
         <w:jc w:val="center"/>
       </w:pPr>
       <w:r>
         <w:rPr>
           <w:rFonts w:ascii="Times New Roman" w:hAnsi="Times New Roman"/>
+          <w:b w:val="0"/>
           <w:sz w:val="24"/>
         </w:rPr>
         <w:t>Gambar 4. 1 Implementasi Halaman Login</w:t>
@@ -25284,6 +25320,7 @@
     </w:p>
     <w:p>
       <w:pPr>
+        <w:spacing w:before="0" w:after="0"/>
         <w:ind w:firstLine="0"/>
         <w:jc w:val="center"/>
       </w:pPr>
@@ -25331,13 +25368,14 @@
     <w:p>
       <w:pPr>
         <w:pStyle w:val="Caption"/>
-        <w:spacing w:line="240" w:lineRule="auto"/>
+        <w:spacing w:line="240" w:lineRule="auto" w:before="0" w:after="60"/>
         <w:ind w:firstLine="0"/>
         <w:jc w:val="center"/>
       </w:pPr>
       <w:r>
         <w:rPr>
           <w:rFonts w:ascii="Times New Roman" w:hAnsi="Times New Roman"/>
+          <w:b w:val="0"/>
           <w:sz w:val="24"/>
         </w:rPr>
         <w:t>Gambar 4. 2 Implementasi Halaman Dashboard Admin</w:t>
@@ -25379,6 +25417,7 @@
     </w:p>
     <w:p>
       <w:pPr>
+        <w:spacing w:before="0" w:after="0"/>
         <w:ind w:firstLine="0"/>
         <w:jc w:val="center"/>
       </w:pPr>
@@ -25426,11 +25465,13 @@
     <w:p>
       <w:pPr>
         <w:pStyle w:val="Caption"/>
+        <w:spacing w:before="0" w:after="60"/>
         <w:jc w:val="center"/>
       </w:pPr>
       <w:r>
         <w:rPr>
           <w:rFonts w:ascii="Times New Roman" w:hAnsi="Times New Roman"/>
+          <w:b w:val="0"/>
           <w:sz w:val="24"/>
         </w:rPr>
         <w:t xml:space="preserve">Gambar 4. 3 Implementasi Halaman Dashboard </w:t>
@@ -25439,6 +25480,7 @@
       <w:r>
         <w:rPr>
           <w:rFonts w:ascii="Times New Roman" w:hAnsi="Times New Roman"/>
+          <w:b w:val="0"/>
           <w:sz w:val="24"/>
         </w:rPr>
         <w:t>Capster</w:t>
@@ -25472,6 +25514,7 @@
     </w:p>
     <w:p>
       <w:pPr>
+        <w:spacing w:before="0" w:after="0"/>
         <w:ind w:firstLine="0"/>
         <w:jc w:val="center"/>
       </w:pPr>
@@ -25519,11 +25562,13 @@
     <w:p>
       <w:pPr>
         <w:pStyle w:val="Caption"/>
+        <w:spacing w:before="0" w:after="60"/>
         <w:jc w:val="center"/>
       </w:pPr>
       <w:r>
         <w:rPr>
           <w:rFonts w:ascii="Times New Roman" w:hAnsi="Times New Roman"/>
+          <w:b w:val="0"/>
           <w:sz w:val="24"/>
         </w:rPr>
         <w:lastRenderedPageBreak/>
@@ -25566,6 +25611,7 @@
     </w:p>
     <w:p>
       <w:pPr>
+        <w:spacing w:before="0" w:after="0"/>
         <w:ind w:firstLine="0"/>
         <w:jc w:val="center"/>
       </w:pPr>
@@ -25613,11 +25659,13 @@
     <w:p>
       <w:pPr>
         <w:pStyle w:val="Caption"/>
+        <w:spacing w:before="0" w:after="60"/>
         <w:jc w:val="center"/>
       </w:pPr>
       <w:r>
         <w:rPr>
           <w:rFonts w:ascii="Times New Roman" w:hAnsi="Times New Roman"/>
+          <w:b w:val="0"/>
           <w:sz w:val="24"/>
         </w:rPr>
         <w:t xml:space="preserve">Gambar 4. 5 Implementasi Halaman Data </w:t>
@@ -25626,6 +25674,7 @@
       <w:r>
         <w:rPr>
           <w:rFonts w:ascii="Times New Roman" w:hAnsi="Times New Roman"/>
+          <w:b w:val="0"/>
           <w:sz w:val="24"/>
         </w:rPr>
         <w:t>Capster</w:t>
@@ -25659,6 +25708,7 @@
     </w:p>
     <w:p>
       <w:pPr>
+        <w:spacing w:before="0" w:after="0"/>
         <w:jc w:val="center"/>
       </w:pPr>
       <w:r>
@@ -25706,43 +25756,46 @@
     <w:p>
       <w:pPr>
         <w:pStyle w:val="Caption"/>
+        <w:spacing w:before="0" w:after="60"/>
         <w:jc w:val="center"/>
+      </w:pPr>
+      <w:r>
+        <w:rPr>
+          <w:rFonts w:ascii="Times New Roman" w:hAnsi="Times New Roman"/>
+          <w:b w:val="0"/>
+          <w:sz w:val="24"/>
+        </w:rPr>
+        <w:t>Gambar 4. 6 Implementasi Halaman Data Layanan</w:t>
+      </w:r>
+    </w:p>
+    <w:p>
+      <w:pPr>
+        <w:pStyle w:val="Heading3"/>
       </w:pPr>
       <w:r>
         <w:rPr>
           <w:rFonts w:ascii="Times New Roman" w:hAnsi="Times New Roman"/>
           <w:sz w:val="24"/>
         </w:rPr>
-        <w:t>Gambar 4. 6 Implementasi Halaman Data Layanan</w:t>
+        <w:t>4.4.7.  Implementasi Halaman Pendapatan Harian</w:t>
       </w:r>
     </w:p>
     <w:p>
       <w:pPr>
-        <w:pStyle w:val="Heading3"/>
+        <w:spacing w:line="360" w:lineRule="auto" w:after="0"/>
+        <w:jc w:val="both"/>
       </w:pPr>
       <w:r>
         <w:rPr>
           <w:rFonts w:ascii="Times New Roman" w:hAnsi="Times New Roman"/>
           <w:sz w:val="24"/>
         </w:rPr>
-        <w:t>4.4.7.  Implementasi Halaman Pendapatan Harian</w:t>
+        <w:t>Halaman pendapatan harian digunakan untuk mencatat transaksi layanan yang dikerjakan capster setiap hari. Sistem menghitung total customer santri dari layanan Santri, sedangkan layanan lainnya dihitung sebagai customer umum. Total pendapatan dihitung berdasarkan jumlah layanan yang dimasukkan dan harga layanan yang tersimpan pada data layanan.</w:t>
       </w:r>
     </w:p>
     <w:p>
       <w:pPr>
-        <w:spacing w:line="360" w:lineRule="auto" w:after="0"/>
-        <w:jc w:val="both"/>
-      </w:pPr>
-      <w:r>
-        <w:rPr>
-          <w:rFonts w:ascii="Times New Roman" w:hAnsi="Times New Roman"/>
-          <w:sz w:val="24"/>
-        </w:rPr>
-        <w:t>Halaman pendapatan harian digunakan untuk mencatat transaksi layanan yang dikerjakan capster setiap hari. Sistem menghitung total customer santri dari layanan Santri, sedangkan layanan lainnya dihitung sebagai customer umum. Total pendapatan dihitung berdasarkan jumlah layanan yang dimasukkan dan harga layanan yang tersimpan pada data layanan.</w:t>
-      </w:r>
-    </w:p>
-    <w:p>
-      <w:pPr>
+        <w:spacing w:before="0" w:after="0"/>
         <w:jc w:val="center"/>
       </w:pPr>
       <w:r>
@@ -25789,43 +25842,46 @@
     <w:p>
       <w:pPr>
         <w:pStyle w:val="Caption"/>
+        <w:spacing w:before="0" w:after="60"/>
         <w:jc w:val="center"/>
+      </w:pPr>
+      <w:r>
+        <w:rPr>
+          <w:rFonts w:ascii="Times New Roman" w:hAnsi="Times New Roman"/>
+          <w:b w:val="0"/>
+          <w:sz w:val="24"/>
+        </w:rPr>
+        <w:t>Gambar 4. 7 Implementasi Halaman Pendapatan Harian</w:t>
+      </w:r>
+    </w:p>
+    <w:p>
+      <w:pPr>
+        <w:pStyle w:val="Heading3"/>
       </w:pPr>
       <w:r>
         <w:rPr>
           <w:rFonts w:ascii="Times New Roman" w:hAnsi="Times New Roman"/>
           <w:sz w:val="24"/>
         </w:rPr>
-        <w:t>Gambar 4. 7 Implementasi Halaman Pendapatan Harian</w:t>
+        <w:t>4.4.8.  Implementasi Halaman Buku Kas Umum</w:t>
       </w:r>
     </w:p>
     <w:p>
       <w:pPr>
-        <w:pStyle w:val="Heading3"/>
+        <w:spacing w:line="360" w:lineRule="auto" w:after="0"/>
+        <w:jc w:val="both"/>
       </w:pPr>
       <w:r>
         <w:rPr>
           <w:rFonts w:ascii="Times New Roman" w:hAnsi="Times New Roman"/>
           <w:sz w:val="24"/>
         </w:rPr>
-        <w:t>4.4.8.  Implementasi Halaman Buku Kas Umum</w:t>
+        <w:t>Halaman buku kas umum digunakan untuk mencatat transaksi penerimaan dan pengeluaran. Sistem menghitung saldo secara otomatis berdasarkan saldo sebelumnya ditambah penerimaan dan dikurangi pengeluaran. Bagian pondok dari laporan pembagian hasil juga dicatat sebagai penerimaan akun Pendapatan Usaha.</w:t>
       </w:r>
     </w:p>
     <w:p>
       <w:pPr>
-        <w:spacing w:line="360" w:lineRule="auto" w:after="0"/>
-        <w:jc w:val="both"/>
-      </w:pPr>
-      <w:r>
-        <w:rPr>
-          <w:rFonts w:ascii="Times New Roman" w:hAnsi="Times New Roman"/>
-          <w:sz w:val="24"/>
-        </w:rPr>
-        <w:t>Halaman buku kas umum digunakan untuk mencatat transaksi penerimaan dan pengeluaran. Sistem menghitung saldo secara otomatis berdasarkan saldo sebelumnya ditambah penerimaan dan dikurangi pengeluaran. Bagian pondok dari laporan pembagian hasil juga dicatat sebagai penerimaan akun Pendapatan Usaha.</w:t>
-      </w:r>
-    </w:p>
-    <w:p>
-      <w:pPr>
+        <w:spacing w:before="0" w:after="0"/>
         <w:jc w:val="center"/>
       </w:pPr>
       <w:r>
@@ -25872,43 +25928,46 @@
     <w:p>
       <w:pPr>
         <w:pStyle w:val="Caption"/>
+        <w:spacing w:before="0" w:after="60"/>
         <w:jc w:val="center"/>
+      </w:pPr>
+      <w:r>
+        <w:rPr>
+          <w:rFonts w:ascii="Times New Roman" w:hAnsi="Times New Roman"/>
+          <w:b w:val="0"/>
+          <w:sz w:val="24"/>
+        </w:rPr>
+        <w:t>Gambar 4. 8 Implementasi Halaman Buku Kas Umum</w:t>
+      </w:r>
+    </w:p>
+    <w:p>
+      <w:pPr>
+        <w:pStyle w:val="Heading3"/>
       </w:pPr>
       <w:r>
         <w:rPr>
           <w:rFonts w:ascii="Times New Roman" w:hAnsi="Times New Roman"/>
           <w:sz w:val="24"/>
         </w:rPr>
-        <w:t>Gambar 4. 8 Implementasi Halaman Buku Kas Umum</w:t>
+        <w:t>4.4.9.  Implementasi Halaman Operasional</w:t>
       </w:r>
     </w:p>
     <w:p>
       <w:pPr>
-        <w:pStyle w:val="Heading3"/>
+        <w:spacing w:line="360" w:lineRule="auto" w:after="0"/>
+        <w:jc w:val="both"/>
       </w:pPr>
       <w:r>
         <w:rPr>
           <w:rFonts w:ascii="Times New Roman" w:hAnsi="Times New Roman"/>
           <w:sz w:val="24"/>
         </w:rPr>
-        <w:t>4.4.9.  Implementasi Halaman Operasional</w:t>
+        <w:t>Halaman operasional digunakan untuk mencatat biaya bulanan seperti listrik, wifi, kebersihan, air, sewa toko, dan perlengkapan operasional. Total biaya operasional pada bulan tertentu digunakan sebagai dasar perhitungan beban operasional per capster.</w:t>
       </w:r>
     </w:p>
     <w:p>
       <w:pPr>
-        <w:spacing w:line="360" w:lineRule="auto" w:after="0"/>
-        <w:jc w:val="both"/>
-      </w:pPr>
-      <w:r>
-        <w:rPr>
-          <w:rFonts w:ascii="Times New Roman" w:hAnsi="Times New Roman"/>
-          <w:sz w:val="24"/>
-        </w:rPr>
-        <w:t>Halaman operasional digunakan untuk mencatat biaya bulanan seperti listrik, wifi, kebersihan, air, sewa toko, dan perlengkapan operasional. Total biaya operasional pada bulan tertentu digunakan sebagai dasar perhitungan beban operasional per capster.</w:t>
-      </w:r>
-    </w:p>
-    <w:p>
-      <w:pPr>
+        <w:spacing w:before="0" w:after="0"/>
         <w:jc w:val="center"/>
       </w:pPr>
       <w:r>
@@ -25955,44 +26014,47 @@
     <w:p>
       <w:pPr>
         <w:pStyle w:val="Caption"/>
+        <w:spacing w:before="0" w:after="60"/>
         <w:jc w:val="center"/>
+      </w:pPr>
+      <w:r>
+        <w:rPr>
+          <w:rFonts w:ascii="Times New Roman" w:hAnsi="Times New Roman"/>
+          <w:b w:val="0"/>
+          <w:sz w:val="24"/>
+        </w:rPr>
+        <w:t>Gambar 4. 9 Implementasi Halaman Operasional</w:t>
+      </w:r>
+    </w:p>
+    <w:p>
+      <w:pPr>
+        <w:pStyle w:val="Heading3"/>
       </w:pPr>
       <w:r>
         <w:rPr>
           <w:rFonts w:ascii="Times New Roman" w:hAnsi="Times New Roman"/>
           <w:sz w:val="24"/>
         </w:rPr>
-        <w:t>Gambar 4. 9 Implementasi Halaman Operasional</w:t>
+        <w:lastRenderedPageBreak/>
+        <w:t>4.4.10. Implementasi Halaman Laporan Pembagian Hasil</w:t>
       </w:r>
     </w:p>
     <w:p>
       <w:pPr>
-        <w:pStyle w:val="Heading3"/>
+        <w:spacing w:line="360" w:lineRule="auto" w:after="0"/>
+        <w:jc w:val="both"/>
       </w:pPr>
       <w:r>
         <w:rPr>
           <w:rFonts w:ascii="Times New Roman" w:hAnsi="Times New Roman"/>
           <w:sz w:val="24"/>
         </w:rPr>
-        <w:lastRenderedPageBreak/>
-        <w:t>4.4.10. Implementasi Halaman Laporan Pembagian Hasil</w:t>
+        <w:t>Halaman laporan pembagian hasil digunakan untuk menghitung pendapatan kotor capster, total operasional, beban operasional per capster, pendapatan bersih, bagian capster, dan bagian pondok. Laporan yang ditampilkan disesuaikan dengan bulan yang dipilih dan hak akses pengguna.</w:t>
       </w:r>
     </w:p>
     <w:p>
       <w:pPr>
-        <w:spacing w:line="360" w:lineRule="auto" w:after="0"/>
-        <w:jc w:val="both"/>
-      </w:pPr>
-      <w:r>
-        <w:rPr>
-          <w:rFonts w:ascii="Times New Roman" w:hAnsi="Times New Roman"/>
-          <w:sz w:val="24"/>
-        </w:rPr>
-        <w:t>Halaman laporan pembagian hasil digunakan untuk menghitung pendapatan kotor capster, total operasional, beban operasional per capster, pendapatan bersih, bagian capster, dan bagian pondok. Laporan yang ditampilkan disesuaikan dengan bulan yang dipilih dan hak akses pengguna.</w:t>
-      </w:r>
-    </w:p>
-    <w:p>
-      <w:pPr>
+        <w:spacing w:before="0" w:after="0"/>
         <w:jc w:val="center"/>
       </w:pPr>
       <w:r>
@@ -26039,11 +26101,13 @@
     <w:p>
       <w:pPr>
         <w:pStyle w:val="Caption"/>
+        <w:spacing w:before="0" w:after="60"/>
         <w:jc w:val="center"/>
       </w:pPr>
       <w:r>
         <w:rPr>
           <w:rFonts w:ascii="Times New Roman" w:hAnsi="Times New Roman"/>
+          <w:b w:val="0"/>
           <w:sz w:val="24"/>
         </w:rPr>
         <w:t>Gambar 4. 10 Implementasi Halaman Laporan Pembagian Hasil</w:t>
@@ -26077,7 +26141,7 @@
     </w:p>
     <w:p>
       <w:pPr>
-        <w:spacing w:before="120"/>
+        <w:spacing w:before="0" w:after="0"/>
         <w:ind w:firstLine="0"/>
         <w:jc w:val="center"/>
       </w:pPr>
@@ -26125,13 +26189,14 @@
     <w:p>
       <w:pPr>
         <w:pStyle w:val="Caption"/>
-        <w:spacing w:line="240" w:lineRule="auto"/>
+        <w:spacing w:line="240" w:lineRule="auto" w:before="0" w:after="60"/>
         <w:ind w:firstLine="0"/>
         <w:jc w:val="center"/>
       </w:pPr>
       <w:r>
         <w:rPr>
           <w:rFonts w:ascii="Times New Roman" w:hAnsi="Times New Roman"/>
+          <w:b w:val="0"/>
           <w:sz w:val="24"/>
         </w:rPr>
         <w:t>Gambar 4. 11 Struktur Database Firebase Garden Barbershop Finance</w:t>
@@ -26139,13 +26204,15 @@
     </w:p>
     <w:p>
       <w:pPr>
-        <w:spacing w:line="240" w:lineRule="auto"/>
+        <w:pStyle w:val="Caption"/>
+        <w:spacing w:line="240" w:lineRule="auto" w:before="0" w:after="60"/>
         <w:ind w:firstLine="0"/>
         <w:jc w:val="center"/>
       </w:pPr>
       <w:r>
         <w:rPr>
           <w:rFonts w:ascii="Times New Roman" w:hAnsi="Times New Roman"/>
+          <w:b w:val="0"/>
           <w:sz w:val="24"/>
         </w:rPr>
         <w:t xml:space="preserve">Tabel 4. 3 Struktur Data Cloud </w:t>
@@ -26154,6 +26221,7 @@
       <w:r>
         <w:rPr>
           <w:rFonts w:ascii="Times New Roman" w:hAnsi="Times New Roman"/>
+          <w:b w:val="0"/>
           <w:sz w:val="24"/>
         </w:rPr>
         <w:t>Firestore</w:t>
@@ -26163,7 +26231,7 @@
     <w:tbl>
       <w:tblPr>
         <w:tblStyle w:val="TableGrid"/>
-        <w:tblW w:w="7937" w:type="dxa"/>
+        <w:tblW w:w="9360" w:type="dxa"/>
         <w:jc w:val="center"/>
         <w:tblBorders>
           <w:top w:val="single" w:sz="6" w:space="0" w:color="000000"/>
@@ -26175,6 +26243,12 @@
         </w:tblBorders>
         <w:tblLayout w:type="fixed"/>
         <w:tblLook w:val="04A0" w:firstRow="1" w:lastRow="0" w:firstColumn="1" w:lastColumn="0" w:noHBand="0" w:noVBand="1"/>
+        <w:tblCellMar>
+          <w:top w:w="55" w:type="dxa"/>
+          <w:start w:w="55" w:type="dxa"/>
+          <w:bottom w:w="55" w:type="dxa"/>
+          <w:end w:w="55" w:type="dxa"/>
+        </w:tblCellMar>
       </w:tblPr>
       <w:tblGrid>
         <w:gridCol w:w="567"/>
@@ -26185,15 +26259,17 @@
       <w:tr>
         <w:trPr>
           <w:jc w:val="center"/>
+          <w:tblHeader w:val="true"/>
+          <w:cantSplit/>
         </w:trPr>
         <w:tc>
           <w:tcPr>
-            <w:tcW w:w="567" w:type="dxa"/>
-            <w:vAlign w:val="center"/>
-          </w:tcPr>
-          <w:p>
-            <w:pPr>
-              <w:spacing w:after="0" w:line="240" w:lineRule="auto"/>
+            <w:tcW w:w="520" w:type="dxa"/>
+            <w:vAlign w:val="center"/>
+          </w:tcPr>
+          <w:p>
+            <w:pPr>
+              <w:spacing w:after="0" w:line="240" w:lineRule="auto" w:before="0"/>
               <w:ind w:left="0" w:firstLine="0"/>
               <w:jc w:val="center"/>
               <w:rPr>
@@ -26215,12 +26291,12 @@
         </w:tc>
         <w:tc>
           <w:tcPr>
-            <w:tcW w:w="1814" w:type="dxa"/>
-            <w:vAlign w:val="center"/>
-          </w:tcPr>
-          <w:p>
-            <w:pPr>
-              <w:spacing w:after="0" w:line="240" w:lineRule="auto"/>
+            <w:tcW w:w="1900" w:type="dxa"/>
+            <w:vAlign w:val="center"/>
+          </w:tcPr>
+          <w:p>
+            <w:pPr>
+              <w:spacing w:after="0" w:line="240" w:lineRule="auto" w:before="0"/>
               <w:ind w:left="0" w:firstLine="0"/>
               <w:jc w:val="center"/>
               <w:rPr>
@@ -26242,12 +26318,12 @@
         </w:tc>
         <w:tc>
           <w:tcPr>
-            <w:tcW w:w="2721" w:type="dxa"/>
-            <w:vAlign w:val="center"/>
-          </w:tcPr>
-          <w:p>
-            <w:pPr>
-              <w:spacing w:after="0" w:line="240" w:lineRule="auto"/>
+            <w:tcW w:w="4300" w:type="dxa"/>
+            <w:vAlign w:val="center"/>
+          </w:tcPr>
+          <w:p>
+            <w:pPr>
+              <w:spacing w:after="0" w:line="240" w:lineRule="auto" w:before="0"/>
               <w:ind w:left="0" w:firstLine="0"/>
               <w:jc w:val="center"/>
               <w:rPr>
@@ -26269,12 +26345,12 @@
         </w:tc>
         <w:tc>
           <w:tcPr>
-            <w:tcW w:w="2835" w:type="dxa"/>
-            <w:vAlign w:val="center"/>
-          </w:tcPr>
-          <w:p>
-            <w:pPr>
-              <w:spacing w:after="0" w:line="240" w:lineRule="auto"/>
+            <w:tcW w:w="2640" w:type="dxa"/>
+            <w:vAlign w:val="center"/>
+          </w:tcPr>
+          <w:p>
+            <w:pPr>
+              <w:spacing w:after="0" w:line="240" w:lineRule="auto" w:before="0"/>
               <w:ind w:left="0" w:firstLine="0"/>
               <w:jc w:val="center"/>
               <w:rPr>
@@ -26298,17 +26374,18 @@
       <w:tr>
         <w:trPr>
           <w:jc w:val="center"/>
+          <w:cantSplit/>
         </w:trPr>
         <w:tc>
           <w:tcPr>
-            <w:tcW w:w="567" w:type="dxa"/>
-            <w:vAlign w:val="center"/>
-          </w:tcPr>
-          <w:p>
-            <w:pPr>
-              <w:spacing w:after="0" w:line="240" w:lineRule="auto"/>
+            <w:tcW w:w="520" w:type="dxa"/>
+            <w:vAlign w:val="center"/>
+          </w:tcPr>
+          <w:p>
+            <w:pPr>
+              <w:spacing w:after="0" w:line="240" w:lineRule="auto" w:before="0"/>
               <w:ind w:left="0" w:firstLine="0"/>
-              <w:jc w:val="left"/>
+              <w:jc w:val="center"/>
               <w:rPr>
                 <w:bCs/>
                 <w:szCs w:val="36"/>
@@ -26328,12 +26405,12 @@
         </w:tc>
         <w:tc>
           <w:tcPr>
-            <w:tcW w:w="1814" w:type="dxa"/>
-            <w:vAlign w:val="center"/>
-          </w:tcPr>
-          <w:p>
-            <w:pPr>
-              <w:spacing w:after="0" w:line="240" w:lineRule="auto"/>
+            <w:tcW w:w="1900" w:type="dxa"/>
+            <w:vAlign w:val="center"/>
+          </w:tcPr>
+          <w:p>
+            <w:pPr>
+              <w:spacing w:after="0" w:line="240" w:lineRule="auto" w:before="0"/>
               <w:ind w:left="0" w:firstLine="0"/>
               <w:jc w:val="left"/>
               <w:rPr>
@@ -26354,12 +26431,12 @@
         </w:tc>
         <w:tc>
           <w:tcPr>
-            <w:tcW w:w="2721" w:type="dxa"/>
-            <w:vAlign w:val="center"/>
-          </w:tcPr>
-          <w:p>
-            <w:pPr>
-              <w:spacing w:after="0" w:line="240" w:lineRule="auto"/>
+            <w:tcW w:w="4300" w:type="dxa"/>
+            <w:vAlign w:val="center"/>
+          </w:tcPr>
+          <w:p>
+            <w:pPr>
+              <w:spacing w:after="0" w:line="240" w:lineRule="auto" w:before="0"/>
               <w:ind w:left="0" w:firstLine="0"/>
               <w:jc w:val="left"/>
               <w:rPr>
@@ -26380,12 +26457,12 @@
         </w:tc>
         <w:tc>
           <w:tcPr>
-            <w:tcW w:w="2835" w:type="dxa"/>
-            <w:vAlign w:val="center"/>
-          </w:tcPr>
-          <w:p>
-            <w:pPr>
-              <w:spacing w:after="0" w:line="240" w:lineRule="auto"/>
+            <w:tcW w:w="2640" w:type="dxa"/>
+            <w:vAlign w:val="center"/>
+          </w:tcPr>
+          <w:p>
+            <w:pPr>
+              <w:spacing w:after="0" w:line="240" w:lineRule="auto" w:before="0"/>
               <w:ind w:left="0" w:firstLine="0"/>
               <w:jc w:val="left"/>
               <w:rPr>
@@ -26408,17 +26485,18 @@
       <w:tr>
         <w:trPr>
           <w:jc w:val="center"/>
+          <w:cantSplit/>
         </w:trPr>
         <w:tc>
           <w:tcPr>
-            <w:tcW w:w="567" w:type="dxa"/>
-            <w:vAlign w:val="center"/>
-          </w:tcPr>
-          <w:p>
-            <w:pPr>
-              <w:spacing w:after="0" w:line="240" w:lineRule="auto"/>
+            <w:tcW w:w="520" w:type="dxa"/>
+            <w:vAlign w:val="center"/>
+          </w:tcPr>
+          <w:p>
+            <w:pPr>
+              <w:spacing w:after="0" w:line="240" w:lineRule="auto" w:before="0"/>
               <w:ind w:left="0" w:firstLine="0"/>
-              <w:jc w:val="left"/>
+              <w:jc w:val="center"/>
               <w:rPr>
                 <w:bCs/>
                 <w:szCs w:val="36"/>
@@ -26437,12 +26515,12 @@
         </w:tc>
         <w:tc>
           <w:tcPr>
-            <w:tcW w:w="1814" w:type="dxa"/>
-            <w:vAlign w:val="center"/>
-          </w:tcPr>
-          <w:p>
-            <w:pPr>
-              <w:spacing w:after="0" w:line="240" w:lineRule="auto"/>
+            <w:tcW w:w="1900" w:type="dxa"/>
+            <w:vAlign w:val="center"/>
+          </w:tcPr>
+          <w:p>
+            <w:pPr>
+              <w:spacing w:after="0" w:line="240" w:lineRule="auto" w:before="0"/>
               <w:ind w:left="0" w:firstLine="0"/>
               <w:jc w:val="left"/>
               <w:rPr>
@@ -26465,12 +26543,12 @@
         </w:tc>
         <w:tc>
           <w:tcPr>
-            <w:tcW w:w="2721" w:type="dxa"/>
-            <w:vAlign w:val="center"/>
-          </w:tcPr>
-          <w:p>
-            <w:pPr>
-              <w:spacing w:after="0" w:line="240" w:lineRule="auto"/>
+            <w:tcW w:w="4300" w:type="dxa"/>
+            <w:vAlign w:val="center"/>
+          </w:tcPr>
+          <w:p>
+            <w:pPr>
+              <w:spacing w:after="0" w:line="240" w:lineRule="auto" w:before="0"/>
               <w:ind w:left="0" w:firstLine="0"/>
               <w:jc w:val="left"/>
               <w:rPr>
@@ -26511,12 +26589,12 @@
         </w:tc>
         <w:tc>
           <w:tcPr>
-            <w:tcW w:w="2835" w:type="dxa"/>
-            <w:vAlign w:val="center"/>
-          </w:tcPr>
-          <w:p>
-            <w:pPr>
-              <w:spacing w:after="0" w:line="240" w:lineRule="auto"/>
+            <w:tcW w:w="2640" w:type="dxa"/>
+            <w:vAlign w:val="center"/>
+          </w:tcPr>
+          <w:p>
+            <w:pPr>
+              <w:spacing w:after="0" w:line="240" w:lineRule="auto" w:before="0"/>
               <w:ind w:left="0" w:firstLine="0"/>
               <w:jc w:val="left"/>
               <w:rPr>
@@ -26559,17 +26637,18 @@
       <w:tr>
         <w:trPr>
           <w:jc w:val="center"/>
+          <w:cantSplit/>
         </w:trPr>
         <w:tc>
           <w:tcPr>
-            <w:tcW w:w="567" w:type="dxa"/>
-            <w:vAlign w:val="center"/>
-          </w:tcPr>
-          <w:p>
-            <w:pPr>
-              <w:spacing w:after="0" w:line="240" w:lineRule="auto"/>
+            <w:tcW w:w="520" w:type="dxa"/>
+            <w:vAlign w:val="center"/>
+          </w:tcPr>
+          <w:p>
+            <w:pPr>
+              <w:spacing w:after="0" w:line="240" w:lineRule="auto" w:before="0"/>
               <w:ind w:left="0" w:firstLine="0"/>
-              <w:jc w:val="left"/>
+              <w:jc w:val="center"/>
               <w:rPr>
                 <w:bCs/>
                 <w:szCs w:val="36"/>
@@ -26588,12 +26667,12 @@
         </w:tc>
         <w:tc>
           <w:tcPr>
-            <w:tcW w:w="1814" w:type="dxa"/>
-            <w:vAlign w:val="center"/>
-          </w:tcPr>
-          <w:p>
-            <w:pPr>
-              <w:spacing w:after="0" w:line="240" w:lineRule="auto"/>
+            <w:tcW w:w="1900" w:type="dxa"/>
+            <w:vAlign w:val="center"/>
+          </w:tcPr>
+          <w:p>
+            <w:pPr>
+              <w:spacing w:after="0" w:line="240" w:lineRule="auto" w:before="0"/>
               <w:ind w:left="0" w:firstLine="0"/>
               <w:jc w:val="left"/>
               <w:rPr>
@@ -26614,12 +26693,12 @@
         </w:tc>
         <w:tc>
           <w:tcPr>
-            <w:tcW w:w="2721" w:type="dxa"/>
-            <w:vAlign w:val="center"/>
-          </w:tcPr>
-          <w:p>
-            <w:pPr>
-              <w:spacing w:after="0" w:line="240" w:lineRule="auto"/>
+            <w:tcW w:w="4300" w:type="dxa"/>
+            <w:vAlign w:val="center"/>
+          </w:tcPr>
+          <w:p>
+            <w:pPr>
+              <w:spacing w:after="0" w:line="240" w:lineRule="auto" w:before="0"/>
               <w:ind w:left="0" w:firstLine="0"/>
               <w:jc w:val="left"/>
               <w:rPr>
@@ -26640,12 +26719,12 @@
         </w:tc>
         <w:tc>
           <w:tcPr>
-            <w:tcW w:w="2835" w:type="dxa"/>
-            <w:vAlign w:val="center"/>
-          </w:tcPr>
-          <w:p>
-            <w:pPr>
-              <w:spacing w:after="0" w:line="240" w:lineRule="auto"/>
+            <w:tcW w:w="2640" w:type="dxa"/>
+            <w:vAlign w:val="center"/>
+          </w:tcPr>
+          <w:p>
+            <w:pPr>
+              <w:spacing w:after="0" w:line="240" w:lineRule="auto" w:before="0"/>
               <w:ind w:left="0" w:firstLine="0"/>
               <w:jc w:val="left"/>
               <w:rPr>
@@ -26668,17 +26747,18 @@
       <w:tr>
         <w:trPr>
           <w:jc w:val="center"/>
+          <w:cantSplit/>
         </w:trPr>
         <w:tc>
           <w:tcPr>
-            <w:tcW w:w="567" w:type="dxa"/>
-            <w:vAlign w:val="center"/>
-          </w:tcPr>
-          <w:p>
-            <w:pPr>
-              <w:spacing w:after="0" w:line="240" w:lineRule="auto"/>
+            <w:tcW w:w="520" w:type="dxa"/>
+            <w:vAlign w:val="center"/>
+          </w:tcPr>
+          <w:p>
+            <w:pPr>
+              <w:spacing w:after="0" w:line="240" w:lineRule="auto" w:before="0"/>
               <w:ind w:left="0" w:firstLine="0"/>
-              <w:jc w:val="left"/>
+              <w:jc w:val="center"/>
               <w:rPr>
                 <w:bCs/>
                 <w:szCs w:val="36"/>
@@ -26697,12 +26777,12 @@
         </w:tc>
         <w:tc>
           <w:tcPr>
-            <w:tcW w:w="1814" w:type="dxa"/>
-            <w:vAlign w:val="center"/>
-          </w:tcPr>
-          <w:p>
-            <w:pPr>
-              <w:spacing w:after="0" w:line="240" w:lineRule="auto"/>
+            <w:tcW w:w="1900" w:type="dxa"/>
+            <w:vAlign w:val="center"/>
+          </w:tcPr>
+          <w:p>
+            <w:pPr>
+              <w:spacing w:after="0" w:line="240" w:lineRule="auto" w:before="0"/>
               <w:ind w:left="0" w:firstLine="0"/>
               <w:jc w:val="left"/>
               <w:rPr>
@@ -26725,12 +26805,12 @@
         </w:tc>
         <w:tc>
           <w:tcPr>
-            <w:tcW w:w="2721" w:type="dxa"/>
-            <w:vAlign w:val="center"/>
-          </w:tcPr>
-          <w:p>
-            <w:pPr>
-              <w:spacing w:after="0" w:line="240" w:lineRule="auto"/>
+            <w:tcW w:w="4300" w:type="dxa"/>
+            <w:vAlign w:val="center"/>
+          </w:tcPr>
+          <w:p>
+            <w:pPr>
+              <w:spacing w:after="0" w:line="240" w:lineRule="auto" w:before="0"/>
               <w:ind w:left="0" w:firstLine="0"/>
               <w:jc w:val="left"/>
               <w:rPr>
@@ -26771,12 +26851,12 @@
         </w:tc>
         <w:tc>
           <w:tcPr>
-            <w:tcW w:w="2835" w:type="dxa"/>
-            <w:vAlign w:val="center"/>
-          </w:tcPr>
-          <w:p>
-            <w:pPr>
-              <w:spacing w:after="0" w:line="240" w:lineRule="auto"/>
+            <w:tcW w:w="2640" w:type="dxa"/>
+            <w:vAlign w:val="center"/>
+          </w:tcPr>
+          <w:p>
+            <w:pPr>
+              <w:spacing w:after="0" w:line="240" w:lineRule="auto" w:before="0"/>
               <w:ind w:left="0" w:firstLine="0"/>
               <w:jc w:val="left"/>
               <w:rPr>
@@ -26799,17 +26879,18 @@
       <w:tr>
         <w:trPr>
           <w:jc w:val="center"/>
+          <w:cantSplit/>
         </w:trPr>
         <w:tc>
           <w:tcPr>
-            <w:tcW w:w="567" w:type="dxa"/>
-            <w:vAlign w:val="center"/>
-          </w:tcPr>
-          <w:p>
-            <w:pPr>
-              <w:spacing w:after="0" w:line="240" w:lineRule="auto"/>
+            <w:tcW w:w="520" w:type="dxa"/>
+            <w:vAlign w:val="center"/>
+          </w:tcPr>
+          <w:p>
+            <w:pPr>
+              <w:spacing w:after="0" w:line="240" w:lineRule="auto" w:before="0"/>
               <w:ind w:left="0" w:firstLine="0"/>
-              <w:jc w:val="left"/>
+              <w:jc w:val="center"/>
               <w:rPr>
                 <w:bCs/>
                 <w:szCs w:val="36"/>
@@ -26828,12 +26909,12 @@
         </w:tc>
         <w:tc>
           <w:tcPr>
-            <w:tcW w:w="1814" w:type="dxa"/>
-            <w:vAlign w:val="center"/>
-          </w:tcPr>
-          <w:p>
-            <w:pPr>
-              <w:spacing w:after="0" w:line="240" w:lineRule="auto"/>
+            <w:tcW w:w="1900" w:type="dxa"/>
+            <w:vAlign w:val="center"/>
+          </w:tcPr>
+          <w:p>
+            <w:pPr>
+              <w:spacing w:after="0" w:line="240" w:lineRule="auto" w:before="0"/>
               <w:ind w:left="0" w:firstLine="0"/>
               <w:jc w:val="left"/>
               <w:rPr>
@@ -26856,12 +26937,12 @@
         </w:tc>
         <w:tc>
           <w:tcPr>
-            <w:tcW w:w="2721" w:type="dxa"/>
-            <w:vAlign w:val="center"/>
-          </w:tcPr>
-          <w:p>
-            <w:pPr>
-              <w:spacing w:after="0" w:line="240" w:lineRule="auto"/>
+            <w:tcW w:w="4300" w:type="dxa"/>
+            <w:vAlign w:val="center"/>
+          </w:tcPr>
+          <w:p>
+            <w:pPr>
+              <w:spacing w:after="0" w:line="240" w:lineRule="auto" w:before="0"/>
               <w:ind w:left="0" w:firstLine="0"/>
               <w:jc w:val="left"/>
               <w:rPr>
@@ -26882,12 +26963,12 @@
         </w:tc>
         <w:tc>
           <w:tcPr>
-            <w:tcW w:w="2835" w:type="dxa"/>
-            <w:vAlign w:val="center"/>
-          </w:tcPr>
-          <w:p>
-            <w:pPr>
-              <w:spacing w:after="0" w:line="240" w:lineRule="auto"/>
+            <w:tcW w:w="2640" w:type="dxa"/>
+            <w:vAlign w:val="center"/>
+          </w:tcPr>
+          <w:p>
+            <w:pPr>
+              <w:spacing w:after="0" w:line="240" w:lineRule="auto" w:before="0"/>
               <w:ind w:left="0" w:firstLine="0"/>
               <w:jc w:val="left"/>
               <w:rPr>
@@ -26910,17 +26991,18 @@
       <w:tr>
         <w:trPr>
           <w:jc w:val="center"/>
+          <w:cantSplit/>
         </w:trPr>
         <w:tc>
           <w:tcPr>
-            <w:tcW w:w="567" w:type="dxa"/>
-            <w:vAlign w:val="center"/>
-          </w:tcPr>
-          <w:p>
-            <w:pPr>
-              <w:spacing w:after="0" w:line="240" w:lineRule="auto"/>
+            <w:tcW w:w="520" w:type="dxa"/>
+            <w:vAlign w:val="center"/>
+          </w:tcPr>
+          <w:p>
+            <w:pPr>
+              <w:spacing w:after="0" w:line="240" w:lineRule="auto" w:before="0"/>
               <w:ind w:left="0" w:firstLine="0"/>
-              <w:jc w:val="left"/>
+              <w:jc w:val="center"/>
               <w:rPr>
                 <w:bCs/>
                 <w:szCs w:val="36"/>
@@ -26939,12 +27021,12 @@
         </w:tc>
         <w:tc>
           <w:tcPr>
-            <w:tcW w:w="1814" w:type="dxa"/>
-            <w:vAlign w:val="center"/>
-          </w:tcPr>
-          <w:p>
-            <w:pPr>
-              <w:spacing w:after="0" w:line="240" w:lineRule="auto"/>
+            <w:tcW w:w="1900" w:type="dxa"/>
+            <w:vAlign w:val="center"/>
+          </w:tcPr>
+          <w:p>
+            <w:pPr>
+              <w:spacing w:after="0" w:line="240" w:lineRule="auto" w:before="0"/>
               <w:ind w:left="0" w:firstLine="0"/>
               <w:jc w:val="left"/>
               <w:rPr>
@@ -26965,12 +27047,12 @@
         </w:tc>
         <w:tc>
           <w:tcPr>
-            <w:tcW w:w="2721" w:type="dxa"/>
-            <w:vAlign w:val="center"/>
-          </w:tcPr>
-          <w:p>
-            <w:pPr>
-              <w:spacing w:after="0" w:line="240" w:lineRule="auto"/>
+            <w:tcW w:w="4300" w:type="dxa"/>
+            <w:vAlign w:val="center"/>
+          </w:tcPr>
+          <w:p>
+            <w:pPr>
+              <w:spacing w:after="0" w:line="240" w:lineRule="auto" w:before="0"/>
               <w:ind w:left="0" w:firstLine="0"/>
               <w:jc w:val="left"/>
               <w:rPr>
@@ -26991,12 +27073,12 @@
         </w:tc>
         <w:tc>
           <w:tcPr>
-            <w:tcW w:w="2835" w:type="dxa"/>
-            <w:vAlign w:val="center"/>
-          </w:tcPr>
-          <w:p>
-            <w:pPr>
-              <w:spacing w:after="0" w:line="240" w:lineRule="auto"/>
+            <w:tcW w:w="2640" w:type="dxa"/>
+            <w:vAlign w:val="center"/>
+          </w:tcPr>
+          <w:p>
+            <w:pPr>
+              <w:spacing w:after="0" w:line="240" w:lineRule="auto" w:before="0"/>
               <w:ind w:left="0" w:firstLine="0"/>
               <w:jc w:val="left"/>
               <w:rPr>
@@ -27019,17 +27101,18 @@
       <w:tr>
         <w:trPr>
           <w:jc w:val="center"/>
+          <w:cantSplit/>
         </w:trPr>
         <w:tc>
           <w:tcPr>
-            <w:tcW w:w="567" w:type="dxa"/>
-            <w:vAlign w:val="center"/>
-          </w:tcPr>
-          <w:p>
-            <w:pPr>
-              <w:spacing w:after="0" w:line="240" w:lineRule="auto"/>
+            <w:tcW w:w="520" w:type="dxa"/>
+            <w:vAlign w:val="center"/>
+          </w:tcPr>
+          <w:p>
+            <w:pPr>
+              <w:spacing w:after="0" w:line="240" w:lineRule="auto" w:before="0"/>
               <w:ind w:left="0" w:firstLine="0"/>
-              <w:jc w:val="left"/>
+              <w:jc w:val="center"/>
               <w:rPr>
                 <w:bCs/>
                 <w:szCs w:val="36"/>
@@ -27048,12 +27131,12 @@
         </w:tc>
         <w:tc>
           <w:tcPr>
-            <w:tcW w:w="1814" w:type="dxa"/>
-            <w:vAlign w:val="center"/>
-          </w:tcPr>
-          <w:p>
-            <w:pPr>
-              <w:spacing w:after="0" w:line="240" w:lineRule="auto"/>
+            <w:tcW w:w="1900" w:type="dxa"/>
+            <w:vAlign w:val="center"/>
+          </w:tcPr>
+          <w:p>
+            <w:pPr>
+              <w:spacing w:after="0" w:line="240" w:lineRule="auto" w:before="0"/>
               <w:ind w:left="0" w:firstLine="0"/>
               <w:jc w:val="left"/>
               <w:rPr>
@@ -27076,12 +27159,12 @@
         </w:tc>
         <w:tc>
           <w:tcPr>
-            <w:tcW w:w="2721" w:type="dxa"/>
-            <w:vAlign w:val="center"/>
-          </w:tcPr>
-          <w:p>
-            <w:pPr>
-              <w:spacing w:after="0" w:line="240" w:lineRule="auto"/>
+            <w:tcW w:w="4300" w:type="dxa"/>
+            <w:vAlign w:val="center"/>
+          </w:tcPr>
+          <w:p>
+            <w:pPr>
+              <w:spacing w:after="0" w:line="240" w:lineRule="auto" w:before="0"/>
               <w:ind w:left="0" w:firstLine="0"/>
               <w:jc w:val="left"/>
               <w:rPr>
@@ -27142,12 +27225,12 @@
         </w:tc>
         <w:tc>
           <w:tcPr>
-            <w:tcW w:w="2835" w:type="dxa"/>
-            <w:vAlign w:val="center"/>
-          </w:tcPr>
-          <w:p>
-            <w:pPr>
-              <w:spacing w:after="0" w:line="240" w:lineRule="auto"/>
+            <w:tcW w:w="2640" w:type="dxa"/>
+            <w:vAlign w:val="center"/>
+          </w:tcPr>
+          <w:p>
+            <w:pPr>
+              <w:spacing w:after="0" w:line="240" w:lineRule="auto" w:before="0"/>
               <w:ind w:left="0" w:firstLine="0"/>
               <w:jc w:val="left"/>
               <w:rPr>
@@ -27397,13 +27480,15 @@
     </w:p>
     <w:p>
       <w:pPr>
-        <w:spacing w:line="240" w:lineRule="auto"/>
+        <w:pStyle w:val="Caption"/>
+        <w:spacing w:line="240" w:lineRule="auto" w:before="0" w:after="60"/>
         <w:ind w:firstLine="0"/>
         <w:jc w:val="center"/>
       </w:pPr>
       <w:r>
         <w:rPr>
           <w:rFonts w:ascii="Times New Roman" w:hAnsi="Times New Roman"/>
+          <w:b w:val="0"/>
           <w:sz w:val="24"/>
         </w:rPr>
         <w:t>Tabel 4. 4 Contoh Hasil Perhitungan Pembagian Hasil</w:t>
@@ -27412,7 +27497,7 @@
     <w:tbl>
       <w:tblPr>
         <w:tblStyle w:val="TableGrid"/>
-        <w:tblW w:w="7937" w:type="dxa"/>
+        <w:tblW w:w="9360" w:type="dxa"/>
         <w:jc w:val="center"/>
         <w:tblBorders>
           <w:top w:val="single" w:sz="6" w:space="0" w:color="000000"/>
@@ -27424,6 +27509,12 @@
         </w:tblBorders>
         <w:tblLayout w:type="fixed"/>
         <w:tblLook w:val="04A0" w:firstRow="1" w:lastRow="0" w:firstColumn="1" w:lastColumn="0" w:noHBand="0" w:noVBand="1"/>
+        <w:tblCellMar>
+          <w:top w:w="55" w:type="dxa"/>
+          <w:start w:w="55" w:type="dxa"/>
+          <w:bottom w:w="55" w:type="dxa"/>
+          <w:end w:w="55" w:type="dxa"/>
+        </w:tblCellMar>
       </w:tblPr>
       <w:tblGrid>
         <w:gridCol w:w="5386"/>
@@ -27432,15 +27523,17 @@
       <w:tr>
         <w:trPr>
           <w:jc w:val="center"/>
+          <w:tblHeader w:val="true"/>
+          <w:cantSplit/>
         </w:trPr>
         <w:tc>
           <w:tcPr>
-            <w:tcW w:w="5386" w:type="dxa"/>
-            <w:vAlign w:val="center"/>
-          </w:tcPr>
-          <w:p>
-            <w:pPr>
-              <w:spacing w:line="240" w:lineRule="auto" w:after="0"/>
+            <w:tcW w:w="5200" w:type="dxa"/>
+            <w:vAlign w:val="center"/>
+          </w:tcPr>
+          <w:p>
+            <w:pPr>
+              <w:spacing w:line="240" w:lineRule="auto" w:after="0" w:before="0"/>
               <w:ind w:firstLine="0"/>
               <w:jc w:val="center"/>
             </w:pPr>
@@ -27456,12 +27549,12 @@
         </w:tc>
         <w:tc>
           <w:tcPr>
-            <w:tcW w:w="2551" w:type="dxa"/>
-            <w:vAlign w:val="center"/>
-          </w:tcPr>
-          <w:p>
-            <w:pPr>
-              <w:spacing w:line="240" w:lineRule="auto" w:after="0"/>
+            <w:tcW w:w="4160" w:type="dxa"/>
+            <w:vAlign w:val="center"/>
+          </w:tcPr>
+          <w:p>
+            <w:pPr>
+              <w:spacing w:line="240" w:lineRule="auto" w:after="0" w:before="0"/>
               <w:ind w:firstLine="0"/>
               <w:jc w:val="center"/>
             </w:pPr>
@@ -27479,17 +27572,18 @@
       <w:tr>
         <w:trPr>
           <w:jc w:val="center"/>
+          <w:cantSplit/>
         </w:trPr>
         <w:tc>
           <w:tcPr>
-            <w:tcW w:w="5386" w:type="dxa"/>
-            <w:vAlign w:val="center"/>
-          </w:tcPr>
-          <w:p>
-            <w:pPr>
-              <w:spacing w:line="240" w:lineRule="auto" w:after="0"/>
+            <w:tcW w:w="5200" w:type="dxa"/>
+            <w:vAlign w:val="center"/>
+          </w:tcPr>
+          <w:p>
+            <w:pPr>
+              <w:spacing w:line="240" w:lineRule="auto" w:after="0" w:before="0"/>
               <w:ind w:firstLine="0"/>
-              <w:jc w:val="left"/>
+              <w:jc w:val="center"/>
             </w:pPr>
             <w:r>
               <w:rPr>
@@ -27502,12 +27596,12 @@
         </w:tc>
         <w:tc>
           <w:tcPr>
-            <w:tcW w:w="2551" w:type="dxa"/>
-            <w:vAlign w:val="center"/>
-          </w:tcPr>
-          <w:p>
-            <w:pPr>
-              <w:spacing w:line="240" w:lineRule="auto" w:after="0"/>
+            <w:tcW w:w="4160" w:type="dxa"/>
+            <w:vAlign w:val="center"/>
+          </w:tcPr>
+          <w:p>
+            <w:pPr>
+              <w:spacing w:line="240" w:lineRule="auto" w:after="0" w:before="0"/>
               <w:ind w:firstLine="0"/>
               <w:jc w:val="left"/>
             </w:pPr>
@@ -27524,17 +27618,18 @@
       <w:tr>
         <w:trPr>
           <w:jc w:val="center"/>
+          <w:cantSplit/>
         </w:trPr>
         <w:tc>
           <w:tcPr>
-            <w:tcW w:w="5386" w:type="dxa"/>
-            <w:vAlign w:val="center"/>
-          </w:tcPr>
-          <w:p>
-            <w:pPr>
-              <w:spacing w:line="240" w:lineRule="auto" w:after="0"/>
+            <w:tcW w:w="5200" w:type="dxa"/>
+            <w:vAlign w:val="center"/>
+          </w:tcPr>
+          <w:p>
+            <w:pPr>
+              <w:spacing w:line="240" w:lineRule="auto" w:after="0" w:before="0"/>
               <w:ind w:firstLine="0"/>
-              <w:jc w:val="left"/>
+              <w:jc w:val="center"/>
             </w:pPr>
             <w:r>
               <w:rPr>
@@ -27564,12 +27659,12 @@
         </w:tc>
         <w:tc>
           <w:tcPr>
-            <w:tcW w:w="2551" w:type="dxa"/>
-            <w:vAlign w:val="center"/>
-          </w:tcPr>
-          <w:p>
-            <w:pPr>
-              <w:spacing w:line="240" w:lineRule="auto" w:after="0"/>
+            <w:tcW w:w="4160" w:type="dxa"/>
+            <w:vAlign w:val="center"/>
+          </w:tcPr>
+          <w:p>
+            <w:pPr>
+              <w:spacing w:line="240" w:lineRule="auto" w:after="0" w:before="0"/>
               <w:ind w:firstLine="0"/>
               <w:jc w:val="left"/>
             </w:pPr>
@@ -27595,17 +27690,18 @@
       <w:tr>
         <w:trPr>
           <w:jc w:val="center"/>
+          <w:cantSplit/>
         </w:trPr>
         <w:tc>
           <w:tcPr>
-            <w:tcW w:w="5386" w:type="dxa"/>
-            <w:vAlign w:val="center"/>
-          </w:tcPr>
-          <w:p>
-            <w:pPr>
-              <w:spacing w:line="240" w:lineRule="auto" w:after="0"/>
+            <w:tcW w:w="5200" w:type="dxa"/>
+            <w:vAlign w:val="center"/>
+          </w:tcPr>
+          <w:p>
+            <w:pPr>
+              <w:spacing w:line="240" w:lineRule="auto" w:after="0" w:before="0"/>
               <w:ind w:firstLine="0"/>
-              <w:jc w:val="left"/>
+              <w:jc w:val="center"/>
             </w:pPr>
             <w:r>
               <w:rPr>
@@ -27627,12 +27723,12 @@
         </w:tc>
         <w:tc>
           <w:tcPr>
-            <w:tcW w:w="2551" w:type="dxa"/>
-            <w:vAlign w:val="center"/>
-          </w:tcPr>
-          <w:p>
-            <w:pPr>
-              <w:spacing w:line="240" w:lineRule="auto" w:after="0"/>
+            <w:tcW w:w="4160" w:type="dxa"/>
+            <w:vAlign w:val="center"/>
+          </w:tcPr>
+          <w:p>
+            <w:pPr>
+              <w:spacing w:line="240" w:lineRule="auto" w:after="0" w:before="0"/>
               <w:ind w:firstLine="0"/>
               <w:jc w:val="left"/>
             </w:pPr>
@@ -27649,17 +27745,18 @@
       <w:tr>
         <w:trPr>
           <w:jc w:val="center"/>
+          <w:cantSplit/>
         </w:trPr>
         <w:tc>
           <w:tcPr>
-            <w:tcW w:w="5386" w:type="dxa"/>
-            <w:vAlign w:val="center"/>
-          </w:tcPr>
-          <w:p>
-            <w:pPr>
-              <w:spacing w:line="240" w:lineRule="auto" w:after="0"/>
+            <w:tcW w:w="5200" w:type="dxa"/>
+            <w:vAlign w:val="center"/>
+          </w:tcPr>
+          <w:p>
+            <w:pPr>
+              <w:spacing w:line="240" w:lineRule="auto" w:after="0" w:before="0"/>
               <w:ind w:firstLine="0"/>
-              <w:jc w:val="left"/>
+              <w:jc w:val="center"/>
             </w:pPr>
             <w:r>
               <w:rPr>
@@ -27672,12 +27769,12 @@
         </w:tc>
         <w:tc>
           <w:tcPr>
-            <w:tcW w:w="2551" w:type="dxa"/>
-            <w:vAlign w:val="center"/>
-          </w:tcPr>
-          <w:p>
-            <w:pPr>
-              <w:spacing w:line="240" w:lineRule="auto" w:after="0"/>
+            <w:tcW w:w="4160" w:type="dxa"/>
+            <w:vAlign w:val="center"/>
+          </w:tcPr>
+          <w:p>
+            <w:pPr>
+              <w:spacing w:line="240" w:lineRule="auto" w:after="0" w:before="0"/>
               <w:ind w:firstLine="0"/>
               <w:jc w:val="left"/>
             </w:pPr>
@@ -27694,17 +27791,18 @@
       <w:tr>
         <w:trPr>
           <w:jc w:val="center"/>
+          <w:cantSplit/>
         </w:trPr>
         <w:tc>
           <w:tcPr>
-            <w:tcW w:w="5386" w:type="dxa"/>
-            <w:vAlign w:val="center"/>
-          </w:tcPr>
-          <w:p>
-            <w:pPr>
-              <w:spacing w:line="240" w:lineRule="auto" w:after="0"/>
+            <w:tcW w:w="5200" w:type="dxa"/>
+            <w:vAlign w:val="center"/>
+          </w:tcPr>
+          <w:p>
+            <w:pPr>
+              <w:spacing w:line="240" w:lineRule="auto" w:after="0" w:before="0"/>
               <w:ind w:firstLine="0"/>
-              <w:jc w:val="left"/>
+              <w:jc w:val="center"/>
             </w:pPr>
             <w:r>
               <w:rPr>
@@ -27717,12 +27815,12 @@
         </w:tc>
         <w:tc>
           <w:tcPr>
-            <w:tcW w:w="2551" w:type="dxa"/>
-            <w:vAlign w:val="center"/>
-          </w:tcPr>
-          <w:p>
-            <w:pPr>
-              <w:spacing w:line="240" w:lineRule="auto" w:after="0"/>
+            <w:tcW w:w="4160" w:type="dxa"/>
+            <w:vAlign w:val="center"/>
+          </w:tcPr>
+          <w:p>
+            <w:pPr>
+              <w:spacing w:line="240" w:lineRule="auto" w:after="0" w:before="0"/>
               <w:ind w:firstLine="0"/>
               <w:jc w:val="left"/>
             </w:pPr>
@@ -27739,17 +27837,18 @@
       <w:tr>
         <w:trPr>
           <w:jc w:val="center"/>
+          <w:cantSplit/>
         </w:trPr>
         <w:tc>
           <w:tcPr>
-            <w:tcW w:w="5386" w:type="dxa"/>
-            <w:vAlign w:val="center"/>
-          </w:tcPr>
-          <w:p>
-            <w:pPr>
-              <w:spacing w:line="240" w:lineRule="auto" w:after="0"/>
+            <w:tcW w:w="5200" w:type="dxa"/>
+            <w:vAlign w:val="center"/>
+          </w:tcPr>
+          <w:p>
+            <w:pPr>
+              <w:spacing w:line="240" w:lineRule="auto" w:after="0" w:before="0"/>
               <w:ind w:firstLine="0"/>
-              <w:jc w:val="left"/>
+              <w:jc w:val="center"/>
             </w:pPr>
             <w:r>
               <w:rPr>
@@ -27771,12 +27870,12 @@
         </w:tc>
         <w:tc>
           <w:tcPr>
-            <w:tcW w:w="2551" w:type="dxa"/>
-            <w:vAlign w:val="center"/>
-          </w:tcPr>
-          <w:p>
-            <w:pPr>
-              <w:spacing w:line="240" w:lineRule="auto" w:after="0"/>
+            <w:tcW w:w="4160" w:type="dxa"/>
+            <w:vAlign w:val="center"/>
+          </w:tcPr>
+          <w:p>
+            <w:pPr>
+              <w:spacing w:line="240" w:lineRule="auto" w:after="0" w:before="0"/>
               <w:ind w:firstLine="0"/>
               <w:jc w:val="left"/>
             </w:pPr>
@@ -27793,17 +27892,18 @@
       <w:tr>
         <w:trPr>
           <w:jc w:val="center"/>
+          <w:cantSplit/>
         </w:trPr>
         <w:tc>
           <w:tcPr>
-            <w:tcW w:w="5386" w:type="dxa"/>
-            <w:vAlign w:val="center"/>
-          </w:tcPr>
-          <w:p>
-            <w:pPr>
-              <w:spacing w:line="240" w:lineRule="auto" w:after="0"/>
+            <w:tcW w:w="5200" w:type="dxa"/>
+            <w:vAlign w:val="center"/>
+          </w:tcPr>
+          <w:p>
+            <w:pPr>
+              <w:spacing w:line="240" w:lineRule="auto" w:after="0" w:before="0"/>
               <w:ind w:firstLine="0"/>
-              <w:jc w:val="left"/>
+              <w:jc w:val="center"/>
             </w:pPr>
             <w:r>
               <w:rPr>
@@ -27816,12 +27916,12 @@
         </w:tc>
         <w:tc>
           <w:tcPr>
-            <w:tcW w:w="2551" w:type="dxa"/>
-            <w:vAlign w:val="center"/>
-          </w:tcPr>
-          <w:p>
-            <w:pPr>
-              <w:spacing w:line="240" w:lineRule="auto" w:after="0"/>
+            <w:tcW w:w="4160" w:type="dxa"/>
+            <w:vAlign w:val="center"/>
+          </w:tcPr>
+          <w:p>
+            <w:pPr>
+              <w:spacing w:line="240" w:lineRule="auto" w:after="0" w:before="0"/>
               <w:ind w:firstLine="0"/>
               <w:jc w:val="left"/>
             </w:pPr>
@@ -27903,13 +28003,15 @@
     </w:p>
     <w:p>
       <w:pPr>
-        <w:spacing w:line="240" w:lineRule="auto"/>
+        <w:pStyle w:val="Caption"/>
+        <w:spacing w:line="240" w:lineRule="auto" w:before="0" w:after="60"/>
         <w:ind w:firstLine="0"/>
         <w:jc w:val="center"/>
       </w:pPr>
       <w:r>
         <w:rPr>
           <w:rFonts w:ascii="Times New Roman" w:hAnsi="Times New Roman"/>
+          <w:b w:val="0"/>
           <w:sz w:val="24"/>
         </w:rPr>
         <w:t>Tabel 4. 5 Pengujian Black Box</w:t>
@@ -27918,7 +28020,7 @@
     <w:tbl>
       <w:tblPr>
         <w:tblStyle w:val="TableGrid"/>
-        <w:tblW w:w="7937" w:type="dxa"/>
+        <w:tblW w:w="9360" w:type="dxa"/>
         <w:jc w:val="center"/>
         <w:tblBorders>
           <w:top w:val="single" w:sz="6" w:space="0" w:color="000000"/>
@@ -27930,6 +28032,12 @@
         </w:tblBorders>
         <w:tblLayout w:type="fixed"/>
         <w:tblLook w:val="04A0" w:firstRow="1" w:lastRow="0" w:firstColumn="1" w:lastColumn="0" w:noHBand="0" w:noVBand="1"/>
+        <w:tblCellMar>
+          <w:top w:w="45" w:type="dxa"/>
+          <w:start w:w="45" w:type="dxa"/>
+          <w:bottom w:w="45" w:type="dxa"/>
+          <w:end w:w="45" w:type="dxa"/>
+        </w:tblCellMar>
       </w:tblPr>
       <w:tblGrid>
         <w:gridCol w:w="510"/>
@@ -27941,15 +28049,17 @@
       <w:tr>
         <w:trPr>
           <w:jc w:val="center"/>
+          <w:tblHeader w:val="true"/>
+          <w:cantSplit/>
         </w:trPr>
         <w:tc>
           <w:tcPr>
-            <w:tcW w:w="510" w:type="dxa"/>
-            <w:vAlign w:val="center"/>
-          </w:tcPr>
-          <w:p>
-            <w:pPr>
-              <w:spacing w:line="240" w:lineRule="auto" w:after="0"/>
+            <w:tcW w:w="450" w:type="dxa"/>
+            <w:vAlign w:val="center"/>
+          </w:tcPr>
+          <w:p>
+            <w:pPr>
+              <w:spacing w:line="240" w:lineRule="auto" w:after="0" w:before="0"/>
               <w:ind w:firstLine="0"/>
               <w:jc w:val="center"/>
             </w:pPr>
@@ -27957,7 +28067,7 @@
               <w:rPr>
                 <w:rFonts w:ascii="Times New Roman" w:hAnsi="Times New Roman"/>
                 <w:b/>
-                <w:sz w:val="17"/>
+                <w:sz w:val="16"/>
               </w:rPr>
               <w:t>No</w:t>
             </w:r>
@@ -27965,12 +28075,12 @@
         </w:tc>
         <w:tc>
           <w:tcPr>
-            <w:tcW w:w="1531" w:type="dxa"/>
-            <w:vAlign w:val="center"/>
-          </w:tcPr>
-          <w:p>
-            <w:pPr>
-              <w:spacing w:line="240" w:lineRule="auto" w:after="0"/>
+            <w:tcW w:w="1500" w:type="dxa"/>
+            <w:vAlign w:val="center"/>
+          </w:tcPr>
+          <w:p>
+            <w:pPr>
+              <w:spacing w:line="240" w:lineRule="auto" w:after="0" w:before="0"/>
               <w:ind w:firstLine="0"/>
               <w:jc w:val="center"/>
             </w:pPr>
@@ -27978,7 +28088,7 @@
               <w:rPr>
                 <w:rFonts w:ascii="Times New Roman" w:hAnsi="Times New Roman"/>
                 <w:b/>
-                <w:sz w:val="17"/>
+                <w:sz w:val="16"/>
               </w:rPr>
               <w:t>Fitur</w:t>
             </w:r>
@@ -27986,12 +28096,12 @@
         </w:tc>
         <w:tc>
           <w:tcPr>
-            <w:tcW w:w="2381" w:type="dxa"/>
-            <w:vAlign w:val="center"/>
-          </w:tcPr>
-          <w:p>
-            <w:pPr>
-              <w:spacing w:line="240" w:lineRule="auto" w:after="0"/>
+            <w:tcW w:w="3000" w:type="dxa"/>
+            <w:vAlign w:val="center"/>
+          </w:tcPr>
+          <w:p>
+            <w:pPr>
+              <w:spacing w:line="240" w:lineRule="auto" w:after="0" w:before="0"/>
               <w:ind w:firstLine="0"/>
               <w:jc w:val="center"/>
             </w:pPr>
@@ -27999,7 +28109,7 @@
               <w:rPr>
                 <w:rFonts w:ascii="Times New Roman" w:hAnsi="Times New Roman"/>
                 <w:b/>
-                <w:sz w:val="17"/>
+                <w:sz w:val="16"/>
               </w:rPr>
               <w:t>Skenario Pengujian</w:t>
             </w:r>
@@ -28007,12 +28117,12 @@
         </w:tc>
         <w:tc>
           <w:tcPr>
-            <w:tcW w:w="2721" w:type="dxa"/>
-            <w:vAlign w:val="center"/>
-          </w:tcPr>
-          <w:p>
-            <w:pPr>
-              <w:spacing w:line="240" w:lineRule="auto" w:after="0"/>
+            <w:tcW w:w="3550" w:type="dxa"/>
+            <w:vAlign w:val="center"/>
+          </w:tcPr>
+          <w:p>
+            <w:pPr>
+              <w:spacing w:line="240" w:lineRule="auto" w:after="0" w:before="0"/>
               <w:ind w:firstLine="0"/>
               <w:jc w:val="center"/>
             </w:pPr>
@@ -28020,7 +28130,7 @@
               <w:rPr>
                 <w:rFonts w:ascii="Times New Roman" w:hAnsi="Times New Roman"/>
                 <w:b/>
-                <w:sz w:val="17"/>
+                <w:sz w:val="16"/>
               </w:rPr>
               <w:t>Hasil Pengujian</w:t>
             </w:r>
@@ -28028,12 +28138,12 @@
         </w:tc>
         <w:tc>
           <w:tcPr>
-            <w:tcW w:w="794" w:type="dxa"/>
-            <w:vAlign w:val="center"/>
-          </w:tcPr>
-          <w:p>
-            <w:pPr>
-              <w:spacing w:line="240" w:lineRule="auto" w:after="0"/>
+            <w:tcW w:w="860" w:type="dxa"/>
+            <w:vAlign w:val="center"/>
+          </w:tcPr>
+          <w:p>
+            <w:pPr>
+              <w:spacing w:line="240" w:lineRule="auto" w:after="0" w:before="0"/>
               <w:ind w:firstLine="0"/>
               <w:jc w:val="center"/>
             </w:pPr>
@@ -28041,7 +28151,7 @@
               <w:rPr>
                 <w:rFonts w:ascii="Times New Roman" w:hAnsi="Times New Roman"/>
                 <w:b/>
-                <w:sz w:val="17"/>
+                <w:sz w:val="16"/>
               </w:rPr>
               <w:t>Ket.</w:t>
             </w:r>
@@ -28051,102 +28161,103 @@
       <w:tr>
         <w:trPr>
           <w:jc w:val="center"/>
+          <w:cantSplit/>
         </w:trPr>
         <w:tc>
           <w:tcPr>
-            <w:tcW w:w="510" w:type="dxa"/>
-            <w:vAlign w:val="center"/>
-          </w:tcPr>
-          <w:p>
-            <w:pPr>
-              <w:spacing w:line="240" w:lineRule="auto" w:after="0"/>
+            <w:tcW w:w="450" w:type="dxa"/>
+            <w:vAlign w:val="center"/>
+          </w:tcPr>
+          <w:p>
+            <w:pPr>
+              <w:spacing w:line="240" w:lineRule="auto" w:after="0" w:before="0"/>
+              <w:ind w:firstLine="0"/>
+              <w:jc w:val="center"/>
+            </w:pPr>
+            <w:r>
+              <w:rPr>
+                <w:rFonts w:ascii="Times New Roman" w:hAnsi="Times New Roman"/>
+                <w:sz w:val="16"/>
+              </w:rPr>
+              <w:t>1</w:t>
+            </w:r>
+          </w:p>
+        </w:tc>
+        <w:tc>
+          <w:tcPr>
+            <w:tcW w:w="1500" w:type="dxa"/>
+            <w:vAlign w:val="center"/>
+          </w:tcPr>
+          <w:p>
+            <w:pPr>
+              <w:spacing w:line="240" w:lineRule="auto" w:after="0" w:before="0"/>
               <w:ind w:firstLine="0"/>
               <w:jc w:val="left"/>
             </w:pPr>
             <w:r>
               <w:rPr>
                 <w:rFonts w:ascii="Times New Roman" w:hAnsi="Times New Roman"/>
-                <w:sz w:val="17"/>
-              </w:rPr>
-              <w:t>1</w:t>
-            </w:r>
-          </w:p>
-        </w:tc>
-        <w:tc>
-          <w:tcPr>
-            <w:tcW w:w="1531" w:type="dxa"/>
-            <w:vAlign w:val="center"/>
-          </w:tcPr>
-          <w:p>
-            <w:pPr>
-              <w:spacing w:line="240" w:lineRule="auto" w:after="0"/>
+                <w:sz w:val="16"/>
+              </w:rPr>
+              <w:t>Login Admin</w:t>
+            </w:r>
+          </w:p>
+        </w:tc>
+        <w:tc>
+          <w:tcPr>
+            <w:tcW w:w="3000" w:type="dxa"/>
+            <w:vAlign w:val="center"/>
+          </w:tcPr>
+          <w:p>
+            <w:pPr>
+              <w:spacing w:line="240" w:lineRule="auto" w:after="0" w:before="0"/>
               <w:ind w:firstLine="0"/>
               <w:jc w:val="left"/>
             </w:pPr>
             <w:r>
               <w:rPr>
                 <w:rFonts w:ascii="Times New Roman" w:hAnsi="Times New Roman"/>
-                <w:sz w:val="17"/>
-              </w:rPr>
-              <w:t>Login Admin</w:t>
-            </w:r>
-          </w:p>
-        </w:tc>
-        <w:tc>
-          <w:tcPr>
-            <w:tcW w:w="2381" w:type="dxa"/>
-            <w:vAlign w:val="center"/>
-          </w:tcPr>
-          <w:p>
-            <w:pPr>
-              <w:spacing w:line="240" w:lineRule="auto" w:after="0"/>
+                <w:sz w:val="16"/>
+              </w:rPr>
+              <w:t>Admin masuk dengan admin/admin123.</w:t>
+            </w:r>
+          </w:p>
+        </w:tc>
+        <w:tc>
+          <w:tcPr>
+            <w:tcW w:w="3550" w:type="dxa"/>
+            <w:vAlign w:val="center"/>
+          </w:tcPr>
+          <w:p>
+            <w:pPr>
+              <w:spacing w:line="240" w:lineRule="auto" w:after="0" w:before="0"/>
               <w:ind w:firstLine="0"/>
               <w:jc w:val="left"/>
             </w:pPr>
             <w:r>
               <w:rPr>
                 <w:rFonts w:ascii="Times New Roman" w:hAnsi="Times New Roman"/>
-                <w:sz w:val="17"/>
-              </w:rPr>
-              <w:t>Admin masuk dengan admin/admin123.</w:t>
-            </w:r>
-          </w:p>
-        </w:tc>
-        <w:tc>
-          <w:tcPr>
-            <w:tcW w:w="2721" w:type="dxa"/>
-            <w:vAlign w:val="center"/>
-          </w:tcPr>
-          <w:p>
-            <w:pPr>
-              <w:spacing w:line="240" w:lineRule="auto" w:after="0"/>
+                <w:sz w:val="16"/>
+              </w:rPr>
+              <w:t>Dashboard Admin tampil sesuai role.</w:t>
+            </w:r>
+          </w:p>
+        </w:tc>
+        <w:tc>
+          <w:tcPr>
+            <w:tcW w:w="860" w:type="dxa"/>
+            <w:vAlign w:val="center"/>
+          </w:tcPr>
+          <w:p>
+            <w:pPr>
+              <w:spacing w:line="240" w:lineRule="auto" w:after="0" w:before="0"/>
               <w:ind w:firstLine="0"/>
               <w:jc w:val="left"/>
             </w:pPr>
             <w:r>
               <w:rPr>
                 <w:rFonts w:ascii="Times New Roman" w:hAnsi="Times New Roman"/>
-                <w:sz w:val="17"/>
-              </w:rPr>
-              <w:t>Dashboard Admin tampil sesuai role.</w:t>
-            </w:r>
-          </w:p>
-        </w:tc>
-        <w:tc>
-          <w:tcPr>
-            <w:tcW w:w="794" w:type="dxa"/>
-            <w:vAlign w:val="center"/>
-          </w:tcPr>
-          <w:p>
-            <w:pPr>
-              <w:spacing w:line="240" w:lineRule="auto" w:after="0"/>
-              <w:ind w:firstLine="0"/>
-              <w:jc w:val="left"/>
-            </w:pPr>
-            <w:r>
-              <w:rPr>
-                <w:rFonts w:ascii="Times New Roman" w:hAnsi="Times New Roman"/>
-                <w:sz w:val="17"/>
+                <w:sz w:val="16"/>
               </w:rPr>
               <w:t>Berhasil</w:t>
             </w:r>
@@ -28156,136 +28267,137 @@
       <w:tr>
         <w:trPr>
           <w:jc w:val="center"/>
+          <w:cantSplit/>
         </w:trPr>
         <w:tc>
           <w:tcPr>
-            <w:tcW w:w="510" w:type="dxa"/>
-            <w:vAlign w:val="center"/>
-          </w:tcPr>
-          <w:p>
-            <w:pPr>
-              <w:spacing w:line="240" w:lineRule="auto" w:after="0"/>
+            <w:tcW w:w="450" w:type="dxa"/>
+            <w:vAlign w:val="center"/>
+          </w:tcPr>
+          <w:p>
+            <w:pPr>
+              <w:spacing w:line="240" w:lineRule="auto" w:after="0" w:before="0"/>
+              <w:ind w:firstLine="0"/>
+              <w:jc w:val="center"/>
+            </w:pPr>
+            <w:r>
+              <w:rPr>
+                <w:rFonts w:ascii="Times New Roman" w:hAnsi="Times New Roman"/>
+                <w:sz w:val="16"/>
+              </w:rPr>
+              <w:t>2</w:t>
+            </w:r>
+          </w:p>
+        </w:tc>
+        <w:tc>
+          <w:tcPr>
+            <w:tcW w:w="1500" w:type="dxa"/>
+            <w:vAlign w:val="center"/>
+          </w:tcPr>
+          <w:p>
+            <w:pPr>
+              <w:spacing w:line="240" w:lineRule="auto" w:after="0" w:before="0"/>
               <w:ind w:firstLine="0"/>
               <w:jc w:val="left"/>
             </w:pPr>
             <w:r>
               <w:rPr>
                 <w:rFonts w:ascii="Times New Roman" w:hAnsi="Times New Roman"/>
-                <w:sz w:val="17"/>
-              </w:rPr>
-              <w:t>2</w:t>
-            </w:r>
-          </w:p>
-        </w:tc>
-        <w:tc>
-          <w:tcPr>
-            <w:tcW w:w="1531" w:type="dxa"/>
-            <w:vAlign w:val="center"/>
-          </w:tcPr>
-          <w:p>
-            <w:pPr>
-              <w:spacing w:line="240" w:lineRule="auto" w:after="0"/>
+                <w:sz w:val="16"/>
+              </w:rPr>
+              <w:t xml:space="preserve">Login </w:t>
+            </w:r>
+            <w:proofErr w:type="spellStart"/>
+            <w:r>
+              <w:rPr>
+                <w:rFonts w:ascii="Times New Roman" w:hAnsi="Times New Roman"/>
+                <w:sz w:val="16"/>
+              </w:rPr>
+              <w:t>Capster</w:t>
+            </w:r>
+            <w:proofErr w:type="spellEnd"/>
+          </w:p>
+        </w:tc>
+        <w:tc>
+          <w:tcPr>
+            <w:tcW w:w="3000" w:type="dxa"/>
+            <w:vAlign w:val="center"/>
+          </w:tcPr>
+          <w:p>
+            <w:pPr>
+              <w:spacing w:line="240" w:lineRule="auto" w:after="0" w:before="0"/>
               <w:ind w:firstLine="0"/>
               <w:jc w:val="left"/>
             </w:pPr>
+            <w:proofErr w:type="spellStart"/>
             <w:r>
               <w:rPr>
                 <w:rFonts w:ascii="Times New Roman" w:hAnsi="Times New Roman"/>
-                <w:sz w:val="17"/>
-              </w:rPr>
-              <w:t xml:space="preserve">Login </w:t>
-            </w:r>
-            <w:proofErr w:type="spellStart"/>
+                <w:sz w:val="16"/>
+              </w:rPr>
+              <w:t>Capster</w:t>
+            </w:r>
+            <w:proofErr w:type="spellEnd"/>
             <w:r>
               <w:rPr>
                 <w:rFonts w:ascii="Times New Roman" w:hAnsi="Times New Roman"/>
-                <w:sz w:val="17"/>
-              </w:rPr>
-              <w:t>Capster</w:t>
-            </w:r>
-            <w:proofErr w:type="spellEnd"/>
-          </w:p>
-        </w:tc>
-        <w:tc>
-          <w:tcPr>
-            <w:tcW w:w="2381" w:type="dxa"/>
-            <w:vAlign w:val="center"/>
-          </w:tcPr>
-          <w:p>
-            <w:pPr>
-              <w:spacing w:line="240" w:lineRule="auto" w:after="0"/>
+                <w:sz w:val="16"/>
+              </w:rPr>
+              <w:t xml:space="preserve"> masuk dengan diva/capster123.</w:t>
+            </w:r>
+          </w:p>
+        </w:tc>
+        <w:tc>
+          <w:tcPr>
+            <w:tcW w:w="3550" w:type="dxa"/>
+            <w:vAlign w:val="center"/>
+          </w:tcPr>
+          <w:p>
+            <w:pPr>
+              <w:spacing w:line="240" w:lineRule="auto" w:after="0" w:before="0"/>
               <w:ind w:firstLine="0"/>
               <w:jc w:val="left"/>
             </w:pPr>
+            <w:r>
+              <w:rPr>
+                <w:rFonts w:ascii="Times New Roman" w:hAnsi="Times New Roman"/>
+                <w:sz w:val="16"/>
+              </w:rPr>
+              <w:t xml:space="preserve">Dashboard personal </w:t>
+            </w:r>
             <w:proofErr w:type="spellStart"/>
             <w:r>
               <w:rPr>
                 <w:rFonts w:ascii="Times New Roman" w:hAnsi="Times New Roman"/>
-                <w:sz w:val="17"/>
-              </w:rPr>
-              <w:t>Capster</w:t>
+                <w:sz w:val="16"/>
+              </w:rPr>
+              <w:t>capster</w:t>
             </w:r>
             <w:proofErr w:type="spellEnd"/>
             <w:r>
               <w:rPr>
                 <w:rFonts w:ascii="Times New Roman" w:hAnsi="Times New Roman"/>
-                <w:sz w:val="17"/>
-              </w:rPr>
-              <w:t xml:space="preserve"> masuk dengan diva/capster123.</w:t>
-            </w:r>
-          </w:p>
-        </w:tc>
-        <w:tc>
-          <w:tcPr>
-            <w:tcW w:w="2721" w:type="dxa"/>
-            <w:vAlign w:val="center"/>
-          </w:tcPr>
-          <w:p>
-            <w:pPr>
-              <w:spacing w:line="240" w:lineRule="auto" w:after="0"/>
+                <w:sz w:val="16"/>
+              </w:rPr>
+              <w:t xml:space="preserve"> tampil.</w:t>
+            </w:r>
+          </w:p>
+        </w:tc>
+        <w:tc>
+          <w:tcPr>
+            <w:tcW w:w="860" w:type="dxa"/>
+            <w:vAlign w:val="center"/>
+          </w:tcPr>
+          <w:p>
+            <w:pPr>
+              <w:spacing w:line="240" w:lineRule="auto" w:after="0" w:before="0"/>
               <w:ind w:firstLine="0"/>
               <w:jc w:val="left"/>
             </w:pPr>
             <w:r>
               <w:rPr>
                 <w:rFonts w:ascii="Times New Roman" w:hAnsi="Times New Roman"/>
-                <w:sz w:val="17"/>
-              </w:rPr>
-              <w:t xml:space="preserve">Dashboard personal </w:t>
-            </w:r>
-            <w:proofErr w:type="spellStart"/>
-            <w:r>
-              <w:rPr>
-                <w:rFonts w:ascii="Times New Roman" w:hAnsi="Times New Roman"/>
-                <w:sz w:val="17"/>
-              </w:rPr>
-              <w:t>capster</w:t>
-            </w:r>
-            <w:proofErr w:type="spellEnd"/>
-            <w:r>
-              <w:rPr>
-                <w:rFonts w:ascii="Times New Roman" w:hAnsi="Times New Roman"/>
-                <w:sz w:val="17"/>
-              </w:rPr>
-              <w:t xml:space="preserve"> tampil.</w:t>
-            </w:r>
-          </w:p>
-        </w:tc>
-        <w:tc>
-          <w:tcPr>
-            <w:tcW w:w="794" w:type="dxa"/>
-            <w:vAlign w:val="center"/>
-          </w:tcPr>
-          <w:p>
-            <w:pPr>
-              <w:spacing w:line="240" w:lineRule="auto" w:after="0"/>
-              <w:ind w:firstLine="0"/>
-              <w:jc w:val="left"/>
-            </w:pPr>
-            <w:r>
-              <w:rPr>
-                <w:rFonts w:ascii="Times New Roman" w:hAnsi="Times New Roman"/>
-                <w:sz w:val="17"/>
+                <w:sz w:val="16"/>
               </w:rPr>
               <w:t>Berhasil</w:t>
             </w:r>
@@ -28295,102 +28407,103 @@
       <w:tr>
         <w:trPr>
           <w:jc w:val="center"/>
+          <w:cantSplit/>
         </w:trPr>
         <w:tc>
           <w:tcPr>
-            <w:tcW w:w="510" w:type="dxa"/>
-            <w:vAlign w:val="center"/>
-          </w:tcPr>
-          <w:p>
-            <w:pPr>
-              <w:spacing w:line="240" w:lineRule="auto" w:after="0"/>
+            <w:tcW w:w="450" w:type="dxa"/>
+            <w:vAlign w:val="center"/>
+          </w:tcPr>
+          <w:p>
+            <w:pPr>
+              <w:spacing w:line="240" w:lineRule="auto" w:after="0" w:before="0"/>
+              <w:ind w:firstLine="0"/>
+              <w:jc w:val="center"/>
+            </w:pPr>
+            <w:r>
+              <w:rPr>
+                <w:rFonts w:ascii="Times New Roman" w:hAnsi="Times New Roman"/>
+                <w:sz w:val="16"/>
+              </w:rPr>
+              <w:t>3</w:t>
+            </w:r>
+          </w:p>
+        </w:tc>
+        <w:tc>
+          <w:tcPr>
+            <w:tcW w:w="1500" w:type="dxa"/>
+            <w:vAlign w:val="center"/>
+          </w:tcPr>
+          <w:p>
+            <w:pPr>
+              <w:spacing w:line="240" w:lineRule="auto" w:after="0" w:before="0"/>
               <w:ind w:firstLine="0"/>
               <w:jc w:val="left"/>
             </w:pPr>
             <w:r>
               <w:rPr>
                 <w:rFonts w:ascii="Times New Roman" w:hAnsi="Times New Roman"/>
-                <w:sz w:val="17"/>
-              </w:rPr>
-              <w:t>3</w:t>
-            </w:r>
-          </w:p>
-        </w:tc>
-        <w:tc>
-          <w:tcPr>
-            <w:tcW w:w="1531" w:type="dxa"/>
-            <w:vAlign w:val="center"/>
-          </w:tcPr>
-          <w:p>
-            <w:pPr>
-              <w:spacing w:line="240" w:lineRule="auto" w:after="0"/>
+                <w:sz w:val="16"/>
+              </w:rPr>
+              <w:t>Login gagal</w:t>
+            </w:r>
+          </w:p>
+        </w:tc>
+        <w:tc>
+          <w:tcPr>
+            <w:tcW w:w="3000" w:type="dxa"/>
+            <w:vAlign w:val="center"/>
+          </w:tcPr>
+          <w:p>
+            <w:pPr>
+              <w:spacing w:line="240" w:lineRule="auto" w:after="0" w:before="0"/>
               <w:ind w:firstLine="0"/>
               <w:jc w:val="left"/>
             </w:pPr>
             <w:r>
               <w:rPr>
                 <w:rFonts w:ascii="Times New Roman" w:hAnsi="Times New Roman"/>
-                <w:sz w:val="17"/>
-              </w:rPr>
-              <w:t>Login gagal</w:t>
-            </w:r>
-          </w:p>
-        </w:tc>
-        <w:tc>
-          <w:tcPr>
-            <w:tcW w:w="2381" w:type="dxa"/>
-            <w:vAlign w:val="center"/>
-          </w:tcPr>
-          <w:p>
-            <w:pPr>
-              <w:spacing w:line="240" w:lineRule="auto" w:after="0"/>
+                <w:sz w:val="16"/>
+              </w:rPr>
+              <w:t>Pengguna memasukkan username/password salah.</w:t>
+            </w:r>
+          </w:p>
+        </w:tc>
+        <w:tc>
+          <w:tcPr>
+            <w:tcW w:w="3550" w:type="dxa"/>
+            <w:vAlign w:val="center"/>
+          </w:tcPr>
+          <w:p>
+            <w:pPr>
+              <w:spacing w:line="240" w:lineRule="auto" w:after="0" w:before="0"/>
               <w:ind w:firstLine="0"/>
               <w:jc w:val="left"/>
             </w:pPr>
             <w:r>
               <w:rPr>
                 <w:rFonts w:ascii="Times New Roman" w:hAnsi="Times New Roman"/>
-                <w:sz w:val="17"/>
-              </w:rPr>
-              <w:t>Pengguna memasukkan username/password salah.</w:t>
-            </w:r>
-          </w:p>
-        </w:tc>
-        <w:tc>
-          <w:tcPr>
-            <w:tcW w:w="2721" w:type="dxa"/>
-            <w:vAlign w:val="center"/>
-          </w:tcPr>
-          <w:p>
-            <w:pPr>
-              <w:spacing w:line="240" w:lineRule="auto" w:after="0"/>
+                <w:sz w:val="16"/>
+              </w:rPr>
+              <w:t>Sistem menolak login dan memberi pesan gagal.</w:t>
+            </w:r>
+          </w:p>
+        </w:tc>
+        <w:tc>
+          <w:tcPr>
+            <w:tcW w:w="860" w:type="dxa"/>
+            <w:vAlign w:val="center"/>
+          </w:tcPr>
+          <w:p>
+            <w:pPr>
+              <w:spacing w:line="240" w:lineRule="auto" w:after="0" w:before="0"/>
               <w:ind w:firstLine="0"/>
               <w:jc w:val="left"/>
             </w:pPr>
             <w:r>
               <w:rPr>
                 <w:rFonts w:ascii="Times New Roman" w:hAnsi="Times New Roman"/>
-                <w:sz w:val="17"/>
-              </w:rPr>
-              <w:t>Sistem menolak login dan memberi pesan gagal.</w:t>
-            </w:r>
-          </w:p>
-        </w:tc>
-        <w:tc>
-          <w:tcPr>
-            <w:tcW w:w="794" w:type="dxa"/>
-            <w:vAlign w:val="center"/>
-          </w:tcPr>
-          <w:p>
-            <w:pPr>
-              <w:spacing w:line="240" w:lineRule="auto" w:after="0"/>
-              <w:ind w:firstLine="0"/>
-              <w:jc w:val="left"/>
-            </w:pPr>
-            <w:r>
-              <w:rPr>
-                <w:rFonts w:ascii="Times New Roman" w:hAnsi="Times New Roman"/>
-                <w:sz w:val="17"/>
+                <w:sz w:val="16"/>
               </w:rPr>
               <w:t>Berhasil</w:t>
             </w:r>
@@ -28400,102 +28513,103 @@
       <w:tr>
         <w:trPr>
           <w:jc w:val="center"/>
+          <w:cantSplit/>
         </w:trPr>
         <w:tc>
           <w:tcPr>
-            <w:tcW w:w="510" w:type="dxa"/>
-            <w:vAlign w:val="center"/>
-          </w:tcPr>
-          <w:p>
-            <w:pPr>
-              <w:spacing w:line="240" w:lineRule="auto" w:after="0"/>
+            <w:tcW w:w="450" w:type="dxa"/>
+            <w:vAlign w:val="center"/>
+          </w:tcPr>
+          <w:p>
+            <w:pPr>
+              <w:spacing w:line="240" w:lineRule="auto" w:after="0" w:before="0"/>
+              <w:ind w:firstLine="0"/>
+              <w:jc w:val="center"/>
+            </w:pPr>
+            <w:r>
+              <w:rPr>
+                <w:rFonts w:ascii="Times New Roman" w:hAnsi="Times New Roman"/>
+                <w:sz w:val="16"/>
+              </w:rPr>
+              <w:t>4</w:t>
+            </w:r>
+          </w:p>
+        </w:tc>
+        <w:tc>
+          <w:tcPr>
+            <w:tcW w:w="1500" w:type="dxa"/>
+            <w:vAlign w:val="center"/>
+          </w:tcPr>
+          <w:p>
+            <w:pPr>
+              <w:spacing w:line="240" w:lineRule="auto" w:after="0" w:before="0"/>
               <w:ind w:firstLine="0"/>
               <w:jc w:val="left"/>
             </w:pPr>
             <w:r>
               <w:rPr>
                 <w:rFonts w:ascii="Times New Roman" w:hAnsi="Times New Roman"/>
-                <w:sz w:val="17"/>
-              </w:rPr>
-              <w:t>4</w:t>
-            </w:r>
-          </w:p>
-        </w:tc>
-        <w:tc>
-          <w:tcPr>
-            <w:tcW w:w="1531" w:type="dxa"/>
-            <w:vAlign w:val="center"/>
-          </w:tcPr>
-          <w:p>
-            <w:pPr>
-              <w:spacing w:line="240" w:lineRule="auto" w:after="0"/>
+                <w:sz w:val="16"/>
+              </w:rPr>
+              <w:t>Validasi input</w:t>
+            </w:r>
+          </w:p>
+        </w:tc>
+        <w:tc>
+          <w:tcPr>
+            <w:tcW w:w="3000" w:type="dxa"/>
+            <w:vAlign w:val="center"/>
+          </w:tcPr>
+          <w:p>
+            <w:pPr>
+              <w:spacing w:line="240" w:lineRule="auto" w:after="0" w:before="0"/>
               <w:ind w:firstLine="0"/>
               <w:jc w:val="left"/>
             </w:pPr>
             <w:r>
               <w:rPr>
                 <w:rFonts w:ascii="Times New Roman" w:hAnsi="Times New Roman"/>
-                <w:sz w:val="17"/>
-              </w:rPr>
-              <w:t>Validasi input</w:t>
-            </w:r>
-          </w:p>
-        </w:tc>
-        <w:tc>
-          <w:tcPr>
-            <w:tcW w:w="2381" w:type="dxa"/>
-            <w:vAlign w:val="center"/>
-          </w:tcPr>
-          <w:p>
-            <w:pPr>
-              <w:spacing w:line="240" w:lineRule="auto" w:after="0"/>
+                <w:sz w:val="16"/>
+              </w:rPr>
+              <w:t>Field penting dikosongkan.</w:t>
+            </w:r>
+          </w:p>
+        </w:tc>
+        <w:tc>
+          <w:tcPr>
+            <w:tcW w:w="3550" w:type="dxa"/>
+            <w:vAlign w:val="center"/>
+          </w:tcPr>
+          <w:p>
+            <w:pPr>
+              <w:spacing w:line="240" w:lineRule="auto" w:after="0" w:before="0"/>
               <w:ind w:firstLine="0"/>
               <w:jc w:val="left"/>
             </w:pPr>
             <w:r>
               <w:rPr>
                 <w:rFonts w:ascii="Times New Roman" w:hAnsi="Times New Roman"/>
-                <w:sz w:val="17"/>
-              </w:rPr>
-              <w:t>Field penting dikosongkan.</w:t>
-            </w:r>
-          </w:p>
-        </w:tc>
-        <w:tc>
-          <w:tcPr>
-            <w:tcW w:w="2721" w:type="dxa"/>
-            <w:vAlign w:val="center"/>
-          </w:tcPr>
-          <w:p>
-            <w:pPr>
-              <w:spacing w:line="240" w:lineRule="auto" w:after="0"/>
+                <w:sz w:val="16"/>
+              </w:rPr>
+              <w:t>Sistem menampilkan pesan wajib isi.</w:t>
+            </w:r>
+          </w:p>
+        </w:tc>
+        <w:tc>
+          <w:tcPr>
+            <w:tcW w:w="860" w:type="dxa"/>
+            <w:vAlign w:val="center"/>
+          </w:tcPr>
+          <w:p>
+            <w:pPr>
+              <w:spacing w:line="240" w:lineRule="auto" w:after="0" w:before="0"/>
               <w:ind w:firstLine="0"/>
               <w:jc w:val="left"/>
             </w:pPr>
             <w:r>
               <w:rPr>
                 <w:rFonts w:ascii="Times New Roman" w:hAnsi="Times New Roman"/>
-                <w:sz w:val="17"/>
-              </w:rPr>
-              <w:t>Sistem menampilkan pesan wajib isi.</w:t>
-            </w:r>
-          </w:p>
-        </w:tc>
-        <w:tc>
-          <w:tcPr>
-            <w:tcW w:w="794" w:type="dxa"/>
-            <w:vAlign w:val="center"/>
-          </w:tcPr>
-          <w:p>
-            <w:pPr>
-              <w:spacing w:line="240" w:lineRule="auto" w:after="0"/>
-              <w:ind w:firstLine="0"/>
-              <w:jc w:val="left"/>
-            </w:pPr>
-            <w:r>
-              <w:rPr>
-                <w:rFonts w:ascii="Times New Roman" w:hAnsi="Times New Roman"/>
-                <w:sz w:val="17"/>
+                <w:sz w:val="16"/>
               </w:rPr>
               <w:t>Berhasil</w:t>
             </w:r>
@@ -28505,109 +28619,110 @@
       <w:tr>
         <w:trPr>
           <w:jc w:val="center"/>
+          <w:cantSplit/>
         </w:trPr>
         <w:tc>
           <w:tcPr>
-            <w:tcW w:w="510" w:type="dxa"/>
-            <w:vAlign w:val="center"/>
-          </w:tcPr>
-          <w:p>
-            <w:pPr>
-              <w:spacing w:line="240" w:lineRule="auto" w:after="0"/>
+            <w:tcW w:w="450" w:type="dxa"/>
+            <w:vAlign w:val="center"/>
+          </w:tcPr>
+          <w:p>
+            <w:pPr>
+              <w:spacing w:line="240" w:lineRule="auto" w:after="0" w:before="0"/>
+              <w:ind w:firstLine="0"/>
+              <w:jc w:val="center"/>
+            </w:pPr>
+            <w:r>
+              <w:rPr>
+                <w:rFonts w:ascii="Times New Roman" w:hAnsi="Times New Roman"/>
+                <w:sz w:val="16"/>
+              </w:rPr>
+              <w:t>5</w:t>
+            </w:r>
+          </w:p>
+        </w:tc>
+        <w:tc>
+          <w:tcPr>
+            <w:tcW w:w="1500" w:type="dxa"/>
+            <w:vAlign w:val="center"/>
+          </w:tcPr>
+          <w:p>
+            <w:pPr>
+              <w:spacing w:line="240" w:lineRule="auto" w:after="0" w:before="0"/>
               <w:ind w:firstLine="0"/>
               <w:jc w:val="left"/>
             </w:pPr>
             <w:r>
               <w:rPr>
                 <w:rFonts w:ascii="Times New Roman" w:hAnsi="Times New Roman"/>
-                <w:sz w:val="17"/>
-              </w:rPr>
-              <w:t>5</w:t>
-            </w:r>
-          </w:p>
-        </w:tc>
-        <w:tc>
-          <w:tcPr>
-            <w:tcW w:w="1531" w:type="dxa"/>
-            <w:vAlign w:val="center"/>
-          </w:tcPr>
-          <w:p>
-            <w:pPr>
-              <w:spacing w:line="240" w:lineRule="auto" w:after="0"/>
+                <w:sz w:val="16"/>
+              </w:rPr>
+              <w:t>Akun pengguna</w:t>
+            </w:r>
+          </w:p>
+        </w:tc>
+        <w:tc>
+          <w:tcPr>
+            <w:tcW w:w="3000" w:type="dxa"/>
+            <w:vAlign w:val="center"/>
+          </w:tcPr>
+          <w:p>
+            <w:pPr>
+              <w:spacing w:line="240" w:lineRule="auto" w:after="0" w:before="0"/>
               <w:ind w:firstLine="0"/>
               <w:jc w:val="left"/>
             </w:pPr>
             <w:r>
               <w:rPr>
                 <w:rFonts w:ascii="Times New Roman" w:hAnsi="Times New Roman"/>
-                <w:sz w:val="17"/>
-              </w:rPr>
-              <w:t>Akun pengguna</w:t>
-            </w:r>
-          </w:p>
-        </w:tc>
-        <w:tc>
-          <w:tcPr>
-            <w:tcW w:w="2381" w:type="dxa"/>
-            <w:vAlign w:val="center"/>
-          </w:tcPr>
-          <w:p>
-            <w:pPr>
-              <w:spacing w:line="240" w:lineRule="auto" w:after="0"/>
+                <w:sz w:val="16"/>
+              </w:rPr>
+              <w:t>Admin menambah atau mengubah akun.</w:t>
+            </w:r>
+          </w:p>
+        </w:tc>
+        <w:tc>
+          <w:tcPr>
+            <w:tcW w:w="3550" w:type="dxa"/>
+            <w:vAlign w:val="center"/>
+          </w:tcPr>
+          <w:p>
+            <w:pPr>
+              <w:spacing w:line="240" w:lineRule="auto" w:after="0" w:before="0"/>
               <w:ind w:firstLine="0"/>
               <w:jc w:val="left"/>
             </w:pPr>
             <w:r>
               <w:rPr>
                 <w:rFonts w:ascii="Times New Roman" w:hAnsi="Times New Roman"/>
-                <w:sz w:val="17"/>
-              </w:rPr>
-              <w:t>Admin menambah atau mengubah akun.</w:t>
-            </w:r>
-          </w:p>
-        </w:tc>
-        <w:tc>
-          <w:tcPr>
-            <w:tcW w:w="2721" w:type="dxa"/>
-            <w:vAlign w:val="center"/>
-          </w:tcPr>
-          <w:p>
-            <w:pPr>
-              <w:spacing w:line="240" w:lineRule="auto" w:after="0"/>
+                <w:sz w:val="16"/>
+              </w:rPr>
+              <w:t>Data akun tersimpan dan daftar diperbarui.</w:t>
+            </w:r>
+          </w:p>
+        </w:tc>
+        <w:tc>
+          <w:tcPr>
+            <w:tcW w:w="860" w:type="dxa"/>
+            <w:vAlign w:val="center"/>
+          </w:tcPr>
+          <w:p>
+            <w:pPr>
+              <w:spacing w:line="240" w:lineRule="auto" w:after="0" w:before="0"/>
               <w:ind w:firstLine="0"/>
               <w:jc w:val="left"/>
             </w:pPr>
             <w:r>
               <w:rPr>
                 <w:rFonts w:ascii="Times New Roman" w:hAnsi="Times New Roman"/>
-                <w:sz w:val="17"/>
-              </w:rPr>
-              <w:t>Data akun tersimpan dan daftar diperbarui.</w:t>
-            </w:r>
-          </w:p>
-        </w:tc>
-        <w:tc>
-          <w:tcPr>
-            <w:tcW w:w="794" w:type="dxa"/>
-            <w:vAlign w:val="center"/>
-          </w:tcPr>
-          <w:p>
-            <w:pPr>
-              <w:spacing w:line="240" w:lineRule="auto" w:after="0"/>
-              <w:ind w:firstLine="0"/>
-              <w:jc w:val="left"/>
-            </w:pPr>
+                <w:sz w:val="16"/>
+              </w:rPr>
+              <w:t>Be</w:t>
+            </w:r>
             <w:r>
               <w:rPr>
                 <w:rFonts w:ascii="Times New Roman" w:hAnsi="Times New Roman"/>
-                <w:sz w:val="17"/>
-              </w:rPr>
-              <w:t>Be</w:t>
-            </w:r>
-            <w:r>
-              <w:rPr>
-                <w:rFonts w:ascii="Times New Roman" w:hAnsi="Times New Roman"/>
-                <w:sz w:val="17"/>
+                <w:sz w:val="16"/>
               </w:rPr>
               <w:lastRenderedPageBreak/>
               <w:t>rhasil</w:t>
@@ -28618,80 +28733,117 @@
       <w:tr>
         <w:trPr>
           <w:jc w:val="center"/>
+          <w:cantSplit/>
         </w:trPr>
         <w:tc>
           <w:tcPr>
-            <w:tcW w:w="510" w:type="dxa"/>
-            <w:vAlign w:val="center"/>
-          </w:tcPr>
-          <w:p>
-            <w:pPr>
-              <w:spacing w:line="240" w:lineRule="auto" w:after="0"/>
+            <w:tcW w:w="450" w:type="dxa"/>
+            <w:vAlign w:val="center"/>
+          </w:tcPr>
+          <w:p>
+            <w:pPr>
+              <w:spacing w:line="240" w:lineRule="auto" w:after="0" w:before="0"/>
+              <w:ind w:firstLine="0"/>
+              <w:jc w:val="center"/>
+            </w:pPr>
+            <w:r>
+              <w:rPr>
+                <w:rFonts w:ascii="Times New Roman" w:hAnsi="Times New Roman"/>
+                <w:sz w:val="16"/>
+              </w:rPr>
+              <w:lastRenderedPageBreak/>
+              <w:t>6</w:t>
+            </w:r>
+          </w:p>
+        </w:tc>
+        <w:tc>
+          <w:tcPr>
+            <w:tcW w:w="1500" w:type="dxa"/>
+            <w:vAlign w:val="center"/>
+          </w:tcPr>
+          <w:p>
+            <w:pPr>
+              <w:spacing w:line="240" w:lineRule="auto" w:after="0" w:before="0"/>
               <w:ind w:firstLine="0"/>
               <w:jc w:val="left"/>
             </w:pPr>
             <w:r>
               <w:rPr>
                 <w:rFonts w:ascii="Times New Roman" w:hAnsi="Times New Roman"/>
-                <w:sz w:val="17"/>
-              </w:rPr>
-              <w:lastRenderedPageBreak/>
-              <w:t>6</w:t>
-            </w:r>
-          </w:p>
-        </w:tc>
-        <w:tc>
-          <w:tcPr>
-            <w:tcW w:w="1531" w:type="dxa"/>
-            <w:vAlign w:val="center"/>
-          </w:tcPr>
-          <w:p>
-            <w:pPr>
-              <w:spacing w:line="240" w:lineRule="auto" w:after="0"/>
+                <w:sz w:val="16"/>
+              </w:rPr>
+              <w:t xml:space="preserve">Data </w:t>
+            </w:r>
+            <w:proofErr w:type="spellStart"/>
+            <w:r>
+              <w:rPr>
+                <w:rFonts w:ascii="Times New Roman" w:hAnsi="Times New Roman"/>
+                <w:sz w:val="16"/>
+              </w:rPr>
+              <w:t>capster</w:t>
+            </w:r>
+            <w:proofErr w:type="spellEnd"/>
+          </w:p>
+        </w:tc>
+        <w:tc>
+          <w:tcPr>
+            <w:tcW w:w="3000" w:type="dxa"/>
+            <w:vAlign w:val="center"/>
+          </w:tcPr>
+          <w:p>
+            <w:pPr>
+              <w:spacing w:line="240" w:lineRule="auto" w:after="0" w:before="0"/>
               <w:ind w:firstLine="0"/>
               <w:jc w:val="left"/>
             </w:pPr>
             <w:r>
               <w:rPr>
                 <w:rFonts w:ascii="Times New Roman" w:hAnsi="Times New Roman"/>
-                <w:sz w:val="17"/>
-              </w:rPr>
-              <w:t xml:space="preserve">Data </w:t>
+                <w:sz w:val="16"/>
+              </w:rPr>
+              <w:t xml:space="preserve">Admin mengelola data </w:t>
             </w:r>
             <w:proofErr w:type="spellStart"/>
             <w:r>
               <w:rPr>
                 <w:rFonts w:ascii="Times New Roman" w:hAnsi="Times New Roman"/>
-                <w:sz w:val="17"/>
+                <w:sz w:val="16"/>
               </w:rPr>
               <w:t>capster</w:t>
             </w:r>
             <w:proofErr w:type="spellEnd"/>
-          </w:p>
-        </w:tc>
-        <w:tc>
-          <w:tcPr>
-            <w:tcW w:w="2381" w:type="dxa"/>
-            <w:vAlign w:val="center"/>
-          </w:tcPr>
-          <w:p>
-            <w:pPr>
-              <w:spacing w:line="240" w:lineRule="auto" w:after="0"/>
+            <w:r>
+              <w:rPr>
+                <w:rFonts w:ascii="Times New Roman" w:hAnsi="Times New Roman"/>
+                <w:sz w:val="16"/>
+              </w:rPr>
+              <w:t>.</w:t>
+            </w:r>
+          </w:p>
+        </w:tc>
+        <w:tc>
+          <w:tcPr>
+            <w:tcW w:w="3550" w:type="dxa"/>
+            <w:vAlign w:val="center"/>
+          </w:tcPr>
+          <w:p>
+            <w:pPr>
+              <w:spacing w:line="240" w:lineRule="auto" w:after="0" w:before="0"/>
               <w:ind w:firstLine="0"/>
               <w:jc w:val="left"/>
             </w:pPr>
             <w:r>
               <w:rPr>
                 <w:rFonts w:ascii="Times New Roman" w:hAnsi="Times New Roman"/>
-                <w:sz w:val="17"/>
-              </w:rPr>
-              <w:t xml:space="preserve">Admin mengelola data </w:t>
+                <w:sz w:val="16"/>
+              </w:rPr>
+              <w:t xml:space="preserve">Daftar </w:t>
             </w:r>
             <w:proofErr w:type="spellStart"/>
             <w:r>
               <w:rPr>
                 <w:rFonts w:ascii="Times New Roman" w:hAnsi="Times New Roman"/>
-                <w:sz w:val="17"/>
+                <w:sz w:val="16"/>
               </w:rPr>
               <w:t>capster</w:t>
             </w:r>
@@ -28699,63 +28851,27 @@
             <w:r>
               <w:rPr>
                 <w:rFonts w:ascii="Times New Roman" w:hAnsi="Times New Roman"/>
-                <w:sz w:val="17"/>
-              </w:rPr>
-              <w:t>.</w:t>
-            </w:r>
-          </w:p>
-        </w:tc>
-        <w:tc>
-          <w:tcPr>
-            <w:tcW w:w="2721" w:type="dxa"/>
-            <w:vAlign w:val="center"/>
-          </w:tcPr>
-          <w:p>
-            <w:pPr>
-              <w:spacing w:line="240" w:lineRule="auto" w:after="0"/>
+                <w:sz w:val="16"/>
+              </w:rPr>
+              <w:t xml:space="preserve"> berubah sesuai input.</w:t>
+            </w:r>
+          </w:p>
+        </w:tc>
+        <w:tc>
+          <w:tcPr>
+            <w:tcW w:w="860" w:type="dxa"/>
+            <w:vAlign w:val="center"/>
+          </w:tcPr>
+          <w:p>
+            <w:pPr>
+              <w:spacing w:line="240" w:lineRule="auto" w:after="0" w:before="0"/>
               <w:ind w:firstLine="0"/>
               <w:jc w:val="left"/>
             </w:pPr>
             <w:r>
               <w:rPr>
                 <w:rFonts w:ascii="Times New Roman" w:hAnsi="Times New Roman"/>
-                <w:sz w:val="17"/>
-              </w:rPr>
-              <w:t xml:space="preserve">Daftar </w:t>
-            </w:r>
-            <w:proofErr w:type="spellStart"/>
-            <w:r>
-              <w:rPr>
-                <w:rFonts w:ascii="Times New Roman" w:hAnsi="Times New Roman"/>
-                <w:sz w:val="17"/>
-              </w:rPr>
-              <w:t>capster</w:t>
-            </w:r>
-            <w:proofErr w:type="spellEnd"/>
-            <w:r>
-              <w:rPr>
-                <w:rFonts w:ascii="Times New Roman" w:hAnsi="Times New Roman"/>
-                <w:sz w:val="17"/>
-              </w:rPr>
-              <w:t xml:space="preserve"> berubah sesuai input.</w:t>
-            </w:r>
-          </w:p>
-        </w:tc>
-        <w:tc>
-          <w:tcPr>
-            <w:tcW w:w="794" w:type="dxa"/>
-            <w:vAlign w:val="center"/>
-          </w:tcPr>
-          <w:p>
-            <w:pPr>
-              <w:spacing w:line="240" w:lineRule="auto" w:after="0"/>
-              <w:ind w:firstLine="0"/>
-              <w:jc w:val="left"/>
-            </w:pPr>
-            <w:r>
-              <w:rPr>
-                <w:rFonts w:ascii="Times New Roman" w:hAnsi="Times New Roman"/>
-                <w:sz w:val="17"/>
+                <w:sz w:val="16"/>
               </w:rPr>
               <w:t>Berhasil</w:t>
             </w:r>
@@ -28765,102 +28881,103 @@
       <w:tr>
         <w:trPr>
           <w:jc w:val="center"/>
+          <w:cantSplit/>
         </w:trPr>
         <w:tc>
           <w:tcPr>
-            <w:tcW w:w="510" w:type="dxa"/>
-            <w:vAlign w:val="center"/>
-          </w:tcPr>
-          <w:p>
-            <w:pPr>
-              <w:spacing w:line="240" w:lineRule="auto" w:after="0"/>
+            <w:tcW w:w="450" w:type="dxa"/>
+            <w:vAlign w:val="center"/>
+          </w:tcPr>
+          <w:p>
+            <w:pPr>
+              <w:spacing w:line="240" w:lineRule="auto" w:after="0" w:before="0"/>
+              <w:ind w:firstLine="0"/>
+              <w:jc w:val="center"/>
+            </w:pPr>
+            <w:r>
+              <w:rPr>
+                <w:rFonts w:ascii="Times New Roman" w:hAnsi="Times New Roman"/>
+                <w:sz w:val="16"/>
+              </w:rPr>
+              <w:t>7</w:t>
+            </w:r>
+          </w:p>
+        </w:tc>
+        <w:tc>
+          <w:tcPr>
+            <w:tcW w:w="1500" w:type="dxa"/>
+            <w:vAlign w:val="center"/>
+          </w:tcPr>
+          <w:p>
+            <w:pPr>
+              <w:spacing w:line="240" w:lineRule="auto" w:after="0" w:before="0"/>
               <w:ind w:firstLine="0"/>
               <w:jc w:val="left"/>
             </w:pPr>
             <w:r>
               <w:rPr>
                 <w:rFonts w:ascii="Times New Roman" w:hAnsi="Times New Roman"/>
-                <w:sz w:val="17"/>
-              </w:rPr>
-              <w:t>7</w:t>
-            </w:r>
-          </w:p>
-        </w:tc>
-        <w:tc>
-          <w:tcPr>
-            <w:tcW w:w="1531" w:type="dxa"/>
-            <w:vAlign w:val="center"/>
-          </w:tcPr>
-          <w:p>
-            <w:pPr>
-              <w:spacing w:line="240" w:lineRule="auto" w:after="0"/>
+                <w:sz w:val="16"/>
+              </w:rPr>
+              <w:t>Data layanan</w:t>
+            </w:r>
+          </w:p>
+        </w:tc>
+        <w:tc>
+          <w:tcPr>
+            <w:tcW w:w="3000" w:type="dxa"/>
+            <w:vAlign w:val="center"/>
+          </w:tcPr>
+          <w:p>
+            <w:pPr>
+              <w:spacing w:line="240" w:lineRule="auto" w:after="0" w:before="0"/>
               <w:ind w:firstLine="0"/>
               <w:jc w:val="left"/>
             </w:pPr>
             <w:r>
               <w:rPr>
                 <w:rFonts w:ascii="Times New Roman" w:hAnsi="Times New Roman"/>
-                <w:sz w:val="17"/>
-              </w:rPr>
-              <w:t>Data layanan</w:t>
-            </w:r>
-          </w:p>
-        </w:tc>
-        <w:tc>
-          <w:tcPr>
-            <w:tcW w:w="2381" w:type="dxa"/>
-            <w:vAlign w:val="center"/>
-          </w:tcPr>
-          <w:p>
-            <w:pPr>
-              <w:spacing w:line="240" w:lineRule="auto" w:after="0"/>
+                <w:sz w:val="16"/>
+              </w:rPr>
+              <w:t>Admin mengubah harga atau status layanan.</w:t>
+            </w:r>
+          </w:p>
+        </w:tc>
+        <w:tc>
+          <w:tcPr>
+            <w:tcW w:w="3550" w:type="dxa"/>
+            <w:vAlign w:val="center"/>
+          </w:tcPr>
+          <w:p>
+            <w:pPr>
+              <w:spacing w:line="240" w:lineRule="auto" w:after="0" w:before="0"/>
               <w:ind w:firstLine="0"/>
               <w:jc w:val="left"/>
             </w:pPr>
             <w:r>
               <w:rPr>
                 <w:rFonts w:ascii="Times New Roman" w:hAnsi="Times New Roman"/>
-                <w:sz w:val="17"/>
-              </w:rPr>
-              <w:t>Admin mengubah harga atau status layanan.</w:t>
-            </w:r>
-          </w:p>
-        </w:tc>
-        <w:tc>
-          <w:tcPr>
-            <w:tcW w:w="2721" w:type="dxa"/>
-            <w:vAlign w:val="center"/>
-          </w:tcPr>
-          <w:p>
-            <w:pPr>
-              <w:spacing w:line="240" w:lineRule="auto" w:after="0"/>
+                <w:sz w:val="16"/>
+              </w:rPr>
+              <w:t>Data layanan tersimpan dan dipakai pada perhitungan.</w:t>
+            </w:r>
+          </w:p>
+        </w:tc>
+        <w:tc>
+          <w:tcPr>
+            <w:tcW w:w="860" w:type="dxa"/>
+            <w:vAlign w:val="center"/>
+          </w:tcPr>
+          <w:p>
+            <w:pPr>
+              <w:spacing w:line="240" w:lineRule="auto" w:after="0" w:before="0"/>
               <w:ind w:firstLine="0"/>
               <w:jc w:val="left"/>
             </w:pPr>
             <w:r>
               <w:rPr>
                 <w:rFonts w:ascii="Times New Roman" w:hAnsi="Times New Roman"/>
-                <w:sz w:val="17"/>
-              </w:rPr>
-              <w:t>Data layanan tersimpan dan dipakai pada perhitungan.</w:t>
-            </w:r>
-          </w:p>
-        </w:tc>
-        <w:tc>
-          <w:tcPr>
-            <w:tcW w:w="794" w:type="dxa"/>
-            <w:vAlign w:val="center"/>
-          </w:tcPr>
-          <w:p>
-            <w:pPr>
-              <w:spacing w:line="240" w:lineRule="auto" w:after="0"/>
-              <w:ind w:firstLine="0"/>
-              <w:jc w:val="left"/>
-            </w:pPr>
-            <w:r>
-              <w:rPr>
-                <w:rFonts w:ascii="Times New Roman" w:hAnsi="Times New Roman"/>
-                <w:sz w:val="17"/>
+                <w:sz w:val="16"/>
               </w:rPr>
               <w:t>Berhasil</w:t>
             </w:r>
@@ -28870,102 +28987,103 @@
       <w:tr>
         <w:trPr>
           <w:jc w:val="center"/>
+          <w:cantSplit/>
         </w:trPr>
         <w:tc>
           <w:tcPr>
-            <w:tcW w:w="510" w:type="dxa"/>
-            <w:vAlign w:val="center"/>
-          </w:tcPr>
-          <w:p>
-            <w:pPr>
-              <w:spacing w:line="240" w:lineRule="auto" w:after="0"/>
+            <w:tcW w:w="450" w:type="dxa"/>
+            <w:vAlign w:val="center"/>
+          </w:tcPr>
+          <w:p>
+            <w:pPr>
+              <w:spacing w:line="240" w:lineRule="auto" w:after="0" w:before="0"/>
+              <w:ind w:firstLine="0"/>
+              <w:jc w:val="center"/>
+            </w:pPr>
+            <w:r>
+              <w:rPr>
+                <w:rFonts w:ascii="Times New Roman" w:hAnsi="Times New Roman"/>
+                <w:sz w:val="16"/>
+              </w:rPr>
+              <w:t>8</w:t>
+            </w:r>
+          </w:p>
+        </w:tc>
+        <w:tc>
+          <w:tcPr>
+            <w:tcW w:w="1500" w:type="dxa"/>
+            <w:vAlign w:val="center"/>
+          </w:tcPr>
+          <w:p>
+            <w:pPr>
+              <w:spacing w:line="240" w:lineRule="auto" w:after="0" w:before="0"/>
               <w:ind w:firstLine="0"/>
               <w:jc w:val="left"/>
             </w:pPr>
             <w:r>
               <w:rPr>
                 <w:rFonts w:ascii="Times New Roman" w:hAnsi="Times New Roman"/>
-                <w:sz w:val="17"/>
-              </w:rPr>
-              <w:t>8</w:t>
-            </w:r>
-          </w:p>
-        </w:tc>
-        <w:tc>
-          <w:tcPr>
-            <w:tcW w:w="1531" w:type="dxa"/>
-            <w:vAlign w:val="center"/>
-          </w:tcPr>
-          <w:p>
-            <w:pPr>
-              <w:spacing w:line="240" w:lineRule="auto" w:after="0"/>
+                <w:sz w:val="16"/>
+              </w:rPr>
+              <w:t>Pendapatan harian</w:t>
+            </w:r>
+          </w:p>
+        </w:tc>
+        <w:tc>
+          <w:tcPr>
+            <w:tcW w:w="3000" w:type="dxa"/>
+            <w:vAlign w:val="center"/>
+          </w:tcPr>
+          <w:p>
+            <w:pPr>
+              <w:spacing w:line="240" w:lineRule="auto" w:after="0" w:before="0"/>
               <w:ind w:firstLine="0"/>
               <w:jc w:val="left"/>
             </w:pPr>
             <w:r>
               <w:rPr>
                 <w:rFonts w:ascii="Times New Roman" w:hAnsi="Times New Roman"/>
-                <w:sz w:val="17"/>
-              </w:rPr>
-              <w:t>Pendapatan harian</w:t>
-            </w:r>
-          </w:p>
-        </w:tc>
-        <w:tc>
-          <w:tcPr>
-            <w:tcW w:w="2381" w:type="dxa"/>
-            <w:vAlign w:val="center"/>
-          </w:tcPr>
-          <w:p>
-            <w:pPr>
-              <w:spacing w:line="240" w:lineRule="auto" w:after="0"/>
+                <w:sz w:val="16"/>
+              </w:rPr>
+              <w:t>Admin memasukkan jumlah layanan harian.</w:t>
+            </w:r>
+          </w:p>
+        </w:tc>
+        <w:tc>
+          <w:tcPr>
+            <w:tcW w:w="3550" w:type="dxa"/>
+            <w:vAlign w:val="center"/>
+          </w:tcPr>
+          <w:p>
+            <w:pPr>
+              <w:spacing w:line="240" w:lineRule="auto" w:after="0" w:before="0"/>
               <w:ind w:firstLine="0"/>
               <w:jc w:val="left"/>
             </w:pPr>
             <w:r>
               <w:rPr>
                 <w:rFonts w:ascii="Times New Roman" w:hAnsi="Times New Roman"/>
-                <w:sz w:val="17"/>
-              </w:rPr>
-              <w:t>Admin memasukkan jumlah layanan harian.</w:t>
-            </w:r>
-          </w:p>
-        </w:tc>
-        <w:tc>
-          <w:tcPr>
-            <w:tcW w:w="2721" w:type="dxa"/>
-            <w:vAlign w:val="center"/>
-          </w:tcPr>
-          <w:p>
-            <w:pPr>
-              <w:spacing w:line="240" w:lineRule="auto" w:after="0"/>
+                <w:sz w:val="16"/>
+              </w:rPr>
+              <w:t>Total customer dan pendapatan dihitung otomatis.</w:t>
+            </w:r>
+          </w:p>
+        </w:tc>
+        <w:tc>
+          <w:tcPr>
+            <w:tcW w:w="860" w:type="dxa"/>
+            <w:vAlign w:val="center"/>
+          </w:tcPr>
+          <w:p>
+            <w:pPr>
+              <w:spacing w:line="240" w:lineRule="auto" w:after="0" w:before="0"/>
               <w:ind w:firstLine="0"/>
               <w:jc w:val="left"/>
             </w:pPr>
             <w:r>
               <w:rPr>
                 <w:rFonts w:ascii="Times New Roman" w:hAnsi="Times New Roman"/>
-                <w:sz w:val="17"/>
-              </w:rPr>
-              <w:t>Total customer dan pendapatan dihitung otomatis.</w:t>
-            </w:r>
-          </w:p>
-        </w:tc>
-        <w:tc>
-          <w:tcPr>
-            <w:tcW w:w="794" w:type="dxa"/>
-            <w:vAlign w:val="center"/>
-          </w:tcPr>
-          <w:p>
-            <w:pPr>
-              <w:spacing w:line="240" w:lineRule="auto" w:after="0"/>
-              <w:ind w:firstLine="0"/>
-              <w:jc w:val="left"/>
-            </w:pPr>
-            <w:r>
-              <w:rPr>
-                <w:rFonts w:ascii="Times New Roman" w:hAnsi="Times New Roman"/>
-                <w:sz w:val="17"/>
+                <w:sz w:val="16"/>
               </w:rPr>
               <w:t>Berhasil</w:t>
             </w:r>
@@ -28975,102 +29093,103 @@
       <w:tr>
         <w:trPr>
           <w:jc w:val="center"/>
+          <w:cantSplit/>
         </w:trPr>
         <w:tc>
           <w:tcPr>
-            <w:tcW w:w="510" w:type="dxa"/>
-            <w:vAlign w:val="center"/>
-          </w:tcPr>
-          <w:p>
-            <w:pPr>
-              <w:spacing w:line="240" w:lineRule="auto" w:after="0"/>
+            <w:tcW w:w="450" w:type="dxa"/>
+            <w:vAlign w:val="center"/>
+          </w:tcPr>
+          <w:p>
+            <w:pPr>
+              <w:spacing w:line="240" w:lineRule="auto" w:after="0" w:before="0"/>
+              <w:ind w:firstLine="0"/>
+              <w:jc w:val="center"/>
+            </w:pPr>
+            <w:r>
+              <w:rPr>
+                <w:rFonts w:ascii="Times New Roman" w:hAnsi="Times New Roman"/>
+                <w:sz w:val="16"/>
+              </w:rPr>
+              <w:t>9</w:t>
+            </w:r>
+          </w:p>
+        </w:tc>
+        <w:tc>
+          <w:tcPr>
+            <w:tcW w:w="1500" w:type="dxa"/>
+            <w:vAlign w:val="center"/>
+          </w:tcPr>
+          <w:p>
+            <w:pPr>
+              <w:spacing w:line="240" w:lineRule="auto" w:after="0" w:before="0"/>
               <w:ind w:firstLine="0"/>
               <w:jc w:val="left"/>
             </w:pPr>
             <w:r>
               <w:rPr>
                 <w:rFonts w:ascii="Times New Roman" w:hAnsi="Times New Roman"/>
-                <w:sz w:val="17"/>
-              </w:rPr>
-              <w:t>9</w:t>
-            </w:r>
-          </w:p>
-        </w:tc>
-        <w:tc>
-          <w:tcPr>
-            <w:tcW w:w="1531" w:type="dxa"/>
-            <w:vAlign w:val="center"/>
-          </w:tcPr>
-          <w:p>
-            <w:pPr>
-              <w:spacing w:line="240" w:lineRule="auto" w:after="0"/>
+                <w:sz w:val="16"/>
+              </w:rPr>
+              <w:t>Buku kas</w:t>
+            </w:r>
+          </w:p>
+        </w:tc>
+        <w:tc>
+          <w:tcPr>
+            <w:tcW w:w="3000" w:type="dxa"/>
+            <w:vAlign w:val="center"/>
+          </w:tcPr>
+          <w:p>
+            <w:pPr>
+              <w:spacing w:line="240" w:lineRule="auto" w:after="0" w:before="0"/>
               <w:ind w:firstLine="0"/>
               <w:jc w:val="left"/>
             </w:pPr>
             <w:r>
               <w:rPr>
                 <w:rFonts w:ascii="Times New Roman" w:hAnsi="Times New Roman"/>
-                <w:sz w:val="17"/>
-              </w:rPr>
-              <w:t>Buku kas</w:t>
-            </w:r>
-          </w:p>
-        </w:tc>
-        <w:tc>
-          <w:tcPr>
-            <w:tcW w:w="2381" w:type="dxa"/>
-            <w:vAlign w:val="center"/>
-          </w:tcPr>
-          <w:p>
-            <w:pPr>
-              <w:spacing w:line="240" w:lineRule="auto" w:after="0"/>
+                <w:sz w:val="16"/>
+              </w:rPr>
+              <w:t>Admin memasukkan penerimaan/pengeluaran.</w:t>
+            </w:r>
+          </w:p>
+        </w:tc>
+        <w:tc>
+          <w:tcPr>
+            <w:tcW w:w="3550" w:type="dxa"/>
+            <w:vAlign w:val="center"/>
+          </w:tcPr>
+          <w:p>
+            <w:pPr>
+              <w:spacing w:line="240" w:lineRule="auto" w:after="0" w:before="0"/>
               <w:ind w:firstLine="0"/>
               <w:jc w:val="left"/>
             </w:pPr>
             <w:r>
               <w:rPr>
                 <w:rFonts w:ascii="Times New Roman" w:hAnsi="Times New Roman"/>
-                <w:sz w:val="17"/>
-              </w:rPr>
-              <w:t>Admin memasukkan penerimaan/pengeluaran.</w:t>
-            </w:r>
-          </w:p>
-        </w:tc>
-        <w:tc>
-          <w:tcPr>
-            <w:tcW w:w="2721" w:type="dxa"/>
-            <w:vAlign w:val="center"/>
-          </w:tcPr>
-          <w:p>
-            <w:pPr>
-              <w:spacing w:line="240" w:lineRule="auto" w:after="0"/>
+                <w:sz w:val="16"/>
+              </w:rPr>
+              <w:t>Saldo kas berubah sesuai transaksi.</w:t>
+            </w:r>
+          </w:p>
+        </w:tc>
+        <w:tc>
+          <w:tcPr>
+            <w:tcW w:w="860" w:type="dxa"/>
+            <w:vAlign w:val="center"/>
+          </w:tcPr>
+          <w:p>
+            <w:pPr>
+              <w:spacing w:line="240" w:lineRule="auto" w:after="0" w:before="0"/>
               <w:ind w:firstLine="0"/>
               <w:jc w:val="left"/>
             </w:pPr>
             <w:r>
               <w:rPr>
                 <w:rFonts w:ascii="Times New Roman" w:hAnsi="Times New Roman"/>
-                <w:sz w:val="17"/>
-              </w:rPr>
-              <w:t>Saldo kas berubah sesuai transaksi.</w:t>
-            </w:r>
-          </w:p>
-        </w:tc>
-        <w:tc>
-          <w:tcPr>
-            <w:tcW w:w="794" w:type="dxa"/>
-            <w:vAlign w:val="center"/>
-          </w:tcPr>
-          <w:p>
-            <w:pPr>
-              <w:spacing w:line="240" w:lineRule="auto" w:after="0"/>
-              <w:ind w:firstLine="0"/>
-              <w:jc w:val="left"/>
-            </w:pPr>
-            <w:r>
-              <w:rPr>
-                <w:rFonts w:ascii="Times New Roman" w:hAnsi="Times New Roman"/>
-                <w:sz w:val="17"/>
+                <w:sz w:val="16"/>
               </w:rPr>
               <w:t>Berhasil</w:t>
             </w:r>
@@ -29080,102 +29199,103 @@
       <w:tr>
         <w:trPr>
           <w:jc w:val="center"/>
+          <w:cantSplit/>
         </w:trPr>
         <w:tc>
           <w:tcPr>
-            <w:tcW w:w="510" w:type="dxa"/>
-            <w:vAlign w:val="center"/>
-          </w:tcPr>
-          <w:p>
-            <w:pPr>
-              <w:spacing w:line="240" w:lineRule="auto" w:after="0"/>
+            <w:tcW w:w="450" w:type="dxa"/>
+            <w:vAlign w:val="center"/>
+          </w:tcPr>
+          <w:p>
+            <w:pPr>
+              <w:spacing w:line="240" w:lineRule="auto" w:after="0" w:before="0"/>
+              <w:ind w:firstLine="0"/>
+              <w:jc w:val="center"/>
+            </w:pPr>
+            <w:r>
+              <w:rPr>
+                <w:rFonts w:ascii="Times New Roman" w:hAnsi="Times New Roman"/>
+                <w:sz w:val="16"/>
+              </w:rPr>
+              <w:t>10</w:t>
+            </w:r>
+          </w:p>
+        </w:tc>
+        <w:tc>
+          <w:tcPr>
+            <w:tcW w:w="1500" w:type="dxa"/>
+            <w:vAlign w:val="center"/>
+          </w:tcPr>
+          <w:p>
+            <w:pPr>
+              <w:spacing w:line="240" w:lineRule="auto" w:after="0" w:before="0"/>
               <w:ind w:firstLine="0"/>
               <w:jc w:val="left"/>
             </w:pPr>
             <w:r>
               <w:rPr>
                 <w:rFonts w:ascii="Times New Roman" w:hAnsi="Times New Roman"/>
-                <w:sz w:val="17"/>
-              </w:rPr>
-              <w:t>10</w:t>
-            </w:r>
-          </w:p>
-        </w:tc>
-        <w:tc>
-          <w:tcPr>
-            <w:tcW w:w="1531" w:type="dxa"/>
-            <w:vAlign w:val="center"/>
-          </w:tcPr>
-          <w:p>
-            <w:pPr>
-              <w:spacing w:line="240" w:lineRule="auto" w:after="0"/>
+                <w:sz w:val="16"/>
+              </w:rPr>
+              <w:t>Operasional</w:t>
+            </w:r>
+          </w:p>
+        </w:tc>
+        <w:tc>
+          <w:tcPr>
+            <w:tcW w:w="3000" w:type="dxa"/>
+            <w:vAlign w:val="center"/>
+          </w:tcPr>
+          <w:p>
+            <w:pPr>
+              <w:spacing w:line="240" w:lineRule="auto" w:after="0" w:before="0"/>
               <w:ind w:firstLine="0"/>
               <w:jc w:val="left"/>
             </w:pPr>
             <w:r>
               <w:rPr>
                 <w:rFonts w:ascii="Times New Roman" w:hAnsi="Times New Roman"/>
-                <w:sz w:val="17"/>
-              </w:rPr>
-              <w:t>Operasional</w:t>
-            </w:r>
-          </w:p>
-        </w:tc>
-        <w:tc>
-          <w:tcPr>
-            <w:tcW w:w="2381" w:type="dxa"/>
-            <w:vAlign w:val="center"/>
-          </w:tcPr>
-          <w:p>
-            <w:pPr>
-              <w:spacing w:line="240" w:lineRule="auto" w:after="0"/>
+                <w:sz w:val="16"/>
+              </w:rPr>
+              <w:t>Admin memasukkan biaya bulanan.</w:t>
+            </w:r>
+          </w:p>
+        </w:tc>
+        <w:tc>
+          <w:tcPr>
+            <w:tcW w:w="3550" w:type="dxa"/>
+            <w:vAlign w:val="center"/>
+          </w:tcPr>
+          <w:p>
+            <w:pPr>
+              <w:spacing w:line="240" w:lineRule="auto" w:after="0" w:before="0"/>
               <w:ind w:firstLine="0"/>
               <w:jc w:val="left"/>
             </w:pPr>
             <w:r>
               <w:rPr>
                 <w:rFonts w:ascii="Times New Roman" w:hAnsi="Times New Roman"/>
-                <w:sz w:val="17"/>
-              </w:rPr>
-              <w:t>Admin memasukkan biaya bulanan.</w:t>
-            </w:r>
-          </w:p>
-        </w:tc>
-        <w:tc>
-          <w:tcPr>
-            <w:tcW w:w="2721" w:type="dxa"/>
-            <w:vAlign w:val="center"/>
-          </w:tcPr>
-          <w:p>
-            <w:pPr>
-              <w:spacing w:line="240" w:lineRule="auto" w:after="0"/>
+                <w:sz w:val="16"/>
+              </w:rPr>
+              <w:t>Total operasional tampil pada laporan.</w:t>
+            </w:r>
+          </w:p>
+        </w:tc>
+        <w:tc>
+          <w:tcPr>
+            <w:tcW w:w="860" w:type="dxa"/>
+            <w:vAlign w:val="center"/>
+          </w:tcPr>
+          <w:p>
+            <w:pPr>
+              <w:spacing w:line="240" w:lineRule="auto" w:after="0" w:before="0"/>
               <w:ind w:firstLine="0"/>
               <w:jc w:val="left"/>
             </w:pPr>
             <w:r>
               <w:rPr>
                 <w:rFonts w:ascii="Times New Roman" w:hAnsi="Times New Roman"/>
-                <w:sz w:val="17"/>
-              </w:rPr>
-              <w:t>Total operasional tampil pada laporan.</w:t>
-            </w:r>
-          </w:p>
-        </w:tc>
-        <w:tc>
-          <w:tcPr>
-            <w:tcW w:w="794" w:type="dxa"/>
-            <w:vAlign w:val="center"/>
-          </w:tcPr>
-          <w:p>
-            <w:pPr>
-              <w:spacing w:line="240" w:lineRule="auto" w:after="0"/>
-              <w:ind w:firstLine="0"/>
-              <w:jc w:val="left"/>
-            </w:pPr>
-            <w:r>
-              <w:rPr>
-                <w:rFonts w:ascii="Times New Roman" w:hAnsi="Times New Roman"/>
-                <w:sz w:val="17"/>
+                <w:sz w:val="16"/>
               </w:rPr>
               <w:t>Berhasil</w:t>
             </w:r>
@@ -29185,118 +29305,119 @@
       <w:tr>
         <w:trPr>
           <w:jc w:val="center"/>
+          <w:cantSplit/>
         </w:trPr>
         <w:tc>
           <w:tcPr>
-            <w:tcW w:w="510" w:type="dxa"/>
-            <w:vAlign w:val="center"/>
-          </w:tcPr>
-          <w:p>
-            <w:pPr>
-              <w:spacing w:line="240" w:lineRule="auto" w:after="0"/>
+            <w:tcW w:w="450" w:type="dxa"/>
+            <w:vAlign w:val="center"/>
+          </w:tcPr>
+          <w:p>
+            <w:pPr>
+              <w:spacing w:line="240" w:lineRule="auto" w:after="0" w:before="0"/>
+              <w:ind w:firstLine="0"/>
+              <w:jc w:val="center"/>
+            </w:pPr>
+            <w:r>
+              <w:rPr>
+                <w:rFonts w:ascii="Times New Roman" w:hAnsi="Times New Roman"/>
+                <w:sz w:val="16"/>
+              </w:rPr>
+              <w:t>11</w:t>
+            </w:r>
+          </w:p>
+        </w:tc>
+        <w:tc>
+          <w:tcPr>
+            <w:tcW w:w="1500" w:type="dxa"/>
+            <w:vAlign w:val="center"/>
+          </w:tcPr>
+          <w:p>
+            <w:pPr>
+              <w:spacing w:line="240" w:lineRule="auto" w:after="0" w:before="0"/>
               <w:ind w:firstLine="0"/>
               <w:jc w:val="left"/>
             </w:pPr>
             <w:r>
               <w:rPr>
                 <w:rFonts w:ascii="Times New Roman" w:hAnsi="Times New Roman"/>
-                <w:sz w:val="17"/>
-              </w:rPr>
-              <w:t>11</w:t>
-            </w:r>
-          </w:p>
-        </w:tc>
-        <w:tc>
-          <w:tcPr>
-            <w:tcW w:w="1531" w:type="dxa"/>
-            <w:vAlign w:val="center"/>
-          </w:tcPr>
-          <w:p>
-            <w:pPr>
-              <w:spacing w:line="240" w:lineRule="auto" w:after="0"/>
+                <w:sz w:val="16"/>
+              </w:rPr>
+              <w:t>Laporan</w:t>
+            </w:r>
+          </w:p>
+        </w:tc>
+        <w:tc>
+          <w:tcPr>
+            <w:tcW w:w="3000" w:type="dxa"/>
+            <w:vAlign w:val="center"/>
+          </w:tcPr>
+          <w:p>
+            <w:pPr>
+              <w:spacing w:line="240" w:lineRule="auto" w:after="0" w:before="0"/>
               <w:ind w:firstLine="0"/>
               <w:jc w:val="left"/>
             </w:pPr>
             <w:r>
               <w:rPr>
                 <w:rFonts w:ascii="Times New Roman" w:hAnsi="Times New Roman"/>
-                <w:sz w:val="17"/>
-              </w:rPr>
-              <w:t>Laporan</w:t>
-            </w:r>
-          </w:p>
-        </w:tc>
-        <w:tc>
-          <w:tcPr>
-            <w:tcW w:w="2381" w:type="dxa"/>
-            <w:vAlign w:val="center"/>
-          </w:tcPr>
-          <w:p>
-            <w:pPr>
-              <w:spacing w:line="240" w:lineRule="auto" w:after="0"/>
+                <w:sz w:val="16"/>
+              </w:rPr>
+              <w:t>Admin memilih bulan laporan.</w:t>
+            </w:r>
+          </w:p>
+        </w:tc>
+        <w:tc>
+          <w:tcPr>
+            <w:tcW w:w="3550" w:type="dxa"/>
+            <w:vAlign w:val="center"/>
+          </w:tcPr>
+          <w:p>
+            <w:pPr>
+              <w:spacing w:line="240" w:lineRule="auto" w:after="0" w:before="0"/>
               <w:ind w:firstLine="0"/>
               <w:jc w:val="left"/>
             </w:pPr>
             <w:r>
               <w:rPr>
                 <w:rFonts w:ascii="Times New Roman" w:hAnsi="Times New Roman"/>
-                <w:sz w:val="17"/>
-              </w:rPr>
-              <w:t>Admin memilih bulan laporan.</w:t>
-            </w:r>
-          </w:p>
-        </w:tc>
-        <w:tc>
-          <w:tcPr>
-            <w:tcW w:w="2721" w:type="dxa"/>
-            <w:vAlign w:val="center"/>
-          </w:tcPr>
-          <w:p>
-            <w:pPr>
-              <w:spacing w:line="240" w:lineRule="auto" w:after="0"/>
+                <w:sz w:val="16"/>
+              </w:rPr>
+              <w:t xml:space="preserve">Pembagian hasil </w:t>
+            </w:r>
+            <w:proofErr w:type="spellStart"/>
+            <w:r>
+              <w:rPr>
+                <w:rFonts w:ascii="Times New Roman" w:hAnsi="Times New Roman"/>
+                <w:sz w:val="16"/>
+              </w:rPr>
+              <w:t>capster</w:t>
+            </w:r>
+            <w:proofErr w:type="spellEnd"/>
+            <w:r>
+              <w:rPr>
+                <w:rFonts w:ascii="Times New Roman" w:hAnsi="Times New Roman"/>
+                <w:sz w:val="16"/>
+              </w:rPr>
+              <w:t xml:space="preserve"> dan pondok tampil.</w:t>
+            </w:r>
+          </w:p>
+        </w:tc>
+        <w:tc>
+          <w:tcPr>
+            <w:tcW w:w="860" w:type="dxa"/>
+            <w:vAlign w:val="center"/>
+          </w:tcPr>
+          <w:p>
+            <w:pPr>
+              <w:spacing w:line="240" w:lineRule="auto" w:after="0" w:before="0"/>
               <w:ind w:firstLine="0"/>
               <w:jc w:val="left"/>
             </w:pPr>
             <w:r>
               <w:rPr>
                 <w:rFonts w:ascii="Times New Roman" w:hAnsi="Times New Roman"/>
-                <w:sz w:val="17"/>
-              </w:rPr>
-              <w:t xml:space="preserve">Pembagian hasil </w:t>
-            </w:r>
-            <w:proofErr w:type="spellStart"/>
-            <w:r>
-              <w:rPr>
-                <w:rFonts w:ascii="Times New Roman" w:hAnsi="Times New Roman"/>
-                <w:sz w:val="17"/>
-              </w:rPr>
-              <w:t>capster</w:t>
-            </w:r>
-            <w:proofErr w:type="spellEnd"/>
-            <w:r>
-              <w:rPr>
-                <w:rFonts w:ascii="Times New Roman" w:hAnsi="Times New Roman"/>
-                <w:sz w:val="17"/>
-              </w:rPr>
-              <w:t xml:space="preserve"> dan pondok tampil.</w:t>
-            </w:r>
-          </w:p>
-        </w:tc>
-        <w:tc>
-          <w:tcPr>
-            <w:tcW w:w="794" w:type="dxa"/>
-            <w:vAlign w:val="center"/>
-          </w:tcPr>
-          <w:p>
-            <w:pPr>
-              <w:spacing w:line="240" w:lineRule="auto" w:after="0"/>
-              <w:ind w:firstLine="0"/>
-              <w:jc w:val="left"/>
-            </w:pPr>
-            <w:r>
-              <w:rPr>
-                <w:rFonts w:ascii="Times New Roman" w:hAnsi="Times New Roman"/>
-                <w:sz w:val="17"/>
+                <w:sz w:val="16"/>
               </w:rPr>
               <w:t>Berhasil</w:t>
             </w:r>
@@ -29306,120 +29427,121 @@
       <w:tr>
         <w:trPr>
           <w:jc w:val="center"/>
+          <w:cantSplit/>
         </w:trPr>
         <w:tc>
           <w:tcPr>
-            <w:tcW w:w="510" w:type="dxa"/>
-            <w:vAlign w:val="center"/>
-          </w:tcPr>
-          <w:p>
-            <w:pPr>
-              <w:spacing w:line="240" w:lineRule="auto" w:after="0"/>
+            <w:tcW w:w="450" w:type="dxa"/>
+            <w:vAlign w:val="center"/>
+          </w:tcPr>
+          <w:p>
+            <w:pPr>
+              <w:spacing w:line="240" w:lineRule="auto" w:after="0" w:before="0"/>
+              <w:ind w:firstLine="0"/>
+              <w:jc w:val="center"/>
+            </w:pPr>
+            <w:r>
+              <w:rPr>
+                <w:rFonts w:ascii="Times New Roman" w:hAnsi="Times New Roman"/>
+                <w:sz w:val="16"/>
+              </w:rPr>
+              <w:t>12</w:t>
+            </w:r>
+          </w:p>
+        </w:tc>
+        <w:tc>
+          <w:tcPr>
+            <w:tcW w:w="1500" w:type="dxa"/>
+            <w:vAlign w:val="center"/>
+          </w:tcPr>
+          <w:p>
+            <w:pPr>
+              <w:spacing w:line="240" w:lineRule="auto" w:after="0" w:before="0"/>
               <w:ind w:firstLine="0"/>
               <w:jc w:val="left"/>
             </w:pPr>
             <w:r>
               <w:rPr>
                 <w:rFonts w:ascii="Times New Roman" w:hAnsi="Times New Roman"/>
-                <w:sz w:val="17"/>
-              </w:rPr>
-              <w:t>12</w:t>
-            </w:r>
-          </w:p>
-        </w:tc>
-        <w:tc>
-          <w:tcPr>
-            <w:tcW w:w="1531" w:type="dxa"/>
-            <w:vAlign w:val="center"/>
-          </w:tcPr>
-          <w:p>
-            <w:pPr>
-              <w:spacing w:line="240" w:lineRule="auto" w:after="0"/>
+                <w:sz w:val="16"/>
+              </w:rPr>
+              <w:t xml:space="preserve">Role </w:t>
+            </w:r>
+            <w:proofErr w:type="spellStart"/>
+            <w:r>
+              <w:rPr>
+                <w:rFonts w:ascii="Times New Roman" w:hAnsi="Times New Roman"/>
+                <w:sz w:val="16"/>
+              </w:rPr>
+              <w:t>capster</w:t>
+            </w:r>
+            <w:proofErr w:type="spellEnd"/>
+          </w:p>
+        </w:tc>
+        <w:tc>
+          <w:tcPr>
+            <w:tcW w:w="3000" w:type="dxa"/>
+            <w:vAlign w:val="center"/>
+          </w:tcPr>
+          <w:p>
+            <w:pPr>
+              <w:spacing w:line="240" w:lineRule="auto" w:after="0" w:before="0"/>
               <w:ind w:firstLine="0"/>
               <w:jc w:val="left"/>
             </w:pPr>
+            <w:proofErr w:type="spellStart"/>
             <w:r>
               <w:rPr>
                 <w:rFonts w:ascii="Times New Roman" w:hAnsi="Times New Roman"/>
-                <w:sz w:val="17"/>
-              </w:rPr>
-              <w:t xml:space="preserve">Role </w:t>
-            </w:r>
-            <w:proofErr w:type="spellStart"/>
+                <w:sz w:val="16"/>
+              </w:rPr>
+              <w:t>Capster</w:t>
+            </w:r>
+            <w:proofErr w:type="spellEnd"/>
             <w:r>
               <w:rPr>
                 <w:rFonts w:ascii="Times New Roman" w:hAnsi="Times New Roman"/>
-                <w:sz w:val="17"/>
-              </w:rPr>
-              <w:t>capster</w:t>
-            </w:r>
-            <w:proofErr w:type="spellEnd"/>
-          </w:p>
-        </w:tc>
-        <w:tc>
-          <w:tcPr>
-            <w:tcW w:w="2381" w:type="dxa"/>
-            <w:vAlign w:val="center"/>
-          </w:tcPr>
-          <w:p>
-            <w:pPr>
-              <w:spacing w:line="240" w:lineRule="auto" w:after="0"/>
+                <w:sz w:val="16"/>
+              </w:rPr>
+              <w:t xml:space="preserve"> membuka laporan.</w:t>
+            </w:r>
+          </w:p>
+        </w:tc>
+        <w:tc>
+          <w:tcPr>
+            <w:tcW w:w="3550" w:type="dxa"/>
+            <w:vAlign w:val="center"/>
+          </w:tcPr>
+          <w:p>
+            <w:pPr>
+              <w:spacing w:line="240" w:lineRule="auto" w:after="0" w:before="0"/>
               <w:ind w:firstLine="0"/>
               <w:jc w:val="left"/>
             </w:pPr>
-            <w:proofErr w:type="spellStart"/>
             <w:r>
               <w:rPr>
                 <w:rFonts w:ascii="Times New Roman" w:hAnsi="Times New Roman"/>
-                <w:sz w:val="17"/>
-              </w:rPr>
-              <w:t>Capster</w:t>
-            </w:r>
-            <w:proofErr w:type="spellEnd"/>
-            <w:r>
-              <w:rPr>
-                <w:rFonts w:ascii="Times New Roman" w:hAnsi="Times New Roman"/>
-                <w:sz w:val="17"/>
-              </w:rPr>
-              <w:t xml:space="preserve"> membuka laporan.</w:t>
-            </w:r>
-          </w:p>
-        </w:tc>
-        <w:tc>
-          <w:tcPr>
-            <w:tcW w:w="2721" w:type="dxa"/>
-            <w:vAlign w:val="center"/>
-          </w:tcPr>
-          <w:p>
-            <w:pPr>
-              <w:spacing w:line="240" w:lineRule="auto" w:after="0"/>
+                <w:sz w:val="16"/>
+              </w:rPr>
+              <w:t>Sistem hanya menampilkan laporan miliknya.</w:t>
+            </w:r>
+          </w:p>
+        </w:tc>
+        <w:tc>
+          <w:tcPr>
+            <w:tcW w:w="860" w:type="dxa"/>
+            <w:vAlign w:val="center"/>
+          </w:tcPr>
+          <w:p>
+            <w:pPr>
+              <w:spacing w:line="240" w:lineRule="auto" w:after="0" w:before="0"/>
               <w:ind w:firstLine="0"/>
               <w:jc w:val="left"/>
             </w:pPr>
             <w:r>
               <w:rPr>
                 <w:rFonts w:ascii="Times New Roman" w:hAnsi="Times New Roman"/>
-                <w:sz w:val="17"/>
-              </w:rPr>
-              <w:t>Sistem hanya menampilkan laporan miliknya.</w:t>
-            </w:r>
-          </w:p>
-        </w:tc>
-        <w:tc>
-          <w:tcPr>
-            <w:tcW w:w="794" w:type="dxa"/>
-            <w:vAlign w:val="center"/>
-          </w:tcPr>
-          <w:p>
-            <w:pPr>
-              <w:spacing w:line="240" w:lineRule="auto" w:after="0"/>
-              <w:ind w:firstLine="0"/>
-              <w:jc w:val="left"/>
-            </w:pPr>
-            <w:r>
-              <w:rPr>
-                <w:rFonts w:ascii="Times New Roman" w:hAnsi="Times New Roman"/>
-                <w:sz w:val="17"/>
+                <w:sz w:val="16"/>
               </w:rPr>
               <w:t>Berhasil</w:t>
             </w:r>
@@ -29494,13 +29616,15 @@
     </w:p>
     <w:p>
       <w:pPr>
-        <w:spacing w:line="240" w:lineRule="auto"/>
+        <w:pStyle w:val="Caption"/>
+        <w:spacing w:line="240" w:lineRule="auto" w:before="0" w:after="60"/>
         <w:ind w:firstLine="0"/>
         <w:jc w:val="center"/>
       </w:pPr>
       <w:r>
         <w:rPr>
           <w:rFonts w:ascii="Times New Roman" w:hAnsi="Times New Roman"/>
+          <w:b w:val="0"/>
           <w:sz w:val="24"/>
         </w:rPr>
         <w:t>Tabel 4. 6 Kategori Penilaian Bobot</w:t>
@@ -29509,7 +29633,7 @@
     <w:tbl>
       <w:tblPr>
         <w:tblStyle w:val="TableGrid"/>
-        <w:tblW w:w="7937" w:type="dxa"/>
+        <w:tblW w:w="9360" w:type="dxa"/>
         <w:jc w:val="center"/>
         <w:tblBorders>
           <w:top w:val="single" w:sz="6" w:space="0" w:color="000000"/>
@@ -29521,6 +29645,12 @@
         </w:tblBorders>
         <w:tblLayout w:type="fixed"/>
         <w:tblLook w:val="04A0" w:firstRow="1" w:lastRow="0" w:firstColumn="1" w:lastColumn="0" w:noHBand="0" w:noVBand="1"/>
+        <w:tblCellMar>
+          <w:top w:w="55" w:type="dxa"/>
+          <w:start w:w="55" w:type="dxa"/>
+          <w:bottom w:w="55" w:type="dxa"/>
+          <w:end w:w="55" w:type="dxa"/>
+        </w:tblCellMar>
       </w:tblPr>
       <w:tblGrid>
         <w:gridCol w:w="1701"/>
@@ -29530,15 +29660,17 @@
       <w:tr>
         <w:trPr>
           <w:jc w:val="center"/>
+          <w:tblHeader w:val="true"/>
+          <w:cantSplit/>
         </w:trPr>
         <w:tc>
           <w:tcPr>
-            <w:tcW w:w="1701" w:type="dxa"/>
-            <w:vAlign w:val="center"/>
-          </w:tcPr>
-          <w:p>
-            <w:pPr>
-              <w:spacing w:line="240" w:lineRule="auto" w:after="0"/>
+            <w:tcW w:w="1800" w:type="dxa"/>
+            <w:vAlign w:val="center"/>
+          </w:tcPr>
+          <w:p>
+            <w:pPr>
+              <w:spacing w:line="240" w:lineRule="auto" w:after="0" w:before="0"/>
               <w:ind w:firstLine="0"/>
               <w:jc w:val="center"/>
             </w:pPr>
@@ -29554,12 +29686,12 @@
         </w:tc>
         <w:tc>
           <w:tcPr>
-            <w:tcW w:w="1134" w:type="dxa"/>
-            <w:vAlign w:val="center"/>
-          </w:tcPr>
-          <w:p>
-            <w:pPr>
-              <w:spacing w:line="240" w:lineRule="auto" w:after="0"/>
+            <w:tcW w:w="1000" w:type="dxa"/>
+            <w:vAlign w:val="center"/>
+          </w:tcPr>
+          <w:p>
+            <w:pPr>
+              <w:spacing w:line="240" w:lineRule="auto" w:after="0" w:before="0"/>
               <w:ind w:firstLine="0"/>
               <w:jc w:val="center"/>
             </w:pPr>
@@ -29575,12 +29707,12 @@
         </w:tc>
         <w:tc>
           <w:tcPr>
-            <w:tcW w:w="5102" w:type="dxa"/>
-            <w:vAlign w:val="center"/>
-          </w:tcPr>
-          <w:p>
-            <w:pPr>
-              <w:spacing w:line="240" w:lineRule="auto" w:after="0"/>
+            <w:tcW w:w="6560" w:type="dxa"/>
+            <w:vAlign w:val="center"/>
+          </w:tcPr>
+          <w:p>
+            <w:pPr>
+              <w:spacing w:line="240" w:lineRule="auto" w:after="0" w:before="0"/>
               <w:ind w:firstLine="0"/>
               <w:jc w:val="center"/>
             </w:pPr>
@@ -29598,15 +29730,36 @@
       <w:tr>
         <w:trPr>
           <w:jc w:val="center"/>
+          <w:cantSplit/>
         </w:trPr>
         <w:tc>
           <w:tcPr>
-            <w:tcW w:w="1701" w:type="dxa"/>
-            <w:vAlign w:val="center"/>
-          </w:tcPr>
-          <w:p>
-            <w:pPr>
-              <w:spacing w:line="240" w:lineRule="auto" w:after="0"/>
+            <w:tcW w:w="1800" w:type="dxa"/>
+            <w:vAlign w:val="center"/>
+          </w:tcPr>
+          <w:p>
+            <w:pPr>
+              <w:spacing w:line="240" w:lineRule="auto" w:after="0" w:before="0"/>
+              <w:ind w:firstLine="0"/>
+              <w:jc w:val="center"/>
+            </w:pPr>
+            <w:r>
+              <w:rPr>
+                <w:rFonts w:ascii="Times New Roman" w:hAnsi="Times New Roman"/>
+                <w:sz w:val="18"/>
+              </w:rPr>
+              <w:t>SS</w:t>
+            </w:r>
+          </w:p>
+        </w:tc>
+        <w:tc>
+          <w:tcPr>
+            <w:tcW w:w="1000" w:type="dxa"/>
+            <w:vAlign w:val="center"/>
+          </w:tcPr>
+          <w:p>
+            <w:pPr>
+              <w:spacing w:line="240" w:lineRule="auto" w:after="0" w:before="0"/>
               <w:ind w:firstLine="0"/>
               <w:jc w:val="left"/>
             </w:pPr>
@@ -29615,38 +29768,18 @@
                 <w:rFonts w:ascii="Times New Roman" w:hAnsi="Times New Roman"/>
                 <w:sz w:val="18"/>
               </w:rPr>
-              <w:t>SS</w:t>
-            </w:r>
-          </w:p>
-        </w:tc>
-        <w:tc>
-          <w:tcPr>
-            <w:tcW w:w="1134" w:type="dxa"/>
-            <w:vAlign w:val="center"/>
-          </w:tcPr>
-          <w:p>
-            <w:pPr>
-              <w:spacing w:line="240" w:lineRule="auto" w:after="0"/>
-              <w:ind w:firstLine="0"/>
-              <w:jc w:val="left"/>
-            </w:pPr>
-            <w:r>
-              <w:rPr>
-                <w:rFonts w:ascii="Times New Roman" w:hAnsi="Times New Roman"/>
-                <w:sz w:val="18"/>
-              </w:rPr>
               <w:t>5</w:t>
             </w:r>
           </w:p>
         </w:tc>
         <w:tc>
           <w:tcPr>
-            <w:tcW w:w="5102" w:type="dxa"/>
-            <w:vAlign w:val="center"/>
-          </w:tcPr>
-          <w:p>
-            <w:pPr>
-              <w:spacing w:line="240" w:lineRule="auto" w:after="0"/>
+            <w:tcW w:w="6560" w:type="dxa"/>
+            <w:vAlign w:val="center"/>
+          </w:tcPr>
+          <w:p>
+            <w:pPr>
+              <w:spacing w:line="240" w:lineRule="auto" w:after="0" w:before="0"/>
               <w:ind w:firstLine="0"/>
               <w:jc w:val="left"/>
             </w:pPr>
@@ -29663,15 +29796,36 @@
       <w:tr>
         <w:trPr>
           <w:jc w:val="center"/>
+          <w:cantSplit/>
         </w:trPr>
         <w:tc>
           <w:tcPr>
-            <w:tcW w:w="1701" w:type="dxa"/>
-            <w:vAlign w:val="center"/>
-          </w:tcPr>
-          <w:p>
-            <w:pPr>
-              <w:spacing w:line="240" w:lineRule="auto" w:after="0"/>
+            <w:tcW w:w="1800" w:type="dxa"/>
+            <w:vAlign w:val="center"/>
+          </w:tcPr>
+          <w:p>
+            <w:pPr>
+              <w:spacing w:line="240" w:lineRule="auto" w:after="0" w:before="0"/>
+              <w:ind w:firstLine="0"/>
+              <w:jc w:val="center"/>
+            </w:pPr>
+            <w:r>
+              <w:rPr>
+                <w:rFonts w:ascii="Times New Roman" w:hAnsi="Times New Roman"/>
+                <w:sz w:val="18"/>
+              </w:rPr>
+              <w:t>S</w:t>
+            </w:r>
+          </w:p>
+        </w:tc>
+        <w:tc>
+          <w:tcPr>
+            <w:tcW w:w="1000" w:type="dxa"/>
+            <w:vAlign w:val="center"/>
+          </w:tcPr>
+          <w:p>
+            <w:pPr>
+              <w:spacing w:line="240" w:lineRule="auto" w:after="0" w:before="0"/>
               <w:ind w:firstLine="0"/>
               <w:jc w:val="left"/>
             </w:pPr>
@@ -29680,38 +29834,18 @@
                 <w:rFonts w:ascii="Times New Roman" w:hAnsi="Times New Roman"/>
                 <w:sz w:val="18"/>
               </w:rPr>
-              <w:t>S</w:t>
-            </w:r>
-          </w:p>
-        </w:tc>
-        <w:tc>
-          <w:tcPr>
-            <w:tcW w:w="1134" w:type="dxa"/>
-            <w:vAlign w:val="center"/>
-          </w:tcPr>
-          <w:p>
-            <w:pPr>
-              <w:spacing w:line="240" w:lineRule="auto" w:after="0"/>
-              <w:ind w:firstLine="0"/>
-              <w:jc w:val="left"/>
-            </w:pPr>
-            <w:r>
-              <w:rPr>
-                <w:rFonts w:ascii="Times New Roman" w:hAnsi="Times New Roman"/>
-                <w:sz w:val="18"/>
-              </w:rPr>
               <w:t>4</w:t>
             </w:r>
           </w:p>
         </w:tc>
         <w:tc>
           <w:tcPr>
-            <w:tcW w:w="5102" w:type="dxa"/>
-            <w:vAlign w:val="center"/>
-          </w:tcPr>
-          <w:p>
-            <w:pPr>
-              <w:spacing w:line="240" w:lineRule="auto" w:after="0"/>
+            <w:tcW w:w="6560" w:type="dxa"/>
+            <w:vAlign w:val="center"/>
+          </w:tcPr>
+          <w:p>
+            <w:pPr>
+              <w:spacing w:line="240" w:lineRule="auto" w:after="0" w:before="0"/>
               <w:ind w:firstLine="0"/>
               <w:jc w:val="left"/>
             </w:pPr>
@@ -29728,15 +29862,36 @@
       <w:tr>
         <w:trPr>
           <w:jc w:val="center"/>
+          <w:cantSplit/>
         </w:trPr>
         <w:tc>
           <w:tcPr>
-            <w:tcW w:w="1701" w:type="dxa"/>
-            <w:vAlign w:val="center"/>
-          </w:tcPr>
-          <w:p>
-            <w:pPr>
-              <w:spacing w:line="240" w:lineRule="auto" w:after="0"/>
+            <w:tcW w:w="1800" w:type="dxa"/>
+            <w:vAlign w:val="center"/>
+          </w:tcPr>
+          <w:p>
+            <w:pPr>
+              <w:spacing w:line="240" w:lineRule="auto" w:after="0" w:before="0"/>
+              <w:ind w:firstLine="0"/>
+              <w:jc w:val="center"/>
+            </w:pPr>
+            <w:r>
+              <w:rPr>
+                <w:rFonts w:ascii="Times New Roman" w:hAnsi="Times New Roman"/>
+                <w:sz w:val="18"/>
+              </w:rPr>
+              <w:t>N</w:t>
+            </w:r>
+          </w:p>
+        </w:tc>
+        <w:tc>
+          <w:tcPr>
+            <w:tcW w:w="1000" w:type="dxa"/>
+            <w:vAlign w:val="center"/>
+          </w:tcPr>
+          <w:p>
+            <w:pPr>
+              <w:spacing w:line="240" w:lineRule="auto" w:after="0" w:before="0"/>
               <w:ind w:firstLine="0"/>
               <w:jc w:val="left"/>
             </w:pPr>
@@ -29745,38 +29900,18 @@
                 <w:rFonts w:ascii="Times New Roman" w:hAnsi="Times New Roman"/>
                 <w:sz w:val="18"/>
               </w:rPr>
-              <w:t>N</w:t>
-            </w:r>
-          </w:p>
-        </w:tc>
-        <w:tc>
-          <w:tcPr>
-            <w:tcW w:w="1134" w:type="dxa"/>
-            <w:vAlign w:val="center"/>
-          </w:tcPr>
-          <w:p>
-            <w:pPr>
-              <w:spacing w:line="240" w:lineRule="auto" w:after="0"/>
-              <w:ind w:firstLine="0"/>
-              <w:jc w:val="left"/>
-            </w:pPr>
-            <w:r>
-              <w:rPr>
-                <w:rFonts w:ascii="Times New Roman" w:hAnsi="Times New Roman"/>
-                <w:sz w:val="18"/>
-              </w:rPr>
               <w:t>3</w:t>
             </w:r>
           </w:p>
         </w:tc>
         <w:tc>
           <w:tcPr>
-            <w:tcW w:w="5102" w:type="dxa"/>
-            <w:vAlign w:val="center"/>
-          </w:tcPr>
-          <w:p>
-            <w:pPr>
-              <w:spacing w:line="240" w:lineRule="auto" w:after="0"/>
+            <w:tcW w:w="6560" w:type="dxa"/>
+            <w:vAlign w:val="center"/>
+          </w:tcPr>
+          <w:p>
+            <w:pPr>
+              <w:spacing w:line="240" w:lineRule="auto" w:after="0" w:before="0"/>
               <w:ind w:firstLine="0"/>
               <w:jc w:val="left"/>
             </w:pPr>
@@ -29793,15 +29928,36 @@
       <w:tr>
         <w:trPr>
           <w:jc w:val="center"/>
+          <w:cantSplit/>
         </w:trPr>
         <w:tc>
           <w:tcPr>
-            <w:tcW w:w="1701" w:type="dxa"/>
-            <w:vAlign w:val="center"/>
-          </w:tcPr>
-          <w:p>
-            <w:pPr>
-              <w:spacing w:line="240" w:lineRule="auto" w:after="0"/>
+            <w:tcW w:w="1800" w:type="dxa"/>
+            <w:vAlign w:val="center"/>
+          </w:tcPr>
+          <w:p>
+            <w:pPr>
+              <w:spacing w:line="240" w:lineRule="auto" w:after="0" w:before="0"/>
+              <w:ind w:firstLine="0"/>
+              <w:jc w:val="center"/>
+            </w:pPr>
+            <w:r>
+              <w:rPr>
+                <w:rFonts w:ascii="Times New Roman" w:hAnsi="Times New Roman"/>
+                <w:sz w:val="18"/>
+              </w:rPr>
+              <w:t>TS</w:t>
+            </w:r>
+          </w:p>
+        </w:tc>
+        <w:tc>
+          <w:tcPr>
+            <w:tcW w:w="1000" w:type="dxa"/>
+            <w:vAlign w:val="center"/>
+          </w:tcPr>
+          <w:p>
+            <w:pPr>
+              <w:spacing w:line="240" w:lineRule="auto" w:after="0" w:before="0"/>
               <w:ind w:firstLine="0"/>
               <w:jc w:val="left"/>
             </w:pPr>
@@ -29810,38 +29966,18 @@
                 <w:rFonts w:ascii="Times New Roman" w:hAnsi="Times New Roman"/>
                 <w:sz w:val="18"/>
               </w:rPr>
-              <w:t>TS</w:t>
-            </w:r>
-          </w:p>
-        </w:tc>
-        <w:tc>
-          <w:tcPr>
-            <w:tcW w:w="1134" w:type="dxa"/>
-            <w:vAlign w:val="center"/>
-          </w:tcPr>
-          <w:p>
-            <w:pPr>
-              <w:spacing w:line="240" w:lineRule="auto" w:after="0"/>
-              <w:ind w:firstLine="0"/>
-              <w:jc w:val="left"/>
-            </w:pPr>
-            <w:r>
-              <w:rPr>
-                <w:rFonts w:ascii="Times New Roman" w:hAnsi="Times New Roman"/>
-                <w:sz w:val="18"/>
-              </w:rPr>
               <w:t>2</w:t>
             </w:r>
           </w:p>
         </w:tc>
         <w:tc>
           <w:tcPr>
-            <w:tcW w:w="5102" w:type="dxa"/>
-            <w:vAlign w:val="center"/>
-          </w:tcPr>
-          <w:p>
-            <w:pPr>
-              <w:spacing w:line="240" w:lineRule="auto" w:after="0"/>
+            <w:tcW w:w="6560" w:type="dxa"/>
+            <w:vAlign w:val="center"/>
+          </w:tcPr>
+          <w:p>
+            <w:pPr>
+              <w:spacing w:line="240" w:lineRule="auto" w:after="0" w:before="0"/>
               <w:ind w:firstLine="0"/>
               <w:jc w:val="left"/>
             </w:pPr>
@@ -29858,15 +29994,36 @@
       <w:tr>
         <w:trPr>
           <w:jc w:val="center"/>
+          <w:cantSplit/>
         </w:trPr>
         <w:tc>
           <w:tcPr>
-            <w:tcW w:w="1701" w:type="dxa"/>
-            <w:vAlign w:val="center"/>
-          </w:tcPr>
-          <w:p>
-            <w:pPr>
-              <w:spacing w:line="240" w:lineRule="auto" w:after="0"/>
+            <w:tcW w:w="1800" w:type="dxa"/>
+            <w:vAlign w:val="center"/>
+          </w:tcPr>
+          <w:p>
+            <w:pPr>
+              <w:spacing w:line="240" w:lineRule="auto" w:after="0" w:before="0"/>
+              <w:ind w:firstLine="0"/>
+              <w:jc w:val="center"/>
+            </w:pPr>
+            <w:r>
+              <w:rPr>
+                <w:rFonts w:ascii="Times New Roman" w:hAnsi="Times New Roman"/>
+                <w:sz w:val="18"/>
+              </w:rPr>
+              <w:t>STS</w:t>
+            </w:r>
+          </w:p>
+        </w:tc>
+        <w:tc>
+          <w:tcPr>
+            <w:tcW w:w="1000" w:type="dxa"/>
+            <w:vAlign w:val="center"/>
+          </w:tcPr>
+          <w:p>
+            <w:pPr>
+              <w:spacing w:line="240" w:lineRule="auto" w:after="0" w:before="0"/>
               <w:ind w:firstLine="0"/>
               <w:jc w:val="left"/>
             </w:pPr>
@@ -29875,38 +30032,18 @@
                 <w:rFonts w:ascii="Times New Roman" w:hAnsi="Times New Roman"/>
                 <w:sz w:val="18"/>
               </w:rPr>
-              <w:t>STS</w:t>
-            </w:r>
-          </w:p>
-        </w:tc>
-        <w:tc>
-          <w:tcPr>
-            <w:tcW w:w="1134" w:type="dxa"/>
-            <w:vAlign w:val="center"/>
-          </w:tcPr>
-          <w:p>
-            <w:pPr>
-              <w:spacing w:line="240" w:lineRule="auto" w:after="0"/>
-              <w:ind w:firstLine="0"/>
-              <w:jc w:val="left"/>
-            </w:pPr>
-            <w:r>
-              <w:rPr>
-                <w:rFonts w:ascii="Times New Roman" w:hAnsi="Times New Roman"/>
-                <w:sz w:val="18"/>
-              </w:rPr>
               <w:t>1</w:t>
             </w:r>
           </w:p>
         </w:tc>
         <w:tc>
           <w:tcPr>
-            <w:tcW w:w="5102" w:type="dxa"/>
-            <w:vAlign w:val="center"/>
-          </w:tcPr>
-          <w:p>
-            <w:pPr>
-              <w:spacing w:line="240" w:lineRule="auto" w:after="0"/>
+            <w:tcW w:w="6560" w:type="dxa"/>
+            <w:vAlign w:val="center"/>
+          </w:tcPr>
+          <w:p>
+            <w:pPr>
+              <w:spacing w:line="240" w:lineRule="auto" w:after="0" w:before="0"/>
               <w:ind w:firstLine="0"/>
               <w:jc w:val="left"/>
             </w:pPr>
@@ -29930,13 +30067,15 @@
     </w:p>
     <w:p>
       <w:pPr>
-        <w:spacing w:line="240" w:lineRule="auto"/>
+        <w:pStyle w:val="Caption"/>
+        <w:spacing w:line="240" w:lineRule="auto" w:before="0" w:after="60"/>
         <w:ind w:firstLine="0"/>
         <w:jc w:val="center"/>
       </w:pPr>
       <w:r>
         <w:rPr>
           <w:rFonts w:ascii="Times New Roman" w:hAnsi="Times New Roman"/>
+          <w:b w:val="0"/>
           <w:sz w:val="24"/>
         </w:rPr>
         <w:t>Tabel 4. 7 Pertanyaan Kuesioner UAT</w:t>
@@ -29945,7 +30084,7 @@
     <w:tbl>
       <w:tblPr>
         <w:tblStyle w:val="TableGrid"/>
-        <w:tblW w:w="7937" w:type="dxa"/>
+        <w:tblW w:w="9360" w:type="dxa"/>
         <w:jc w:val="center"/>
         <w:tblBorders>
           <w:top w:val="single" w:sz="6" w:space="0" w:color="000000"/>
@@ -29957,6 +30096,12 @@
         </w:tblBorders>
         <w:tblLayout w:type="fixed"/>
         <w:tblLook w:val="04A0" w:firstRow="1" w:lastRow="0" w:firstColumn="1" w:lastColumn="0" w:noHBand="0" w:noVBand="1"/>
+        <w:tblCellMar>
+          <w:top w:w="55" w:type="dxa"/>
+          <w:start w:w="55" w:type="dxa"/>
+          <w:bottom w:w="55" w:type="dxa"/>
+          <w:end w:w="55" w:type="dxa"/>
+        </w:tblCellMar>
       </w:tblPr>
       <w:tblGrid>
         <w:gridCol w:w="567"/>
@@ -29965,15 +30110,17 @@
       <w:tr>
         <w:trPr>
           <w:jc w:val="center"/>
+          <w:tblHeader w:val="true"/>
+          <w:cantSplit/>
         </w:trPr>
         <w:tc>
           <w:tcPr>
-            <w:tcW w:w="567" w:type="dxa"/>
-            <w:vAlign w:val="center"/>
-          </w:tcPr>
-          <w:p>
-            <w:pPr>
-              <w:spacing w:line="240" w:lineRule="auto" w:after="0"/>
+            <w:tcW w:w="650" w:type="dxa"/>
+            <w:vAlign w:val="center"/>
+          </w:tcPr>
+          <w:p>
+            <w:pPr>
+              <w:spacing w:line="240" w:lineRule="auto" w:after="0" w:before="0"/>
               <w:ind w:firstLine="0"/>
               <w:jc w:val="center"/>
             </w:pPr>
@@ -29989,12 +30136,12 @@
         </w:tc>
         <w:tc>
           <w:tcPr>
-            <w:tcW w:w="7370" w:type="dxa"/>
-            <w:vAlign w:val="center"/>
-          </w:tcPr>
-          <w:p>
-            <w:pPr>
-              <w:spacing w:line="240" w:lineRule="auto" w:after="0"/>
+            <w:tcW w:w="8710" w:type="dxa"/>
+            <w:vAlign w:val="center"/>
+          </w:tcPr>
+          <w:p>
+            <w:pPr>
+              <w:spacing w:line="240" w:lineRule="auto" w:after="0" w:before="0"/>
               <w:ind w:firstLine="0"/>
               <w:jc w:val="center"/>
             </w:pPr>
@@ -30012,17 +30159,18 @@
       <w:tr>
         <w:trPr>
           <w:jc w:val="center"/>
+          <w:cantSplit/>
         </w:trPr>
         <w:tc>
           <w:tcPr>
-            <w:tcW w:w="567" w:type="dxa"/>
-            <w:vAlign w:val="center"/>
-          </w:tcPr>
-          <w:p>
-            <w:pPr>
-              <w:spacing w:line="240" w:lineRule="auto" w:after="0"/>
+            <w:tcW w:w="650" w:type="dxa"/>
+            <w:vAlign w:val="center"/>
+          </w:tcPr>
+          <w:p>
+            <w:pPr>
+              <w:spacing w:line="240" w:lineRule="auto" w:after="0" w:before="0"/>
               <w:ind w:firstLine="0"/>
-              <w:jc w:val="left"/>
+              <w:jc w:val="center"/>
             </w:pPr>
             <w:r>
               <w:rPr>
@@ -30035,12 +30183,12 @@
         </w:tc>
         <w:tc>
           <w:tcPr>
-            <w:tcW w:w="7370" w:type="dxa"/>
-            <w:vAlign w:val="center"/>
-          </w:tcPr>
-          <w:p>
-            <w:pPr>
-              <w:spacing w:line="240" w:lineRule="auto" w:after="0"/>
+            <w:tcW w:w="8710" w:type="dxa"/>
+            <w:vAlign w:val="center"/>
+          </w:tcPr>
+          <w:p>
+            <w:pPr>
+              <w:spacing w:line="240" w:lineRule="auto" w:after="0" w:before="0"/>
               <w:ind w:firstLine="0"/>
               <w:jc w:val="left"/>
             </w:pPr>
@@ -30057,17 +30205,18 @@
       <w:tr>
         <w:trPr>
           <w:jc w:val="center"/>
+          <w:cantSplit/>
         </w:trPr>
         <w:tc>
           <w:tcPr>
-            <w:tcW w:w="567" w:type="dxa"/>
-            <w:vAlign w:val="center"/>
-          </w:tcPr>
-          <w:p>
-            <w:pPr>
-              <w:spacing w:line="240" w:lineRule="auto" w:after="0"/>
+            <w:tcW w:w="650" w:type="dxa"/>
+            <w:vAlign w:val="center"/>
+          </w:tcPr>
+          <w:p>
+            <w:pPr>
+              <w:spacing w:line="240" w:lineRule="auto" w:after="0" w:before="0"/>
               <w:ind w:firstLine="0"/>
-              <w:jc w:val="left"/>
+              <w:jc w:val="center"/>
             </w:pPr>
             <w:r>
               <w:rPr>
@@ -30080,12 +30229,12 @@
         </w:tc>
         <w:tc>
           <w:tcPr>
-            <w:tcW w:w="7370" w:type="dxa"/>
-            <w:vAlign w:val="center"/>
-          </w:tcPr>
-          <w:p>
-            <w:pPr>
-              <w:spacing w:line="240" w:lineRule="auto" w:after="0"/>
+            <w:tcW w:w="8710" w:type="dxa"/>
+            <w:vAlign w:val="center"/>
+          </w:tcPr>
+          <w:p>
+            <w:pPr>
+              <w:spacing w:line="240" w:lineRule="auto" w:after="0" w:before="0"/>
               <w:ind w:firstLine="0"/>
               <w:jc w:val="left"/>
             </w:pPr>
@@ -30102,17 +30251,18 @@
       <w:tr>
         <w:trPr>
           <w:jc w:val="center"/>
+          <w:cantSplit/>
         </w:trPr>
         <w:tc>
           <w:tcPr>
-            <w:tcW w:w="567" w:type="dxa"/>
-            <w:vAlign w:val="center"/>
-          </w:tcPr>
-          <w:p>
-            <w:pPr>
-              <w:spacing w:line="240" w:lineRule="auto" w:after="0"/>
+            <w:tcW w:w="650" w:type="dxa"/>
+            <w:vAlign w:val="center"/>
+          </w:tcPr>
+          <w:p>
+            <w:pPr>
+              <w:spacing w:line="240" w:lineRule="auto" w:after="0" w:before="0"/>
               <w:ind w:firstLine="0"/>
-              <w:jc w:val="left"/>
+              <w:jc w:val="center"/>
             </w:pPr>
             <w:r>
               <w:rPr>
@@ -30125,12 +30275,12 @@
         </w:tc>
         <w:tc>
           <w:tcPr>
-            <w:tcW w:w="7370" w:type="dxa"/>
-            <w:vAlign w:val="center"/>
-          </w:tcPr>
-          <w:p>
-            <w:pPr>
-              <w:spacing w:line="240" w:lineRule="auto" w:after="0"/>
+            <w:tcW w:w="8710" w:type="dxa"/>
+            <w:vAlign w:val="center"/>
+          </w:tcPr>
+          <w:p>
+            <w:pPr>
+              <w:spacing w:line="240" w:lineRule="auto" w:after="0" w:before="0"/>
               <w:ind w:firstLine="0"/>
               <w:jc w:val="left"/>
             </w:pPr>
@@ -30147,17 +30297,18 @@
       <w:tr>
         <w:trPr>
           <w:jc w:val="center"/>
+          <w:cantSplit/>
         </w:trPr>
         <w:tc>
           <w:tcPr>
-            <w:tcW w:w="567" w:type="dxa"/>
-            <w:vAlign w:val="center"/>
-          </w:tcPr>
-          <w:p>
-            <w:pPr>
-              <w:spacing w:line="240" w:lineRule="auto" w:after="0"/>
+            <w:tcW w:w="650" w:type="dxa"/>
+            <w:vAlign w:val="center"/>
+          </w:tcPr>
+          <w:p>
+            <w:pPr>
+              <w:spacing w:line="240" w:lineRule="auto" w:after="0" w:before="0"/>
               <w:ind w:firstLine="0"/>
-              <w:jc w:val="left"/>
+              <w:jc w:val="center"/>
             </w:pPr>
             <w:r>
               <w:rPr>
@@ -30170,12 +30321,12 @@
         </w:tc>
         <w:tc>
           <w:tcPr>
-            <w:tcW w:w="7370" w:type="dxa"/>
-            <w:vAlign w:val="center"/>
-          </w:tcPr>
-          <w:p>
-            <w:pPr>
-              <w:spacing w:line="240" w:lineRule="auto" w:after="0"/>
+            <w:tcW w:w="8710" w:type="dxa"/>
+            <w:vAlign w:val="center"/>
+          </w:tcPr>
+          <w:p>
+            <w:pPr>
+              <w:spacing w:line="240" w:lineRule="auto" w:after="0" w:before="0"/>
               <w:ind w:firstLine="0"/>
               <w:jc w:val="left"/>
             </w:pPr>
@@ -30192,17 +30343,18 @@
       <w:tr>
         <w:trPr>
           <w:jc w:val="center"/>
+          <w:cantSplit/>
         </w:trPr>
         <w:tc>
           <w:tcPr>
-            <w:tcW w:w="567" w:type="dxa"/>
-            <w:vAlign w:val="center"/>
-          </w:tcPr>
-          <w:p>
-            <w:pPr>
-              <w:spacing w:line="240" w:lineRule="auto" w:after="0"/>
+            <w:tcW w:w="650" w:type="dxa"/>
+            <w:vAlign w:val="center"/>
+          </w:tcPr>
+          <w:p>
+            <w:pPr>
+              <w:spacing w:line="240" w:lineRule="auto" w:after="0" w:before="0"/>
               <w:ind w:firstLine="0"/>
-              <w:jc w:val="left"/>
+              <w:jc w:val="center"/>
             </w:pPr>
             <w:r>
               <w:rPr>
@@ -30215,12 +30367,12 @@
         </w:tc>
         <w:tc>
           <w:tcPr>
-            <w:tcW w:w="7370" w:type="dxa"/>
-            <w:vAlign w:val="center"/>
-          </w:tcPr>
-          <w:p>
-            <w:pPr>
-              <w:spacing w:line="240" w:lineRule="auto" w:after="0"/>
+            <w:tcW w:w="8710" w:type="dxa"/>
+            <w:vAlign w:val="center"/>
+          </w:tcPr>
+          <w:p>
+            <w:pPr>
+              <w:spacing w:line="240" w:lineRule="auto" w:after="0" w:before="0"/>
               <w:ind w:firstLine="0"/>
               <w:jc w:val="left"/>
             </w:pPr>
@@ -30244,13 +30396,15 @@
     </w:p>
     <w:p>
       <w:pPr>
-        <w:spacing w:line="240" w:lineRule="auto"/>
+        <w:pStyle w:val="Caption"/>
+        <w:spacing w:line="240" w:lineRule="auto" w:before="0" w:after="60"/>
         <w:ind w:firstLine="0"/>
         <w:jc w:val="center"/>
       </w:pPr>
       <w:r>
         <w:rPr>
           <w:rFonts w:ascii="Times New Roman" w:hAnsi="Times New Roman"/>
+          <w:b w:val="0"/>
           <w:sz w:val="24"/>
         </w:rPr>
         <w:t>Tabel 4. 8 Contoh Hasil Pengujian UAT</w:t>
@@ -30259,7 +30413,7 @@
     <w:tbl>
       <w:tblPr>
         <w:tblStyle w:val="TableGrid"/>
-        <w:tblW w:w="7937" w:type="dxa"/>
+        <w:tblW w:w="9360" w:type="dxa"/>
         <w:jc w:val="center"/>
         <w:tblBorders>
           <w:top w:val="single" w:sz="6" w:space="0" w:color="000000"/>
@@ -30271,6 +30425,12 @@
         </w:tblBorders>
         <w:tblLayout w:type="fixed"/>
         <w:tblLook w:val="04A0" w:firstRow="1" w:lastRow="0" w:firstColumn="1" w:lastColumn="0" w:noHBand="0" w:noVBand="1"/>
+        <w:tblCellMar>
+          <w:top w:w="55" w:type="dxa"/>
+          <w:start w:w="55" w:type="dxa"/>
+          <w:bottom w:w="55" w:type="dxa"/>
+          <w:end w:w="55" w:type="dxa"/>
+        </w:tblCellMar>
       </w:tblPr>
       <w:tblGrid>
         <w:gridCol w:w="510"/>
@@ -30282,15 +30442,17 @@
       <w:tr>
         <w:trPr>
           <w:jc w:val="center"/>
+          <w:tblHeader w:val="true"/>
+          <w:cantSplit/>
         </w:trPr>
         <w:tc>
           <w:tcPr>
-            <w:tcW w:w="510" w:type="dxa"/>
-            <w:vAlign w:val="center"/>
-          </w:tcPr>
-          <w:p>
-            <w:pPr>
-              <w:spacing w:line="240" w:lineRule="auto" w:after="0"/>
+            <w:tcW w:w="500" w:type="dxa"/>
+            <w:vAlign w:val="center"/>
+          </w:tcPr>
+          <w:p>
+            <w:pPr>
+              <w:spacing w:line="240" w:lineRule="auto" w:after="0" w:before="0"/>
               <w:ind w:firstLine="0"/>
               <w:jc w:val="center"/>
             </w:pPr>
@@ -30298,7 +30460,7 @@
               <w:rPr>
                 <w:rFonts w:ascii="Times New Roman" w:hAnsi="Times New Roman"/>
                 <w:b/>
-                <w:sz w:val="17"/>
+                <w:sz w:val="18"/>
               </w:rPr>
               <w:t>No</w:t>
             </w:r>
@@ -30306,12 +30468,12 @@
         </w:tc>
         <w:tc>
           <w:tcPr>
-            <w:tcW w:w="2948" w:type="dxa"/>
-            <w:vAlign w:val="center"/>
-          </w:tcPr>
-          <w:p>
-            <w:pPr>
-              <w:spacing w:line="240" w:lineRule="auto" w:after="0"/>
+            <w:tcW w:w="3000" w:type="dxa"/>
+            <w:vAlign w:val="center"/>
+          </w:tcPr>
+          <w:p>
+            <w:pPr>
+              <w:spacing w:line="240" w:lineRule="auto" w:after="0" w:before="0"/>
               <w:ind w:firstLine="0"/>
               <w:jc w:val="center"/>
             </w:pPr>
@@ -30319,7 +30481,7 @@
               <w:rPr>
                 <w:rFonts w:ascii="Times New Roman" w:hAnsi="Times New Roman"/>
                 <w:b/>
-                <w:sz w:val="17"/>
+                <w:sz w:val="18"/>
               </w:rPr>
               <w:t>Aspek</w:t>
             </w:r>
@@ -30327,12 +30489,12 @@
         </w:tc>
         <w:tc>
           <w:tcPr>
-            <w:tcW w:w="1134" w:type="dxa"/>
-            <w:vAlign w:val="center"/>
-          </w:tcPr>
-          <w:p>
-            <w:pPr>
-              <w:spacing w:line="240" w:lineRule="auto" w:after="0"/>
+            <w:tcW w:w="1000" w:type="dxa"/>
+            <w:vAlign w:val="center"/>
+          </w:tcPr>
+          <w:p>
+            <w:pPr>
+              <w:spacing w:line="240" w:lineRule="auto" w:after="0" w:before="0"/>
               <w:ind w:firstLine="0"/>
               <w:jc w:val="center"/>
             </w:pPr>
@@ -30340,7 +30502,7 @@
               <w:rPr>
                 <w:rFonts w:ascii="Times New Roman" w:hAnsi="Times New Roman"/>
                 <w:b/>
-                <w:sz w:val="17"/>
+                <w:sz w:val="18"/>
               </w:rPr>
               <w:t>Total</w:t>
             </w:r>
@@ -30348,12 +30510,12 @@
         </w:tc>
         <w:tc>
           <w:tcPr>
-            <w:tcW w:w="1474" w:type="dxa"/>
-            <w:vAlign w:val="center"/>
-          </w:tcPr>
-          <w:p>
-            <w:pPr>
-              <w:spacing w:line="240" w:lineRule="auto" w:after="0"/>
+            <w:tcW w:w="1500" w:type="dxa"/>
+            <w:vAlign w:val="center"/>
+          </w:tcPr>
+          <w:p>
+            <w:pPr>
+              <w:spacing w:line="240" w:lineRule="auto" w:after="0" w:before="0"/>
               <w:ind w:firstLine="0"/>
               <w:jc w:val="center"/>
             </w:pPr>
@@ -30361,7 +30523,7 @@
               <w:rPr>
                 <w:rFonts w:ascii="Times New Roman" w:hAnsi="Times New Roman"/>
                 <w:b/>
-                <w:sz w:val="17"/>
+                <w:sz w:val="18"/>
               </w:rPr>
               <w:t>Persentase</w:t>
             </w:r>
@@ -30369,12 +30531,12 @@
         </w:tc>
         <w:tc>
           <w:tcPr>
-            <w:tcW w:w="1871" w:type="dxa"/>
-            <w:vAlign w:val="center"/>
-          </w:tcPr>
-          <w:p>
-            <w:pPr>
-              <w:spacing w:line="240" w:lineRule="auto" w:after="0"/>
+            <w:tcW w:w="3360" w:type="dxa"/>
+            <w:vAlign w:val="center"/>
+          </w:tcPr>
+          <w:p>
+            <w:pPr>
+              <w:spacing w:line="240" w:lineRule="auto" w:after="0" w:before="0"/>
               <w:ind w:firstLine="0"/>
               <w:jc w:val="center"/>
             </w:pPr>
@@ -30382,7 +30544,7 @@
               <w:rPr>
                 <w:rFonts w:ascii="Times New Roman" w:hAnsi="Times New Roman"/>
                 <w:b/>
-                <w:sz w:val="17"/>
+                <w:sz w:val="18"/>
               </w:rPr>
               <w:t>Kategori</w:t>
             </w:r>
@@ -30392,102 +30554,103 @@
       <w:tr>
         <w:trPr>
           <w:jc w:val="center"/>
+          <w:cantSplit/>
         </w:trPr>
         <w:tc>
           <w:tcPr>
-            <w:tcW w:w="510" w:type="dxa"/>
-            <w:vAlign w:val="center"/>
-          </w:tcPr>
-          <w:p>
-            <w:pPr>
-              <w:spacing w:line="240" w:lineRule="auto" w:after="0"/>
+            <w:tcW w:w="500" w:type="dxa"/>
+            <w:vAlign w:val="center"/>
+          </w:tcPr>
+          <w:p>
+            <w:pPr>
+              <w:spacing w:line="240" w:lineRule="auto" w:after="0" w:before="0"/>
+              <w:ind w:firstLine="0"/>
+              <w:jc w:val="center"/>
+            </w:pPr>
+            <w:r>
+              <w:rPr>
+                <w:rFonts w:ascii="Times New Roman" w:hAnsi="Times New Roman"/>
+                <w:sz w:val="18"/>
+              </w:rPr>
+              <w:t>1</w:t>
+            </w:r>
+          </w:p>
+        </w:tc>
+        <w:tc>
+          <w:tcPr>
+            <w:tcW w:w="3000" w:type="dxa"/>
+            <w:vAlign w:val="center"/>
+          </w:tcPr>
+          <w:p>
+            <w:pPr>
+              <w:spacing w:line="240" w:lineRule="auto" w:after="0" w:before="0"/>
               <w:ind w:firstLine="0"/>
               <w:jc w:val="left"/>
             </w:pPr>
             <w:r>
               <w:rPr>
                 <w:rFonts w:ascii="Times New Roman" w:hAnsi="Times New Roman"/>
-                <w:sz w:val="17"/>
-              </w:rPr>
-              <w:t>1</w:t>
-            </w:r>
-          </w:p>
-        </w:tc>
-        <w:tc>
-          <w:tcPr>
-            <w:tcW w:w="2948" w:type="dxa"/>
-            <w:vAlign w:val="center"/>
-          </w:tcPr>
-          <w:p>
-            <w:pPr>
-              <w:spacing w:line="240" w:lineRule="auto" w:after="0"/>
+                <w:sz w:val="18"/>
+              </w:rPr>
+              <w:t>Kemudahan penggunaan</w:t>
+            </w:r>
+          </w:p>
+        </w:tc>
+        <w:tc>
+          <w:tcPr>
+            <w:tcW w:w="1000" w:type="dxa"/>
+            <w:vAlign w:val="center"/>
+          </w:tcPr>
+          <w:p>
+            <w:pPr>
+              <w:spacing w:line="240" w:lineRule="auto" w:after="0" w:before="0"/>
               <w:ind w:firstLine="0"/>
               <w:jc w:val="left"/>
             </w:pPr>
             <w:r>
               <w:rPr>
                 <w:rFonts w:ascii="Times New Roman" w:hAnsi="Times New Roman"/>
-                <w:sz w:val="17"/>
-              </w:rPr>
-              <w:t>Kemudahan penggunaan</w:t>
-            </w:r>
-          </w:p>
-        </w:tc>
-        <w:tc>
-          <w:tcPr>
-            <w:tcW w:w="1134" w:type="dxa"/>
-            <w:vAlign w:val="center"/>
-          </w:tcPr>
-          <w:p>
-            <w:pPr>
-              <w:spacing w:line="240" w:lineRule="auto" w:after="0"/>
+                <w:sz w:val="18"/>
+              </w:rPr>
+              <w:t>14</w:t>
+            </w:r>
+          </w:p>
+        </w:tc>
+        <w:tc>
+          <w:tcPr>
+            <w:tcW w:w="1500" w:type="dxa"/>
+            <w:vAlign w:val="center"/>
+          </w:tcPr>
+          <w:p>
+            <w:pPr>
+              <w:spacing w:line="240" w:lineRule="auto" w:after="0" w:before="0"/>
               <w:ind w:firstLine="0"/>
               <w:jc w:val="left"/>
             </w:pPr>
             <w:r>
               <w:rPr>
                 <w:rFonts w:ascii="Times New Roman" w:hAnsi="Times New Roman"/>
-                <w:sz w:val="17"/>
-              </w:rPr>
-              <w:t>14</w:t>
-            </w:r>
-          </w:p>
-        </w:tc>
-        <w:tc>
-          <w:tcPr>
-            <w:tcW w:w="1474" w:type="dxa"/>
-            <w:vAlign w:val="center"/>
-          </w:tcPr>
-          <w:p>
-            <w:pPr>
-              <w:spacing w:line="240" w:lineRule="auto" w:after="0"/>
+                <w:sz w:val="18"/>
+              </w:rPr>
+              <w:t>93,33%</w:t>
+            </w:r>
+          </w:p>
+        </w:tc>
+        <w:tc>
+          <w:tcPr>
+            <w:tcW w:w="3360" w:type="dxa"/>
+            <w:vAlign w:val="center"/>
+          </w:tcPr>
+          <w:p>
+            <w:pPr>
+              <w:spacing w:line="240" w:lineRule="auto" w:after="0" w:before="0"/>
               <w:ind w:firstLine="0"/>
               <w:jc w:val="left"/>
             </w:pPr>
             <w:r>
               <w:rPr>
                 <w:rFonts w:ascii="Times New Roman" w:hAnsi="Times New Roman"/>
-                <w:sz w:val="17"/>
-              </w:rPr>
-              <w:t>93,33%</w:t>
-            </w:r>
-          </w:p>
-        </w:tc>
-        <w:tc>
-          <w:tcPr>
-            <w:tcW w:w="1871" w:type="dxa"/>
-            <w:vAlign w:val="center"/>
-          </w:tcPr>
-          <w:p>
-            <w:pPr>
-              <w:spacing w:line="240" w:lineRule="auto" w:after="0"/>
-              <w:ind w:firstLine="0"/>
-              <w:jc w:val="left"/>
-            </w:pPr>
-            <w:r>
-              <w:rPr>
-                <w:rFonts w:ascii="Times New Roman" w:hAnsi="Times New Roman"/>
-                <w:sz w:val="17"/>
+                <w:sz w:val="18"/>
               </w:rPr>
               <w:t>Sangat Layak</w:t>
             </w:r>
@@ -30497,102 +30660,103 @@
       <w:tr>
         <w:trPr>
           <w:jc w:val="center"/>
+          <w:cantSplit/>
         </w:trPr>
         <w:tc>
           <w:tcPr>
-            <w:tcW w:w="510" w:type="dxa"/>
-            <w:vAlign w:val="center"/>
-          </w:tcPr>
-          <w:p>
-            <w:pPr>
-              <w:spacing w:line="240" w:lineRule="auto" w:after="0"/>
+            <w:tcW w:w="500" w:type="dxa"/>
+            <w:vAlign w:val="center"/>
+          </w:tcPr>
+          <w:p>
+            <w:pPr>
+              <w:spacing w:line="240" w:lineRule="auto" w:after="0" w:before="0"/>
+              <w:ind w:firstLine="0"/>
+              <w:jc w:val="center"/>
+            </w:pPr>
+            <w:r>
+              <w:rPr>
+                <w:rFonts w:ascii="Times New Roman" w:hAnsi="Times New Roman"/>
+                <w:sz w:val="18"/>
+              </w:rPr>
+              <w:t>2</w:t>
+            </w:r>
+          </w:p>
+        </w:tc>
+        <w:tc>
+          <w:tcPr>
+            <w:tcW w:w="3000" w:type="dxa"/>
+            <w:vAlign w:val="center"/>
+          </w:tcPr>
+          <w:p>
+            <w:pPr>
+              <w:spacing w:line="240" w:lineRule="auto" w:after="0" w:before="0"/>
               <w:ind w:firstLine="0"/>
               <w:jc w:val="left"/>
             </w:pPr>
             <w:r>
               <w:rPr>
                 <w:rFonts w:ascii="Times New Roman" w:hAnsi="Times New Roman"/>
-                <w:sz w:val="17"/>
-              </w:rPr>
-              <w:t>2</w:t>
-            </w:r>
-          </w:p>
-        </w:tc>
-        <w:tc>
-          <w:tcPr>
-            <w:tcW w:w="2948" w:type="dxa"/>
-            <w:vAlign w:val="center"/>
-          </w:tcPr>
-          <w:p>
-            <w:pPr>
-              <w:spacing w:line="240" w:lineRule="auto" w:after="0"/>
+                <w:sz w:val="18"/>
+              </w:rPr>
+              <w:t>Pencatatan pendapatan</w:t>
+            </w:r>
+          </w:p>
+        </w:tc>
+        <w:tc>
+          <w:tcPr>
+            <w:tcW w:w="1000" w:type="dxa"/>
+            <w:vAlign w:val="center"/>
+          </w:tcPr>
+          <w:p>
+            <w:pPr>
+              <w:spacing w:line="240" w:lineRule="auto" w:after="0" w:before="0"/>
               <w:ind w:firstLine="0"/>
               <w:jc w:val="left"/>
             </w:pPr>
             <w:r>
               <w:rPr>
                 <w:rFonts w:ascii="Times New Roman" w:hAnsi="Times New Roman"/>
-                <w:sz w:val="17"/>
-              </w:rPr>
-              <w:t>Pencatatan pendapatan</w:t>
-            </w:r>
-          </w:p>
-        </w:tc>
-        <w:tc>
-          <w:tcPr>
-            <w:tcW w:w="1134" w:type="dxa"/>
-            <w:vAlign w:val="center"/>
-          </w:tcPr>
-          <w:p>
-            <w:pPr>
-              <w:spacing w:line="240" w:lineRule="auto" w:after="0"/>
+                <w:sz w:val="18"/>
+              </w:rPr>
+              <w:t>14</w:t>
+            </w:r>
+          </w:p>
+        </w:tc>
+        <w:tc>
+          <w:tcPr>
+            <w:tcW w:w="1500" w:type="dxa"/>
+            <w:vAlign w:val="center"/>
+          </w:tcPr>
+          <w:p>
+            <w:pPr>
+              <w:spacing w:line="240" w:lineRule="auto" w:after="0" w:before="0"/>
               <w:ind w:firstLine="0"/>
               <w:jc w:val="left"/>
             </w:pPr>
             <w:r>
               <w:rPr>
                 <w:rFonts w:ascii="Times New Roman" w:hAnsi="Times New Roman"/>
-                <w:sz w:val="17"/>
-              </w:rPr>
-              <w:t>14</w:t>
-            </w:r>
-          </w:p>
-        </w:tc>
-        <w:tc>
-          <w:tcPr>
-            <w:tcW w:w="1474" w:type="dxa"/>
-            <w:vAlign w:val="center"/>
-          </w:tcPr>
-          <w:p>
-            <w:pPr>
-              <w:spacing w:line="240" w:lineRule="auto" w:after="0"/>
+                <w:sz w:val="18"/>
+              </w:rPr>
+              <w:t>93,33%</w:t>
+            </w:r>
+          </w:p>
+        </w:tc>
+        <w:tc>
+          <w:tcPr>
+            <w:tcW w:w="3360" w:type="dxa"/>
+            <w:vAlign w:val="center"/>
+          </w:tcPr>
+          <w:p>
+            <w:pPr>
+              <w:spacing w:line="240" w:lineRule="auto" w:after="0" w:before="0"/>
               <w:ind w:firstLine="0"/>
               <w:jc w:val="left"/>
             </w:pPr>
             <w:r>
               <w:rPr>
                 <w:rFonts w:ascii="Times New Roman" w:hAnsi="Times New Roman"/>
-                <w:sz w:val="17"/>
-              </w:rPr>
-              <w:t>93,33%</w:t>
-            </w:r>
-          </w:p>
-        </w:tc>
-        <w:tc>
-          <w:tcPr>
-            <w:tcW w:w="1871" w:type="dxa"/>
-            <w:vAlign w:val="center"/>
-          </w:tcPr>
-          <w:p>
-            <w:pPr>
-              <w:spacing w:line="240" w:lineRule="auto" w:after="0"/>
-              <w:ind w:firstLine="0"/>
-              <w:jc w:val="left"/>
-            </w:pPr>
-            <w:r>
-              <w:rPr>
-                <w:rFonts w:ascii="Times New Roman" w:hAnsi="Times New Roman"/>
-                <w:sz w:val="17"/>
+                <w:sz w:val="18"/>
               </w:rPr>
               <w:t>Sangat Layak</w:t>
             </w:r>
@@ -30602,102 +30766,103 @@
       <w:tr>
         <w:trPr>
           <w:jc w:val="center"/>
+          <w:cantSplit/>
         </w:trPr>
         <w:tc>
           <w:tcPr>
-            <w:tcW w:w="510" w:type="dxa"/>
-            <w:vAlign w:val="center"/>
-          </w:tcPr>
-          <w:p>
-            <w:pPr>
-              <w:spacing w:line="240" w:lineRule="auto" w:after="0"/>
+            <w:tcW w:w="500" w:type="dxa"/>
+            <w:vAlign w:val="center"/>
+          </w:tcPr>
+          <w:p>
+            <w:pPr>
+              <w:spacing w:line="240" w:lineRule="auto" w:after="0" w:before="0"/>
+              <w:ind w:firstLine="0"/>
+              <w:jc w:val="center"/>
+            </w:pPr>
+            <w:r>
+              <w:rPr>
+                <w:rFonts w:ascii="Times New Roman" w:hAnsi="Times New Roman"/>
+                <w:sz w:val="18"/>
+              </w:rPr>
+              <w:t>3</w:t>
+            </w:r>
+          </w:p>
+        </w:tc>
+        <w:tc>
+          <w:tcPr>
+            <w:tcW w:w="3000" w:type="dxa"/>
+            <w:vAlign w:val="center"/>
+          </w:tcPr>
+          <w:p>
+            <w:pPr>
+              <w:spacing w:line="240" w:lineRule="auto" w:after="0" w:before="0"/>
               <w:ind w:firstLine="0"/>
               <w:jc w:val="left"/>
             </w:pPr>
             <w:r>
               <w:rPr>
                 <w:rFonts w:ascii="Times New Roman" w:hAnsi="Times New Roman"/>
-                <w:sz w:val="17"/>
-              </w:rPr>
-              <w:t>3</w:t>
-            </w:r>
-          </w:p>
-        </w:tc>
-        <w:tc>
-          <w:tcPr>
-            <w:tcW w:w="2948" w:type="dxa"/>
-            <w:vAlign w:val="center"/>
-          </w:tcPr>
-          <w:p>
-            <w:pPr>
-              <w:spacing w:line="240" w:lineRule="auto" w:after="0"/>
+                <w:sz w:val="18"/>
+              </w:rPr>
+              <w:t>Pembagian hasil</w:t>
+            </w:r>
+          </w:p>
+        </w:tc>
+        <w:tc>
+          <w:tcPr>
+            <w:tcW w:w="1000" w:type="dxa"/>
+            <w:vAlign w:val="center"/>
+          </w:tcPr>
+          <w:p>
+            <w:pPr>
+              <w:spacing w:line="240" w:lineRule="auto" w:after="0" w:before="0"/>
               <w:ind w:firstLine="0"/>
               <w:jc w:val="left"/>
             </w:pPr>
             <w:r>
               <w:rPr>
                 <w:rFonts w:ascii="Times New Roman" w:hAnsi="Times New Roman"/>
-                <w:sz w:val="17"/>
-              </w:rPr>
-              <w:t>Pembagian hasil</w:t>
-            </w:r>
-          </w:p>
-        </w:tc>
-        <w:tc>
-          <w:tcPr>
-            <w:tcW w:w="1134" w:type="dxa"/>
-            <w:vAlign w:val="center"/>
-          </w:tcPr>
-          <w:p>
-            <w:pPr>
-              <w:spacing w:line="240" w:lineRule="auto" w:after="0"/>
+                <w:sz w:val="18"/>
+              </w:rPr>
+              <w:t>15</w:t>
+            </w:r>
+          </w:p>
+        </w:tc>
+        <w:tc>
+          <w:tcPr>
+            <w:tcW w:w="1500" w:type="dxa"/>
+            <w:vAlign w:val="center"/>
+          </w:tcPr>
+          <w:p>
+            <w:pPr>
+              <w:spacing w:line="240" w:lineRule="auto" w:after="0" w:before="0"/>
               <w:ind w:firstLine="0"/>
               <w:jc w:val="left"/>
             </w:pPr>
             <w:r>
               <w:rPr>
                 <w:rFonts w:ascii="Times New Roman" w:hAnsi="Times New Roman"/>
-                <w:sz w:val="17"/>
-              </w:rPr>
-              <w:t>15</w:t>
-            </w:r>
-          </w:p>
-        </w:tc>
-        <w:tc>
-          <w:tcPr>
-            <w:tcW w:w="1474" w:type="dxa"/>
-            <w:vAlign w:val="center"/>
-          </w:tcPr>
-          <w:p>
-            <w:pPr>
-              <w:spacing w:line="240" w:lineRule="auto" w:after="0"/>
+                <w:sz w:val="18"/>
+              </w:rPr>
+              <w:t>100%</w:t>
+            </w:r>
+          </w:p>
+        </w:tc>
+        <w:tc>
+          <w:tcPr>
+            <w:tcW w:w="3360" w:type="dxa"/>
+            <w:vAlign w:val="center"/>
+          </w:tcPr>
+          <w:p>
+            <w:pPr>
+              <w:spacing w:line="240" w:lineRule="auto" w:after="0" w:before="0"/>
               <w:ind w:firstLine="0"/>
               <w:jc w:val="left"/>
             </w:pPr>
             <w:r>
               <w:rPr>
                 <w:rFonts w:ascii="Times New Roman" w:hAnsi="Times New Roman"/>
-                <w:sz w:val="17"/>
-              </w:rPr>
-              <w:t>100%</w:t>
-            </w:r>
-          </w:p>
-        </w:tc>
-        <w:tc>
-          <w:tcPr>
-            <w:tcW w:w="1871" w:type="dxa"/>
-            <w:vAlign w:val="center"/>
-          </w:tcPr>
-          <w:p>
-            <w:pPr>
-              <w:spacing w:line="240" w:lineRule="auto" w:after="0"/>
-              <w:ind w:firstLine="0"/>
-              <w:jc w:val="left"/>
-            </w:pPr>
-            <w:r>
-              <w:rPr>
-                <w:rFonts w:ascii="Times New Roman" w:hAnsi="Times New Roman"/>
-                <w:sz w:val="17"/>
+                <w:sz w:val="18"/>
               </w:rPr>
               <w:t>Sangat Layak</w:t>
             </w:r>
@@ -30707,102 +30872,103 @@
       <w:tr>
         <w:trPr>
           <w:jc w:val="center"/>
+          <w:cantSplit/>
         </w:trPr>
         <w:tc>
           <w:tcPr>
-            <w:tcW w:w="510" w:type="dxa"/>
-            <w:vAlign w:val="center"/>
-          </w:tcPr>
-          <w:p>
-            <w:pPr>
-              <w:spacing w:line="240" w:lineRule="auto" w:after="0"/>
+            <w:tcW w:w="500" w:type="dxa"/>
+            <w:vAlign w:val="center"/>
+          </w:tcPr>
+          <w:p>
+            <w:pPr>
+              <w:spacing w:line="240" w:lineRule="auto" w:after="0" w:before="0"/>
+              <w:ind w:firstLine="0"/>
+              <w:jc w:val="center"/>
+            </w:pPr>
+            <w:r>
+              <w:rPr>
+                <w:rFonts w:ascii="Times New Roman" w:hAnsi="Times New Roman"/>
+                <w:sz w:val="18"/>
+              </w:rPr>
+              <w:t>4</w:t>
+            </w:r>
+          </w:p>
+        </w:tc>
+        <w:tc>
+          <w:tcPr>
+            <w:tcW w:w="3000" w:type="dxa"/>
+            <w:vAlign w:val="center"/>
+          </w:tcPr>
+          <w:p>
+            <w:pPr>
+              <w:spacing w:line="240" w:lineRule="auto" w:after="0" w:before="0"/>
               <w:ind w:firstLine="0"/>
               <w:jc w:val="left"/>
             </w:pPr>
             <w:r>
               <w:rPr>
                 <w:rFonts w:ascii="Times New Roman" w:hAnsi="Times New Roman"/>
-                <w:sz w:val="17"/>
-              </w:rPr>
-              <w:t>4</w:t>
-            </w:r>
-          </w:p>
-        </w:tc>
-        <w:tc>
-          <w:tcPr>
-            <w:tcW w:w="2948" w:type="dxa"/>
-            <w:vAlign w:val="center"/>
-          </w:tcPr>
-          <w:p>
-            <w:pPr>
-              <w:spacing w:line="240" w:lineRule="auto" w:after="0"/>
+                <w:sz w:val="18"/>
+              </w:rPr>
+              <w:t>Pembatasan role</w:t>
+            </w:r>
+          </w:p>
+        </w:tc>
+        <w:tc>
+          <w:tcPr>
+            <w:tcW w:w="1000" w:type="dxa"/>
+            <w:vAlign w:val="center"/>
+          </w:tcPr>
+          <w:p>
+            <w:pPr>
+              <w:spacing w:line="240" w:lineRule="auto" w:after="0" w:before="0"/>
               <w:ind w:firstLine="0"/>
               <w:jc w:val="left"/>
             </w:pPr>
             <w:r>
               <w:rPr>
                 <w:rFonts w:ascii="Times New Roman" w:hAnsi="Times New Roman"/>
-                <w:sz w:val="17"/>
-              </w:rPr>
-              <w:t>Pembatasan role</w:t>
-            </w:r>
-          </w:p>
-        </w:tc>
-        <w:tc>
-          <w:tcPr>
-            <w:tcW w:w="1134" w:type="dxa"/>
-            <w:vAlign w:val="center"/>
-          </w:tcPr>
-          <w:p>
-            <w:pPr>
-              <w:spacing w:line="240" w:lineRule="auto" w:after="0"/>
+                <w:sz w:val="18"/>
+              </w:rPr>
+              <w:t>14</w:t>
+            </w:r>
+          </w:p>
+        </w:tc>
+        <w:tc>
+          <w:tcPr>
+            <w:tcW w:w="1500" w:type="dxa"/>
+            <w:vAlign w:val="center"/>
+          </w:tcPr>
+          <w:p>
+            <w:pPr>
+              <w:spacing w:line="240" w:lineRule="auto" w:after="0" w:before="0"/>
               <w:ind w:firstLine="0"/>
               <w:jc w:val="left"/>
             </w:pPr>
             <w:r>
               <w:rPr>
                 <w:rFonts w:ascii="Times New Roman" w:hAnsi="Times New Roman"/>
-                <w:sz w:val="17"/>
-              </w:rPr>
-              <w:t>14</w:t>
-            </w:r>
-          </w:p>
-        </w:tc>
-        <w:tc>
-          <w:tcPr>
-            <w:tcW w:w="1474" w:type="dxa"/>
-            <w:vAlign w:val="center"/>
-          </w:tcPr>
-          <w:p>
-            <w:pPr>
-              <w:spacing w:line="240" w:lineRule="auto" w:after="0"/>
+                <w:sz w:val="18"/>
+              </w:rPr>
+              <w:t>93,33%</w:t>
+            </w:r>
+          </w:p>
+        </w:tc>
+        <w:tc>
+          <w:tcPr>
+            <w:tcW w:w="3360" w:type="dxa"/>
+            <w:vAlign w:val="center"/>
+          </w:tcPr>
+          <w:p>
+            <w:pPr>
+              <w:spacing w:line="240" w:lineRule="auto" w:after="0" w:before="0"/>
               <w:ind w:firstLine="0"/>
               <w:jc w:val="left"/>
             </w:pPr>
             <w:r>
               <w:rPr>
                 <w:rFonts w:ascii="Times New Roman" w:hAnsi="Times New Roman"/>
-                <w:sz w:val="17"/>
-              </w:rPr>
-              <w:t>93,33%</w:t>
-            </w:r>
-          </w:p>
-        </w:tc>
-        <w:tc>
-          <w:tcPr>
-            <w:tcW w:w="1871" w:type="dxa"/>
-            <w:vAlign w:val="center"/>
-          </w:tcPr>
-          <w:p>
-            <w:pPr>
-              <w:spacing w:line="240" w:lineRule="auto" w:after="0"/>
-              <w:ind w:firstLine="0"/>
-              <w:jc w:val="left"/>
-            </w:pPr>
-            <w:r>
-              <w:rPr>
-                <w:rFonts w:ascii="Times New Roman" w:hAnsi="Times New Roman"/>
-                <w:sz w:val="17"/>
+                <w:sz w:val="18"/>
               </w:rPr>
               <w:t>Sangat Layak</w:t>
             </w:r>
@@ -30812,102 +30978,103 @@
       <w:tr>
         <w:trPr>
           <w:jc w:val="center"/>
+          <w:cantSplit/>
         </w:trPr>
         <w:tc>
           <w:tcPr>
-            <w:tcW w:w="510" w:type="dxa"/>
-            <w:vAlign w:val="center"/>
-          </w:tcPr>
-          <w:p>
-            <w:pPr>
-              <w:spacing w:line="240" w:lineRule="auto" w:after="0"/>
+            <w:tcW w:w="500" w:type="dxa"/>
+            <w:vAlign w:val="center"/>
+          </w:tcPr>
+          <w:p>
+            <w:pPr>
+              <w:spacing w:line="240" w:lineRule="auto" w:after="0" w:before="0"/>
+              <w:ind w:firstLine="0"/>
+              <w:jc w:val="center"/>
+            </w:pPr>
+            <w:r>
+              <w:rPr>
+                <w:rFonts w:ascii="Times New Roman" w:hAnsi="Times New Roman"/>
+                <w:sz w:val="18"/>
+              </w:rPr>
+              <w:t>5</w:t>
+            </w:r>
+          </w:p>
+        </w:tc>
+        <w:tc>
+          <w:tcPr>
+            <w:tcW w:w="3000" w:type="dxa"/>
+            <w:vAlign w:val="center"/>
+          </w:tcPr>
+          <w:p>
+            <w:pPr>
+              <w:spacing w:line="240" w:lineRule="auto" w:after="0" w:before="0"/>
               <w:ind w:firstLine="0"/>
               <w:jc w:val="left"/>
             </w:pPr>
             <w:r>
               <w:rPr>
                 <w:rFonts w:ascii="Times New Roman" w:hAnsi="Times New Roman"/>
-                <w:sz w:val="17"/>
-              </w:rPr>
-              <w:t>5</w:t>
-            </w:r>
-          </w:p>
-        </w:tc>
-        <w:tc>
-          <w:tcPr>
-            <w:tcW w:w="2948" w:type="dxa"/>
-            <w:vAlign w:val="center"/>
-          </w:tcPr>
-          <w:p>
-            <w:pPr>
-              <w:spacing w:line="240" w:lineRule="auto" w:after="0"/>
+                <w:sz w:val="18"/>
+              </w:rPr>
+              <w:t>Informasi laporan</w:t>
+            </w:r>
+          </w:p>
+        </w:tc>
+        <w:tc>
+          <w:tcPr>
+            <w:tcW w:w="1000" w:type="dxa"/>
+            <w:vAlign w:val="center"/>
+          </w:tcPr>
+          <w:p>
+            <w:pPr>
+              <w:spacing w:line="240" w:lineRule="auto" w:after="0" w:before="0"/>
               <w:ind w:firstLine="0"/>
               <w:jc w:val="left"/>
             </w:pPr>
             <w:r>
               <w:rPr>
                 <w:rFonts w:ascii="Times New Roman" w:hAnsi="Times New Roman"/>
-                <w:sz w:val="17"/>
-              </w:rPr>
-              <w:t>Informasi laporan</w:t>
-            </w:r>
-          </w:p>
-        </w:tc>
-        <w:tc>
-          <w:tcPr>
-            <w:tcW w:w="1134" w:type="dxa"/>
-            <w:vAlign w:val="center"/>
-          </w:tcPr>
-          <w:p>
-            <w:pPr>
-              <w:spacing w:line="240" w:lineRule="auto" w:after="0"/>
+                <w:sz w:val="18"/>
+              </w:rPr>
+              <w:t>14</w:t>
+            </w:r>
+          </w:p>
+        </w:tc>
+        <w:tc>
+          <w:tcPr>
+            <w:tcW w:w="1500" w:type="dxa"/>
+            <w:vAlign w:val="center"/>
+          </w:tcPr>
+          <w:p>
+            <w:pPr>
+              <w:spacing w:line="240" w:lineRule="auto" w:after="0" w:before="0"/>
               <w:ind w:firstLine="0"/>
               <w:jc w:val="left"/>
             </w:pPr>
             <w:r>
               <w:rPr>
                 <w:rFonts w:ascii="Times New Roman" w:hAnsi="Times New Roman"/>
-                <w:sz w:val="17"/>
-              </w:rPr>
-              <w:t>14</w:t>
-            </w:r>
-          </w:p>
-        </w:tc>
-        <w:tc>
-          <w:tcPr>
-            <w:tcW w:w="1474" w:type="dxa"/>
-            <w:vAlign w:val="center"/>
-          </w:tcPr>
-          <w:p>
-            <w:pPr>
-              <w:spacing w:line="240" w:lineRule="auto" w:after="0"/>
+                <w:sz w:val="18"/>
+              </w:rPr>
+              <w:t>93,33%</w:t>
+            </w:r>
+          </w:p>
+        </w:tc>
+        <w:tc>
+          <w:tcPr>
+            <w:tcW w:w="3360" w:type="dxa"/>
+            <w:vAlign w:val="center"/>
+          </w:tcPr>
+          <w:p>
+            <w:pPr>
+              <w:spacing w:line="240" w:lineRule="auto" w:after="0" w:before="0"/>
               <w:ind w:firstLine="0"/>
               <w:jc w:val="left"/>
             </w:pPr>
             <w:r>
               <w:rPr>
                 <w:rFonts w:ascii="Times New Roman" w:hAnsi="Times New Roman"/>
-                <w:sz w:val="17"/>
-              </w:rPr>
-              <w:t>93,33%</w:t>
-            </w:r>
-          </w:p>
-        </w:tc>
-        <w:tc>
-          <w:tcPr>
-            <w:tcW w:w="1871" w:type="dxa"/>
-            <w:vAlign w:val="center"/>
-          </w:tcPr>
-          <w:p>
-            <w:pPr>
-              <w:spacing w:line="240" w:lineRule="auto" w:after="0"/>
-              <w:ind w:firstLine="0"/>
-              <w:jc w:val="left"/>
-            </w:pPr>
-            <w:r>
-              <w:rPr>
-                <w:rFonts w:ascii="Times New Roman" w:hAnsi="Times New Roman"/>
-                <w:sz w:val="17"/>
+                <w:sz w:val="18"/>
               </w:rPr>
               <w:t>Sangat Layak</w:t>
             </w:r>
